--- a/docs/informe_final.docx
+++ b/docs/informe_final.docx
@@ -319,7 +319,7 @@
         <w:rPr>
           <w:color w:val="000000"/>
         </w:rPr>
-        <w:t xml:space="preserve">La Ciénaga Grande de Santa Marta (CGSM), sitio Ramsar Nº 562 y Reserva de la Biosfera UNESCO, sostiene el complejo lagunar costero más extenso de Colombia, cuya cobertura de manglar ha experimentado ciclos recurrentes de degradación y recuperación bajo el forzamiento conjunto de la hipersalinización crónica, los eventos El Niño-Oscilación del Sur (ENSO) y la regulación hídrica derivada de la apertura de canales entre 1996 y 1998. El presente estudio caracteriza la dinámica espaciotemporal del manglar de la CGSM entre 2013 y 2025 sobre el área protegida oficial, Santuario de Fauna y Flora CGSM (SFF) y Vía Parque Isla de Salamanca (VPI), 835,3 km² en conjunto, mediante un pipeline multilenguaje (Python, R y Julia) que integra 929 observaciones mensuales del Índice de Vegetación de Diferencia Normalizada (NDVI; valores entre −1 y +1, con lecturas superiores a 0,4 asociadas a vegetación sana) combinadas a partir de Landsat 8 y Sentinel-2, segmentación promptable con SamGeo, métricas de fragmentación en el sistema de referencia EPSG:9377, detección de inundación con radar de apertura sintética Sentinel-1 (SAR, polarización vertical-horizontal VH), y cuatro forzamientos climático-hidrológicos (reanálisis ERA5-Land del ECMWF, índices ENSO Oceanic Niño Index (ONI) y Southern Oscillation Index (SOI) de la NOAA, caudal IDEAM-DHIME del río Magdalena y el río Aracataca, y precipitación satelital CHIRPS). Los resultados identifican quiebres bfast generalizados en 2016 ,asociados a El Niño 2015–2016, y un evento de mortandad puntual en septiembre 2020 bajo La Niña con 43,08 km² de inundación bajo dosel detectada por SAR; la cobertura se contrae de 12.426 a 4.037 ha con consolidación estructural (área media de parche 157 → 269 ha) y recuperación del NDVI mediano del dosel de 0,60 a 0,80 desde 2022. La validación doble contra cartografía oficial INVEMAR 1:25.000 y ESA WorldCover v200 arroja F1 = 0,583 y 0,548 para el clasificador por umbrales, y F1 = 0,826 y 0,889 para el clasificador supervisado Random Forest. El pipeline materializa el Nivel 2 del paradigma Digital Twin mediante un módulo operativo de alertas tempranas que reporta cinco estaciones estables, tres en alerta y ninguna crítica al cierre de 2025.</w:t>
+        <w:t xml:space="preserve">La Ciénaga Grande de Santa Marta (CGSM), sitio Ramsar Nº 562 y Reserva de la Biosfera UNESCO, sostiene el complejo lagunar costero más extenso de Colombia. Su cobertura de manglar ha experimentado ciclos recurrentes de degradación y recuperación asociados a la hipersalinización crónica, los eventos El Niño-Oscilación del Sur (ENSO) y la regulación hídrica derivada de la apertura de canales entre 1996 y 1998. El presente estudio caracteriza la dinámica espaciotemporal del manglar de la CGSM entre 2013 y 2025 sobre las 835,3 km² del área protegida oficial (Santuario de Fauna y Flora y Vía Parque Isla de Salamanca) mediante un pipeline multilenguaje (Python, R y Julia) que integra 929 observaciones mensuales del Índice de Vegetación de Diferencia Normalizada (NDVI) combinadas Landsat 8 + Sentinel-2, segmentación promptable con SamGeo, métricas de fragmentación en EPSG:9377, detección de inundación con radar Sentinel-1 SAR y cuatro forzamientos climático-hidrológicos (ERA5-Land, índices ENSO de la NOAA, caudal IDEAM y precipitación CHIRPS). Los resultados identifican quiebres bfast generalizados en 2016 y un evento de mortandad puntual en septiembre 2020 con 43,08 km² de inundación bajo dosel; la cobertura se contrae de 12.426 a 4.037 ha con consolidación estructural (área media de parche 157 → 269 ha) y el NDVI mediano del dosel se recupera de 0,60 a 0,80 desde 2022. La validación doble contra INVEMAR 1:25.000 y ESA WorldCover v200 arroja F1 = 0,583 y 0,548 para el clasificador por umbrales, y F1 = 0,826 y 0,889 para Random Forest. El pipeline materializa el Nivel 2 del paradigma Digital Twin mediante un módulo operativo de alertas tempranas que reporta cinco estaciones estables, tres en alerta y ninguna crítica al cierre de 2025. Las siglas restantes se definen en su primera ocurrencia en el cuerpo del informe.</w:t>
       </w:r>
     </w:p>
     <w:p>
@@ -379,7 +379,7 @@
         <w:rPr>
           <w:color w:val="000000"/>
         </w:rPr>
-        <w:t xml:space="preserve">El monitoreo de manglares mediante teledetección ha evolucionado de manera sostenida en la última década, de modo que se ha transitado del inventario global a partir de mosaicos Landsat circa-2000 (Giri et al., 2011) y de las series globales continuas en alta resolución temporal (Hamilton y Casey, 2016) hacia el uso de la colección Sentinel-2, cuya resolución espacial de 10 metros y temporal de 5 días ha mejorado sustancialmente la capacidad de detectar cambios fenológicos y perturbaciones a escala local. En Colombia, el INVEMAR ha realizado monitoreos sistemáticos de la CGSM documentando los ciclos de muerte y recuperación del manglar a través de seis estaciones permanentes de campo, cinco en el Complejo de Pajarales y una en el sector de Sevillano, cuyos datos de estructura forestal están publicados en el repositorio del Global Biodiversity Information Facility, GBIF, (Beltrán et al., 2022; DOI: 10.15472/0fqdp4). No obstante, estos estudios se basan principalmente en interpretación visual o clasificaciónes supervisadas clásicas, sin recurrir al análisis automático basado en modelos de fundación como el Segment Anything Model, SAM, de Meta AI, adaptado para datos geoespaciales a través de SamGeo (Wu y Osco, 2023), que permite realizar segmentación promptable —el modelo separa cada objeto visible en la imagen guiado por puntos o cajas que el usuario marca— sin necesidad de grandes conjuntos de datos etiquetados.</w:t>
+        <w:t xml:space="preserve">El monitoreo de manglares mediante teledetección ha evolucionado de manera sostenida en la última década, de modo que se ha transitado del inventario global a partir de mosaicos Landsat circa-2000 (Giri et al., 2011) y de las series globales continuas en alta resolución temporal (Hamilton y Casey, 2016) hacia el uso de la colección Sentinel-2, cuya resolución espacial de 10 metros y temporal de 5 días ha mejorado sustancialmente la capacidad de detectar cambios fenológicos y perturbaciones a escala local. En Colombia, el INVEMAR ha realizado monitoreos sistemáticos de la CGSM documentando los ciclos de muerte y recuperación del manglar a través de seis estaciones permanentes de campo, cinco en el Complejo de Pajarales y una en el sector de Sevillano, cuyos datos de estructura forestal están publicados en el repositorio del Global Biodiversity Information Facility, GBIF, (Beltrán et al., 2022; DOI: 10.15472/0fqdp4). No obstante, estos estudios se basan principalmente en interpretación visual o clasificaciónes supervisadas clásicas, sin recurrir al análisis automático basado en modelos fundacionales como el Segment Anything Model, SAM, de Meta AI, adaptado para datos geoespaciales a través de SamGeo (Wu y Osco, 2023), que permite realizar segmentación promptable —el modelo separa cada objeto visible en la imagen guiado por puntos o cajas que el usuario marca— sin necesidad de grandes conjuntos de datos etiquetados.</w:t>
       </w:r>
     </w:p>
     <w:p>
@@ -461,7 +461,7 @@
         <w:rPr>
           <w:color w:val="000000"/>
         </w:rPr>
-        <w:t xml:space="preserve">La aparición de modelos de fundación como el Segment Anything Model de Meta AI (Kirillov et al., 2023), adaptado a datos geoespaciales a través de SamGeo (Wu y Osco, 2023), permite realizar segmentación promptable sin grandes conjuntos de datos etiquetados, mediante prompts geométricos o text prompts aportados por el detector Grounding DINO acoplado. La plataforma OpenGeoAI, liderada por el profesor Qiusheng Wu, integra geemap, leafmap y SamGeo con GEE para construir cadenas de procesamiento geoespacial completas en la nube. El concepto de Digital Twin aplicado a humedales, explorado recientemente como marco para el monitoreo y la gestión de ecosistemas (Lu et al., 2026), combina observación de la Tierra, modelos físicos y aprendizaje automático para reflejar dinámicamente el estado del sistema. En este marco, el componente de monitoreo basado en teledetección desarrollado en este proyecto podría servir como capa de actualización para un futuro gemelo digital, sin pretender agotar la complejidad de un sistema acoplado de observación-modelación-simulación.</w:t>
+        <w:t xml:space="preserve">La aparición de modelos fundacionales como el Segment Anything Model de Meta AI (Kirillov et al., 2023), adaptado a datos geoespaciales a través de SamGeo (Wu y Osco, 2023), permite realizar segmentación promptable sin grandes conjuntos de datos etiquetados, mediante prompts geométricos o prompts textuales aportados por el detector Grounding DINO acoplado. La plataforma OpenGeoAI, liderada por el profesor Qiusheng Wu, integra geemap, leafmap y SamGeo con GEE para construir cadenas de procesamiento geoespacial completas en la nube. El concepto de Digital Twin aplicado a humedales, explorado recientemente como marco para el monitoreo y la gestión de ecosistemas (Lu et al., 2026), combina observación de la Tierra, modelos físicos y aprendizaje automático para reflejar dinámicamente el estado del sistema. En este marco, el componente de monitoreo basado en teledetección desarrollado en este proyecto podría servir como capa de actualización para un futuro gemelo digital, sin pretender agotar la complejidad de un sistema acoplado de observación-modelación-simulación.</w:t>
       </w:r>
     </w:p>
     <w:bookmarkEnd w:id="23"/>
@@ -621,7 +621,7 @@
               </w:rPr>
               <w:drawing>
                 <wp:inline>
-                  <wp:extent cx="3840480" cy="2804561"/>
+                  <wp:extent cx="3200400" cy="2337134"/>
                   <wp:effectExtent b="0" l="0" r="0" t="0"/>
                   <wp:docPr descr="" title="" id="28" name="Picture"/>
                   <a:graphic>
@@ -642,7 +642,7 @@
                         <pic:spPr bwMode="auto">
                           <a:xfrm>
                             <a:off x="0" y="0"/>
-                            <a:ext cx="3840480" cy="2804561"/>
+                            <a:ext cx="3200400" cy="2337134"/>
                           </a:xfrm>
                           <a:prstGeom prst="rect">
                             <a:avLst/>
@@ -2421,7 +2421,7 @@
               </w:rPr>
               <w:drawing>
                 <wp:inline>
-                  <wp:extent cx="3627120" cy="3108122"/>
+                  <wp:extent cx="3200400" cy="2742460"/>
                   <wp:effectExtent b="0" l="0" r="0" t="0"/>
                   <wp:docPr descr="" title="" id="37" name="Picture"/>
                   <a:graphic>
@@ -2442,7 +2442,7 @@
                         <pic:spPr bwMode="auto">
                           <a:xfrm>
                             <a:off x="0" y="0"/>
-                            <a:ext cx="3627120" cy="3108122"/>
+                            <a:ext cx="3200400" cy="2742460"/>
                           </a:xfrm>
                           <a:prstGeom prst="rect">
                             <a:avLst/>
@@ -10368,7 +10368,7 @@
               </w:rPr>
               <w:drawing>
                 <wp:inline>
-                  <wp:extent cx="4000500" cy="3325964"/>
+                  <wp:extent cx="3200400" cy="2660771"/>
                   <wp:effectExtent b="0" l="0" r="0" t="0"/>
                   <wp:docPr descr="" title="" id="105" name="Picture"/>
                   <a:graphic>
@@ -10389,7 +10389,7 @@
                         <pic:spPr bwMode="auto">
                           <a:xfrm>
                             <a:off x="0" y="0"/>
-                            <a:ext cx="4000500" cy="3325964"/>
+                            <a:ext cx="3200400" cy="2660771"/>
                           </a:xfrm>
                           <a:prstGeom prst="rect">
                             <a:avLst/>
@@ -11145,7 +11145,7 @@
               </w:rPr>
               <w:drawing>
                 <wp:inline>
-                  <wp:extent cx="3627120" cy="2578560"/>
+                  <wp:extent cx="3200400" cy="2275200"/>
                   <wp:effectExtent b="0" l="0" r="0" t="0"/>
                   <wp:docPr descr="" title="" id="110" name="Picture"/>
                   <a:graphic>
@@ -11166,7 +11166,7 @@
                         <pic:spPr bwMode="auto">
                           <a:xfrm>
                             <a:off x="0" y="0"/>
-                            <a:ext cx="3627120" cy="2578560"/>
+                            <a:ext cx="3200400" cy="2275200"/>
                           </a:xfrm>
                           <a:prstGeom prst="rect">
                             <a:avLst/>

--- a/docs/informe_final.docx
+++ b/docs/informe_final.docx
@@ -319,7 +319,7 @@
         <w:rPr>
           <w:color w:val="000000"/>
         </w:rPr>
-        <w:t xml:space="preserve">La Ciénaga Grande de Santa Marta (CGSM), sitio Ramsar Nº 562 y Reserva de la Biosfera UNESCO, sostiene el complejo lagunar costero más extenso de Colombia. Su cobertura de manglar ha experimentado ciclos recurrentes de degradación y recuperación asociados a la hipersalinización crónica, los eventos El Niño-Oscilación del Sur (ENSO) y la regulación hídrica derivada de la apertura de canales entre 1996 y 1998. El presente estudio caracteriza la dinámica espaciotemporal del manglar de la CGSM entre 2013 y 2025 sobre las 835,3 km² del área protegida oficial (Santuario de Fauna y Flora y Vía Parque Isla de Salamanca) mediante un pipeline multilenguaje (Python, R y Julia) que integra 929 observaciones mensuales del Índice de Vegetación de Diferencia Normalizada (NDVI) combinadas Landsat 8 + Sentinel-2, segmentación promptable con SamGeo, métricas de fragmentación en EPSG:9377, detección de inundación con radar Sentinel-1 SAR y cuatro forzamientos climático-hidrológicos (ERA5-Land, índices ENSO de la NOAA, caudal IDEAM y precipitación CHIRPS). Los resultados identifican quiebres bfast generalizados en 2016 y un evento de mortandad puntual en septiembre 2020 con 43,08 km² de inundación bajo dosel; la cobertura se contrae de 12.426 a 4.037 ha con consolidación estructural (área media de parche 157 → 269 ha) y el NDVI mediano del dosel se recupera de 0,60 a 0,80 desde 2022. La validación doble contra INVEMAR 1:25.000 y ESA WorldCover v200 arroja F1 = 0,583 y 0,548 para el clasificador por umbrales, y F1 = 0,826 y 0,889 para Random Forest. El pipeline materializa el Nivel 2 del paradigma Digital Twin mediante un módulo operativo de alertas tempranas que reporta cinco estaciones estables, tres en alerta y ninguna crítica al cierre de 2025. Las siglas restantes se definen en su primera ocurrencia en el cuerpo del informe.</w:t>
+        <w:t xml:space="preserve">La Ciénaga Grande de Santa Marta (CGSM), sitio Ramsar Nº 562 y Reserva de la Biosfera UNESCO, sostiene el complejo lagunar costero más extenso de Colombia. Su cobertura de manglar ha experimentado ciclos recurrentes de degradación y recuperación asociados a la hipersalinización crónica, los eventos El Niño-Oscilación del Sur (ENSO) y la regulación hídrica derivada de la apertura de canales entre 1996 y 1998. El presente estudio caracteriza la dinámica espaciotemporal del manglar de la CGSM entre 2013 y 2025 sobre las 835,3 km² del área protegida oficial (Santuario de Fauna y Flora y Vía Parque Isla de Salamanca) mediante un pipeline multilenguaje (Python, R y Julia) que integra 929 observaciones mensuales del Índice de Vegetación de Diferencia Normalizada (NDVI) combinadas Landsat 8 + Sentinel-2, segmentación guiada por prompts con SamGeo, métricas de fragmentación en EPSG:9377, detección de inundación con radar Sentinel-1 SAR y cuatro forzamientos climático-hidrológicos (ERA5-Land, índices ENSO de la NOAA, caudal IDEAM y precipitación CHIRPS). Los resultados identifican quiebres bfast generalizados en 2016 y un evento de mortandad puntual en septiembre 2020 con 43,08 km² de inundación bajo dosel; la cobertura se contrae de 12.426 a 4.037 ha con consolidación estructural (área media de parche 157 → 269 ha) y el NDVI mediano del dosel se recupera de 0,60 a 0,80 desde 2022. La validación doble contra INVEMAR 1:25.000 y ESA WorldCover v200 arroja F1 = 0,583 y 0,548 para el clasificador por umbrales, y F1 = 0,826 y 0,889 para Random Forest. El pipeline materializa el Nivel 2 del paradigma Digital Twin mediante un módulo operativo de alertas tempranas que reporta cinco estaciones estables, tres en alerta y ninguna crítica al cierre de 2025.</w:t>
       </w:r>
     </w:p>
     <w:p>
@@ -368,7 +368,7 @@
         <w:rPr>
           <w:color w:val="000000"/>
         </w:rPr>
-        <w:t xml:space="preserve">La Ciénaga Grande de Santa Marta, CGSM, constituye el sistema lagunar costero más extenso de Colombia y uno de los humedales de mayor relevancia ecológica en América Latina, gracias a que sus extensas coberturas de manglar cumplen funciones de regulación hídrica, protección costera y sostenimiento de la pesca artesanal regional (Instituto de Investigaciones Marinas y Costeras [INVEMAR], 2024). Reconocida como sitio Ramsar desde 1998 y Reserva de Biosfera UNESCO desde 2000, la CGSM ha sido objeto de múltiples figuras de protección que reconocen su importancia ecológica; sin embargo, desde la década de los noventa el sistema ha experimentado una degradación severa y ciclica de su cobertura de manglar, impulsada por la interrupción del flujo hídrico tras la construcción de la carretera Ciénaga–Barranquilla en los años cincuenta, la hipersalinización resultante, la deforestación para actividades agropecuarias y la intensificación de los eventos ENSO, especialmente La Niña, de modo que aunque la reapertura de cinco canales hidráulicos entre 1996 y 1998 promovio una recuperación parcial, la dinámica del ecosistema continúa siendo inestable y los ciclos de degradación y recuperación no están completamente caracterizados a alta resolución espaciotemporal (INVEMAR, 2024).</w:t>
+        <w:t xml:space="preserve">La Ciénaga Grande de Santa Marta, CGSM, constituye el sistema lagunar costero más extenso de Colombia y uno de los humedales de mayor relevancia ecológica en América Latina, gracias a que sus extensas coberturas de manglar cumplen funciones de regulación hídrica, protección costera y sostenimiento de la pesca artesanal regional (Instituto de Investigaciones Marinas y Costeras [INVEMAR], 2024). Reconocida como sitio Ramsar desde 1998 y Reserva de Biosfera UNESCO desde 2000, la CGSM ha sido objeto de múltiples figuras de protección que reconocen su importancia ecológica; sin embargo, desde la década de los noventa el sistema ha experimentado una degradación severa y cíclica de su cobertura de manglar, impulsada por la interrupción del flujo hídrico tras la construcción de la carretera Ciénaga–Barranquilla en los años cincuenta, la hipersalinización resultante, la deforestación para actividades agropecuarias y la intensificación de los eventos ENSO, especialmente La Niña, de modo que aunque la reapertura de cinco canales hidráulicos entre 1996 y 1998 promovió una recuperación parcial, la dinámica del ecosistema continúa siendo inestable y los ciclos de degradación y recuperación no están completamente caracterizados a alta resolución espaciotemporal (INVEMAR, 2024).</w:t>
       </w:r>
     </w:p>
     <w:p>
@@ -379,7 +379,7 @@
         <w:rPr>
           <w:color w:val="000000"/>
         </w:rPr>
-        <w:t xml:space="preserve">El monitoreo de manglares mediante teledetección ha evolucionado de manera sostenida en la última década, de modo que se ha transitado del inventario global a partir de mosaicos Landsat circa-2000 (Giri et al., 2011) y de las series globales continuas en alta resolución temporal (Hamilton y Casey, 2016) hacia el uso de la colección Sentinel-2, cuya resolución espacial de 10 metros y temporal de 5 días ha mejorado sustancialmente la capacidad de detectar cambios fenológicos y perturbaciones a escala local. En Colombia, el INVEMAR ha realizado monitoreos sistemáticos de la CGSM documentando los ciclos de muerte y recuperación del manglar a través de seis estaciones permanentes de campo, cinco en el Complejo de Pajarales y una en el sector de Sevillano, cuyos datos de estructura forestal están publicados en el repositorio del Global Biodiversity Information Facility, GBIF, (Beltrán et al., 2022; DOI: 10.15472/0fqdp4). No obstante, estos estudios se basan principalmente en interpretación visual o clasificaciónes supervisadas clásicas, sin recurrir al análisis automático basado en modelos fundacionales como el Segment Anything Model, SAM, de Meta AI, adaptado para datos geoespaciales a través de SamGeo (Wu y Osco, 2023), que permite realizar segmentación promptable —el modelo separa cada objeto visible en la imagen guiado por puntos o cajas que el usuario marca— sin necesidad de grandes conjuntos de datos etiquetados.</w:t>
+        <w:t xml:space="preserve">El monitoreo de manglares mediante teledetección ha evolucionado de manera sostenida en la última década, de modo que se ha transitado del inventario global a partir de mosaicos Landsat circa-2000 (Giri et al., 2011) y de las series globales continuas en alta resolución temporal (Hamilton y Casey, 2016) hacia el uso de la colección Sentinel-2, cuya resolución espacial de 10 metros y temporal de 5 días ha mejorado sustancialmente la capacidad de detectar cambios fenológicos y perturbaciones a escala local. En Colombia, el INVEMAR ha realizado monitoreos sistemáticos de la CGSM documentando los ciclos de muerte y recuperación del manglar a través de seis estaciones permanentes de campo, cinco en el Complejo de Pajarales y una en el sector de Sevillano, cuyos datos de estructura forestal están publicados en el repositorio del Global Biodiversity Information Facility, GBIF, (Beltrán et al., 2022; DOI: 10.15472/0fqdp4). No obstante, estos estudios se basan principalmente en interpretación visual o clasificaciones supervisadas clásicas, sin recurrir al análisis automático basado en modelos fundacionales como el Segment Anything Model, SAM, de Meta AI, adaptado para datos geoespaciales a través de SamGeo (Wu y Osco, 2023), que permite realizar segmentación guiada por prompts ,el modelo separa cada objeto visible en la imagen guiado por puntos o cajas que el usuario marca, sin necesidad de grandes conjuntos de datos etiquetados.</w:t>
       </w:r>
     </w:p>
     <w:p>
@@ -390,7 +390,7 @@
         <w:rPr>
           <w:color w:val="000000"/>
         </w:rPr>
-        <w:t xml:space="preserve">En este marco, la integración de herramientas de Inteligencia Artificial Geoespacial, GeoAI, con plataformas de geocomputación en la nube como Google Earth Engine, GEE, abre una vía metodológica para el monitoreo costero a alta resolución espaciotemporal. El presente proyecto se propone desarrollar un pipeline multilenguaje, Python, R y Julia, que articule el análisis de series de tiempo de índices espectrales con la segmentación automática de cobertura de manglar, de manera que el resultado pueda servir como componente de observación de un futuro Digital Twin costero para la CGSM, sin pretender constituirse en sí mismo como tal en su versión actual. La caracterización espaciotemporal del manglar en la CGSM constituye un insumo para la gestion de riesgos de inundación y la formulacion de política pública ambiental; en febrero de 2026 se firmo el Plan de Manejo Ambiental del sitio Ramsar Sistema Delta Estuarino del Río Magdalena–CGSM, con una vigencia de diez años, y que orienta el seguimiento ambiental permanente del humedal (Comisión Conjunta CGSM, 2026), de modo que un pipeline automatizado como el que aquí se propone resulta pertinente para alimentar dicho seguimiento con productos cartográficos reproducibles.</w:t>
+        <w:t xml:space="preserve">En este marco, la integración de herramientas de Inteligencia Artificial Geoespacial, GeoAI, con plataformas de geocomputación en la nube como Google Earth Engine, GEE, abre una vía metodológica para el monitoreo costero a alta resolución espaciotemporal. El presente proyecto se propone desarrollar un pipeline multilenguaje, Python, R y Julia, que articule el análisis de series de tiempo de índices espectrales con la segmentación automática de cobertura de manglar, de manera que el resultado pueda servir como componente de observación de un futuro Digital Twin costero para la CGSM, sin pretender constituirse en sí mismo como tal en su versión actual. La caracterización espaciotemporal del manglar en la CGSM constituye un insumo para la gestión de riesgos de inundación y la formulación de política pública ambiental; en febrero de 2026 se firmó el Plan de Manejo Ambiental del sitio Ramsar Sistema Delta Estuarino del Río Magdalena–CGSM, con una vigencia de diez años, y que orienta el seguimiento ambiental permanente del humedal (Comisión Conjunta CGSM, 2026), de modo que un pipeline automatizado como el que aquí se propone resulta pertinente para alimentar dicho seguimiento con productos cartográficos reproducibles.</w:t>
       </w:r>
     </w:p>
     <w:p>
@@ -439,7 +439,7 @@
         <w:rPr>
           <w:color w:val="000000"/>
         </w:rPr>
-        <w:t xml:space="preserve">El monitoreo satelital de manglares ha avanzado en las últimas tres décadas: Giri et al. (2011) produjeron el primer inventario global moderno sobre un mosaico Landsat circa-2000 a 30 m, mientras que Hamilton y Casey (2016) extendieron la observación a una serie temporal anual continua mediante el conjunto CGMFC-21 para el periodo 2000–2012. Con el lanzamiento de Sentinel-2, la resolución espacial de 10 m y la revisita de 5 días permitieron construir series temporales densas que capturan la variabilidad estacional e interanual de la cobertura vegetal costera, en este sentido Raza et al. (2024) demostraron que el análisis de NDVI Sentinel-2 en GEE detecta tendencias de deterioro del manglar aun cuando la extensión del bosque se mantiene estable, razón por la cual las estimaciones de cobertura deben acompañarse de indicadores de condición. En cuanto a índices espectrales, Gupta et al. (2018) propusieron el Combined Mangrove Recognition Index (CMRI = NDVI − NDWI, donde NDWI es el Índice de Diferencia Normalizada de Agua), que alcanza exactitud de clasificación de 73,43 % frente al 56,29 % del NDVI estándar para discriminar manglar de otras coberturas en ambientes estuarinos. A escala global, el Global Mangrove Watch v3.0 de JAXA (Bunting et al., 2022) provee la referencia más completa para 1996–2020 mediante detección de cambios sobre series SAR L-band, mientras que a escala nacional el INVEMAR generó en 2020 la cartografía oficial colombiana 1:25.000 con clasificación supervisada en GEE sobre imágenes ópticas y radar (INVEMAR, 2020). La narrativa dominante en la literatura global, construida sobre archivos Landsat, atribuye la pérdida de manglar a la presión antrópica directa: Goldberg et al. (2020) reportan el 62 % de la pérdida mundial 2000–2016 ligada al cambio de uso del suelo, con casi el 80 % concentrado en seis países del sudeste asiático. Sin embargo, este marco invisibiliza las pérdidas graduales que dominan en otras geografías, tal como demuestran Murillo-Sandoval et al. (2022) al reconstruir 36 años de cobertura colombiana con LandTrendr y documentar 48.000 ha de disminución dominadas por degradación de manglar denso a otra vegetación (38.469 ± 2.829 ha) antes que por conversión abrupta. La tensión global frente a nacional sustenta la necesidad de aproximaciónes por trayectorias temporales densas, capaces de capturar transiciones intermedias entre cobertura plena y suelo desnudo.</w:t>
+        <w:t xml:space="preserve">El monitoreo satelital de manglares ha avanzado en las últimas tres décadas: Giri et al. (2011) produjeron el primer inventario global moderno sobre un mosaico Landsat circa-2000 a 30 m, mientras que Hamilton y Casey (2016) extendieron la observación a una serie temporal anual continua mediante el conjunto CGMFC-21 para el periodo 2000–2012. Con el lanzamiento de Sentinel-2, la resolución espacial de 10 m y la revisita de 5 días permitieron construir series temporales densas que capturan la variabilidad estacional e interanual de la cobertura vegetal costera, en este sentido Raza et al. (2024) demostraron que el análisis de NDVI Sentinel-2 en GEE detecta tendencias de deterioro del manglar aun cuando la extensión del bosque se mantiene estable, razón por la cual las estimaciones de cobertura deben acompañarse de indicadores de condición. En cuanto a índices espectrales, Gupta et al. (2018) propusieron el Combined Mangrove Recognition Index (CMRI = NDVI − NDWI, donde NDWI es el Índice de Diferencia Normalizada de Agua), que alcanza exactitud de clasificación de 73,43 % frente al 56,29 % del NDVI estándar para discriminar manglar de otras coberturas en ambientes estuarinos. A escala global, el Global Mangrove Watch v3.0 de JAXA (Bunting et al., 2022) provee la referencia más completa para 1996–2020 mediante detección de cambios sobre series SAR L-band, mientras que a escala nacional el INVEMAR generó en 2020 la cartografía oficial colombiana 1:25.000 con clasificación supervisada en GEE sobre imágenes ópticas y radar (INVEMAR, 2020). La narrativa dominante en la literatura global, construida sobre archivos Landsat, atribuye la pérdida de manglar a la presión antrópica directa: Goldberg et al. (2020) reportan el 62 % de la pérdida mundial 2000–2016 ligada al cambio de uso del suelo, con casi el 80 % concentrado en seis países del sudeste asiático. Sin embargo, este marco invisibiliza las pérdidas graduales que dominan en otras geografías, tal como demuestran Murillo-Sandoval et al. (2022) al reconstruir 36 años de cobertura colombiana con LandTrendr y documentar 48.000 ha de disminución dominadas por degradación de manglar denso a otra vegetación (38.469 ± 2.829 ha) antes que por conversión abrupta. La tensión global frente a nacional sustenta la necesidad de aproximaciones por trayectorias temporales densas, capaces de capturar transiciones intermedias entre cobertura plena y suelo desnudo.</w:t>
       </w:r>
     </w:p>
     <w:p>
@@ -461,7 +461,7 @@
         <w:rPr>
           <w:color w:val="000000"/>
         </w:rPr>
-        <w:t xml:space="preserve">La aparición de modelos fundacionales como el Segment Anything Model de Meta AI (Kirillov et al., 2023), adaptado a datos geoespaciales a través de SamGeo (Wu y Osco, 2023), permite realizar segmentación promptable sin grandes conjuntos de datos etiquetados, mediante prompts geométricos o prompts textuales aportados por el detector Grounding DINO acoplado. La plataforma OpenGeoAI, liderada por el profesor Qiusheng Wu, integra geemap, leafmap y SamGeo con GEE para construir cadenas de procesamiento geoespacial completas en la nube. El concepto de Digital Twin aplicado a humedales, explorado recientemente como marco para el monitoreo y la gestión de ecosistemas (Lu et al., 2026), combina observación de la Tierra, modelos físicos y aprendizaje automático para reflejar dinámicamente el estado del sistema. En este marco, el componente de monitoreo basado en teledetección desarrollado en este proyecto podría servir como capa de actualización para un futuro gemelo digital, sin pretender agotar la complejidad de un sistema acoplado de observación-modelación-simulación.</w:t>
+        <w:t xml:space="preserve">La aparición de modelos fundacionales como el Segment Anything Model de Meta AI (Kirillov et al., 2023), adaptado a datos geoespaciales a través de SamGeo (Wu y Osco, 2023), permite realizar segmentación guiada por prompts sin grandes conjuntos de datos etiquetados, mediante prompts geométricos o prompts textuales aportados por el detector Grounding DINO acoplado. La plataforma OpenGeoAI, liderada por el profesor Qiusheng Wu, integra geemap, leafmap y SamGeo con GEE para construir cadenas de procesamiento geoespacial completas en la nube. El concepto de Digital Twin aplicado a humedales, explorado recientemente como marco para el monitoreo y la gestión de ecosistemas (Lu et al., 2026), combina observación de la Tierra, modelos físicos y aprendizaje automático para reflejar dinámicamente el estado del sistema. En este marco, el componente de monitoreo basado en teledetección desarrollado en este proyecto podría servir como capa de actualización para un futuro gemelo digital, sin pretender agotar la complejidad de un sistema acoplado de observación-modelación-simulación.</w:t>
       </w:r>
     </w:p>
     <w:bookmarkEnd w:id="23"/>
@@ -753,7 +753,7 @@
         <w:rPr>
           <w:color w:val="000000"/>
         </w:rPr>
-        <w:t xml:space="preserve">Para el análisis de series de tiempo se definieron 8 estaciones de muestreo, de las cuales 5 corresponden a estaciones con coordenadas exactas obtenidas del dataset de monitoreo de estructura de manglares del INVEMAR publicado en GBIF (Beltrán et al., 2022; DOI: 10.15472/0fqdp4), Isla Boqueron (10,962 N, 74,298 W), Punta Cerro (10,973 N, 74,283 W), Punta Chino (10,912 N, 74,305 W), Río Sevilla (10,880 N, 74,325 W) y Caño Palos (10,758 N, 74,471 W), mientras que las 3 restantes son estaciones complementarias seleccionadas sobre cobertura de manglar verificada mediante NDVI &gt; 0,4 en composites Sentinel-2 de 2024, con el propósito de representar el Complejo de Pajarales y la zona de rehabilitacion hidrológica del Caño Clarín.</w:t>
+        <w:t xml:space="preserve">Para el análisis de series de tiempo se definieron 8 estaciones de muestreo, de las cuales 5 corresponden a estaciones con coordenadas exactas obtenidas del conjunto de datos de monitoreo de estructura de manglares del INVEMAR publicado en GBIF (Beltrán et al., 2022; DOI: 10.15472/0fqdp4), Isla Boquerón (10,962 N, 74,298 W), Punta Cerro (10,973 N, 74,283 W), Punta Chino (10,912 N, 74,305 W), Río Sevilla (10,880 N, 74,325 W) y Caño Palos (10,758 N, 74,471 W), mientras que las 3 restantes son estaciones complementarias seleccionadas sobre cobertura de manglar verificada mediante NDVI &gt; 0,4 en composites Sentinel-2 de 2024, con el propósito de representar el Complejo de Pajarales y la zona de rehabilitación hidrológica del Caño Clarín.</w:t>
       </w:r>
     </w:p>
     <w:bookmarkEnd w:id="31"/>
@@ -1375,7 +1375,7 @@
         <w:rPr>
           <w:color w:val="000000"/>
         </w:rPr>
-        <w:t xml:space="preserve">El conjunto de datos satelitales del proyecto se apoya principalmente en las misiones Landsat 8 y Landsat 9 de la NASA y el Servicio Geológico de Estados Unidos (USGS, U.S. Geological Survey), el modelo digital de elevación SRTM v3 (Shuttle Radar Topography Mission de la NASA) y los índices climáticos ENSO del Climate Prediction Center (CPC) de la NOAA, complementados con la Global Flood Database (GFD) del Dartmouth Flood Observatory ,derivada de MODIS (Moderate Resolution Imaging Spectroradiometer) NASA y Sentinel-1 ESA, para el inventario histórico de inundaciones. La capa óptica de alta resolución espacial y temporal proviene de la constelación europea Sentinel-2 de la Agencia Espacial Europea (ESA, European Space Agency, programa Copernicus), y la observación radar de Sentinel-1 (ESA-Copernicus). La segmentación promptable del manglar se ejecuta con la biblioteca SamGeo (Wu y Osco, 2023), adaptación geoespacial del</w:t>
+        <w:t xml:space="preserve">El conjunto de datos satelitales del proyecto se apoya principalmente en las misiones Landsat 8 y Landsat 9 de la NASA y el Servicio Geológico de Estados Unidos (USGS, U.S. Geological Survey), el modelo digital de elevación SRTM v3 (Shuttle Radar Topography Mission de la NASA) y los índices climáticos ENSO del Climate Prediction Center (CPC) de la NOAA, complementados con la Global Flood Database (GFD) del Dartmouth Flood Observatory ,derivada de MODIS (Moderate Resolution Imaging Spectroradiometer) NASA y Sentinel-1 ESA, para el inventario histórico de inundaciones. La capa óptica de alta resolución espacial y temporal proviene de la constelación europea Sentinel-2 de la Agencia Espacial Europea (ESA, European Space Agency, programa Copernicus), y la observación radar de Sentinel-1 (ESA-Copernicus). La segmentación guiada por prompts del manglar se ejecuta con la biblioteca SamGeo (Wu y Osco, 2023), adaptación geoespacial del</w:t>
       </w:r>
       <w:r>
         <w:rPr>
@@ -1425,7 +1425,7 @@
         <w:rPr>
           <w:color w:val="000000"/>
         </w:rPr>
-        <w:t xml:space="preserve">El proyecto se desarrolla siguiendo un pipeline modular y reproducible organizado en cuatro fases y un modulo de validación que se ejecutan dentro de un contenedor Docker, sig_unal v1.11, que integra Python 3.12, R 4.3.3, Julia 1.11.3 y Quarto 1.4, de modo que se garantiza la replicabilidad completa del entorno de análisis. Cada fase se implementa aprovechando las fortalezas del lenguaje más adecuado para la tárea, y la interoperabilidad entre fases se mantiene mediante formatos estandar, GeoTIFF, GeoJSON y CSV,.</w:t>
+        <w:t xml:space="preserve">El proyecto se desarrolla siguiendo un pipeline modular y reproducible organizado en cuatro fases y un módulo de validación que se ejecutan dentro de un contenedor Docker, sig_unal v1.11, que integra Python 3.12, R 4.3.3, Julia 1.11.3 y Quarto 1.4, de modo que se garantiza la replicabilidad completa del entorno de análisis. Cada fase se implementa aprovechando las fortalezas del lenguaje más adecuado para la tarea, y la interoperabilidad entre fases se mantiene mediante formatos estándar, GeoTIFF, GeoJSON y CSV,.</w:t>
       </w:r>
     </w:p>
     <w:bookmarkStart w:id="35" w:name="X285332d77872a180b13da5d229caf392fa44ba5"/>
@@ -2644,7 +2644,7 @@
         <w:rPr>
           <w:color w:val="000000"/>
         </w:rPr>
-        <w:t xml:space="preserve">Se computan métricas de ecología del paisaje sobre los parches de manglar vectorizados para cada uno de los tres periodos, aprovechando la velocidad de Julia en operaciones geométricas sobre grandes volumenes de datos vectoriales. Las métricas incluyen: número de parches, densidad de parches por 1.000 hectáreas, área media de parche con desvíacion estandar, índice de forma medio o Mean Shape Index (MSI = perimetro / sqrt(pi x área), distinto del MultiSpectral Instrument que comparte la sigla), distribución de parches por clases de tamano (1–10, 10–50, 50–100, 100–500, 500–1.000 y 1.000–5.000 ha), y distancia media al vecino más cercano o Nearest Neighbor Distance (NND), como indicador de conectividad.</w:t>
+        <w:t xml:space="preserve">Se computan métricas de ecología del paisaje sobre los parches de manglar vectorizados para cada uno de los tres periodos, aprovechando la velocidad de Julia en operaciones geométricas sobre grandes volúmenes de datos vectoriales. Las métricas incluyen: número de parches, densidad de parches por 1.000 hectareas, área media de parche con desviación estándar, índice de forma medio o Mean Shape Index (MSI = perímetro / sqrt(pi x área), distinto del MultiSpectral Instrument que comparte la sigla), distribución de parches por clases de tamaño (1–10, 10–50, 50–100, 100–500, 500–1.000 y 1.000–5.000 ha), y distancia media al vecino más cercano o Nearest Neighbor Distance (NND), como indicador de conectividad.</w:t>
       </w:r>
     </w:p>
     <w:p>
@@ -2960,7 +2960,7 @@
         <w:rPr>
           <w:color w:val="000000"/>
         </w:rPr>
-        <w:t xml:space="preserve">Como componente de validación cruzada, se integran datos de la Global Flood Database, que registra 16 eventos de inundación históricos en la CGSM entre 2001 y 2017, y del JRC Global Surface Water, que identifica 977,4 km2 de agua superficial permanente (ocurrencia &gt; 50%) en el área de estudio,. Para el evento de septiembre 2020, se realiza una detección de inundación mediante Sentinel-1 SAR en la banda VH (polarización vertical-horizontal: el satélite transmite ondas verticales y recibe horizontales, modo sensible a la estructura volumétrica de la vegetación) y modo IW (Interferometric Wide swath, modo nominal de la misión sobre tierra), comparando el backscatter medio ,la intensidad de la señal radar que regresa al sensor, que varía con la rugosidad y la humedad de la superficie, del periodo seco de referencia (enero–marzo 2020, 49 imágenes) contra el periodo de inundación (septiembre–octubre 2020, 36 imágenes). Se aplica un umbral de diferencia de 3 dB para inundación en agua abierta y se identifica inundación bajo dosel de manglar mediante valores negativos de diferencia SAR ,donde el aumento del backscatter refleja la dispersión de doble rebote característica de la interaccion agua-tronco,.</w:t>
+        <w:t xml:space="preserve">Como componente de validación cruzada, se integran datos de la Global Flood Database, que registra 16 eventos de inundación históricos en la CGSM entre 2001 y 2017, y del JRC Global Surface Water, que identifica 977,4 km2 de agua superficial permanente (ocurrencia &gt; 50%) en el área de estudio,. Para el evento de septiembre 2020, se realiza una detección de inundación mediante Sentinel-1 SAR en la banda VH (polarización vertical-horizontal: el satélite transmite ondas verticales y recibe horizontales, modo sensible a la estructura volumétrica de la vegetación) y modo IW (Interferometric Wide swath, modo nominal de la misión sobre tierra), comparando el backscatter medio ,la intensidad de la señal radar que regresa al sensor, que varía con la rugosidad y la humedad de la superficie, del periodo seco de referencia (enero–marzo 2020, 49 imágenes) contra el periodo de inundación (septiembre–octubre 2020, 36 imágenes). Se aplica un umbral de diferencia de 3 dB para inundación en agua abierta y se identifica inundación bajo dosel de manglar mediante valores negativos de diferencia SAR ,donde el aumento del backscatter refleja la dispersión de doble rebote característica de la interacción agua-tronco,.</w:t>
       </w:r>
       <w:r>
         <w:rPr>
@@ -3149,7 +3149,7 @@
         <w:rPr>
           <w:color w:val="000000"/>
         </w:rPr>
-        <w:t xml:space="preserve">El análisis de series temporales de NDVI para las 8 estaciones de monitoreo revelo 18 anomalías significativas (z &lt; -2, lo que indica desviaciones de más de dos veces la variabilidad típica respecto a la media histórica de cada estación) durante el periodo 2013–2025. El evento de septiembre de 2020 se identifico como la perturbacion de mayor magnitud, con valores negativos de NDVI en Punta Cerro (-0,078; z = -2,46) e Isla Boqueron (-0,018; z = -3,36), coincidente con el inicio de La Niña 2020–2021 que provoco inundaciones prolongadas en el sistema lagunar. Un segundo cluster de anomalías se concentro en marzo de 2018, afectando las estaciones occidentales ,Caño Clarín (0,166; z = -3,15) y CP Aguas Negras (0,203; z = -2,50), probablemente asociado a condiciones de hipersalinización en epoca seca. La extensión de la serie con Landsat 8 revelo 4 anomalías adicionales en VIPIS durante 2016 (z = -2,93 en abril), que no eran visibles con la serie Sentinel-2 sola, demostrando la importancia de contar con series temporales largas. Las estaciones con mayor variabilidad fueron Caño Palos (std = 0,143) y Caño Clarín (std = 0,147), mientras que Punta Chino mostro la menor (std = 0,078), lo cual es consistente con su ubicacion protegida en el borde suroriental del sistema. Con base en estos hallazgos se seleccionaron tres periodos de referencia para la segmentación: degradación (julio–diciembre 2020), recuperación (enero–junio 2022) y estado actual (julio 2024 a junio 2025). La definicion de estos tres bloques temporales obedece a una lógica de muestreo de estados estables del sistema antes que a una serie continua: cada periodo cubre una ventana de seis a doce meses elegida para representar una fase fenológica característica posterior a la disipacion de la perturbacion prevía, de modo que el composite resultante refleja un estado estructural y no un transitorio. El periodo</w:t>
+        <w:t xml:space="preserve">El análisis de series temporales de NDVI para las 8 estaciones de monitoreo reveló 18 anomalías significativas (z &lt; -2, lo que indica desviaciones de más de dos veces la variabilidad típica respecto a la media histórica de cada estación) durante el periodo 2013–2025. El evento de septiembre de 2020 se identificó como la perturbación de mayor magnitud, con valores negativos de NDVI en Punta Cerro (-0,078; z = -2,46) e Isla Boquerón (-0,018; z = -3,36), coincidente con el inicio de La Niña 2020–2021 que provocó inundaciones prolongadas en el sistema lagunar. Un segundo cluster de anomalías se concentró en marzo de 2018, afectando las estaciones occidentales ,Caño Clarín (0,166; z = -3,15) y CP Aguas Negras (0,203; z = -2,50), probablemente asociado a condiciones de hipersalinización en época seca. La extensión de la serie con Landsat 8 reveló 4 anomalías adicionales en VIPIS durante 2016 (z = -2,93 en abril), que no eran visibles con la serie Sentinel-2 sola, demostrando la importancia de contar con series temporales largas. Las estaciones con mayor variabilidad fueron Caño Palos (std = 0,143) y Caño Clarín (std = 0,147), mientras que Punta Chino mostró la menor (std = 0,078), lo cual es consistente con su ubicación protegida en el borde suroriental del sistema. Con base en estos hallazgos se seleccionaron tres periodos de referencia para la segmentación: degradación (julio–diciembre 2020), recuperación (enero–junio 2022) y estado actual (julio 2024 a junio 2025). La definición de estos tres bloques temporales obedece a una lógica de muestreo de estados estables del sistema antes que a una serie continua: cada periodo cubre una ventana de seis a doce meses elegida para representar una fase fenológica característica posterior a la disipación de la perturbación previa, de modo que el composite resultante refleja un estado estructural y no un transitorio. El periodo</w:t>
       </w:r>
       <w:r>
         <w:rPr>
@@ -3185,7 +3185,7 @@
         <w:rPr>
           <w:color w:val="000000"/>
         </w:rPr>
-        <w:t xml:space="preserve">cubre un unico año hidrológico (julio 2024 a junio 2025) en lugar de un horizonte más amplio porque la ventana se selecciono para capturar el estado vigente del sistema al cierre del proyecto sin contaminar el composite con eventos La Niña 2023–2024 que afectaron parcialmente al Caribe colombiano; en consecuencia, los resultados sobre este periodo deben interpretarse como un snapshot del estado actual y no como una tendencia anualizada, coherente con la lógica de Bunting et al. (2022), quienes trabajan con épocas discretas y no con series temporales continuas para reportar extensión de manglar.</w:t>
+        <w:t xml:space="preserve">cubre un único año hidrológico (julio 2024 a junio 2025) en lugar de un horizonte más amplio porque la ventana se seleccionó para capturar el estado vigente del sistema al cierre del proyecto sin contaminar el composite con eventos La Niña 2023–2024 que afectaron parcialmente al Caribe colombiano; en consecuencia, los resultados sobre este periodo deben interpretarse como un instantánea del estado actual y no como una tendencia anualizada, coherente con la lógica de Bunting et al. (2022), quienes trabajan con épocas discretas y no con series temporales continuas para reportar extensión de manglar.</w:t>
       </w:r>
     </w:p>
     <w:p>
@@ -3552,7 +3552,7 @@
         <w:rPr>
           <w:color w:val="000000"/>
         </w:rPr>
-        <w:t xml:space="preserve">baja el umbral a 12 meses). La aplicación de bfast sobre las series mensuales de NDVI combinadas Landsat 8 + Sentinel-2 (2013–2025, 12 años) detecto quiebres estructurales en 7 de las 8 estaciones con h = 0,15 y en las 8 estaciones con h = 0,10. Este resultado contrasta con el análisis previo basado unicamente en Sentinel-2 (2018–2025, 7 años), que no detecto quiebres en ninguna estación, lo cual demuestra la importancia de contar con series temporales suficientemente largas para la detección de cambios estructurales con bfast. El patrón dominante es un quiebre generalizado en 2016, detectado en 7 de 8 estaciones entre abril y diciembre de ese año, coincidente con el evento El Niño 2015–2016, uno de los más intensos registrados, que provoco sequias prolongadas y estres hídrico en el sistema lagunar. La estación Punta Cerro fue la más inestable, con 3 quiebres detectados (h = 0,10): noviembre de 2016 (El Niño), abril de 2020 (inicio de La Niña) y agosto de 2021 (recuperación post-La Niña), capturando los dos eventos climáticos más importantes del periodo de estudio. VIPIS presento un segundo quiebre en 2022, posiblemente asociado a la recuperación post-La Niña 2020–2021.</w:t>
+        <w:t xml:space="preserve">baja el umbral a 12 meses). La aplicación de bfast sobre las series mensuales de NDVI combinadas Landsat 8 + Sentinel-2 (2013–2025, 12 años) detectóquiebres estructurales en 7 de las 8 estaciones con h = 0,15 y en las 8 estaciones con h = 0,10. Este resultado contrasta con el análisis previo basado únicamente en Sentinel-2 (2018–2025, 7 años), que no detectóquiebres en ninguna estación, lo cual demuestra la importancia de contar con series temporales suficientemente largas para la detección de cambios estructurales con bfast. El patrón dominante es un quiebre generalizado en 2016, detectado en 7 de 8 estaciones entre abril y diciembre de ese año, coincidente con el evento El Niño 2015–2016, uno de los más intensos registrados, que provocó sequías prolongadas y estrés hídrico en el sistema lagunar. La estación Punta Cerro fue la más inestable, con 3 quiebres detectados (h = 0,10): noviembre de 2016 (El Niño), abril de 2020 (inicio de La Niña) y agosto de 2021 (recuperación post-La Niña), capturando los dos eventos climáticos más importantes del periodo de estudio. VIPIS presentó un segundo quiebre en 2022, posiblemente asociado a la recuperación post-La Niña 2020–2021.</w:t>
       </w:r>
     </w:p>
     <w:p>
@@ -4253,7 +4253,7 @@
         <w:rPr>
           <w:color w:val="000000"/>
         </w:rPr>
-        <w:t xml:space="preserve">La reproyección de los GeoJSON al sistema oficial colombiano y la consecuente sustitución de la aproximación esférica por el cálculo directo del área en metros redefine las cifras de cobertura por periodo, de modo que las hectáreas reportadas a continuación corresponden a una proyección equivalente y son comparables con la cartografía base del IGAC. Sobre el AOI acotado, las métricas de fragmentación reportadas en la tabla</w:t>
+        <w:t xml:space="preserve">La reproyección de los GeoJSON al sistema oficial colombiano y la consecuente sustitución de la aproximación esférica por el cálculo directo del área en metros redefine las cifras de cobertura por periodo, de modo que las hectareas reportadas a continuación corresponden a una proyección equivalente y son comparables con la cartografía base del IGAC. Sobre el AOI acotado, las métricas de fragmentación reportadas en la tabla</w:t>
       </w:r>
       <w:r>
         <w:rPr>
@@ -4325,7 +4325,7 @@
         <w:rPr>
           <w:color w:val="000000"/>
         </w:rPr>
-        <w:t xml:space="preserve">: el número de parches en el rango filtrado 1–5.000 ha disminuye de 79 en el periodo de degradación a 38 en el de recuperación y a 15 en el actual, en tanto que el área total clasificada como manglar pasa de 12.425,6 a 8.650,8 y a 4.037,0 hectáreas en los mismos cortes. El área media de parche, en contraste, crece de 157,3 a 269,1 hectáreas, de esta manera los parches sobrevivientes son más grandes pero menos númerosos, así el paisaje se reorganiza alrededor de unidades de manglar maduro mientras los parches pequeños o degradados quedan por fuera del umbral espectral aplicado por la clasificación. Esta lectura se complementa con el índice de forma medio (MSI) que pasa de 0,51 a 1,46, bordes progresivamente más irregulares consistentes con regeneración natural no uniforme, y con la distancia media al vecino más cercano que aumenta de 1,10 a 2,39 km, evidenciando un aislamiento creciente de los parches sobrevivientes.</w:t>
+        <w:t xml:space="preserve">: el número de parches en el rango filtrado 1–5.000 ha disminuye de 79 en el periodo de degradación a 38 en el de recuperación y a 15 en el actual, en tanto que el área total clasificada como manglar pasa de 12.425,6 a 8.650,8 y a 4.037,0 hectareas en los mismos cortes. El área media de parche, en contraste, crece de 157,3 a 269,1 hectareas, de esta manera los parches sobrevivientes son más grandes pero menos númerosos, así el paisaje se reorganiza alrededor de unidades de manglar maduro mientras los parches pequeños o degradados quedan por fuera del umbral espectral aplicado por la clasificación. Esta lectura se complementa con el índice de forma medio (MSI) que pasa de 0,51 a 1,46, bordes progresivamente más irregulares consistentes con regeneración natural no uniforme, y con la distancia media al vecino más cercano que aumenta de 1,10 a 2,39 km, evidenciando un aislamiento creciente de los parches sobrevivientes.</w:t>
       </w:r>
     </w:p>
     <w:tbl>
@@ -4791,7 +4791,7 @@
         <w:rPr>
           <w:color w:val="000000"/>
         </w:rPr>
-        <w:t xml:space="preserve">corresponde al semestre enero–junio de 2022 y captura la fase de regeneracion temprana documentada por INVEMAR (2024); el periodo</w:t>
+        <w:t xml:space="preserve">corresponde al semestre enero–junio de 2022 y captura la fase de regeneración temprana documentada por INVEMAR (2024); el periodo</w:t>
       </w:r>
       <w:r>
         <w:rPr>
@@ -4831,19 +4831,19 @@
           <w:i/>
           <w:color w:val="000000"/>
         </w:rPr>
-        <w:t xml:space="preserve">snapshot</w:t>
-      </w:r>
-      <w:r>
-        <w:rPr>
-          <w:color w:val="000000"/>
-        </w:rPr>
-        <w:t xml:space="preserve"> </w:t>
-      </w:r>
-      <w:r>
-        <w:rPr>
-          <w:color w:val="000000"/>
-        </w:rPr>
-        <w:t xml:space="preserve">del estado más reciente disponible al momento de la entrega, no una tendencia post-recuperación estabilizada. La comparación entre los tres periodos debe leerse, por lo tanto, como una secuencia de tres estados puntuales y no como un análisis de tendencia, en la medida en que se requieren al menos dos ciclos anuales adicionales –2025–2026 y 2026–2027– para evaluar si el patrón observado en 2024–2025 corresponde a una contracción estable o a una fluctuación intermedia. Esta consideracion metodológica matiza las inferencias sobre cambio neto que se discuten a continuacion.</w:t>
+        <w:t xml:space="preserve">instantánea</w:t>
+      </w:r>
+      <w:r>
+        <w:rPr>
+          <w:color w:val="000000"/>
+        </w:rPr>
+        <w:t xml:space="preserve"> </w:t>
+      </w:r>
+      <w:r>
+        <w:rPr>
+          <w:color w:val="000000"/>
+        </w:rPr>
+        <w:t xml:space="preserve">del estado más reciente disponible al momento de la entrega, no una tendencia post-recuperación estabilizada. La comparación entre los tres periodos debe leerse, por lo tanto, como una secuencia de tres estados puntuales y no como un análisis de tendencia, en la medida en que se requieren al menos dos ciclos anuales adicionales –2025–2026 y 2026–2027– para evaluar si el patrón observado en 2024–2025 corresponde a una contracción estable o a una fluctuación intermedia. Esta consideración metodológica matiza las inferencias sobre cambio neto que se discuten a continuación.</w:t>
       </w:r>
     </w:p>
     <w:p>
@@ -4942,7 +4942,7 @@
         <w:rPr>
           <w:color w:val="000000"/>
         </w:rPr>
-        <w:t xml:space="preserve">entre cada parche y la frontera del AOI con una tolerancia de 30 metros identifico una proporcion variable de parches truncados por el borde del área de estudio: 24,0 % en el periodo de degradación, equivalentes a 2.238,1 ha, 7,5 % en el periodo de recuperación, 1.640,0 ha, y 18,3 % en el periodo actual, 2.076,2 ha,. Esta diferencia sugiere que los parches del periodo de recuperación están más agrupados al interior del sistema lagunar, mientras que los de degradación y los actuales se extienden hasta el limite cartográfico del AOI, de modo que sus métricas de fragmentacion globales reflejan tambien el efecto del recorte. La aplicación del predicado</w:t>
+        <w:t xml:space="preserve">entre cada parche y la frontera del AOI con una tolerancia de 30 metros identificó una proporción variable de parches truncados por el borde del área de estudio: 24,0 % en el periodo de degradación, equivalentes a 2.238,1 ha, 7,5 % en el periodo de recuperación, 1.640,0 ha, y 18,3 % en el periodo actual, 2.076,2 ha,. Esta diferencia sugiere que los parches del periodo de recuperación están más agrupados al interior del sistema lagunar, mientras que los de degradación y los actuales se extienden hasta el límite cartográfico del AOI, de modo que sus métricas de fragmentación globales reflejan también el efecto del recorte. La aplicación del predicado</w:t>
       </w:r>
       <w:r>
         <w:rPr>
@@ -4967,7 +4967,7 @@
         <w:rPr>
           <w:color w:val="000000"/>
         </w:rPr>
-        <w:t xml:space="preserve">con los ocho puntos de monitoreo no devolvio parches que envolvieran las estaciones bajo el filtro de tamano 1–5.000 ha, lo cual se explica porque las estaciones INVEMAR están ubicadas sobre cuerpos de agua o en bordes inmediatos al manglar, donde la segmentación devuelve parches menores a 1 ha o el agua misma; la representatividad espacial de las estaciones, en consecuencia, debe discutirse en escalas de buffer y no de contenencia estricta.</w:t>
+        <w:t xml:space="preserve">con los ocho puntos de monitoreo no devolvió parches que envolvieran las estaciones bajo el filtro de tamaño 1–5.000 ha, lo cual se explica porque las estaciones INVEMAR están ubicadas sobre cuerpos de agua o en bordes inmediatos al manglar, donde la segmentación devuelve parches menores a 1 ha o el agua misma; la representatividad espacial de las estaciones, en consecuencia, debe discutirse en escalas de buffer y no de contenencia estricta.</w:t>
       </w:r>
     </w:p>
     <w:p>
@@ -4989,7 +4989,7 @@
         <w:rPr>
           <w:color w:val="000000"/>
         </w:rPr>
-        <w:t xml:space="preserve">El análisis topológico sobre el AOI acotado muestra una proporcion creciente de parches truncados por el limite del área protegida, que pasa del 35,3 % en 2020 al 53,3 % en 2024–2025. Esta tendencia es coherente con el patrón de contracción documentado en la fragmentacion: a medida que los parches centrales del sistema lagunar desaparecen o pierden cobertura espectral suficiente, los parches sobrevivientes se concentran en posiciones perifericas del Santuario de Fauna y Flora y del Via Parque, donde el limite legal de protección se acerca a la franja costera o a la frontera con zonas agropecuarias. La ausencia total de estaciones de muestreo INVEMAR dentro de parches segmentados mayores a una hectárea –predicado DE-9IM</w:t>
+        <w:t xml:space="preserve">El análisis topológico sobre el AOI acotado muestra una proporcion creciente de parches truncados por el limite del área protegida, que pasa del 35,3 % en 2020 al 53,3 % en 2024–2025. Esta tendencia es coherente con el patrón de contracción documentado en la fragmentacion: a medida que los parches centrales del sistema lagunar desaparecen o pierden cobertura espectral suficiente, los parches sobrevivientes se concentran en posiciones perifericas del Santuario de Fauna y Flora y del Via Parque, donde el limite legal de protección se acerca a la franja costera o a la frontera con zonas agropecuarias. La ausencia total de estaciones de muestreo INVEMAR dentro de parches segmentados mayores a una hectarea –predicado DE-9IM</w:t>
       </w:r>
       <w:r>
         <w:rPr>
@@ -5257,7 +5257,7 @@
                     <w:jc w:val="center"/>
                   </w:pPr>
                   <w:r>
-                    <w:t xml:space="preserve">Isla_Boqueron, Punta_Cerro, Punta_Chino, Rio_Sevilla</w:t>
+                    <w:t xml:space="preserve">Isla_Boquerón, Punta_Cerro, Punta_Chino, Rio_Sevilla</w:t>
                   </w:r>
                 </w:p>
               </w:tc>
@@ -8423,7 +8423,7 @@
         <w:rPr>
           <w:color w:val="000000"/>
         </w:rPr>
-        <w:t xml:space="preserve">(Zanaga et al., 2022), producto cartográfico global de 10 m de resolución que reporta cobertura de tierra para el año 2021 y que se acota a la clase 95 (manglar) como referencia binaria,. La sustitución del Global Mangrove Watch por ESA WorldCover como cartografía de referencia obedece a que el catálogo público de sat-io en Google Earth Engine reorganizó el dataset GMW al momento de la entrega y los paths conocidos del GMW v3.0 (Bunting et al., 2022) dejaron de ser accesibles directamente desde el contenedor, así WorldCover ofrece una alternativa con mayor resolución espacial nativa (10 m frente a los 25 m del GMW), validación independiente por la Agencia Espacial Europea y consistencia metodológica con la cartografía global de cobertura de tierra. El cálculo de la matriz de confusión se realiza directamente sobre los servidores de Earth Engine mediante</w:t>
+        <w:t xml:space="preserve">(Zanaga et al., 2022), producto cartográfico global de 10 m de resolución que reporta cobertura de tierra para el año 2021 y que se acota a la clase 95 (manglar) como referencia binaria,. La sustitución del Global Mangrove Watch por ESA WorldCover como cartografía de referencia obedece a que el catálogo público de sat-io en Google Earth Engine reorganizó el conjunto de datos GMW al momento de la entrega y los paths conocidos del GMW v3.0 (Bunting et al., 2022) dejaron de ser accesibles directamente desde el contenedor, así WorldCover ofrece una alternativa con mayor resolución espacial nativa (10 m frente a los 25 m del GMW), validación independiente por la Agencia Espacial Europea y consistencia metodológica con la cartografía global de cobertura de tierra. El cálculo de la matriz de confusión se realiza directamente sobre los servidores de Earth Engine mediante</w:t>
       </w:r>
       <w:r>
         <w:rPr>
@@ -10316,7 +10316,7 @@
         <w:rPr>
           <w:color w:val="000000"/>
         </w:rPr>
-        <w:t xml:space="preserve">muestra la serie completa sobre cinco estaciones representativas con las anomalías codificadas por color, de manera que la integración del SAR como serie continua complementa el monitoreo óptico y aporta sensibilidad ante perturbaciones sub-canopy que el NDVI por sí solo no detecta.</w:t>
+        <w:t xml:space="preserve">muestra la serie completa sobre cinco estaciones representativas con las anomalías codificadas por color, de manera que la integración del SAR como serie continua complementa el monitoreo óptico y aporta sensibilidad ante perturbaciones bajo dosel que el NDVI por sí solo no detecta.</w:t>
       </w:r>
     </w:p>
     <w:tbl>
@@ -12649,7 +12649,7 @@
         <w:rPr>
           <w:color w:val="000000"/>
         </w:rPr>
-        <w:t xml:space="preserve">) sobre las ocho estaciones extiende el uso del radar más allá del evento puntual de septiembre 2020 y aporta sensibilidad ante perturbaciones sub-canopy invisibles al sensor óptico, con correlaciones positivas altamente significativas entre SAR-VH y NDVI sobre el Complejo de Pajarales (CP Aguas Negras</w:t>
+        <w:t xml:space="preserve">) sobre las ocho estaciones extiende el uso del radar más allá del evento puntual de septiembre 2020 y aporta sensibilidad ante perturbaciones bajo dosel invisibles al sensor óptico, con correlaciones positivas altamente significativas entre SAR-VH y NDVI sobre el Complejo de Pajarales (CP Aguas Negras</w:t>
       </w:r>
       <w:r>
         <w:rPr>

--- a/docs/informe_final.docx
+++ b/docs/informe_final.docx
@@ -579,12 +579,12 @@
         <w:jc w:val="start"/>
         <w:tblLayout w:type="autofit"/>
         <w:tblBorders>
-          <w:top w:val="nil"/>
-          <w:left w:val="nil"/>
-          <w:bottom w:val="nil"/>
-          <w:right w:val="nil"/>
-          <w:insideH w:val="nil"/>
-          <w:insideV w:val="nil"/>
+          <w:top w:val="single" w:sz="4" w:color="BFBFBF"/>
+          <w:left w:val="single" w:sz="4" w:color="BFBFBF"/>
+          <w:bottom w:val="single" w:sz="4" w:color="BFBFBF"/>
+          <w:right w:val="single" w:sz="4" w:color="BFBFBF"/>
+          <w:insideH w:val="single" w:sz="4" w:color="BFBFBF"/>
+          <w:insideV w:val="single" w:sz="4" w:color="BFBFBF"/>
         </w:tblBorders>
       </w:tblPr>
       <w:tblGrid>
@@ -593,11 +593,17 @@
       <w:tr>
         <w:tc>
           <w:tcPr>
+            <w:tcMar>
+              <w:top w:w="40" w:type="dxa"/>
+              <w:left w:w="60" w:type="dxa"/>
+              <w:bottom w:w="40" w:type="dxa"/>
+              <w:right w:w="60" w:type="dxa"/>
+            </w:tcMar>
             <w:tcBorders>
-              <w:top w:val="nil"/>
-              <w:left w:val="nil"/>
-              <w:bottom w:val="nil"/>
-              <w:right w:val="nil"/>
+              <w:top w:val="single" w:sz="4" w:color="BFBFBF"/>
+              <w:left w:val="single" w:sz="4" w:color="BFBFBF"/>
+              <w:bottom w:val="single" w:sz="4" w:color="BFBFBF"/>
+              <w:right w:val="single" w:sz="4" w:color="BFBFBF"/>
             </w:tcBorders>
             <w:tcMar>
               <w:top w:w="40" w:type="dxa"/>
@@ -605,6 +611,7 @@
               <w:bottom w:w="40" w:type="dxa"/>
               <w:right w:w="60" w:type="dxa"/>
             </w:tcMar>
+            <w:shd w:val="clear" w:color="auto" w:fill="2E86AB"/>
           </w:tcPr>
           <w:bookmarkStart w:id="30" w:name="fig-area-estudio"/>
           <w:p>
@@ -616,7 +623,7 @@
             <w:r>
               <w:rPr>
                 <w:b/>
-                <w:color w:val="000000"/>
+                <w:color w:val="FFFFFF"/>
                 <w:sz w:val="20"/>
               </w:rPr>
               <w:drawing>
@@ -672,7 +679,7 @@
             <w:r>
               <w:rPr>
                 <w:b/>
-                <w:color w:val="000000"/>
+                <w:color w:val="FFFFFF"/>
                 <w:sz w:val="20"/>
               </w:rPr>
               <w:t xml:space="preserve">Figura 1: Localización del área de estudio. (a) Colombia con el departamento del Magdalena resaltado en naranja, escala 500 km. (b) Departamento del Magdalena con las ciudades de referencia, Santa Marta, Ciénaga, Barranquilla, y el bbox del AOI acotado en rojo, escala 50 km. (c) Composite Sentinel-2 RGB de color real (B4-B3-B2) del periodo actual 2024-2025 sobre un bounding box extendido que cubre el AOI acotado (835 km² del SFF CGSM y la Vía Parque Isla de Salamanca, polígono rojo) junto con las cinco estaciones INVEMAR-GBIF (triángulos rojos: Isla Boquerón, Punta Cerro, Punta Chino, Río Sevilla y Caño Palos), con la cobertura de manglar segmentada por SamGeo superpuesta en verde traslúcido.</w:t>
@@ -807,12 +814,12 @@
         <w:jc w:val="start"/>
         <w:tblLayout w:type="autofit"/>
         <w:tblBorders>
-          <w:top w:val="nil"/>
-          <w:left w:val="nil"/>
-          <w:bottom w:val="nil"/>
-          <w:right w:val="nil"/>
-          <w:insideH w:val="nil"/>
-          <w:insideV w:val="nil"/>
+          <w:top w:val="single" w:sz="4" w:color="BFBFBF"/>
+          <w:left w:val="single" w:sz="4" w:color="BFBFBF"/>
+          <w:bottom w:val="single" w:sz="4" w:color="BFBFBF"/>
+          <w:right w:val="single" w:sz="4" w:color="BFBFBF"/>
+          <w:insideH w:val="single" w:sz="4" w:color="BFBFBF"/>
+          <w:insideV w:val="single" w:sz="4" w:color="BFBFBF"/>
         </w:tblBorders>
       </w:tblPr>
       <w:tblGrid>
@@ -821,11 +828,17 @@
       <w:tr>
         <w:tc>
           <w:tcPr>
+            <w:tcMar>
+              <w:top w:w="40" w:type="dxa"/>
+              <w:left w:w="60" w:type="dxa"/>
+              <w:bottom w:w="40" w:type="dxa"/>
+              <w:right w:w="60" w:type="dxa"/>
+            </w:tcMar>
             <w:tcBorders>
-              <w:top w:val="nil"/>
-              <w:left w:val="nil"/>
-              <w:bottom w:val="nil"/>
-              <w:right w:val="nil"/>
+              <w:top w:val="single" w:sz="4" w:color="BFBFBF"/>
+              <w:left w:val="single" w:sz="4" w:color="BFBFBF"/>
+              <w:bottom w:val="single" w:sz="4" w:color="BFBFBF"/>
+              <w:right w:val="single" w:sz="4" w:color="BFBFBF"/>
             </w:tcBorders>
             <w:tcMar>
               <w:top w:w="40" w:type="dxa"/>
@@ -833,6 +846,7 @@
               <w:bottom w:w="40" w:type="dxa"/>
               <w:right w:w="60" w:type="dxa"/>
             </w:tcMar>
+            <w:shd w:val="clear" w:color="auto" w:fill="2E86AB"/>
           </w:tcPr>
           <w:bookmarkStart w:id="32" w:name="tbl-fuentes"/>
           <w:p>
@@ -848,7 +862,7 @@
             <w:r>
               <w:rPr>
                 <w:b/>
-                <w:color w:val="000000"/>
+                <w:color w:val="FFFFFF"/>
                 <w:sz w:val="20"/>
               </w:rPr>
               <w:t xml:space="preserve">Tabla 1: Fuentes de datos utilizadas en el pipeline para el monitoreo de manglar.</w:t>
@@ -1643,12 +1657,12 @@
         <w:jc w:val="start"/>
         <w:tblLayout w:type="autofit"/>
         <w:tblBorders>
-          <w:top w:val="nil"/>
-          <w:left w:val="nil"/>
-          <w:bottom w:val="nil"/>
-          <w:right w:val="nil"/>
-          <w:insideH w:val="nil"/>
-          <w:insideV w:val="nil"/>
+          <w:top w:val="single" w:sz="4" w:color="BFBFBF"/>
+          <w:left w:val="single" w:sz="4" w:color="BFBFBF"/>
+          <w:bottom w:val="single" w:sz="4" w:color="BFBFBF"/>
+          <w:right w:val="single" w:sz="4" w:color="BFBFBF"/>
+          <w:insideH w:val="single" w:sz="4" w:color="BFBFBF"/>
+          <w:insideV w:val="single" w:sz="4" w:color="BFBFBF"/>
         </w:tblBorders>
       </w:tblPr>
       <w:tblGrid>
@@ -1657,11 +1671,17 @@
       <w:tr>
         <w:tc>
           <w:tcPr>
+            <w:tcMar>
+              <w:top w:w="40" w:type="dxa"/>
+              <w:left w:w="60" w:type="dxa"/>
+              <w:bottom w:w="40" w:type="dxa"/>
+              <w:right w:w="60" w:type="dxa"/>
+            </w:tcMar>
             <w:tcBorders>
-              <w:top w:val="nil"/>
-              <w:left w:val="nil"/>
-              <w:bottom w:val="nil"/>
-              <w:right w:val="nil"/>
+              <w:top w:val="single" w:sz="4" w:color="BFBFBF"/>
+              <w:left w:val="single" w:sz="4" w:color="BFBFBF"/>
+              <w:bottom w:val="single" w:sz="4" w:color="BFBFBF"/>
+              <w:right w:val="single" w:sz="4" w:color="BFBFBF"/>
             </w:tcBorders>
             <w:tcMar>
               <w:top w:w="40" w:type="dxa"/>
@@ -1669,6 +1689,7 @@
               <w:bottom w:w="40" w:type="dxa"/>
               <w:right w:w="60" w:type="dxa"/>
             </w:tcMar>
+            <w:shd w:val="clear" w:color="auto" w:fill="2E86AB"/>
           </w:tcPr>
           <w:bookmarkStart w:id="34" w:name="tbl-lenguajes"/>
           <w:p>
@@ -1684,7 +1705,7 @@
             <w:r>
               <w:rPr>
                 <w:b/>
-                <w:color w:val="000000"/>
+                <w:color w:val="FFFFFF"/>
                 <w:sz w:val="20"/>
               </w:rPr>
               <w:t xml:space="preserve">Tabla 2: Distribución de responsabilidades técnicas entre los tres lenguajes del proyecto, con las librerías centrales y los notebooks que materializan cada función. La elección obedece a las fortalezas disciplinares de cada ecosistema y se valida cruzadamente en la sección de Validación cruzada multilingüe.</w:t>
@@ -2379,12 +2400,12 @@
         <w:jc w:val="start"/>
         <w:tblLayout w:type="autofit"/>
         <w:tblBorders>
-          <w:top w:val="nil"/>
-          <w:left w:val="nil"/>
-          <w:bottom w:val="nil"/>
-          <w:right w:val="nil"/>
-          <w:insideH w:val="nil"/>
-          <w:insideV w:val="nil"/>
+          <w:top w:val="single" w:sz="4" w:color="BFBFBF"/>
+          <w:left w:val="single" w:sz="4" w:color="BFBFBF"/>
+          <w:bottom w:val="single" w:sz="4" w:color="BFBFBF"/>
+          <w:right w:val="single" w:sz="4" w:color="BFBFBF"/>
+          <w:insideH w:val="single" w:sz="4" w:color="BFBFBF"/>
+          <w:insideV w:val="single" w:sz="4" w:color="BFBFBF"/>
         </w:tblBorders>
       </w:tblPr>
       <w:tblGrid>
@@ -2393,11 +2414,17 @@
       <w:tr>
         <w:tc>
           <w:tcPr>
+            <w:tcMar>
+              <w:top w:w="40" w:type="dxa"/>
+              <w:left w:w="60" w:type="dxa"/>
+              <w:bottom w:w="40" w:type="dxa"/>
+              <w:right w:w="60" w:type="dxa"/>
+            </w:tcMar>
             <w:tcBorders>
-              <w:top w:val="nil"/>
-              <w:left w:val="nil"/>
-              <w:bottom w:val="nil"/>
-              <w:right w:val="nil"/>
+              <w:top w:val="single" w:sz="4" w:color="BFBFBF"/>
+              <w:left w:val="single" w:sz="4" w:color="BFBFBF"/>
+              <w:bottom w:val="single" w:sz="4" w:color="BFBFBF"/>
+              <w:right w:val="single" w:sz="4" w:color="BFBFBF"/>
             </w:tcBorders>
             <w:tcMar>
               <w:top w:w="40" w:type="dxa"/>
@@ -2405,6 +2432,7 @@
               <w:bottom w:w="40" w:type="dxa"/>
               <w:right w:w="60" w:type="dxa"/>
             </w:tcMar>
+            <w:shd w:val="clear" w:color="auto" w:fill="2E86AB"/>
           </w:tcPr>
           <w:bookmarkStart w:id="39" w:name="fig-ndvi-cambio"/>
           <w:p>
@@ -2416,7 +2444,7 @@
             <w:r>
               <w:rPr>
                 <w:b/>
-                <w:color w:val="000000"/>
+                <w:color w:val="FFFFFF"/>
                 <w:sz w:val="20"/>
               </w:rPr>
               <w:drawing>
@@ -2472,7 +2500,7 @@
             <w:r>
               <w:rPr>
                 <w:b/>
-                <w:color w:val="000000"/>
+                <w:color w:val="FFFFFF"/>
                 <w:sz w:val="20"/>
               </w:rPr>
               <w:t xml:space="preserve">Figura 2: Cambio en la mediana de NDVI entre el estado actual (2024–2025) y el periodo de degradación (2020 H2), calculado desde el datacube trimestral con convención Climate and Forecast versión 1.8 (CF-1.8) sobre el AOI acotado. El azul indica ganancia de vigor (regeneración), el rojo indica pérdida; coordenadas en metros sobre EPSG:9377 (código del sistema de referencia cartográfico colombiano MAGNA-SIRGAS Origen Nacional, oficializado por la Resolución IGAC 471 de 2020).</w:t>
@@ -2997,12 +3025,12 @@
         <w:jc w:val="start"/>
         <w:tblLayout w:type="autofit"/>
         <w:tblBorders>
-          <w:top w:val="nil"/>
-          <w:left w:val="nil"/>
-          <w:bottom w:val="nil"/>
-          <w:right w:val="nil"/>
-          <w:insideH w:val="nil"/>
-          <w:insideV w:val="nil"/>
+          <w:top w:val="single" w:sz="4" w:color="BFBFBF"/>
+          <w:left w:val="single" w:sz="4" w:color="BFBFBF"/>
+          <w:bottom w:val="single" w:sz="4" w:color="BFBFBF"/>
+          <w:right w:val="single" w:sz="4" w:color="BFBFBF"/>
+          <w:insideH w:val="single" w:sz="4" w:color="BFBFBF"/>
+          <w:insideV w:val="single" w:sz="4" w:color="BFBFBF"/>
         </w:tblBorders>
       </w:tblPr>
       <w:tblGrid>
@@ -3011,11 +3039,17 @@
       <w:tr>
         <w:tc>
           <w:tcPr>
+            <w:tcMar>
+              <w:top w:w="40" w:type="dxa"/>
+              <w:left w:w="60" w:type="dxa"/>
+              <w:bottom w:w="40" w:type="dxa"/>
+              <w:right w:w="60" w:type="dxa"/>
+            </w:tcMar>
             <w:tcBorders>
-              <w:top w:val="nil"/>
-              <w:left w:val="nil"/>
-              <w:bottom w:val="nil"/>
-              <w:right w:val="nil"/>
+              <w:top w:val="single" w:sz="4" w:color="BFBFBF"/>
+              <w:left w:val="single" w:sz="4" w:color="BFBFBF"/>
+              <w:bottom w:val="single" w:sz="4" w:color="BFBFBF"/>
+              <w:right w:val="single" w:sz="4" w:color="BFBFBF"/>
             </w:tcBorders>
             <w:tcMar>
               <w:top w:w="40" w:type="dxa"/>
@@ -3023,6 +3057,7 @@
               <w:bottom w:w="40" w:type="dxa"/>
               <w:right w:w="60" w:type="dxa"/>
             </w:tcMar>
+            <w:shd w:val="clear" w:color="auto" w:fill="2E86AB"/>
           </w:tcPr>
           <w:bookmarkStart w:id="46" w:name="fig-flujo"/>
           <w:p>
@@ -3045,7 +3080,7 @@
             <w:r>
               <w:rPr>
                 <w:b/>
-                <w:color w:val="000000"/>
+                <w:color w:val="FFFFFF"/>
                 <w:sz w:val="20"/>
               </w:rPr>
               <w:t xml:space="preserve">Figura 3: Flujo metodológico del proyecto: seis fases secuenciales con validación cruzada entre Python, R y Julia, todas ejecutadas dentro de un contenedor Docker que garantiza la reproducibilidad bit a bit de cada análisis.</w:t>
@@ -3275,12 +3310,12 @@
         <w:jc w:val="start"/>
         <w:tblLayout w:type="autofit"/>
         <w:tblBorders>
-          <w:top w:val="nil"/>
-          <w:left w:val="nil"/>
-          <w:bottom w:val="nil"/>
-          <w:right w:val="nil"/>
-          <w:insideH w:val="nil"/>
-          <w:insideV w:val="nil"/>
+          <w:top w:val="single" w:sz="4" w:color="BFBFBF"/>
+          <w:left w:val="single" w:sz="4" w:color="BFBFBF"/>
+          <w:bottom w:val="single" w:sz="4" w:color="BFBFBF"/>
+          <w:right w:val="single" w:sz="4" w:color="BFBFBF"/>
+          <w:insideH w:val="single" w:sz="4" w:color="BFBFBF"/>
+          <w:insideV w:val="single" w:sz="4" w:color="BFBFBF"/>
         </w:tblBorders>
       </w:tblPr>
       <w:tblGrid>
@@ -3289,11 +3324,17 @@
       <w:tr>
         <w:tc>
           <w:tcPr>
+            <w:tcMar>
+              <w:top w:w="40" w:type="dxa"/>
+              <w:left w:w="60" w:type="dxa"/>
+              <w:bottom w:w="40" w:type="dxa"/>
+              <w:right w:w="60" w:type="dxa"/>
+            </w:tcMar>
             <w:tcBorders>
-              <w:top w:val="nil"/>
-              <w:left w:val="nil"/>
-              <w:bottom w:val="nil"/>
-              <w:right w:val="nil"/>
+              <w:top w:val="single" w:sz="4" w:color="BFBFBF"/>
+              <w:left w:val="single" w:sz="4" w:color="BFBFBF"/>
+              <w:bottom w:val="single" w:sz="4" w:color="BFBFBF"/>
+              <w:right w:val="single" w:sz="4" w:color="BFBFBF"/>
             </w:tcBorders>
             <w:tcMar>
               <w:top w:w="40" w:type="dxa"/>
@@ -3301,6 +3342,7 @@
               <w:bottom w:w="40" w:type="dxa"/>
               <w:right w:w="60" w:type="dxa"/>
             </w:tcMar>
+            <w:shd w:val="clear" w:color="auto" w:fill="2E86AB"/>
           </w:tcPr>
           <w:bookmarkStart w:id="53" w:name="fig-ndvi-manglar"/>
           <w:p>
@@ -3312,7 +3354,7 @@
             <w:r>
               <w:rPr>
                 <w:b/>
-                <w:color w:val="000000"/>
+                <w:color w:val="FFFFFF"/>
                 <w:sz w:val="20"/>
               </w:rPr>
               <w:drawing>
@@ -3368,7 +3410,7 @@
             <w:r>
               <w:rPr>
                 <w:b/>
-                <w:color w:val="000000"/>
+                <w:color w:val="FFFFFF"/>
                 <w:sz w:val="20"/>
               </w:rPr>
               <w:t xml:space="preserve">Figura 4: Serie temporal del NDVI mediaño del manglar sobre AOI acotado (SFF CGSM + VPI Salamanca, 835 km²) entre 2018 y 2025, calculada a partir del datacube trimestral CF-1.8 restringida a píxeles con</w:t>
@@ -3376,7 +3418,7 @@
             <w:r>
               <w:rPr>
                 <w:b/>
-                <w:color w:val="000000"/>
+                <w:color w:val="FFFFFF"/>
                 <w:sz w:val="20"/>
               </w:rPr>
               <w:t xml:space="preserve"> </w:t>
@@ -3416,7 +3458,7 @@
             <w:r>
               <w:rPr>
                 <w:b/>
-                <w:color w:val="000000"/>
+                <w:color w:val="FFFFFF"/>
                 <w:sz w:val="20"/>
               </w:rPr>
               <w:t xml:space="preserve">. Las franjas sombreadas marcan los tres periodos de referencia de la segmentación; la caída de 2019–2020 coincide con la sequía y el episodio La Niña que sostienen la narrativa del informe.</w:t>
@@ -3751,12 +3793,12 @@
         <w:jc w:val="start"/>
         <w:tblLayout w:type="autofit"/>
         <w:tblBorders>
-          <w:top w:val="nil"/>
-          <w:left w:val="nil"/>
-          <w:bottom w:val="nil"/>
-          <w:right w:val="nil"/>
-          <w:insideH w:val="nil"/>
-          <w:insideV w:val="nil"/>
+          <w:top w:val="single" w:sz="4" w:color="BFBFBF"/>
+          <w:left w:val="single" w:sz="4" w:color="BFBFBF"/>
+          <w:bottom w:val="single" w:sz="4" w:color="BFBFBF"/>
+          <w:right w:val="single" w:sz="4" w:color="BFBFBF"/>
+          <w:insideH w:val="single" w:sz="4" w:color="BFBFBF"/>
+          <w:insideV w:val="single" w:sz="4" w:color="BFBFBF"/>
         </w:tblBorders>
       </w:tblPr>
       <w:tblGrid>
@@ -3765,11 +3807,17 @@
       <w:tr>
         <w:tc>
           <w:tcPr>
+            <w:tcMar>
+              <w:top w:w="40" w:type="dxa"/>
+              <w:left w:w="60" w:type="dxa"/>
+              <w:bottom w:w="40" w:type="dxa"/>
+              <w:right w:w="60" w:type="dxa"/>
+            </w:tcMar>
             <w:tcBorders>
-              <w:top w:val="nil"/>
-              <w:left w:val="nil"/>
-              <w:bottom w:val="nil"/>
-              <w:right w:val="nil"/>
+              <w:top w:val="single" w:sz="4" w:color="BFBFBF"/>
+              <w:left w:val="single" w:sz="4" w:color="BFBFBF"/>
+              <w:bottom w:val="single" w:sz="4" w:color="BFBFBF"/>
+              <w:right w:val="single" w:sz="4" w:color="BFBFBF"/>
             </w:tcBorders>
             <w:tcMar>
               <w:top w:w="40" w:type="dxa"/>
@@ -3777,6 +3825,7 @@
               <w:bottom w:w="40" w:type="dxa"/>
               <w:right w:w="60" w:type="dxa"/>
             </w:tcMar>
+            <w:shd w:val="clear" w:color="auto" w:fill="2E86AB"/>
           </w:tcPr>
           <w:bookmarkStart w:id="56" w:name="tbl-bfast-unificado"/>
           <w:p>
@@ -3792,7 +3841,7 @@
             <w:r>
               <w:rPr>
                 <w:b/>
-                <w:color w:val="000000"/>
+                <w:color w:val="FFFFFF"/>
                 <w:sz w:val="20"/>
               </w:rPr>
               <w:t xml:space="preserve">Tabla 3: Quiebres estructurales detectados por bfast sobre las cuatro estaciones de manglar real, periodo 2018–2025 (Sentinel-2 únicamente). Los quiebres se agrupan en tres bloques temporales coincidentes con eventos ENSO documentados en la sección de forzamiento climático.</w:t>
@@ -4335,12 +4384,12 @@
         <w:jc w:val="start"/>
         <w:tblLayout w:type="autofit"/>
         <w:tblBorders>
-          <w:top w:val="nil"/>
-          <w:left w:val="nil"/>
-          <w:bottom w:val="nil"/>
-          <w:right w:val="nil"/>
-          <w:insideH w:val="nil"/>
-          <w:insideV w:val="nil"/>
+          <w:top w:val="single" w:sz="4" w:color="BFBFBF"/>
+          <w:left w:val="single" w:sz="4" w:color="BFBFBF"/>
+          <w:bottom w:val="single" w:sz="4" w:color="BFBFBF"/>
+          <w:right w:val="single" w:sz="4" w:color="BFBFBF"/>
+          <w:insideH w:val="single" w:sz="4" w:color="BFBFBF"/>
+          <w:insideV w:val="single" w:sz="4" w:color="BFBFBF"/>
         </w:tblBorders>
       </w:tblPr>
       <w:tblGrid>
@@ -4349,11 +4398,17 @@
       <w:tr>
         <w:tc>
           <w:tcPr>
+            <w:tcMar>
+              <w:top w:w="40" w:type="dxa"/>
+              <w:left w:w="60" w:type="dxa"/>
+              <w:bottom w:w="40" w:type="dxa"/>
+              <w:right w:w="60" w:type="dxa"/>
+            </w:tcMar>
             <w:tcBorders>
-              <w:top w:val="nil"/>
-              <w:left w:val="nil"/>
-              <w:bottom w:val="nil"/>
-              <w:right w:val="nil"/>
+              <w:top w:val="single" w:sz="4" w:color="BFBFBF"/>
+              <w:left w:val="single" w:sz="4" w:color="BFBFBF"/>
+              <w:bottom w:val="single" w:sz="4" w:color="BFBFBF"/>
+              <w:right w:val="single" w:sz="4" w:color="BFBFBF"/>
             </w:tcBorders>
             <w:tcMar>
               <w:top w:w="40" w:type="dxa"/>
@@ -4361,6 +4416,7 @@
               <w:bottom w:w="40" w:type="dxa"/>
               <w:right w:w="60" w:type="dxa"/>
             </w:tcMar>
+            <w:shd w:val="clear" w:color="auto" w:fill="2E86AB"/>
           </w:tcPr>
           <w:bookmarkStart w:id="59" w:name="tbl-fragmentacion-acotado"/>
           <w:p>
@@ -4376,7 +4432,7 @@
             <w:r>
               <w:rPr>
                 <w:b/>
-                <w:color w:val="000000"/>
+                <w:color w:val="FFFFFF"/>
                 <w:sz w:val="20"/>
               </w:rPr>
               <w:t xml:space="preserve">Tabla 4: Métricas de fragmentación sobre AOI acotado (SFF CGSM + VPI Salamanca, 835 km2), calculadas en EPSG:9377. Los parches están filtrados al rango 1–5.000 ha y procesados en Julia descomponiendo MultiPolygons.</w:t>
@@ -5062,12 +5118,12 @@
         <w:jc w:val="start"/>
         <w:tblLayout w:type="autofit"/>
         <w:tblBorders>
-          <w:top w:val="nil"/>
-          <w:left w:val="nil"/>
-          <w:bottom w:val="nil"/>
-          <w:right w:val="nil"/>
-          <w:insideH w:val="nil"/>
-          <w:insideV w:val="nil"/>
+          <w:top w:val="single" w:sz="4" w:color="BFBFBF"/>
+          <w:left w:val="single" w:sz="4" w:color="BFBFBF"/>
+          <w:bottom w:val="single" w:sz="4" w:color="BFBFBF"/>
+          <w:right w:val="single" w:sz="4" w:color="BFBFBF"/>
+          <w:insideH w:val="single" w:sz="4" w:color="BFBFBF"/>
+          <w:insideV w:val="single" w:sz="4" w:color="BFBFBF"/>
         </w:tblBorders>
       </w:tblPr>
       <w:tblGrid>
@@ -5076,11 +5132,17 @@
       <w:tr>
         <w:tc>
           <w:tcPr>
+            <w:tcMar>
+              <w:top w:w="40" w:type="dxa"/>
+              <w:left w:w="60" w:type="dxa"/>
+              <w:bottom w:w="40" w:type="dxa"/>
+              <w:right w:w="60" w:type="dxa"/>
+            </w:tcMar>
             <w:tcBorders>
-              <w:top w:val="nil"/>
-              <w:left w:val="nil"/>
-              <w:bottom w:val="nil"/>
-              <w:right w:val="nil"/>
+              <w:top w:val="single" w:sz="4" w:color="BFBFBF"/>
+              <w:left w:val="single" w:sz="4" w:color="BFBFBF"/>
+              <w:bottom w:val="single" w:sz="4" w:color="BFBFBF"/>
+              <w:right w:val="single" w:sz="4" w:color="BFBFBF"/>
             </w:tcBorders>
             <w:tcMar>
               <w:top w:w="40" w:type="dxa"/>
@@ -5088,6 +5150,7 @@
               <w:bottom w:w="40" w:type="dxa"/>
               <w:right w:w="60" w:type="dxa"/>
             </w:tcMar>
+            <w:shd w:val="clear" w:color="auto" w:fill="2E86AB"/>
           </w:tcPr>
           <w:bookmarkStart w:id="61" w:name="tbl-clasif-estaciones"/>
           <w:p>
@@ -5103,7 +5166,7 @@
             <w:r>
               <w:rPr>
                 <w:b/>
-                <w:color w:val="000000"/>
+                <w:color w:val="FFFFFF"/>
                 <w:sz w:val="20"/>
               </w:rPr>
               <w:t xml:space="preserve">Tabla 5: Clasificación de las ocho estaciones de muestreo por naturaleza espectral y distancia al AOI.</w:t>
@@ -5847,12 +5910,12 @@
         <w:jc w:val="start"/>
         <w:tblLayout w:type="autofit"/>
         <w:tblBorders>
-          <w:top w:val="nil"/>
-          <w:left w:val="nil"/>
-          <w:bottom w:val="nil"/>
-          <w:right w:val="nil"/>
-          <w:insideH w:val="nil"/>
-          <w:insideV w:val="nil"/>
+          <w:top w:val="single" w:sz="4" w:color="BFBFBF"/>
+          <w:left w:val="single" w:sz="4" w:color="BFBFBF"/>
+          <w:bottom w:val="single" w:sz="4" w:color="BFBFBF"/>
+          <w:right w:val="single" w:sz="4" w:color="BFBFBF"/>
+          <w:insideH w:val="single" w:sz="4" w:color="BFBFBF"/>
+          <w:insideV w:val="single" w:sz="4" w:color="BFBFBF"/>
         </w:tblBorders>
       </w:tblPr>
       <w:tblGrid>
@@ -5861,11 +5924,17 @@
       <w:tr>
         <w:tc>
           <w:tcPr>
+            <w:tcMar>
+              <w:top w:w="40" w:type="dxa"/>
+              <w:left w:w="60" w:type="dxa"/>
+              <w:bottom w:w="40" w:type="dxa"/>
+              <w:right w:w="60" w:type="dxa"/>
+            </w:tcMar>
             <w:tcBorders>
-              <w:top w:val="nil"/>
-              <w:left w:val="nil"/>
-              <w:bottom w:val="nil"/>
-              <w:right w:val="nil"/>
+              <w:top w:val="single" w:sz="4" w:color="BFBFBF"/>
+              <w:left w:val="single" w:sz="4" w:color="BFBFBF"/>
+              <w:bottom w:val="single" w:sz="4" w:color="BFBFBF"/>
+              <w:right w:val="single" w:sz="4" w:color="BFBFBF"/>
             </w:tcBorders>
             <w:tcMar>
               <w:top w:w="40" w:type="dxa"/>
@@ -5873,6 +5942,7 @@
               <w:bottom w:w="40" w:type="dxa"/>
               <w:right w:w="60" w:type="dxa"/>
             </w:tcMar>
+            <w:shd w:val="clear" w:color="auto" w:fill="2E86AB"/>
           </w:tcPr>
           <w:bookmarkStart w:id="66" w:name="fig-enso-serie"/>
           <w:p>
@@ -5884,7 +5954,7 @@
             <w:r>
               <w:rPr>
                 <w:b/>
-                <w:color w:val="000000"/>
+                <w:color w:val="FFFFFF"/>
                 <w:sz w:val="20"/>
               </w:rPr>
               <w:drawing>
@@ -5940,7 +6010,7 @@
             <w:r>
               <w:rPr>
                 <w:b/>
-                <w:color w:val="000000"/>
+                <w:color w:val="FFFFFF"/>
                 <w:sz w:val="20"/>
               </w:rPr>
               <w:t xml:space="preserve">Figura 5: Índices ENSO mensuales (ONI y SOI, NOAA CPC) sobre el periodo 2013–2025. Las franjas sombreadas marcan El Niño 2015–2016 y La Niña 2020–2022.</w:t>
@@ -5968,12 +6038,12 @@
         <w:jc w:val="start"/>
         <w:tblLayout w:type="autofit"/>
         <w:tblBorders>
-          <w:top w:val="nil"/>
-          <w:left w:val="nil"/>
-          <w:bottom w:val="nil"/>
-          <w:right w:val="nil"/>
-          <w:insideH w:val="nil"/>
-          <w:insideV w:val="nil"/>
+          <w:top w:val="single" w:sz="4" w:color="BFBFBF"/>
+          <w:left w:val="single" w:sz="4" w:color="BFBFBF"/>
+          <w:bottom w:val="single" w:sz="4" w:color="BFBFBF"/>
+          <w:right w:val="single" w:sz="4" w:color="BFBFBF"/>
+          <w:insideH w:val="single" w:sz="4" w:color="BFBFBF"/>
+          <w:insideV w:val="single" w:sz="4" w:color="BFBFBF"/>
         </w:tblBorders>
       </w:tblPr>
       <w:tblGrid>
@@ -5982,11 +6052,17 @@
       <w:tr>
         <w:tc>
           <w:tcPr>
+            <w:tcMar>
+              <w:top w:w="40" w:type="dxa"/>
+              <w:left w:w="60" w:type="dxa"/>
+              <w:bottom w:w="40" w:type="dxa"/>
+              <w:right w:w="60" w:type="dxa"/>
+            </w:tcMar>
             <w:tcBorders>
-              <w:top w:val="nil"/>
-              <w:left w:val="nil"/>
-              <w:bottom w:val="nil"/>
-              <w:right w:val="nil"/>
+              <w:top w:val="single" w:sz="4" w:color="BFBFBF"/>
+              <w:left w:val="single" w:sz="4" w:color="BFBFBF"/>
+              <w:bottom w:val="single" w:sz="4" w:color="BFBFBF"/>
+              <w:right w:val="single" w:sz="4" w:color="BFBFBF"/>
             </w:tcBorders>
             <w:tcMar>
               <w:top w:w="40" w:type="dxa"/>
@@ -5994,6 +6070,7 @@
               <w:bottom w:w="40" w:type="dxa"/>
               <w:right w:w="60" w:type="dxa"/>
             </w:tcMar>
+            <w:shd w:val="clear" w:color="auto" w:fill="2E86AB"/>
           </w:tcPr>
           <w:bookmarkStart w:id="70" w:name="fig-enso-correlación"/>
           <w:p>
@@ -6005,7 +6082,7 @@
             <w:r>
               <w:rPr>
                 <w:b/>
-                <w:color w:val="000000"/>
+                <w:color w:val="FFFFFF"/>
                 <w:sz w:val="20"/>
               </w:rPr>
               <w:drawing>
@@ -6061,7 +6138,7 @@
             <w:r>
               <w:rPr>
                 <w:b/>
-                <w:color w:val="000000"/>
+                <w:color w:val="FFFFFF"/>
                 <w:sz w:val="20"/>
               </w:rPr>
               <w:t xml:space="preserve">Figura 6: Correlación entre índices ENSO globales (ONI rojo, SOI azul) y anomalías NDVI z-score, desagregada por naturaleza espectral, rezagos 0–3 meses.</w:t>
@@ -6230,12 +6307,12 @@
         <w:jc w:val="start"/>
         <w:tblLayout w:type="autofit"/>
         <w:tblBorders>
-          <w:top w:val="nil"/>
-          <w:left w:val="nil"/>
-          <w:bottom w:val="nil"/>
-          <w:right w:val="nil"/>
-          <w:insideH w:val="nil"/>
-          <w:insideV w:val="nil"/>
+          <w:top w:val="single" w:sz="4" w:color="BFBFBF"/>
+          <w:left w:val="single" w:sz="4" w:color="BFBFBF"/>
+          <w:bottom w:val="single" w:sz="4" w:color="BFBFBF"/>
+          <w:right w:val="single" w:sz="4" w:color="BFBFBF"/>
+          <w:insideH w:val="single" w:sz="4" w:color="BFBFBF"/>
+          <w:insideV w:val="single" w:sz="4" w:color="BFBFBF"/>
         </w:tblBorders>
       </w:tblPr>
       <w:tblGrid>
@@ -6244,11 +6321,17 @@
       <w:tr>
         <w:tc>
           <w:tcPr>
+            <w:tcMar>
+              <w:top w:w="40" w:type="dxa"/>
+              <w:left w:w="60" w:type="dxa"/>
+              <w:bottom w:w="40" w:type="dxa"/>
+              <w:right w:w="60" w:type="dxa"/>
+            </w:tcMar>
             <w:tcBorders>
-              <w:top w:val="nil"/>
-              <w:left w:val="nil"/>
-              <w:bottom w:val="nil"/>
-              <w:right w:val="nil"/>
+              <w:top w:val="single" w:sz="4" w:color="BFBFBF"/>
+              <w:left w:val="single" w:sz="4" w:color="BFBFBF"/>
+              <w:bottom w:val="single" w:sz="4" w:color="BFBFBF"/>
+              <w:right w:val="single" w:sz="4" w:color="BFBFBF"/>
             </w:tcBorders>
             <w:tcMar>
               <w:top w:w="40" w:type="dxa"/>
@@ -6256,6 +6339,7 @@
               <w:bottom w:w="40" w:type="dxa"/>
               <w:right w:w="60" w:type="dxa"/>
             </w:tcMar>
+            <w:shd w:val="clear" w:color="auto" w:fill="2E86AB"/>
           </w:tcPr>
           <w:bookmarkStart w:id="74" w:name="fig-caudal-series"/>
           <w:p>
@@ -6267,7 +6351,7 @@
             <w:r>
               <w:rPr>
                 <w:b/>
-                <w:color w:val="000000"/>
+                <w:color w:val="FFFFFF"/>
                 <w:sz w:val="20"/>
               </w:rPr>
               <w:drawing>
@@ -6323,7 +6407,7 @@
             <w:r>
               <w:rPr>
                 <w:b/>
-                <w:color w:val="000000"/>
+                <w:color w:val="FFFFFF"/>
                 <w:sz w:val="20"/>
               </w:rPr>
               <w:t xml:space="preserve">Figura 7: Anomalía z-score del caudal mensual IDEAM para el río Magdalena en El Banco y el río Aracataca en Ganadería Caribe, 2013–2025. Los picos extremos (</w:t>
@@ -6351,7 +6435,7 @@
             <w:r>
               <w:rPr>
                 <w:b/>
-                <w:color w:val="000000"/>
+                <w:color w:val="FFFFFF"/>
                 <w:sz w:val="20"/>
               </w:rPr>
               <w:t xml:space="preserve">) ocurren en 2022, no en 2020.</w:t>
@@ -6379,12 +6463,12 @@
         <w:jc w:val="start"/>
         <w:tblLayout w:type="autofit"/>
         <w:tblBorders>
-          <w:top w:val="nil"/>
-          <w:left w:val="nil"/>
-          <w:bottom w:val="nil"/>
-          <w:right w:val="nil"/>
-          <w:insideH w:val="nil"/>
-          <w:insideV w:val="nil"/>
+          <w:top w:val="single" w:sz="4" w:color="BFBFBF"/>
+          <w:left w:val="single" w:sz="4" w:color="BFBFBF"/>
+          <w:bottom w:val="single" w:sz="4" w:color="BFBFBF"/>
+          <w:right w:val="single" w:sz="4" w:color="BFBFBF"/>
+          <w:insideH w:val="single" w:sz="4" w:color="BFBFBF"/>
+          <w:insideV w:val="single" w:sz="4" w:color="BFBFBF"/>
         </w:tblBorders>
       </w:tblPr>
       <w:tblGrid>
@@ -6393,11 +6477,17 @@
       <w:tr>
         <w:tc>
           <w:tcPr>
+            <w:tcMar>
+              <w:top w:w="40" w:type="dxa"/>
+              <w:left w:w="60" w:type="dxa"/>
+              <w:bottom w:w="40" w:type="dxa"/>
+              <w:right w:w="60" w:type="dxa"/>
+            </w:tcMar>
             <w:tcBorders>
-              <w:top w:val="nil"/>
-              <w:left w:val="nil"/>
-              <w:bottom w:val="nil"/>
-              <w:right w:val="nil"/>
+              <w:top w:val="single" w:sz="4" w:color="BFBFBF"/>
+              <w:left w:val="single" w:sz="4" w:color="BFBFBF"/>
+              <w:bottom w:val="single" w:sz="4" w:color="BFBFBF"/>
+              <w:right w:val="single" w:sz="4" w:color="BFBFBF"/>
             </w:tcBorders>
             <w:tcMar>
               <w:top w:w="40" w:type="dxa"/>
@@ -6405,6 +6495,7 @@
               <w:bottom w:w="40" w:type="dxa"/>
               <w:right w:w="60" w:type="dxa"/>
             </w:tcMar>
+            <w:shd w:val="clear" w:color="auto" w:fill="2E86AB"/>
           </w:tcPr>
           <w:bookmarkStart w:id="78" w:name="fig-caudal-correlación"/>
           <w:p>
@@ -6416,7 +6507,7 @@
             <w:r>
               <w:rPr>
                 <w:b/>
-                <w:color w:val="000000"/>
+                <w:color w:val="FFFFFF"/>
                 <w:sz w:val="20"/>
               </w:rPr>
               <w:drawing>
@@ -6472,7 +6563,7 @@
             <w:r>
               <w:rPr>
                 <w:b/>
-                <w:color w:val="000000"/>
+                <w:color w:val="FFFFFF"/>
                 <w:sz w:val="20"/>
               </w:rPr>
               <w:t xml:space="preserve">Figura 8: Correlación de Pearson entre anomalía de caudal IDEAM y NDVI z-score por estación hidrológica, naturaleza espectral y rezago 0–3 meses.</w:t>
@@ -6701,12 +6792,12 @@
         <w:jc w:val="start"/>
         <w:tblLayout w:type="autofit"/>
         <w:tblBorders>
-          <w:top w:val="nil"/>
-          <w:left w:val="nil"/>
-          <w:bottom w:val="nil"/>
-          <w:right w:val="nil"/>
-          <w:insideH w:val="nil"/>
-          <w:insideV w:val="nil"/>
+          <w:top w:val="single" w:sz="4" w:color="BFBFBF"/>
+          <w:left w:val="single" w:sz="4" w:color="BFBFBF"/>
+          <w:bottom w:val="single" w:sz="4" w:color="BFBFBF"/>
+          <w:right w:val="single" w:sz="4" w:color="BFBFBF"/>
+          <w:insideH w:val="single" w:sz="4" w:color="BFBFBF"/>
+          <w:insideV w:val="single" w:sz="4" w:color="BFBFBF"/>
         </w:tblBorders>
       </w:tblPr>
       <w:tblGrid>
@@ -6715,11 +6806,17 @@
       <w:tr>
         <w:tc>
           <w:tcPr>
+            <w:tcMar>
+              <w:top w:w="40" w:type="dxa"/>
+              <w:left w:w="60" w:type="dxa"/>
+              <w:bottom w:w="40" w:type="dxa"/>
+              <w:right w:w="60" w:type="dxa"/>
+            </w:tcMar>
             <w:tcBorders>
-              <w:top w:val="nil"/>
-              <w:left w:val="nil"/>
-              <w:bottom w:val="nil"/>
-              <w:right w:val="nil"/>
+              <w:top w:val="single" w:sz="4" w:color="BFBFBF"/>
+              <w:left w:val="single" w:sz="4" w:color="BFBFBF"/>
+              <w:bottom w:val="single" w:sz="4" w:color="BFBFBF"/>
+              <w:right w:val="single" w:sz="4" w:color="BFBFBF"/>
             </w:tcBorders>
             <w:tcMar>
               <w:top w:w="40" w:type="dxa"/>
@@ -6727,6 +6824,7 @@
               <w:bottom w:w="40" w:type="dxa"/>
               <w:right w:w="60" w:type="dxa"/>
             </w:tcMar>
+            <w:shd w:val="clear" w:color="auto" w:fill="2E86AB"/>
           </w:tcPr>
           <w:bookmarkStart w:id="82" w:name="fig-chirps-series"/>
           <w:p>
@@ -6738,7 +6836,7 @@
             <w:r>
               <w:rPr>
                 <w:b/>
-                <w:color w:val="000000"/>
+                <w:color w:val="FFFFFF"/>
                 <w:sz w:val="20"/>
               </w:rPr>
               <w:drawing>
@@ -6794,7 +6892,7 @@
             <w:r>
               <w:rPr>
                 <w:b/>
-                <w:color w:val="000000"/>
+                <w:color w:val="FFFFFF"/>
                 <w:sz w:val="20"/>
               </w:rPr>
               <w:t xml:space="preserve">Figura 9: Anomalías mensuales CHIRPS sobre las dos cuencas aportantes a la CGSM, 2013–2025. Los picos extremos</w:t>
@@ -6802,7 +6900,7 @@
             <w:r>
               <w:rPr>
                 <w:b/>
-                <w:color w:val="000000"/>
+                <w:color w:val="FFFFFF"/>
                 <w:sz w:val="20"/>
               </w:rPr>
               <w:t xml:space="preserve"> </w:t>
@@ -6830,7 +6928,7 @@
             <w:r>
               <w:rPr>
                 <w:b/>
-                <w:color w:val="000000"/>
+                <w:color w:val="FFFFFF"/>
                 <w:sz w:val="20"/>
               </w:rPr>
               <w:t xml:space="preserve"> </w:t>
@@ -6838,7 +6936,7 @@
             <w:r>
               <w:rPr>
                 <w:b/>
-                <w:color w:val="000000"/>
+                <w:color w:val="FFFFFF"/>
                 <w:sz w:val="20"/>
               </w:rPr>
               <w:t xml:space="preserve">se concentran en 2022, en línea con los caudales IDEAM (figura</w:t>
@@ -6846,7 +6944,7 @@
             <w:r>
               <w:rPr>
                 <w:b/>
-                <w:color w:val="000000"/>
+                <w:color w:val="FFFFFF"/>
                 <w:sz w:val="20"/>
               </w:rPr>
               <w:t xml:space="preserve"> </w:t>
@@ -6862,7 +6960,7 @@
             <w:r>
               <w:rPr>
                 <w:b/>
-                <w:color w:val="000000"/>
+                <w:color w:val="FFFFFF"/>
                 <w:sz w:val="20"/>
               </w:rPr>
               <w:t xml:space="preserve">).</w:t>
@@ -6890,12 +6988,12 @@
         <w:jc w:val="start"/>
         <w:tblLayout w:type="autofit"/>
         <w:tblBorders>
-          <w:top w:val="nil"/>
-          <w:left w:val="nil"/>
-          <w:bottom w:val="nil"/>
-          <w:right w:val="nil"/>
-          <w:insideH w:val="nil"/>
-          <w:insideV w:val="nil"/>
+          <w:top w:val="single" w:sz="4" w:color="BFBFBF"/>
+          <w:left w:val="single" w:sz="4" w:color="BFBFBF"/>
+          <w:bottom w:val="single" w:sz="4" w:color="BFBFBF"/>
+          <w:right w:val="single" w:sz="4" w:color="BFBFBF"/>
+          <w:insideH w:val="single" w:sz="4" w:color="BFBFBF"/>
+          <w:insideV w:val="single" w:sz="4" w:color="BFBFBF"/>
         </w:tblBorders>
       </w:tblPr>
       <w:tblGrid>
@@ -6904,11 +7002,17 @@
       <w:tr>
         <w:tc>
           <w:tcPr>
+            <w:tcMar>
+              <w:top w:w="40" w:type="dxa"/>
+              <w:left w:w="60" w:type="dxa"/>
+              <w:bottom w:w="40" w:type="dxa"/>
+              <w:right w:w="60" w:type="dxa"/>
+            </w:tcMar>
             <w:tcBorders>
-              <w:top w:val="nil"/>
-              <w:left w:val="nil"/>
-              <w:bottom w:val="nil"/>
-              <w:right w:val="nil"/>
+              <w:top w:val="single" w:sz="4" w:color="BFBFBF"/>
+              <w:left w:val="single" w:sz="4" w:color="BFBFBF"/>
+              <w:bottom w:val="single" w:sz="4" w:color="BFBFBF"/>
+              <w:right w:val="single" w:sz="4" w:color="BFBFBF"/>
             </w:tcBorders>
             <w:tcMar>
               <w:top w:w="40" w:type="dxa"/>
@@ -6916,6 +7020,7 @@
               <w:bottom w:w="40" w:type="dxa"/>
               <w:right w:w="60" w:type="dxa"/>
             </w:tcMar>
+            <w:shd w:val="clear" w:color="auto" w:fill="2E86AB"/>
           </w:tcPr>
           <w:bookmarkStart w:id="86" w:name="fig-chirps-correlación"/>
           <w:p>
@@ -6927,7 +7032,7 @@
             <w:r>
               <w:rPr>
                 <w:b/>
-                <w:color w:val="000000"/>
+                <w:color w:val="FFFFFF"/>
                 <w:sz w:val="20"/>
               </w:rPr>
               <w:drawing>
@@ -6983,7 +7088,7 @@
             <w:r>
               <w:rPr>
                 <w:b/>
-                <w:color w:val="000000"/>
+                <w:color w:val="FFFFFF"/>
                 <w:sz w:val="20"/>
               </w:rPr>
               <w:t xml:space="preserve">Figura 10: Correlación de Pearson entre anomalía mensual CHIRPS y NDVI z-score por cuenca y naturaleza espectral. La convergencia con el caudal IDEAM (figura</w:t>
@@ -6991,7 +7096,7 @@
             <w:r>
               <w:rPr>
                 <w:b/>
-                <w:color w:val="000000"/>
+                <w:color w:val="FFFFFF"/>
                 <w:sz w:val="20"/>
               </w:rPr>
               <w:t xml:space="preserve"> </w:t>
@@ -7007,7 +7112,7 @@
             <w:r>
               <w:rPr>
                 <w:b/>
-                <w:color w:val="000000"/>
+                <w:color w:val="FFFFFF"/>
                 <w:sz w:val="20"/>
               </w:rPr>
               <w:t xml:space="preserve">) ofrece doble validación.</w:t>
@@ -7929,12 +8034,12 @@
         <w:jc w:val="start"/>
         <w:tblLayout w:type="autofit"/>
         <w:tblBorders>
-          <w:top w:val="nil"/>
-          <w:left w:val="nil"/>
-          <w:bottom w:val="nil"/>
-          <w:right w:val="nil"/>
-          <w:insideH w:val="nil"/>
-          <w:insideV w:val="nil"/>
+          <w:top w:val="single" w:sz="4" w:color="BFBFBF"/>
+          <w:left w:val="single" w:sz="4" w:color="BFBFBF"/>
+          <w:bottom w:val="single" w:sz="4" w:color="BFBFBF"/>
+          <w:right w:val="single" w:sz="4" w:color="BFBFBF"/>
+          <w:insideH w:val="single" w:sz="4" w:color="BFBFBF"/>
+          <w:insideV w:val="single" w:sz="4" w:color="BFBFBF"/>
         </w:tblBorders>
       </w:tblPr>
       <w:tblGrid>
@@ -7943,11 +8048,17 @@
       <w:tr>
         <w:tc>
           <w:tcPr>
+            <w:tcMar>
+              <w:top w:w="40" w:type="dxa"/>
+              <w:left w:w="60" w:type="dxa"/>
+              <w:bottom w:w="40" w:type="dxa"/>
+              <w:right w:w="60" w:type="dxa"/>
+            </w:tcMar>
             <w:tcBorders>
-              <w:top w:val="nil"/>
-              <w:left w:val="nil"/>
-              <w:bottom w:val="nil"/>
-              <w:right w:val="nil"/>
+              <w:top w:val="single" w:sz="4" w:color="BFBFBF"/>
+              <w:left w:val="single" w:sz="4" w:color="BFBFBF"/>
+              <w:bottom w:val="single" w:sz="4" w:color="BFBFBF"/>
+              <w:right w:val="single" w:sz="4" w:color="BFBFBF"/>
             </w:tcBorders>
             <w:tcMar>
               <w:top w:w="40" w:type="dxa"/>
@@ -7955,6 +8066,7 @@
               <w:bottom w:w="40" w:type="dxa"/>
               <w:right w:w="60" w:type="dxa"/>
             </w:tcMar>
+            <w:shd w:val="clear" w:color="auto" w:fill="2E86AB"/>
           </w:tcPr>
           <w:bookmarkStart w:id="91" w:name="fig-trilingual"/>
           <w:p>
@@ -7966,7 +8078,7 @@
             <w:r>
               <w:rPr>
                 <w:b/>
-                <w:color w:val="000000"/>
+                <w:color w:val="FFFFFF"/>
                 <w:sz w:val="20"/>
               </w:rPr>
               <w:drawing>
@@ -8022,7 +8134,7 @@
             <w:r>
               <w:rPr>
                 <w:b/>
-                <w:color w:val="000000"/>
+                <w:color w:val="FFFFFF"/>
                 <w:sz w:val="20"/>
               </w:rPr>
               <w:t xml:space="preserve">Figura 11: Validación cruzada trilingüe Python + R + Julia sobre la correlación caudal-NDVI por rezago (0–3 meses, El Banco, estaciones de manglar). Las tres barras de cada rezago son visualmente idénticas; convergencia hasta el tercer decimal.</w:t>
@@ -8105,12 +8217,12 @@
         <w:jc w:val="start"/>
         <w:tblLayout w:type="autofit"/>
         <w:tblBorders>
-          <w:top w:val="nil"/>
-          <w:left w:val="nil"/>
-          <w:bottom w:val="nil"/>
-          <w:right w:val="nil"/>
-          <w:insideH w:val="nil"/>
-          <w:insideV w:val="nil"/>
+          <w:top w:val="single" w:sz="4" w:color="BFBFBF"/>
+          <w:left w:val="single" w:sz="4" w:color="BFBFBF"/>
+          <w:bottom w:val="single" w:sz="4" w:color="BFBFBF"/>
+          <w:right w:val="single" w:sz="4" w:color="BFBFBF"/>
+          <w:insideH w:val="single" w:sz="4" w:color="BFBFBF"/>
+          <w:insideV w:val="single" w:sz="4" w:color="BFBFBF"/>
         </w:tblBorders>
       </w:tblPr>
       <w:tblGrid>
@@ -8119,11 +8231,17 @@
       <w:tr>
         <w:tc>
           <w:tcPr>
+            <w:tcMar>
+              <w:top w:w="40" w:type="dxa"/>
+              <w:left w:w="60" w:type="dxa"/>
+              <w:bottom w:w="40" w:type="dxa"/>
+              <w:right w:w="60" w:type="dxa"/>
+            </w:tcMar>
             <w:tcBorders>
-              <w:top w:val="nil"/>
-              <w:left w:val="nil"/>
-              <w:bottom w:val="nil"/>
-              <w:right w:val="nil"/>
+              <w:top w:val="single" w:sz="4" w:color="BFBFBF"/>
+              <w:left w:val="single" w:sz="4" w:color="BFBFBF"/>
+              <w:bottom w:val="single" w:sz="4" w:color="BFBFBF"/>
+              <w:right w:val="single" w:sz="4" w:color="BFBFBF"/>
             </w:tcBorders>
             <w:tcMar>
               <w:top w:w="40" w:type="dxa"/>
@@ -8131,6 +8249,7 @@
               <w:bottom w:w="40" w:type="dxa"/>
               <w:right w:w="60" w:type="dxa"/>
             </w:tcMar>
+            <w:shd w:val="clear" w:color="auto" w:fill="2E86AB"/>
           </w:tcPr>
           <w:bookmarkStart w:id="93" w:name="tbl-sar"/>
           <w:p>
@@ -8146,7 +8265,7 @@
             <w:r>
               <w:rPr>
                 <w:b/>
-                <w:color w:val="000000"/>
+                <w:color w:val="FFFFFF"/>
                 <w:sz w:val="20"/>
               </w:rPr>
               <w:t xml:space="preserve">Tabla 6: Extensión de la inundación detectada con Sentinel-1 SAR (septiembre–octubre 2020) sobre el AOI acotado SFF + VPI Salamanca.</w:t>
@@ -8625,12 +8744,12 @@
         <w:jc w:val="start"/>
         <w:tblLayout w:type="autofit"/>
         <w:tblBorders>
-          <w:top w:val="nil"/>
-          <w:left w:val="nil"/>
-          <w:bottom w:val="nil"/>
-          <w:right w:val="nil"/>
-          <w:insideH w:val="nil"/>
-          <w:insideV w:val="nil"/>
+          <w:top w:val="single" w:sz="4" w:color="BFBFBF"/>
+          <w:left w:val="single" w:sz="4" w:color="BFBFBF"/>
+          <w:bottom w:val="single" w:sz="4" w:color="BFBFBF"/>
+          <w:right w:val="single" w:sz="4" w:color="BFBFBF"/>
+          <w:insideH w:val="single" w:sz="4" w:color="BFBFBF"/>
+          <w:insideV w:val="single" w:sz="4" w:color="BFBFBF"/>
         </w:tblBorders>
       </w:tblPr>
       <w:tblGrid>
@@ -8639,11 +8758,17 @@
       <w:tr>
         <w:tc>
           <w:tcPr>
+            <w:tcMar>
+              <w:top w:w="40" w:type="dxa"/>
+              <w:left w:w="60" w:type="dxa"/>
+              <w:bottom w:w="40" w:type="dxa"/>
+              <w:right w:w="60" w:type="dxa"/>
+            </w:tcMar>
             <w:tcBorders>
-              <w:top w:val="nil"/>
-              <w:left w:val="nil"/>
-              <w:bottom w:val="nil"/>
-              <w:right w:val="nil"/>
+              <w:top w:val="single" w:sz="4" w:color="BFBFBF"/>
+              <w:left w:val="single" w:sz="4" w:color="BFBFBF"/>
+              <w:bottom w:val="single" w:sz="4" w:color="BFBFBF"/>
+              <w:right w:val="single" w:sz="4" w:color="BFBFBF"/>
             </w:tcBorders>
             <w:tcMar>
               <w:top w:w="40" w:type="dxa"/>
@@ -8651,6 +8776,7 @@
               <w:bottom w:w="40" w:type="dxa"/>
               <w:right w:w="60" w:type="dxa"/>
             </w:tcMar>
+            <w:shd w:val="clear" w:color="auto" w:fill="2E86AB"/>
           </w:tcPr>
           <w:bookmarkStart w:id="96" w:name="tbl-validación"/>
           <w:p>
@@ -8666,7 +8792,7 @@
             <w:r>
               <w:rPr>
                 <w:b/>
-                <w:color w:val="000000"/>
+                <w:color w:val="FFFFFF"/>
                 <w:sz w:val="20"/>
               </w:rPr>
               <w:t xml:space="preserve">Tabla 7: Métricas de validación de la clasificación de manglar contra dos cartografías de referencia ,INVEMAR 1:25.000 (Instituto de Investigaciones Marinas y Costeras, 2020) como referencia nacional oficial y ESA WorldCover v200 (Zanaga et al., 2022) como referencia global a 10 m. La columna de línea base envolvente corresponde a la iteración preliminar sobre 5.073 km²; las dos columnas vigentes corresponden al AOI acotado SFF + VPI (835 km²) y constituyen la validación doble del informe v6. TP, FP, FN y TN denotan verdaderos positivos, falsos positivos, falsos negativos y verdaderos negativos a nivel de píxel.</w:t>
@@ -9454,12 +9580,12 @@
         <w:jc w:val="start"/>
         <w:tblLayout w:type="autofit"/>
         <w:tblBorders>
-          <w:top w:val="nil"/>
-          <w:left w:val="nil"/>
-          <w:bottom w:val="nil"/>
-          <w:right w:val="nil"/>
-          <w:insideH w:val="nil"/>
-          <w:insideV w:val="nil"/>
+          <w:top w:val="single" w:sz="4" w:color="BFBFBF"/>
+          <w:left w:val="single" w:sz="4" w:color="BFBFBF"/>
+          <w:bottom w:val="single" w:sz="4" w:color="BFBFBF"/>
+          <w:right w:val="single" w:sz="4" w:color="BFBFBF"/>
+          <w:insideH w:val="single" w:sz="4" w:color="BFBFBF"/>
+          <w:insideV w:val="single" w:sz="4" w:color="BFBFBF"/>
         </w:tblBorders>
       </w:tblPr>
       <w:tblGrid>
@@ -9468,11 +9594,17 @@
       <w:tr>
         <w:tc>
           <w:tcPr>
+            <w:tcMar>
+              <w:top w:w="40" w:type="dxa"/>
+              <w:left w:w="60" w:type="dxa"/>
+              <w:bottom w:w="40" w:type="dxa"/>
+              <w:right w:w="60" w:type="dxa"/>
+            </w:tcMar>
             <w:tcBorders>
-              <w:top w:val="nil"/>
-              <w:left w:val="nil"/>
-              <w:bottom w:val="nil"/>
-              <w:right w:val="nil"/>
+              <w:top w:val="single" w:sz="4" w:color="BFBFBF"/>
+              <w:left w:val="single" w:sz="4" w:color="BFBFBF"/>
+              <w:bottom w:val="single" w:sz="4" w:color="BFBFBF"/>
+              <w:right w:val="single" w:sz="4" w:color="BFBFBF"/>
             </w:tcBorders>
             <w:tcMar>
               <w:top w:w="40" w:type="dxa"/>
@@ -9480,6 +9612,7 @@
               <w:bottom w:w="40" w:type="dxa"/>
               <w:right w:w="60" w:type="dxa"/>
             </w:tcMar>
+            <w:shd w:val="clear" w:color="auto" w:fill="2E86AB"/>
           </w:tcPr>
           <w:bookmarkStart w:id="98" w:name="tbl-benchmark-rf"/>
           <w:p>
@@ -9495,7 +9628,7 @@
             <w:r>
               <w:rPr>
                 <w:b/>
-                <w:color w:val="000000"/>
+                <w:color w:val="FFFFFF"/>
                 <w:sz w:val="20"/>
               </w:rPr>
               <w:t xml:space="preserve">Tabla 8: Benchmark del clasificador supervisado Random Forest frente al determinístico por umbrales espectrales, sobre el AOI acotado y la mediana Sentinel-2 del periodo actual. El RF se entrena con 1.000 puntos estratificados con validación cruzada K-fold = 5 (F1 medio = 0,931 ± 0,017) y se evalúa pixel-a-pixel sobre n = 10.000 puntos aleatorios dentro del AOI.</w:t>
@@ -10046,12 +10179,12 @@
         <w:jc w:val="start"/>
         <w:tblLayout w:type="autofit"/>
         <w:tblBorders>
-          <w:top w:val="nil"/>
-          <w:left w:val="nil"/>
-          <w:bottom w:val="nil"/>
-          <w:right w:val="nil"/>
-          <w:insideH w:val="nil"/>
-          <w:insideV w:val="nil"/>
+          <w:top w:val="single" w:sz="4" w:color="BFBFBF"/>
+          <w:left w:val="single" w:sz="4" w:color="BFBFBF"/>
+          <w:bottom w:val="single" w:sz="4" w:color="BFBFBF"/>
+          <w:right w:val="single" w:sz="4" w:color="BFBFBF"/>
+          <w:insideH w:val="single" w:sz="4" w:color="BFBFBF"/>
+          <w:insideV w:val="single" w:sz="4" w:color="BFBFBF"/>
         </w:tblBorders>
       </w:tblPr>
       <w:tblGrid>
@@ -10060,11 +10193,17 @@
       <w:tr>
         <w:tc>
           <w:tcPr>
+            <w:tcMar>
+              <w:top w:w="40" w:type="dxa"/>
+              <w:left w:w="60" w:type="dxa"/>
+              <w:bottom w:w="40" w:type="dxa"/>
+              <w:right w:w="60" w:type="dxa"/>
+            </w:tcMar>
             <w:tcBorders>
-              <w:top w:val="nil"/>
-              <w:left w:val="nil"/>
-              <w:bottom w:val="nil"/>
-              <w:right w:val="nil"/>
+              <w:top w:val="single" w:sz="4" w:color="BFBFBF"/>
+              <w:left w:val="single" w:sz="4" w:color="BFBFBF"/>
+              <w:bottom w:val="single" w:sz="4" w:color="BFBFBF"/>
+              <w:right w:val="single" w:sz="4" w:color="BFBFBF"/>
             </w:tcBorders>
             <w:tcMar>
               <w:top w:w="40" w:type="dxa"/>
@@ -10072,6 +10211,7 @@
               <w:bottom w:w="40" w:type="dxa"/>
               <w:right w:w="60" w:type="dxa"/>
             </w:tcMar>
+            <w:shd w:val="clear" w:color="auto" w:fill="2E86AB"/>
           </w:tcPr>
           <w:bookmarkStart w:id="102" w:name="fig-rf-importance"/>
           <w:p>
@@ -10083,7 +10223,7 @@
             <w:r>
               <w:rPr>
                 <w:b/>
-                <w:color w:val="000000"/>
+                <w:color w:val="FFFFFF"/>
                 <w:sz w:val="20"/>
               </w:rPr>
               <w:drawing>
@@ -10139,7 +10279,7 @@
             <w:r>
               <w:rPr>
                 <w:b/>
-                <w:color w:val="000000"/>
+                <w:color w:val="FFFFFF"/>
                 <w:sz w:val="20"/>
               </w:rPr>
               <w:t xml:space="preserve">Figura 12: Importancia relativa de las quince variables predictoras del clasificador Random Forest, ordenadas por contribución al modelo (Gini importance). Las variables con mayor peso aportan la capacidad de discriminación entre manglar y no manglar dentro del AOI acotado.</w:t>
@@ -10326,12 +10466,12 @@
         <w:jc w:val="start"/>
         <w:tblLayout w:type="autofit"/>
         <w:tblBorders>
-          <w:top w:val="nil"/>
-          <w:left w:val="nil"/>
-          <w:bottom w:val="nil"/>
-          <w:right w:val="nil"/>
-          <w:insideH w:val="nil"/>
-          <w:insideV w:val="nil"/>
+          <w:top w:val="single" w:sz="4" w:color="BFBFBF"/>
+          <w:left w:val="single" w:sz="4" w:color="BFBFBF"/>
+          <w:bottom w:val="single" w:sz="4" w:color="BFBFBF"/>
+          <w:right w:val="single" w:sz="4" w:color="BFBFBF"/>
+          <w:insideH w:val="single" w:sz="4" w:color="BFBFBF"/>
+          <w:insideV w:val="single" w:sz="4" w:color="BFBFBF"/>
         </w:tblBorders>
       </w:tblPr>
       <w:tblGrid>
@@ -10340,11 +10480,17 @@
       <w:tr>
         <w:tc>
           <w:tcPr>
+            <w:tcMar>
+              <w:top w:w="40" w:type="dxa"/>
+              <w:left w:w="60" w:type="dxa"/>
+              <w:bottom w:w="40" w:type="dxa"/>
+              <w:right w:w="60" w:type="dxa"/>
+            </w:tcMar>
             <w:tcBorders>
-              <w:top w:val="nil"/>
-              <w:left w:val="nil"/>
-              <w:bottom w:val="nil"/>
-              <w:right w:val="nil"/>
+              <w:top w:val="single" w:sz="4" w:color="BFBFBF"/>
+              <w:left w:val="single" w:sz="4" w:color="BFBFBF"/>
+              <w:bottom w:val="single" w:sz="4" w:color="BFBFBF"/>
+              <w:right w:val="single" w:sz="4" w:color="BFBFBF"/>
             </w:tcBorders>
             <w:tcMar>
               <w:top w:w="40" w:type="dxa"/>
@@ -10352,6 +10498,7 @@
               <w:bottom w:w="40" w:type="dxa"/>
               <w:right w:w="60" w:type="dxa"/>
             </w:tcMar>
+            <w:shd w:val="clear" w:color="auto" w:fill="2E86AB"/>
           </w:tcPr>
           <w:bookmarkStart w:id="107" w:name="fig-sar-serie"/>
           <w:p>
@@ -10363,7 +10510,7 @@
             <w:r>
               <w:rPr>
                 <w:b/>
-                <w:color w:val="000000"/>
+                <w:color w:val="FFFFFF"/>
                 <w:sz w:val="20"/>
               </w:rPr>
               <w:drawing>
@@ -10419,7 +10566,7 @@
             <w:r>
               <w:rPr>
                 <w:b/>
-                <w:color w:val="000000"/>
+                <w:color w:val="FFFFFF"/>
                 <w:sz w:val="20"/>
               </w:rPr>
               <w:t xml:space="preserve">Figura 13: Serie temporal Sentinel-1 SAR-VH (mediana mensual, buffer 500 m) sobre cinco estaciones de muestreo del manglar de la CGSM entre 2018 y 2025. Los puntos están coloreados por su anomalía z-score (rojo = backscatter anómalamente alto; azul = backscatter anómalamente bajo, indicativo de inundación o suelo desnudo). La franja gris representa el rango ± 1 σ de cada estación.</w:t>
@@ -10879,7 +11026,19 @@
         <w:rPr>
           <w:color w:val="000000"/>
         </w:rPr>
-        <w:t xml:space="preserve">(🟢),</w:t>
+        <w:t>(</w:t>
+      </w:r>
+      <w:r>
+        <w:rPr>
+          <w:color w:val="4CAF50"/>
+        </w:rPr>
+        <w:t xml:space="preserve">●</w:t>
+      </w:r>
+      <w:r>
+        <w:rPr>
+          <w:color w:val="000000"/>
+        </w:rPr>
+        <w:t xml:space="preserve">),</w:t>
       </w:r>
       <w:r>
         <w:rPr>
@@ -10905,7 +11064,19 @@
         <w:rPr>
           <w:color w:val="000000"/>
         </w:rPr>
-        <w:t xml:space="preserve">(🟡) o</w:t>
+        <w:t>(</w:t>
+      </w:r>
+      <w:r>
+        <w:rPr>
+          <w:color w:val="FFC107"/>
+        </w:rPr>
+        <w:t xml:space="preserve">●</w:t>
+      </w:r>
+      <w:r>
+        <w:rPr>
+          <w:color w:val="000000"/>
+        </w:rPr>
+        <w:t xml:space="preserve">) o</w:t>
       </w:r>
       <w:r>
         <w:rPr>
@@ -10931,7 +11102,19 @@
         <w:rPr>
           <w:color w:val="000000"/>
         </w:rPr>
-        <w:t xml:space="preserve">(🔴), según la severidad de las anomalías en los últimos doce meses: el estado crítico se activa con</w:t>
+        <w:t>(</w:t>
+      </w:r>
+      <w:r>
+        <w:rPr>
+          <w:color w:val="F44336"/>
+        </w:rPr>
+        <w:t xml:space="preserve">●</w:t>
+      </w:r>
+      <w:r>
+        <w:rPr>
+          <w:color w:val="000000"/>
+        </w:rPr>
+        <w:t xml:space="preserve">), según la severidad de las anomalías en los últimos doce meses: el estado crítico se activa con</w:t>
       </w:r>
       <w:r>
         <w:rPr>
@@ -11103,12 +11286,12 @@
         <w:jc w:val="start"/>
         <w:tblLayout w:type="autofit"/>
         <w:tblBorders>
-          <w:top w:val="nil"/>
-          <w:left w:val="nil"/>
-          <w:bottom w:val="nil"/>
-          <w:right w:val="nil"/>
-          <w:insideH w:val="nil"/>
-          <w:insideV w:val="nil"/>
+          <w:top w:val="single" w:sz="4" w:color="BFBFBF"/>
+          <w:left w:val="single" w:sz="4" w:color="BFBFBF"/>
+          <w:bottom w:val="single" w:sz="4" w:color="BFBFBF"/>
+          <w:right w:val="single" w:sz="4" w:color="BFBFBF"/>
+          <w:insideH w:val="single" w:sz="4" w:color="BFBFBF"/>
+          <w:insideV w:val="single" w:sz="4" w:color="BFBFBF"/>
         </w:tblBorders>
       </w:tblPr>
       <w:tblGrid>
@@ -11117,11 +11300,17 @@
       <w:tr>
         <w:tc>
           <w:tcPr>
+            <w:tcMar>
+              <w:top w:w="40" w:type="dxa"/>
+              <w:left w:w="60" w:type="dxa"/>
+              <w:bottom w:w="40" w:type="dxa"/>
+              <w:right w:w="60" w:type="dxa"/>
+            </w:tcMar>
             <w:tcBorders>
-              <w:top w:val="nil"/>
-              <w:left w:val="nil"/>
-              <w:bottom w:val="nil"/>
-              <w:right w:val="nil"/>
+              <w:top w:val="single" w:sz="4" w:color="BFBFBF"/>
+              <w:left w:val="single" w:sz="4" w:color="BFBFBF"/>
+              <w:bottom w:val="single" w:sz="4" w:color="BFBFBF"/>
+              <w:right w:val="single" w:sz="4" w:color="BFBFBF"/>
             </w:tcBorders>
             <w:tcMar>
               <w:top w:w="40" w:type="dxa"/>
@@ -11129,6 +11318,7 @@
               <w:bottom w:w="40" w:type="dxa"/>
               <w:right w:w="60" w:type="dxa"/>
             </w:tcMar>
+            <w:shd w:val="clear" w:color="auto" w:fill="2E86AB"/>
           </w:tcPr>
           <w:bookmarkStart w:id="112" w:name="fig-alertas"/>
           <w:p>
@@ -11140,7 +11330,7 @@
             <w:r>
               <w:rPr>
                 <w:b/>
-                <w:color w:val="000000"/>
+                <w:color w:val="FFFFFF"/>
                 <w:sz w:val="20"/>
               </w:rPr>
               <w:drawing>
@@ -11196,7 +11386,7 @@
             <w:r>
               <w:rPr>
                 <w:b/>
-                <w:color w:val="000000"/>
+                <w:color w:val="FFFFFF"/>
                 <w:sz w:val="20"/>
               </w:rPr>
               <w:t xml:space="preserve">Figura 14: Mapa semáforo del estado actual del manglar de la CGSM por estación de monitoreo, generado por el módulo de alertas tempranas. El color del círculo indica el estado clasificado, verde estable, amarillo en alerta, rojo crítica, a partir de la severidad y persistencia de las anomalías NDVI z-score observadas en los últimos doce meses.</w:t>
@@ -11523,12 +11713,12 @@
         <w:jc w:val="start"/>
         <w:tblLayout w:type="autofit"/>
         <w:tblBorders>
-          <w:top w:val="nil"/>
-          <w:left w:val="nil"/>
-          <w:bottom w:val="nil"/>
-          <w:right w:val="nil"/>
-          <w:insideH w:val="nil"/>
-          <w:insideV w:val="nil"/>
+          <w:top w:val="single" w:sz="4" w:color="BFBFBF"/>
+          <w:left w:val="single" w:sz="4" w:color="BFBFBF"/>
+          <w:bottom w:val="single" w:sz="4" w:color="BFBFBF"/>
+          <w:right w:val="single" w:sz="4" w:color="BFBFBF"/>
+          <w:insideH w:val="single" w:sz="4" w:color="BFBFBF"/>
+          <w:insideV w:val="single" w:sz="4" w:color="BFBFBF"/>
         </w:tblBorders>
       </w:tblPr>
       <w:tblGrid>
@@ -11537,11 +11727,17 @@
       <w:tr>
         <w:tc>
           <w:tcPr>
+            <w:tcMar>
+              <w:top w:w="40" w:type="dxa"/>
+              <w:left w:w="60" w:type="dxa"/>
+              <w:bottom w:w="40" w:type="dxa"/>
+              <w:right w:w="60" w:type="dxa"/>
+            </w:tcMar>
             <w:tcBorders>
-              <w:top w:val="nil"/>
-              <w:left w:val="nil"/>
-              <w:bottom w:val="nil"/>
-              <w:right w:val="nil"/>
+              <w:top w:val="single" w:sz="4" w:color="BFBFBF"/>
+              <w:left w:val="single" w:sz="4" w:color="BFBFBF"/>
+              <w:bottom w:val="single" w:sz="4" w:color="BFBFBF"/>
+              <w:right w:val="single" w:sz="4" w:color="BFBFBF"/>
             </w:tcBorders>
             <w:tcMar>
               <w:top w:w="40" w:type="dxa"/>
@@ -11549,6 +11745,7 @@
               <w:bottom w:w="40" w:type="dxa"/>
               <w:right w:w="60" w:type="dxa"/>
             </w:tcMar>
+            <w:shd w:val="clear" w:color="auto" w:fill="2E86AB"/>
           </w:tcPr>
           <w:bookmarkStart w:id="113" w:name="tbl-alertas"/>
           <w:p>
@@ -11564,7 +11761,7 @@
             <w:r>
               <w:rPr>
                 <w:b/>
-                <w:color w:val="000000"/>
+                <w:color w:val="FFFFFF"/>
                 <w:sz w:val="20"/>
               </w:rPr>
               <w:t xml:space="preserve">Tabla 9: Estado actual del manglar de la CGSM por estación según el módulo de alertas tempranas (corte 2024-12 a 2025-12). El campo</w:t>
@@ -11572,7 +11769,7 @@
             <w:r>
               <w:rPr>
                 <w:b/>
-                <w:color w:val="000000"/>
+                <w:color w:val="FFFFFF"/>
                 <w:sz w:val="20"/>
               </w:rPr>
               <w:t xml:space="preserve"> </w:t>
@@ -11582,7 +11779,7 @@
                 <w:iCs/>
                 <w:b/>
                 <w:i/>
-                <w:color w:val="000000"/>
+                <w:color w:val="FFFFFF"/>
                 <w:sz w:val="20"/>
               </w:rPr>
               <w:t xml:space="preserve">z</w:t>
@@ -11590,7 +11787,7 @@
             <w:r>
               <w:rPr>
                 <w:b/>
-                <w:color w:val="000000"/>
+                <w:color w:val="FFFFFF"/>
                 <w:sz w:val="20"/>
               </w:rPr>
               <w:t xml:space="preserve"> </w:t>
@@ -11598,7 +11795,7 @@
             <w:r>
               <w:rPr>
                 <w:b/>
-                <w:color w:val="000000"/>
+                <w:color w:val="FFFFFF"/>
                 <w:sz w:val="20"/>
               </w:rPr>
               <w:t xml:space="preserve">actual corresponde al z-score NDVI del último mes disponible.</w:t>
@@ -14192,16 +14389,16 @@
           <w:right w:w="0" w:type="dxa"/>
         </w:tblCellMar>
         <w:tblInd w:w="164" w:type="dxa"/>
-        <w:tblBorders>
-          <w:top w:val="nil"/>
-          <w:left w:val="nil"/>
-          <w:bottom w:val="nil"/>
-          <w:right w:val="nil"/>
-          <w:insideH w:val="nil"/>
-          <w:insideV w:val="nil"/>
-        </w:tblBorders>
         <w:tblW w:w="5000" w:type="pct"/>
         <w:tblLayout w:type="autofit"/>
+        <w:tblBorders>
+          <w:top w:val="single" w:sz="4" w:color="BFBFBF"/>
+          <w:left w:val="single" w:sz="4" w:color="BFBFBF"/>
+          <w:bottom w:val="single" w:sz="4" w:color="BFBFBF"/>
+          <w:right w:val="single" w:sz="4" w:color="BFBFBF"/>
+          <w:insideH w:val="single" w:sz="4" w:color="BFBFBF"/>
+          <w:insideV w:val="single" w:sz="4" w:color="BFBFBF"/>
+        </w:tblBorders>
       </w:tblPr>
       <w:tr>
         <w:trPr>
@@ -14212,11 +14409,17 @@
             <w:tcMar>
               <w:left w:w="144" w:type="dxa"/>
             </w:tcMar>
+            <w:tcMar>
+              <w:top w:w="40" w:type="dxa"/>
+              <w:left w:w="60" w:type="dxa"/>
+              <w:bottom w:w="40" w:type="dxa"/>
+              <w:right w:w="60" w:type="dxa"/>
+            </w:tcMar>
             <w:tcBorders>
-              <w:top w:val="nil"/>
-              <w:left w:val="nil"/>
-              <w:bottom w:val="nil"/>
-              <w:right w:val="nil"/>
+              <w:top w:val="single" w:sz="4" w:color="BFBFBF"/>
+              <w:left w:val="single" w:sz="4" w:color="BFBFBF"/>
+              <w:bottom w:val="single" w:sz="4" w:color="BFBFBF"/>
+              <w:right w:val="single" w:sz="4" w:color="BFBFBF"/>
             </w:tcBorders>
             <w:tcMar>
               <w:top w:w="40" w:type="dxa"/>
@@ -14224,6 +14427,7 @@
               <w:bottom w:w="40" w:type="dxa"/>
               <w:right w:w="60" w:type="dxa"/>
             </w:tcMar>
+            <w:shd w:val="clear" w:color="auto" w:fill="2E86AB"/>
           </w:tcPr>
           <w:p>
             <w:pPr>
@@ -14237,7 +14441,7 @@
               <w:rPr>
                 <w:bCs/>
                 <w:b/>
-                <w:color w:val="000000"/>
+                <w:color w:val="FFFFFF"/>
                 <w:sz w:val="20"/>
               </w:rPr>
               <w:t xml:space="preserve">Material complementario</w:t>
@@ -14254,7 +14458,7 @@
             <w:r>
               <w:rPr>
                 <w:b/>
-                <w:color w:val="000000"/>
+                <w:color w:val="FFFFFF"/>
                 <w:sz w:val="20"/>
               </w:rPr>
               <w:t xml:space="preserve">Los anexos técnicos del proyecto ,configuración del entorno Docker (Anexo A), estructura del repositorio GitHub (Anexo B), nota metodológica sobre el conteo de parches Julia vs Python (Anexo C), análisis de sensibilidad del acoplamiento caudal-NDVI con caudal máximo (Anexo D), fragmentos de código complementarios (Anexo E) y tablas detalladas movidas desde el cuerpo (Anexo F), se reportan en el documento complementario</w:t>
@@ -14262,7 +14466,7 @@
             <w:r>
               <w:rPr>
                 <w:b/>
-                <w:color w:val="000000"/>
+                <w:color w:val="FFFFFF"/>
                 <w:sz w:val="20"/>
               </w:rPr>
               <w:t xml:space="preserve"> </w:t>
@@ -14272,7 +14476,7 @@
                 <w:rStyle w:val="VerbatimChar"/>
                 <w:bCs/>
                 <w:b/>
-                <w:color w:val="000000"/>
+                <w:color w:val="FFFFFF"/>
                 <w:sz w:val="20"/>
               </w:rPr>
               <w:t xml:space="preserve">informe_anexos.pdf</w:t>
@@ -14280,7 +14484,7 @@
             <w:r>
               <w:rPr>
                 <w:b/>
-                <w:color w:val="000000"/>
+                <w:color w:val="FFFFFF"/>
                 <w:sz w:val="20"/>
               </w:rPr>
               <w:t xml:space="preserve">, disponible en el repositorio del proyecto en</w:t>
@@ -14288,7 +14492,7 @@
             <w:r>
               <w:rPr>
                 <w:b/>
-                <w:color w:val="000000"/>
+                <w:color w:val="FFFFFF"/>
                 <w:sz w:val="20"/>
               </w:rPr>
               <w:t xml:space="preserve"> </w:t>
@@ -14304,7 +14508,7 @@
             <w:r>
               <w:rPr>
                 <w:b/>
-                <w:color w:val="000000"/>
+                <w:color w:val="FFFFFF"/>
                 <w:sz w:val="20"/>
               </w:rPr>
               <w:t xml:space="preserve">.</w:t>

--- a/docs/informe_final.docx
+++ b/docs/informe_final.docx
@@ -593,12 +593,6 @@
       <w:tr>
         <w:tc>
           <w:tcPr>
-            <w:tcMar>
-              <w:top w:w="40" w:type="dxa"/>
-              <w:left w:w="60" w:type="dxa"/>
-              <w:bottom w:w="40" w:type="dxa"/>
-              <w:right w:w="60" w:type="dxa"/>
-            </w:tcMar>
             <w:tcBorders>
               <w:top w:val="single" w:sz="4" w:color="BFBFBF"/>
               <w:left w:val="single" w:sz="4" w:color="BFBFBF"/>
@@ -828,12 +822,6 @@
       <w:tr>
         <w:tc>
           <w:tcPr>
-            <w:tcMar>
-              <w:top w:w="40" w:type="dxa"/>
-              <w:left w:w="60" w:type="dxa"/>
-              <w:bottom w:w="40" w:type="dxa"/>
-              <w:right w:w="60" w:type="dxa"/>
-            </w:tcMar>
             <w:tcBorders>
               <w:top w:val="single" w:sz="4" w:color="BFBFBF"/>
               <w:left w:val="single" w:sz="4" w:color="BFBFBF"/>
@@ -1671,12 +1659,6 @@
       <w:tr>
         <w:tc>
           <w:tcPr>
-            <w:tcMar>
-              <w:top w:w="40" w:type="dxa"/>
-              <w:left w:w="60" w:type="dxa"/>
-              <w:bottom w:w="40" w:type="dxa"/>
-              <w:right w:w="60" w:type="dxa"/>
-            </w:tcMar>
             <w:tcBorders>
               <w:top w:val="single" w:sz="4" w:color="BFBFBF"/>
               <w:left w:val="single" w:sz="4" w:color="BFBFBF"/>
@@ -2414,12 +2396,6 @@
       <w:tr>
         <w:tc>
           <w:tcPr>
-            <w:tcMar>
-              <w:top w:w="40" w:type="dxa"/>
-              <w:left w:w="60" w:type="dxa"/>
-              <w:bottom w:w="40" w:type="dxa"/>
-              <w:right w:w="60" w:type="dxa"/>
-            </w:tcMar>
             <w:tcBorders>
               <w:top w:val="single" w:sz="4" w:color="BFBFBF"/>
               <w:left w:val="single" w:sz="4" w:color="BFBFBF"/>
@@ -3039,12 +3015,6 @@
       <w:tr>
         <w:tc>
           <w:tcPr>
-            <w:tcMar>
-              <w:top w:w="40" w:type="dxa"/>
-              <w:left w:w="60" w:type="dxa"/>
-              <w:bottom w:w="40" w:type="dxa"/>
-              <w:right w:w="60" w:type="dxa"/>
-            </w:tcMar>
             <w:tcBorders>
               <w:top w:val="single" w:sz="4" w:color="BFBFBF"/>
               <w:left w:val="single" w:sz="4" w:color="BFBFBF"/>
@@ -3324,12 +3294,6 @@
       <w:tr>
         <w:tc>
           <w:tcPr>
-            <w:tcMar>
-              <w:top w:w="40" w:type="dxa"/>
-              <w:left w:w="60" w:type="dxa"/>
-              <w:bottom w:w="40" w:type="dxa"/>
-              <w:right w:w="60" w:type="dxa"/>
-            </w:tcMar>
             <w:tcBorders>
               <w:top w:val="single" w:sz="4" w:color="BFBFBF"/>
               <w:left w:val="single" w:sz="4" w:color="BFBFBF"/>
@@ -3807,12 +3771,6 @@
       <w:tr>
         <w:tc>
           <w:tcPr>
-            <w:tcMar>
-              <w:top w:w="40" w:type="dxa"/>
-              <w:left w:w="60" w:type="dxa"/>
-              <w:bottom w:w="40" w:type="dxa"/>
-              <w:right w:w="60" w:type="dxa"/>
-            </w:tcMar>
             <w:tcBorders>
               <w:top w:val="single" w:sz="4" w:color="BFBFBF"/>
               <w:left w:val="single" w:sz="4" w:color="BFBFBF"/>
@@ -4398,12 +4356,6 @@
       <w:tr>
         <w:tc>
           <w:tcPr>
-            <w:tcMar>
-              <w:top w:w="40" w:type="dxa"/>
-              <w:left w:w="60" w:type="dxa"/>
-              <w:bottom w:w="40" w:type="dxa"/>
-              <w:right w:w="60" w:type="dxa"/>
-            </w:tcMar>
             <w:tcBorders>
               <w:top w:val="single" w:sz="4" w:color="BFBFBF"/>
               <w:left w:val="single" w:sz="4" w:color="BFBFBF"/>
@@ -5132,12 +5084,6 @@
       <w:tr>
         <w:tc>
           <w:tcPr>
-            <w:tcMar>
-              <w:top w:w="40" w:type="dxa"/>
-              <w:left w:w="60" w:type="dxa"/>
-              <w:bottom w:w="40" w:type="dxa"/>
-              <w:right w:w="60" w:type="dxa"/>
-            </w:tcMar>
             <w:tcBorders>
               <w:top w:val="single" w:sz="4" w:color="BFBFBF"/>
               <w:left w:val="single" w:sz="4" w:color="BFBFBF"/>
@@ -5924,12 +5870,6 @@
       <w:tr>
         <w:tc>
           <w:tcPr>
-            <w:tcMar>
-              <w:top w:w="40" w:type="dxa"/>
-              <w:left w:w="60" w:type="dxa"/>
-              <w:bottom w:w="40" w:type="dxa"/>
-              <w:right w:w="60" w:type="dxa"/>
-            </w:tcMar>
             <w:tcBorders>
               <w:top w:val="single" w:sz="4" w:color="BFBFBF"/>
               <w:left w:val="single" w:sz="4" w:color="BFBFBF"/>
@@ -6052,12 +5992,6 @@
       <w:tr>
         <w:tc>
           <w:tcPr>
-            <w:tcMar>
-              <w:top w:w="40" w:type="dxa"/>
-              <w:left w:w="60" w:type="dxa"/>
-              <w:bottom w:w="40" w:type="dxa"/>
-              <w:right w:w="60" w:type="dxa"/>
-            </w:tcMar>
             <w:tcBorders>
               <w:top w:val="single" w:sz="4" w:color="BFBFBF"/>
               <w:left w:val="single" w:sz="4" w:color="BFBFBF"/>
@@ -6321,12 +6255,6 @@
       <w:tr>
         <w:tc>
           <w:tcPr>
-            <w:tcMar>
-              <w:top w:w="40" w:type="dxa"/>
-              <w:left w:w="60" w:type="dxa"/>
-              <w:bottom w:w="40" w:type="dxa"/>
-              <w:right w:w="60" w:type="dxa"/>
-            </w:tcMar>
             <w:tcBorders>
               <w:top w:val="single" w:sz="4" w:color="BFBFBF"/>
               <w:left w:val="single" w:sz="4" w:color="BFBFBF"/>
@@ -6477,12 +6405,6 @@
       <w:tr>
         <w:tc>
           <w:tcPr>
-            <w:tcMar>
-              <w:top w:w="40" w:type="dxa"/>
-              <w:left w:w="60" w:type="dxa"/>
-              <w:bottom w:w="40" w:type="dxa"/>
-              <w:right w:w="60" w:type="dxa"/>
-            </w:tcMar>
             <w:tcBorders>
               <w:top w:val="single" w:sz="4" w:color="BFBFBF"/>
               <w:left w:val="single" w:sz="4" w:color="BFBFBF"/>
@@ -6806,12 +6728,6 @@
       <w:tr>
         <w:tc>
           <w:tcPr>
-            <w:tcMar>
-              <w:top w:w="40" w:type="dxa"/>
-              <w:left w:w="60" w:type="dxa"/>
-              <w:bottom w:w="40" w:type="dxa"/>
-              <w:right w:w="60" w:type="dxa"/>
-            </w:tcMar>
             <w:tcBorders>
               <w:top w:val="single" w:sz="4" w:color="BFBFBF"/>
               <w:left w:val="single" w:sz="4" w:color="BFBFBF"/>
@@ -7002,12 +6918,6 @@
       <w:tr>
         <w:tc>
           <w:tcPr>
-            <w:tcMar>
-              <w:top w:w="40" w:type="dxa"/>
-              <w:left w:w="60" w:type="dxa"/>
-              <w:bottom w:w="40" w:type="dxa"/>
-              <w:right w:w="60" w:type="dxa"/>
-            </w:tcMar>
             <w:tcBorders>
               <w:top w:val="single" w:sz="4" w:color="BFBFBF"/>
               <w:left w:val="single" w:sz="4" w:color="BFBFBF"/>
@@ -8048,12 +7958,6 @@
       <w:tr>
         <w:tc>
           <w:tcPr>
-            <w:tcMar>
-              <w:top w:w="40" w:type="dxa"/>
-              <w:left w:w="60" w:type="dxa"/>
-              <w:bottom w:w="40" w:type="dxa"/>
-              <w:right w:w="60" w:type="dxa"/>
-            </w:tcMar>
             <w:tcBorders>
               <w:top w:val="single" w:sz="4" w:color="BFBFBF"/>
               <w:left w:val="single" w:sz="4" w:color="BFBFBF"/>
@@ -8231,12 +8135,6 @@
       <w:tr>
         <w:tc>
           <w:tcPr>
-            <w:tcMar>
-              <w:top w:w="40" w:type="dxa"/>
-              <w:left w:w="60" w:type="dxa"/>
-              <w:bottom w:w="40" w:type="dxa"/>
-              <w:right w:w="60" w:type="dxa"/>
-            </w:tcMar>
             <w:tcBorders>
               <w:top w:val="single" w:sz="4" w:color="BFBFBF"/>
               <w:left w:val="single" w:sz="4" w:color="BFBFBF"/>
@@ -8758,12 +8656,6 @@
       <w:tr>
         <w:tc>
           <w:tcPr>
-            <w:tcMar>
-              <w:top w:w="40" w:type="dxa"/>
-              <w:left w:w="60" w:type="dxa"/>
-              <w:bottom w:w="40" w:type="dxa"/>
-              <w:right w:w="60" w:type="dxa"/>
-            </w:tcMar>
             <w:tcBorders>
               <w:top w:val="single" w:sz="4" w:color="BFBFBF"/>
               <w:left w:val="single" w:sz="4" w:color="BFBFBF"/>
@@ -9594,12 +9486,6 @@
       <w:tr>
         <w:tc>
           <w:tcPr>
-            <w:tcMar>
-              <w:top w:w="40" w:type="dxa"/>
-              <w:left w:w="60" w:type="dxa"/>
-              <w:bottom w:w="40" w:type="dxa"/>
-              <w:right w:w="60" w:type="dxa"/>
-            </w:tcMar>
             <w:tcBorders>
               <w:top w:val="single" w:sz="4" w:color="BFBFBF"/>
               <w:left w:val="single" w:sz="4" w:color="BFBFBF"/>
@@ -10193,12 +10079,6 @@
       <w:tr>
         <w:tc>
           <w:tcPr>
-            <w:tcMar>
-              <w:top w:w="40" w:type="dxa"/>
-              <w:left w:w="60" w:type="dxa"/>
-              <w:bottom w:w="40" w:type="dxa"/>
-              <w:right w:w="60" w:type="dxa"/>
-            </w:tcMar>
             <w:tcBorders>
               <w:top w:val="single" w:sz="4" w:color="BFBFBF"/>
               <w:left w:val="single" w:sz="4" w:color="BFBFBF"/>
@@ -10480,12 +10360,6 @@
       <w:tr>
         <w:tc>
           <w:tcPr>
-            <w:tcMar>
-              <w:top w:w="40" w:type="dxa"/>
-              <w:left w:w="60" w:type="dxa"/>
-              <w:bottom w:w="40" w:type="dxa"/>
-              <w:right w:w="60" w:type="dxa"/>
-            </w:tcMar>
             <w:tcBorders>
               <w:top w:val="single" w:sz="4" w:color="BFBFBF"/>
               <w:left w:val="single" w:sz="4" w:color="BFBFBF"/>
@@ -11020,25 +10894,7 @@
         <w:rPr>
           <w:color w:val="000000"/>
         </w:rPr>
-        <w:t xml:space="preserve"> </w:t>
-      </w:r>
-      <w:r>
-        <w:rPr>
-          <w:color w:val="000000"/>
-        </w:rPr>
-        <w:t>(</w:t>
-      </w:r>
-      <w:r>
-        <w:rPr>
-          <w:color w:val="4CAF50"/>
-        </w:rPr>
-        <w:t xml:space="preserve">●</w:t>
-      </w:r>
-      <w:r>
-        <w:rPr>
-          <w:color w:val="000000"/>
-        </w:rPr>
-        <w:t xml:space="preserve">),</w:t>
+        <w:t xml:space="preserve">,</w:t>
       </w:r>
       <w:r>
         <w:rPr>
@@ -11064,19 +10920,7 @@
         <w:rPr>
           <w:color w:val="000000"/>
         </w:rPr>
-        <w:t>(</w:t>
-      </w:r>
-      <w:r>
-        <w:rPr>
-          <w:color w:val="FFC107"/>
-        </w:rPr>
-        <w:t xml:space="preserve">●</w:t>
-      </w:r>
-      <w:r>
-        <w:rPr>
-          <w:color w:val="000000"/>
-        </w:rPr>
-        <w:t xml:space="preserve">) o</w:t>
+        <w:t xml:space="preserve">o</w:t>
       </w:r>
       <w:r>
         <w:rPr>
@@ -11096,25 +10940,7 @@
         <w:rPr>
           <w:color w:val="000000"/>
         </w:rPr>
-        <w:t xml:space="preserve"> </w:t>
-      </w:r>
-      <w:r>
-        <w:rPr>
-          <w:color w:val="000000"/>
-        </w:rPr>
-        <w:t>(</w:t>
-      </w:r>
-      <w:r>
-        <w:rPr>
-          <w:color w:val="F44336"/>
-        </w:rPr>
-        <w:t xml:space="preserve">●</w:t>
-      </w:r>
-      <w:r>
-        <w:rPr>
-          <w:color w:val="000000"/>
-        </w:rPr>
-        <w:t xml:space="preserve">), según la severidad de las anomalías en los últimos doce meses: el estado crítico se activa con</w:t>
+        <w:t xml:space="preserve">, según la severidad de las anomalías en los últimos doce meses: el estado crítico se activa con</w:t>
       </w:r>
       <w:r>
         <w:rPr>
@@ -11300,12 +11126,6 @@
       <w:tr>
         <w:tc>
           <w:tcPr>
-            <w:tcMar>
-              <w:top w:w="40" w:type="dxa"/>
-              <w:left w:w="60" w:type="dxa"/>
-              <w:bottom w:w="40" w:type="dxa"/>
-              <w:right w:w="60" w:type="dxa"/>
-            </w:tcMar>
             <w:tcBorders>
               <w:top w:val="single" w:sz="4" w:color="BFBFBF"/>
               <w:left w:val="single" w:sz="4" w:color="BFBFBF"/>
@@ -11727,12 +11547,6 @@
       <w:tr>
         <w:tc>
           <w:tcPr>
-            <w:tcMar>
-              <w:top w:w="40" w:type="dxa"/>
-              <w:left w:w="60" w:type="dxa"/>
-              <w:bottom w:w="40" w:type="dxa"/>
-              <w:right w:w="60" w:type="dxa"/>
-            </w:tcMar>
             <w:tcBorders>
               <w:top w:val="single" w:sz="4" w:color="BFBFBF"/>
               <w:left w:val="single" w:sz="4" w:color="BFBFBF"/>
@@ -14389,8 +14203,6 @@
           <w:right w:w="0" w:type="dxa"/>
         </w:tblCellMar>
         <w:tblInd w:w="164" w:type="dxa"/>
-        <w:tblW w:w="5000" w:type="pct"/>
-        <w:tblLayout w:type="autofit"/>
         <w:tblBorders>
           <w:top w:val="single" w:sz="4" w:color="BFBFBF"/>
           <w:left w:val="single" w:sz="4" w:color="BFBFBF"/>
@@ -14399,6 +14211,8 @@
           <w:insideH w:val="single" w:sz="4" w:color="BFBFBF"/>
           <w:insideV w:val="single" w:sz="4" w:color="BFBFBF"/>
         </w:tblBorders>
+        <w:tblW w:w="5000" w:type="pct"/>
+        <w:tblLayout w:type="autofit"/>
       </w:tblPr>
       <w:tr>
         <w:trPr>
@@ -14408,12 +14222,6 @@
           <w:tcPr>
             <w:tcMar>
               <w:left w:w="144" w:type="dxa"/>
-            </w:tcMar>
-            <w:tcMar>
-              <w:top w:w="40" w:type="dxa"/>
-              <w:left w:w="60" w:type="dxa"/>
-              <w:bottom w:w="40" w:type="dxa"/>
-              <w:right w:w="60" w:type="dxa"/>
             </w:tcMar>
             <w:tcBorders>
               <w:top w:val="single" w:sz="4" w:color="BFBFBF"/>

--- a/docs/informe_final.docx
+++ b/docs/informe_final.docx
@@ -593,6 +593,12 @@
       <w:tr>
         <w:tc>
           <w:tcPr>
+            <w:tcMar>
+              <w:top w:w="40" w:type="dxa"/>
+              <w:left w:w="60" w:type="dxa"/>
+              <w:bottom w:w="40" w:type="dxa"/>
+              <w:right w:w="60" w:type="dxa"/>
+            </w:tcMar>
             <w:tcBorders>
               <w:top w:val="single" w:sz="4" w:color="BFBFBF"/>
               <w:left w:val="single" w:sz="4" w:color="BFBFBF"/>
@@ -822,6 +828,12 @@
       <w:tr>
         <w:tc>
           <w:tcPr>
+            <w:tcMar>
+              <w:top w:w="40" w:type="dxa"/>
+              <w:left w:w="60" w:type="dxa"/>
+              <w:bottom w:w="40" w:type="dxa"/>
+              <w:right w:w="60" w:type="dxa"/>
+            </w:tcMar>
             <w:tcBorders>
               <w:top w:val="single" w:sz="4" w:color="BFBFBF"/>
               <w:left w:val="single" w:sz="4" w:color="BFBFBF"/>
@@ -1659,6 +1671,12 @@
       <w:tr>
         <w:tc>
           <w:tcPr>
+            <w:tcMar>
+              <w:top w:w="40" w:type="dxa"/>
+              <w:left w:w="60" w:type="dxa"/>
+              <w:bottom w:w="40" w:type="dxa"/>
+              <w:right w:w="60" w:type="dxa"/>
+            </w:tcMar>
             <w:tcBorders>
               <w:top w:val="single" w:sz="4" w:color="BFBFBF"/>
               <w:left w:val="single" w:sz="4" w:color="BFBFBF"/>
@@ -2396,6 +2414,12 @@
       <w:tr>
         <w:tc>
           <w:tcPr>
+            <w:tcMar>
+              <w:top w:w="40" w:type="dxa"/>
+              <w:left w:w="60" w:type="dxa"/>
+              <w:bottom w:w="40" w:type="dxa"/>
+              <w:right w:w="60" w:type="dxa"/>
+            </w:tcMar>
             <w:tcBorders>
               <w:top w:val="single" w:sz="4" w:color="BFBFBF"/>
               <w:left w:val="single" w:sz="4" w:color="BFBFBF"/>
@@ -3015,6 +3039,12 @@
       <w:tr>
         <w:tc>
           <w:tcPr>
+            <w:tcMar>
+              <w:top w:w="40" w:type="dxa"/>
+              <w:left w:w="60" w:type="dxa"/>
+              <w:bottom w:w="40" w:type="dxa"/>
+              <w:right w:w="60" w:type="dxa"/>
+            </w:tcMar>
             <w:tcBorders>
               <w:top w:val="single" w:sz="4" w:color="BFBFBF"/>
               <w:left w:val="single" w:sz="4" w:color="BFBFBF"/>
@@ -3294,6 +3324,12 @@
       <w:tr>
         <w:tc>
           <w:tcPr>
+            <w:tcMar>
+              <w:top w:w="40" w:type="dxa"/>
+              <w:left w:w="60" w:type="dxa"/>
+              <w:bottom w:w="40" w:type="dxa"/>
+              <w:right w:w="60" w:type="dxa"/>
+            </w:tcMar>
             <w:tcBorders>
               <w:top w:val="single" w:sz="4" w:color="BFBFBF"/>
               <w:left w:val="single" w:sz="4" w:color="BFBFBF"/>
@@ -3771,6 +3807,12 @@
       <w:tr>
         <w:tc>
           <w:tcPr>
+            <w:tcMar>
+              <w:top w:w="40" w:type="dxa"/>
+              <w:left w:w="60" w:type="dxa"/>
+              <w:bottom w:w="40" w:type="dxa"/>
+              <w:right w:w="60" w:type="dxa"/>
+            </w:tcMar>
             <w:tcBorders>
               <w:top w:val="single" w:sz="4" w:color="BFBFBF"/>
               <w:left w:val="single" w:sz="4" w:color="BFBFBF"/>
@@ -4356,6 +4398,12 @@
       <w:tr>
         <w:tc>
           <w:tcPr>
+            <w:tcMar>
+              <w:top w:w="40" w:type="dxa"/>
+              <w:left w:w="60" w:type="dxa"/>
+              <w:bottom w:w="40" w:type="dxa"/>
+              <w:right w:w="60" w:type="dxa"/>
+            </w:tcMar>
             <w:tcBorders>
               <w:top w:val="single" w:sz="4" w:color="BFBFBF"/>
               <w:left w:val="single" w:sz="4" w:color="BFBFBF"/>
@@ -5084,6 +5132,12 @@
       <w:tr>
         <w:tc>
           <w:tcPr>
+            <w:tcMar>
+              <w:top w:w="40" w:type="dxa"/>
+              <w:left w:w="60" w:type="dxa"/>
+              <w:bottom w:w="40" w:type="dxa"/>
+              <w:right w:w="60" w:type="dxa"/>
+            </w:tcMar>
             <w:tcBorders>
               <w:top w:val="single" w:sz="4" w:color="BFBFBF"/>
               <w:left w:val="single" w:sz="4" w:color="BFBFBF"/>
@@ -5870,6 +5924,12 @@
       <w:tr>
         <w:tc>
           <w:tcPr>
+            <w:tcMar>
+              <w:top w:w="40" w:type="dxa"/>
+              <w:left w:w="60" w:type="dxa"/>
+              <w:bottom w:w="40" w:type="dxa"/>
+              <w:right w:w="60" w:type="dxa"/>
+            </w:tcMar>
             <w:tcBorders>
               <w:top w:val="single" w:sz="4" w:color="BFBFBF"/>
               <w:left w:val="single" w:sz="4" w:color="BFBFBF"/>
@@ -5992,6 +6052,12 @@
       <w:tr>
         <w:tc>
           <w:tcPr>
+            <w:tcMar>
+              <w:top w:w="40" w:type="dxa"/>
+              <w:left w:w="60" w:type="dxa"/>
+              <w:bottom w:w="40" w:type="dxa"/>
+              <w:right w:w="60" w:type="dxa"/>
+            </w:tcMar>
             <w:tcBorders>
               <w:top w:val="single" w:sz="4" w:color="BFBFBF"/>
               <w:left w:val="single" w:sz="4" w:color="BFBFBF"/>
@@ -6255,6 +6321,12 @@
       <w:tr>
         <w:tc>
           <w:tcPr>
+            <w:tcMar>
+              <w:top w:w="40" w:type="dxa"/>
+              <w:left w:w="60" w:type="dxa"/>
+              <w:bottom w:w="40" w:type="dxa"/>
+              <w:right w:w="60" w:type="dxa"/>
+            </w:tcMar>
             <w:tcBorders>
               <w:top w:val="single" w:sz="4" w:color="BFBFBF"/>
               <w:left w:val="single" w:sz="4" w:color="BFBFBF"/>
@@ -6405,6 +6477,12 @@
       <w:tr>
         <w:tc>
           <w:tcPr>
+            <w:tcMar>
+              <w:top w:w="40" w:type="dxa"/>
+              <w:left w:w="60" w:type="dxa"/>
+              <w:bottom w:w="40" w:type="dxa"/>
+              <w:right w:w="60" w:type="dxa"/>
+            </w:tcMar>
             <w:tcBorders>
               <w:top w:val="single" w:sz="4" w:color="BFBFBF"/>
               <w:left w:val="single" w:sz="4" w:color="BFBFBF"/>
@@ -6728,6 +6806,12 @@
       <w:tr>
         <w:tc>
           <w:tcPr>
+            <w:tcMar>
+              <w:top w:w="40" w:type="dxa"/>
+              <w:left w:w="60" w:type="dxa"/>
+              <w:bottom w:w="40" w:type="dxa"/>
+              <w:right w:w="60" w:type="dxa"/>
+            </w:tcMar>
             <w:tcBorders>
               <w:top w:val="single" w:sz="4" w:color="BFBFBF"/>
               <w:left w:val="single" w:sz="4" w:color="BFBFBF"/>
@@ -6918,6 +7002,12 @@
       <w:tr>
         <w:tc>
           <w:tcPr>
+            <w:tcMar>
+              <w:top w:w="40" w:type="dxa"/>
+              <w:left w:w="60" w:type="dxa"/>
+              <w:bottom w:w="40" w:type="dxa"/>
+              <w:right w:w="60" w:type="dxa"/>
+            </w:tcMar>
             <w:tcBorders>
               <w:top w:val="single" w:sz="4" w:color="BFBFBF"/>
               <w:left w:val="single" w:sz="4" w:color="BFBFBF"/>
@@ -7958,6 +8048,12 @@
       <w:tr>
         <w:tc>
           <w:tcPr>
+            <w:tcMar>
+              <w:top w:w="40" w:type="dxa"/>
+              <w:left w:w="60" w:type="dxa"/>
+              <w:bottom w:w="40" w:type="dxa"/>
+              <w:right w:w="60" w:type="dxa"/>
+            </w:tcMar>
             <w:tcBorders>
               <w:top w:val="single" w:sz="4" w:color="BFBFBF"/>
               <w:left w:val="single" w:sz="4" w:color="BFBFBF"/>
@@ -8135,6 +8231,12 @@
       <w:tr>
         <w:tc>
           <w:tcPr>
+            <w:tcMar>
+              <w:top w:w="40" w:type="dxa"/>
+              <w:left w:w="60" w:type="dxa"/>
+              <w:bottom w:w="40" w:type="dxa"/>
+              <w:right w:w="60" w:type="dxa"/>
+            </w:tcMar>
             <w:tcBorders>
               <w:top w:val="single" w:sz="4" w:color="BFBFBF"/>
               <w:left w:val="single" w:sz="4" w:color="BFBFBF"/>
@@ -8656,6 +8758,12 @@
       <w:tr>
         <w:tc>
           <w:tcPr>
+            <w:tcMar>
+              <w:top w:w="40" w:type="dxa"/>
+              <w:left w:w="60" w:type="dxa"/>
+              <w:bottom w:w="40" w:type="dxa"/>
+              <w:right w:w="60" w:type="dxa"/>
+            </w:tcMar>
             <w:tcBorders>
               <w:top w:val="single" w:sz="4" w:color="BFBFBF"/>
               <w:left w:val="single" w:sz="4" w:color="BFBFBF"/>
@@ -9486,6 +9594,12 @@
       <w:tr>
         <w:tc>
           <w:tcPr>
+            <w:tcMar>
+              <w:top w:w="40" w:type="dxa"/>
+              <w:left w:w="60" w:type="dxa"/>
+              <w:bottom w:w="40" w:type="dxa"/>
+              <w:right w:w="60" w:type="dxa"/>
+            </w:tcMar>
             <w:tcBorders>
               <w:top w:val="single" w:sz="4" w:color="BFBFBF"/>
               <w:left w:val="single" w:sz="4" w:color="BFBFBF"/>
@@ -10079,6 +10193,12 @@
       <w:tr>
         <w:tc>
           <w:tcPr>
+            <w:tcMar>
+              <w:top w:w="40" w:type="dxa"/>
+              <w:left w:w="60" w:type="dxa"/>
+              <w:bottom w:w="40" w:type="dxa"/>
+              <w:right w:w="60" w:type="dxa"/>
+            </w:tcMar>
             <w:tcBorders>
               <w:top w:val="single" w:sz="4" w:color="BFBFBF"/>
               <w:left w:val="single" w:sz="4" w:color="BFBFBF"/>
@@ -10360,6 +10480,12 @@
       <w:tr>
         <w:tc>
           <w:tcPr>
+            <w:tcMar>
+              <w:top w:w="40" w:type="dxa"/>
+              <w:left w:w="60" w:type="dxa"/>
+              <w:bottom w:w="40" w:type="dxa"/>
+              <w:right w:w="60" w:type="dxa"/>
+            </w:tcMar>
             <w:tcBorders>
               <w:top w:val="single" w:sz="4" w:color="BFBFBF"/>
               <w:left w:val="single" w:sz="4" w:color="BFBFBF"/>
@@ -11126,6 +11252,12 @@
       <w:tr>
         <w:tc>
           <w:tcPr>
+            <w:tcMar>
+              <w:top w:w="40" w:type="dxa"/>
+              <w:left w:w="60" w:type="dxa"/>
+              <w:bottom w:w="40" w:type="dxa"/>
+              <w:right w:w="60" w:type="dxa"/>
+            </w:tcMar>
             <w:tcBorders>
               <w:top w:val="single" w:sz="4" w:color="BFBFBF"/>
               <w:left w:val="single" w:sz="4" w:color="BFBFBF"/>
@@ -11547,6 +11679,12 @@
       <w:tr>
         <w:tc>
           <w:tcPr>
+            <w:tcMar>
+              <w:top w:w="40" w:type="dxa"/>
+              <w:left w:w="60" w:type="dxa"/>
+              <w:bottom w:w="40" w:type="dxa"/>
+              <w:right w:w="60" w:type="dxa"/>
+            </w:tcMar>
             <w:tcBorders>
               <w:top w:val="single" w:sz="4" w:color="BFBFBF"/>
               <w:left w:val="single" w:sz="4" w:color="BFBFBF"/>
@@ -14203,6 +14341,8 @@
           <w:right w:w="0" w:type="dxa"/>
         </w:tblCellMar>
         <w:tblInd w:w="164" w:type="dxa"/>
+        <w:tblW w:w="5000" w:type="pct"/>
+        <w:tblLayout w:type="autofit"/>
         <w:tblBorders>
           <w:top w:val="single" w:sz="4" w:color="BFBFBF"/>
           <w:left w:val="single" w:sz="4" w:color="BFBFBF"/>
@@ -14211,8 +14351,6 @@
           <w:insideH w:val="single" w:sz="4" w:color="BFBFBF"/>
           <w:insideV w:val="single" w:sz="4" w:color="BFBFBF"/>
         </w:tblBorders>
-        <w:tblW w:w="5000" w:type="pct"/>
-        <w:tblLayout w:type="autofit"/>
       </w:tblPr>
       <w:tr>
         <w:trPr>
@@ -14222,6 +14360,12 @@
           <w:tcPr>
             <w:tcMar>
               <w:left w:w="144" w:type="dxa"/>
+            </w:tcMar>
+            <w:tcMar>
+              <w:top w:w="40" w:type="dxa"/>
+              <w:left w:w="60" w:type="dxa"/>
+              <w:bottom w:w="40" w:type="dxa"/>
+              <w:right w:w="60" w:type="dxa"/>
             </w:tcMar>
             <w:tcBorders>
               <w:top w:val="single" w:sz="4" w:color="BFBFBF"/>

--- a/docs/informe_final.docx
+++ b/docs/informe_final.docx
@@ -577,14 +577,14 @@
         <w:tblW w:type="pct" w:w="5000"/>
         <w:tblLook w:firstRow="0" w:lastRow="0" w:firstColumn="0" w:lastColumn="0" w:noHBand="0" w:noVBand="0" w:val="0000"/>
         <w:jc w:val="start"/>
-        <w:tblLayout w:type="autofit"/>
+        <w:tblLayout w:type="fixed"/>
         <w:tblBorders>
-          <w:top w:val="single" w:sz="4" w:color="BFBFBF"/>
-          <w:left w:val="single" w:sz="4" w:color="BFBFBF"/>
-          <w:bottom w:val="single" w:sz="4" w:color="BFBFBF"/>
-          <w:right w:val="single" w:sz="4" w:color="BFBFBF"/>
-          <w:insideH w:val="single" w:sz="4" w:color="BFBFBF"/>
-          <w:insideV w:val="single" w:sz="4" w:color="BFBFBF"/>
+          <w:top w:val="nil"/>
+          <w:left w:val="nil"/>
+          <w:bottom w:val="nil"/>
+          <w:right w:val="nil"/>
+          <w:insideH w:val="nil"/>
+          <w:insideV w:val="nil"/>
         </w:tblBorders>
       </w:tblPr>
       <w:tblGrid>
@@ -593,38 +593,22 @@
       <w:tr>
         <w:tc>
           <w:tcPr>
-            <w:tcMar>
-              <w:top w:w="40" w:type="dxa"/>
-              <w:left w:w="60" w:type="dxa"/>
-              <w:bottom w:w="40" w:type="dxa"/>
-              <w:right w:w="60" w:type="dxa"/>
-            </w:tcMar>
             <w:tcBorders>
-              <w:top w:val="single" w:sz="4" w:color="BFBFBF"/>
-              <w:left w:val="single" w:sz="4" w:color="BFBFBF"/>
-              <w:bottom w:val="single" w:sz="4" w:color="BFBFBF"/>
-              <w:right w:val="single" w:sz="4" w:color="BFBFBF"/>
+              <w:top w:val="nil"/>
+              <w:left w:val="nil"/>
+              <w:bottom w:val="nil"/>
+              <w:right w:val="nil"/>
             </w:tcBorders>
-            <w:tcMar>
-              <w:top w:w="40" w:type="dxa"/>
-              <w:left w:w="60" w:type="dxa"/>
-              <w:bottom w:w="40" w:type="dxa"/>
-              <w:right w:w="60" w:type="dxa"/>
-            </w:tcMar>
-            <w:shd w:val="clear" w:color="auto" w:fill="2E86AB"/>
           </w:tcPr>
           <w:bookmarkStart w:id="30" w:name="fig-area-estudio"/>
           <w:p>
             <w:pPr>
               <w:pStyle w:val="Compact"/>
-              <w:spacing w:before="0" w:after="0"/>
               <w:jc w:val="center"/>
             </w:pPr>
             <w:r>
               <w:rPr>
-                <w:b/>
-                <w:color w:val="FFFFFF"/>
-                <w:sz w:val="20"/>
+                <w:color w:val="000000"/>
               </w:rPr>
               <w:drawing>
                 <wp:inline>
@@ -668,7 +652,6 @@
           </w:p>
           <w:p>
             <w:pPr>
-              <w:spacing w:before="0" w:after="0"/>
               <w:jc w:val="center"/>
             </w:pPr>
             <w:pPr>
@@ -678,9 +661,7 @@
             </w:pPr>
             <w:r>
               <w:rPr>
-                <w:b/>
-                <w:color w:val="FFFFFF"/>
-                <w:sz w:val="20"/>
+                <w:color w:val="000000"/>
               </w:rPr>
               <w:t xml:space="preserve">Figura 1: Localización del área de estudio. (a) Colombia con el departamento del Magdalena resaltado en naranja, escala 500 km. (b) Departamento del Magdalena con las ciudades de referencia, Santa Marta, Ciénaga, Barranquilla, y el bbox del AOI acotado en rojo, escala 50 km. (c) Composite Sentinel-2 RGB de color real (B4-B3-B2) del periodo actual 2024-2025 sobre un bounding box extendido que cubre el AOI acotado (835 km² del SFF CGSM y la Vía Parque Isla de Salamanca, polígono rojo) junto con las cinco estaciones INVEMAR-GBIF (triángulos rojos: Isla Boquerón, Punta Cerro, Punta Chino, Río Sevilla y Caño Palos), con la cobertura de manglar segmentada por SamGeo superpuesta en verde traslúcido.</w:t>
             </w:r>
@@ -828,12 +809,6 @@
       <w:tr>
         <w:tc>
           <w:tcPr>
-            <w:tcMar>
-              <w:top w:w="40" w:type="dxa"/>
-              <w:left w:w="60" w:type="dxa"/>
-              <w:bottom w:w="40" w:type="dxa"/>
-              <w:right w:w="60" w:type="dxa"/>
-            </w:tcMar>
             <w:tcBorders>
               <w:top w:val="single" w:sz="4" w:color="BFBFBF"/>
               <w:left w:val="single" w:sz="4" w:color="BFBFBF"/>
@@ -1671,12 +1646,6 @@
       <w:tr>
         <w:tc>
           <w:tcPr>
-            <w:tcMar>
-              <w:top w:w="40" w:type="dxa"/>
-              <w:left w:w="60" w:type="dxa"/>
-              <w:bottom w:w="40" w:type="dxa"/>
-              <w:right w:w="60" w:type="dxa"/>
-            </w:tcMar>
             <w:tcBorders>
               <w:top w:val="single" w:sz="4" w:color="BFBFBF"/>
               <w:left w:val="single" w:sz="4" w:color="BFBFBF"/>
@@ -2398,14 +2367,14 @@
         <w:tblW w:type="pct" w:w="5000"/>
         <w:tblLook w:firstRow="0" w:lastRow="0" w:firstColumn="0" w:lastColumn="0" w:noHBand="0" w:noVBand="0" w:val="0000"/>
         <w:jc w:val="start"/>
-        <w:tblLayout w:type="autofit"/>
+        <w:tblLayout w:type="fixed"/>
         <w:tblBorders>
-          <w:top w:val="single" w:sz="4" w:color="BFBFBF"/>
-          <w:left w:val="single" w:sz="4" w:color="BFBFBF"/>
-          <w:bottom w:val="single" w:sz="4" w:color="BFBFBF"/>
-          <w:right w:val="single" w:sz="4" w:color="BFBFBF"/>
-          <w:insideH w:val="single" w:sz="4" w:color="BFBFBF"/>
-          <w:insideV w:val="single" w:sz="4" w:color="BFBFBF"/>
+          <w:top w:val="nil"/>
+          <w:left w:val="nil"/>
+          <w:bottom w:val="nil"/>
+          <w:right w:val="nil"/>
+          <w:insideH w:val="nil"/>
+          <w:insideV w:val="nil"/>
         </w:tblBorders>
       </w:tblPr>
       <w:tblGrid>
@@ -2414,38 +2383,22 @@
       <w:tr>
         <w:tc>
           <w:tcPr>
-            <w:tcMar>
-              <w:top w:w="40" w:type="dxa"/>
-              <w:left w:w="60" w:type="dxa"/>
-              <w:bottom w:w="40" w:type="dxa"/>
-              <w:right w:w="60" w:type="dxa"/>
-            </w:tcMar>
             <w:tcBorders>
-              <w:top w:val="single" w:sz="4" w:color="BFBFBF"/>
-              <w:left w:val="single" w:sz="4" w:color="BFBFBF"/>
-              <w:bottom w:val="single" w:sz="4" w:color="BFBFBF"/>
-              <w:right w:val="single" w:sz="4" w:color="BFBFBF"/>
+              <w:top w:val="nil"/>
+              <w:left w:val="nil"/>
+              <w:bottom w:val="nil"/>
+              <w:right w:val="nil"/>
             </w:tcBorders>
-            <w:tcMar>
-              <w:top w:w="40" w:type="dxa"/>
-              <w:left w:w="60" w:type="dxa"/>
-              <w:bottom w:w="40" w:type="dxa"/>
-              <w:right w:w="60" w:type="dxa"/>
-            </w:tcMar>
-            <w:shd w:val="clear" w:color="auto" w:fill="2E86AB"/>
           </w:tcPr>
           <w:bookmarkStart w:id="39" w:name="fig-ndvi-cambio"/>
           <w:p>
             <w:pPr>
               <w:pStyle w:val="Compact"/>
-              <w:spacing w:before="0" w:after="0"/>
               <w:jc w:val="center"/>
             </w:pPr>
             <w:r>
               <w:rPr>
-                <w:b/>
-                <w:color w:val="FFFFFF"/>
-                <w:sz w:val="20"/>
+                <w:color w:val="000000"/>
               </w:rPr>
               <w:drawing>
                 <wp:inline>
@@ -2489,7 +2442,6 @@
           </w:p>
           <w:p>
             <w:pPr>
-              <w:spacing w:before="0" w:after="0"/>
               <w:jc w:val="center"/>
             </w:pPr>
             <w:pPr>
@@ -2499,9 +2451,7 @@
             </w:pPr>
             <w:r>
               <w:rPr>
-                <w:b/>
-                <w:color w:val="FFFFFF"/>
-                <w:sz w:val="20"/>
+                <w:color w:val="000000"/>
               </w:rPr>
               <w:t xml:space="preserve">Figura 2: Cambio en la mediana de NDVI entre el estado actual (2024–2025) y el periodo de degradación (2020 H2), calculado desde el datacube trimestral con convención Climate and Forecast versión 1.8 (CF-1.8) sobre el AOI acotado. El azul indica ganancia de vigor (regeneración), el rojo indica pérdida; coordenadas en metros sobre EPSG:9377 (código del sistema de referencia cartográfico colombiano MAGNA-SIRGAS Origen Nacional, oficializado por la Resolución IGAC 471 de 2020).</w:t>
             </w:r>
@@ -3039,12 +2989,6 @@
       <w:tr>
         <w:tc>
           <w:tcPr>
-            <w:tcMar>
-              <w:top w:w="40" w:type="dxa"/>
-              <w:left w:w="60" w:type="dxa"/>
-              <w:bottom w:w="40" w:type="dxa"/>
-              <w:right w:w="60" w:type="dxa"/>
-            </w:tcMar>
             <w:tcBorders>
               <w:top w:val="single" w:sz="4" w:color="BFBFBF"/>
               <w:left w:val="single" w:sz="4" w:color="BFBFBF"/>
@@ -3308,14 +3252,14 @@
         <w:tblW w:type="pct" w:w="5000"/>
         <w:tblLook w:firstRow="0" w:lastRow="0" w:firstColumn="0" w:lastColumn="0" w:noHBand="0" w:noVBand="0" w:val="0000"/>
         <w:jc w:val="start"/>
-        <w:tblLayout w:type="autofit"/>
+        <w:tblLayout w:type="fixed"/>
         <w:tblBorders>
-          <w:top w:val="single" w:sz="4" w:color="BFBFBF"/>
-          <w:left w:val="single" w:sz="4" w:color="BFBFBF"/>
-          <w:bottom w:val="single" w:sz="4" w:color="BFBFBF"/>
-          <w:right w:val="single" w:sz="4" w:color="BFBFBF"/>
-          <w:insideH w:val="single" w:sz="4" w:color="BFBFBF"/>
-          <w:insideV w:val="single" w:sz="4" w:color="BFBFBF"/>
+          <w:top w:val="nil"/>
+          <w:left w:val="nil"/>
+          <w:bottom w:val="nil"/>
+          <w:right w:val="nil"/>
+          <w:insideH w:val="nil"/>
+          <w:insideV w:val="nil"/>
         </w:tblBorders>
       </w:tblPr>
       <w:tblGrid>
@@ -3324,38 +3268,22 @@
       <w:tr>
         <w:tc>
           <w:tcPr>
-            <w:tcMar>
-              <w:top w:w="40" w:type="dxa"/>
-              <w:left w:w="60" w:type="dxa"/>
-              <w:bottom w:w="40" w:type="dxa"/>
-              <w:right w:w="60" w:type="dxa"/>
-            </w:tcMar>
             <w:tcBorders>
-              <w:top w:val="single" w:sz="4" w:color="BFBFBF"/>
-              <w:left w:val="single" w:sz="4" w:color="BFBFBF"/>
-              <w:bottom w:val="single" w:sz="4" w:color="BFBFBF"/>
-              <w:right w:val="single" w:sz="4" w:color="BFBFBF"/>
+              <w:top w:val="nil"/>
+              <w:left w:val="nil"/>
+              <w:bottom w:val="nil"/>
+              <w:right w:val="nil"/>
             </w:tcBorders>
-            <w:tcMar>
-              <w:top w:w="40" w:type="dxa"/>
-              <w:left w:w="60" w:type="dxa"/>
-              <w:bottom w:w="40" w:type="dxa"/>
-              <w:right w:w="60" w:type="dxa"/>
-            </w:tcMar>
-            <w:shd w:val="clear" w:color="auto" w:fill="2E86AB"/>
           </w:tcPr>
           <w:bookmarkStart w:id="53" w:name="fig-ndvi-manglar"/>
           <w:p>
             <w:pPr>
               <w:pStyle w:val="Compact"/>
-              <w:spacing w:before="0" w:after="0"/>
               <w:jc w:val="center"/>
             </w:pPr>
             <w:r>
               <w:rPr>
-                <w:b/>
-                <w:color w:val="FFFFFF"/>
-                <w:sz w:val="20"/>
+                <w:color w:val="000000"/>
               </w:rPr>
               <w:drawing>
                 <wp:inline>
@@ -3399,7 +3327,6 @@
           </w:p>
           <w:p>
             <w:pPr>
-              <w:spacing w:before="0" w:after="0"/>
               <w:jc w:val="center"/>
             </w:pPr>
             <w:pPr>
@@ -3409,17 +3336,13 @@
             </w:pPr>
             <w:r>
               <w:rPr>
-                <w:b/>
-                <w:color w:val="FFFFFF"/>
-                <w:sz w:val="20"/>
+                <w:color w:val="000000"/>
               </w:rPr>
               <w:t xml:space="preserve">Figura 4: Serie temporal del NDVI mediaño del manglar sobre AOI acotado (SFF CGSM + VPI Salamanca, 835 km²) entre 2018 y 2025, calculada a partir del datacube trimestral CF-1.8 restringida a píxeles con</w:t>
             </w:r>
             <w:r>
               <w:rPr>
-                <w:b/>
-                <w:color w:val="FFFFFF"/>
-                <w:sz w:val="20"/>
+                <w:color w:val="000000"/>
               </w:rPr>
               <w:t xml:space="preserve"> </w:t>
             </w:r>
@@ -3457,9 +3380,7 @@
             </m:oMath>
             <w:r>
               <w:rPr>
-                <w:b/>
-                <w:color w:val="FFFFFF"/>
-                <w:sz w:val="20"/>
+                <w:color w:val="000000"/>
               </w:rPr>
               <w:t xml:space="preserve">. Las franjas sombreadas marcan los tres periodos de referencia de la segmentación; la caída de 2019–2020 coincide con la sequía y el episodio La Niña que sostienen la narrativa del informe.</w:t>
             </w:r>
@@ -3807,12 +3728,6 @@
       <w:tr>
         <w:tc>
           <w:tcPr>
-            <w:tcMar>
-              <w:top w:w="40" w:type="dxa"/>
-              <w:left w:w="60" w:type="dxa"/>
-              <w:bottom w:w="40" w:type="dxa"/>
-              <w:right w:w="60" w:type="dxa"/>
-            </w:tcMar>
             <w:tcBorders>
               <w:top w:val="single" w:sz="4" w:color="BFBFBF"/>
               <w:left w:val="single" w:sz="4" w:color="BFBFBF"/>
@@ -4398,12 +4313,6 @@
       <w:tr>
         <w:tc>
           <w:tcPr>
-            <w:tcMar>
-              <w:top w:w="40" w:type="dxa"/>
-              <w:left w:w="60" w:type="dxa"/>
-              <w:bottom w:w="40" w:type="dxa"/>
-              <w:right w:w="60" w:type="dxa"/>
-            </w:tcMar>
             <w:tcBorders>
               <w:top w:val="single" w:sz="4" w:color="BFBFBF"/>
               <w:left w:val="single" w:sz="4" w:color="BFBFBF"/>
@@ -5132,12 +5041,6 @@
       <w:tr>
         <w:tc>
           <w:tcPr>
-            <w:tcMar>
-              <w:top w:w="40" w:type="dxa"/>
-              <w:left w:w="60" w:type="dxa"/>
-              <w:bottom w:w="40" w:type="dxa"/>
-              <w:right w:w="60" w:type="dxa"/>
-            </w:tcMar>
             <w:tcBorders>
               <w:top w:val="single" w:sz="4" w:color="BFBFBF"/>
               <w:left w:val="single" w:sz="4" w:color="BFBFBF"/>
@@ -5908,14 +5811,14 @@
         <w:tblW w:type="pct" w:w="5000"/>
         <w:tblLook w:firstRow="0" w:lastRow="0" w:firstColumn="0" w:lastColumn="0" w:noHBand="0" w:noVBand="0" w:val="0000"/>
         <w:jc w:val="start"/>
-        <w:tblLayout w:type="autofit"/>
+        <w:tblLayout w:type="fixed"/>
         <w:tblBorders>
-          <w:top w:val="single" w:sz="4" w:color="BFBFBF"/>
-          <w:left w:val="single" w:sz="4" w:color="BFBFBF"/>
-          <w:bottom w:val="single" w:sz="4" w:color="BFBFBF"/>
-          <w:right w:val="single" w:sz="4" w:color="BFBFBF"/>
-          <w:insideH w:val="single" w:sz="4" w:color="BFBFBF"/>
-          <w:insideV w:val="single" w:sz="4" w:color="BFBFBF"/>
+          <w:top w:val="nil"/>
+          <w:left w:val="nil"/>
+          <w:bottom w:val="nil"/>
+          <w:right w:val="nil"/>
+          <w:insideH w:val="nil"/>
+          <w:insideV w:val="nil"/>
         </w:tblBorders>
       </w:tblPr>
       <w:tblGrid>
@@ -5924,38 +5827,22 @@
       <w:tr>
         <w:tc>
           <w:tcPr>
-            <w:tcMar>
-              <w:top w:w="40" w:type="dxa"/>
-              <w:left w:w="60" w:type="dxa"/>
-              <w:bottom w:w="40" w:type="dxa"/>
-              <w:right w:w="60" w:type="dxa"/>
-            </w:tcMar>
             <w:tcBorders>
-              <w:top w:val="single" w:sz="4" w:color="BFBFBF"/>
-              <w:left w:val="single" w:sz="4" w:color="BFBFBF"/>
-              <w:bottom w:val="single" w:sz="4" w:color="BFBFBF"/>
-              <w:right w:val="single" w:sz="4" w:color="BFBFBF"/>
+              <w:top w:val="nil"/>
+              <w:left w:val="nil"/>
+              <w:bottom w:val="nil"/>
+              <w:right w:val="nil"/>
             </w:tcBorders>
-            <w:tcMar>
-              <w:top w:w="40" w:type="dxa"/>
-              <w:left w:w="60" w:type="dxa"/>
-              <w:bottom w:w="40" w:type="dxa"/>
-              <w:right w:w="60" w:type="dxa"/>
-            </w:tcMar>
-            <w:shd w:val="clear" w:color="auto" w:fill="2E86AB"/>
           </w:tcPr>
           <w:bookmarkStart w:id="66" w:name="fig-enso-serie"/>
           <w:p>
             <w:pPr>
               <w:pStyle w:val="Compact"/>
-              <w:spacing w:before="0" w:after="0"/>
               <w:jc w:val="center"/>
             </w:pPr>
             <w:r>
               <w:rPr>
-                <w:b/>
-                <w:color w:val="FFFFFF"/>
-                <w:sz w:val="20"/>
+                <w:color w:val="000000"/>
               </w:rPr>
               <w:drawing>
                 <wp:inline>
@@ -5999,7 +5886,6 @@
           </w:p>
           <w:p>
             <w:pPr>
-              <w:spacing w:before="0" w:after="0"/>
               <w:jc w:val="center"/>
             </w:pPr>
             <w:pPr>
@@ -6009,9 +5895,7 @@
             </w:pPr>
             <w:r>
               <w:rPr>
-                <w:b/>
-                <w:color w:val="FFFFFF"/>
-                <w:sz w:val="20"/>
+                <w:color w:val="000000"/>
               </w:rPr>
               <w:t xml:space="preserve">Figura 5: Índices ENSO mensuales (ONI y SOI, NOAA CPC) sobre el periodo 2013–2025. Las franjas sombreadas marcan El Niño 2015–2016 y La Niña 2020–2022.</w:t>
             </w:r>
@@ -6036,14 +5920,14 @@
         <w:tblW w:type="pct" w:w="5000"/>
         <w:tblLook w:firstRow="0" w:lastRow="0" w:firstColumn="0" w:lastColumn="0" w:noHBand="0" w:noVBand="0" w:val="0000"/>
         <w:jc w:val="start"/>
-        <w:tblLayout w:type="autofit"/>
+        <w:tblLayout w:type="fixed"/>
         <w:tblBorders>
-          <w:top w:val="single" w:sz="4" w:color="BFBFBF"/>
-          <w:left w:val="single" w:sz="4" w:color="BFBFBF"/>
-          <w:bottom w:val="single" w:sz="4" w:color="BFBFBF"/>
-          <w:right w:val="single" w:sz="4" w:color="BFBFBF"/>
-          <w:insideH w:val="single" w:sz="4" w:color="BFBFBF"/>
-          <w:insideV w:val="single" w:sz="4" w:color="BFBFBF"/>
+          <w:top w:val="nil"/>
+          <w:left w:val="nil"/>
+          <w:bottom w:val="nil"/>
+          <w:right w:val="nil"/>
+          <w:insideH w:val="nil"/>
+          <w:insideV w:val="nil"/>
         </w:tblBorders>
       </w:tblPr>
       <w:tblGrid>
@@ -6052,38 +5936,22 @@
       <w:tr>
         <w:tc>
           <w:tcPr>
-            <w:tcMar>
-              <w:top w:w="40" w:type="dxa"/>
-              <w:left w:w="60" w:type="dxa"/>
-              <w:bottom w:w="40" w:type="dxa"/>
-              <w:right w:w="60" w:type="dxa"/>
-            </w:tcMar>
             <w:tcBorders>
-              <w:top w:val="single" w:sz="4" w:color="BFBFBF"/>
-              <w:left w:val="single" w:sz="4" w:color="BFBFBF"/>
-              <w:bottom w:val="single" w:sz="4" w:color="BFBFBF"/>
-              <w:right w:val="single" w:sz="4" w:color="BFBFBF"/>
+              <w:top w:val="nil"/>
+              <w:left w:val="nil"/>
+              <w:bottom w:val="nil"/>
+              <w:right w:val="nil"/>
             </w:tcBorders>
-            <w:tcMar>
-              <w:top w:w="40" w:type="dxa"/>
-              <w:left w:w="60" w:type="dxa"/>
-              <w:bottom w:w="40" w:type="dxa"/>
-              <w:right w:w="60" w:type="dxa"/>
-            </w:tcMar>
-            <w:shd w:val="clear" w:color="auto" w:fill="2E86AB"/>
           </w:tcPr>
           <w:bookmarkStart w:id="70" w:name="fig-enso-correlación"/>
           <w:p>
             <w:pPr>
               <w:pStyle w:val="Compact"/>
-              <w:spacing w:before="0" w:after="0"/>
               <w:jc w:val="center"/>
             </w:pPr>
             <w:r>
               <w:rPr>
-                <w:b/>
-                <w:color w:val="FFFFFF"/>
-                <w:sz w:val="20"/>
+                <w:color w:val="000000"/>
               </w:rPr>
               <w:drawing>
                 <wp:inline>
@@ -6127,7 +5995,6 @@
           </w:p>
           <w:p>
             <w:pPr>
-              <w:spacing w:before="0" w:after="0"/>
               <w:jc w:val="center"/>
             </w:pPr>
             <w:pPr>
@@ -6137,9 +6004,7 @@
             </w:pPr>
             <w:r>
               <w:rPr>
-                <w:b/>
-                <w:color w:val="FFFFFF"/>
-                <w:sz w:val="20"/>
+                <w:color w:val="000000"/>
               </w:rPr>
               <w:t xml:space="preserve">Figura 6: Correlación entre índices ENSO globales (ONI rojo, SOI azul) y anomalías NDVI z-score, desagregada por naturaleza espectral, rezagos 0–3 meses.</w:t>
             </w:r>
@@ -6305,14 +6170,14 @@
         <w:tblW w:type="pct" w:w="5000"/>
         <w:tblLook w:firstRow="0" w:lastRow="0" w:firstColumn="0" w:lastColumn="0" w:noHBand="0" w:noVBand="0" w:val="0000"/>
         <w:jc w:val="start"/>
-        <w:tblLayout w:type="autofit"/>
+        <w:tblLayout w:type="fixed"/>
         <w:tblBorders>
-          <w:top w:val="single" w:sz="4" w:color="BFBFBF"/>
-          <w:left w:val="single" w:sz="4" w:color="BFBFBF"/>
-          <w:bottom w:val="single" w:sz="4" w:color="BFBFBF"/>
-          <w:right w:val="single" w:sz="4" w:color="BFBFBF"/>
-          <w:insideH w:val="single" w:sz="4" w:color="BFBFBF"/>
-          <w:insideV w:val="single" w:sz="4" w:color="BFBFBF"/>
+          <w:top w:val="nil"/>
+          <w:left w:val="nil"/>
+          <w:bottom w:val="nil"/>
+          <w:right w:val="nil"/>
+          <w:insideH w:val="nil"/>
+          <w:insideV w:val="nil"/>
         </w:tblBorders>
       </w:tblPr>
       <w:tblGrid>
@@ -6321,38 +6186,22 @@
       <w:tr>
         <w:tc>
           <w:tcPr>
-            <w:tcMar>
-              <w:top w:w="40" w:type="dxa"/>
-              <w:left w:w="60" w:type="dxa"/>
-              <w:bottom w:w="40" w:type="dxa"/>
-              <w:right w:w="60" w:type="dxa"/>
-            </w:tcMar>
             <w:tcBorders>
-              <w:top w:val="single" w:sz="4" w:color="BFBFBF"/>
-              <w:left w:val="single" w:sz="4" w:color="BFBFBF"/>
-              <w:bottom w:val="single" w:sz="4" w:color="BFBFBF"/>
-              <w:right w:val="single" w:sz="4" w:color="BFBFBF"/>
+              <w:top w:val="nil"/>
+              <w:left w:val="nil"/>
+              <w:bottom w:val="nil"/>
+              <w:right w:val="nil"/>
             </w:tcBorders>
-            <w:tcMar>
-              <w:top w:w="40" w:type="dxa"/>
-              <w:left w:w="60" w:type="dxa"/>
-              <w:bottom w:w="40" w:type="dxa"/>
-              <w:right w:w="60" w:type="dxa"/>
-            </w:tcMar>
-            <w:shd w:val="clear" w:color="auto" w:fill="2E86AB"/>
           </w:tcPr>
           <w:bookmarkStart w:id="74" w:name="fig-caudal-series"/>
           <w:p>
             <w:pPr>
               <w:pStyle w:val="Compact"/>
-              <w:spacing w:before="0" w:after="0"/>
               <w:jc w:val="center"/>
             </w:pPr>
             <w:r>
               <w:rPr>
-                <w:b/>
-                <w:color w:val="FFFFFF"/>
-                <w:sz w:val="20"/>
+                <w:color w:val="000000"/>
               </w:rPr>
               <w:drawing>
                 <wp:inline>
@@ -6396,7 +6245,6 @@
           </w:p>
           <w:p>
             <w:pPr>
-              <w:spacing w:before="0" w:after="0"/>
               <w:jc w:val="center"/>
             </w:pPr>
             <w:pPr>
@@ -6406,9 +6254,7 @@
             </w:pPr>
             <w:r>
               <w:rPr>
-                <w:b/>
-                <w:color w:val="FFFFFF"/>
-                <w:sz w:val="20"/>
+                <w:color w:val="000000"/>
               </w:rPr>
               <w:t xml:space="preserve">Figura 7: Anomalía z-score del caudal mensual IDEAM para el río Magdalena en El Banco y el río Aracataca en Ganadería Caribe, 2013–2025. Los picos extremos (</w:t>
             </w:r>
@@ -6434,9 +6280,7 @@
             </m:oMath>
             <w:r>
               <w:rPr>
-                <w:b/>
-                <w:color w:val="FFFFFF"/>
-                <w:sz w:val="20"/>
+                <w:color w:val="000000"/>
               </w:rPr>
               <w:t xml:space="preserve">) ocurren en 2022, no en 2020.</w:t>
             </w:r>
@@ -6461,14 +6305,14 @@
         <w:tblW w:type="pct" w:w="5000"/>
         <w:tblLook w:firstRow="0" w:lastRow="0" w:firstColumn="0" w:lastColumn="0" w:noHBand="0" w:noVBand="0" w:val="0000"/>
         <w:jc w:val="start"/>
-        <w:tblLayout w:type="autofit"/>
+        <w:tblLayout w:type="fixed"/>
         <w:tblBorders>
-          <w:top w:val="single" w:sz="4" w:color="BFBFBF"/>
-          <w:left w:val="single" w:sz="4" w:color="BFBFBF"/>
-          <w:bottom w:val="single" w:sz="4" w:color="BFBFBF"/>
-          <w:right w:val="single" w:sz="4" w:color="BFBFBF"/>
-          <w:insideH w:val="single" w:sz="4" w:color="BFBFBF"/>
-          <w:insideV w:val="single" w:sz="4" w:color="BFBFBF"/>
+          <w:top w:val="nil"/>
+          <w:left w:val="nil"/>
+          <w:bottom w:val="nil"/>
+          <w:right w:val="nil"/>
+          <w:insideH w:val="nil"/>
+          <w:insideV w:val="nil"/>
         </w:tblBorders>
       </w:tblPr>
       <w:tblGrid>
@@ -6477,38 +6321,22 @@
       <w:tr>
         <w:tc>
           <w:tcPr>
-            <w:tcMar>
-              <w:top w:w="40" w:type="dxa"/>
-              <w:left w:w="60" w:type="dxa"/>
-              <w:bottom w:w="40" w:type="dxa"/>
-              <w:right w:w="60" w:type="dxa"/>
-            </w:tcMar>
             <w:tcBorders>
-              <w:top w:val="single" w:sz="4" w:color="BFBFBF"/>
-              <w:left w:val="single" w:sz="4" w:color="BFBFBF"/>
-              <w:bottom w:val="single" w:sz="4" w:color="BFBFBF"/>
-              <w:right w:val="single" w:sz="4" w:color="BFBFBF"/>
+              <w:top w:val="nil"/>
+              <w:left w:val="nil"/>
+              <w:bottom w:val="nil"/>
+              <w:right w:val="nil"/>
             </w:tcBorders>
-            <w:tcMar>
-              <w:top w:w="40" w:type="dxa"/>
-              <w:left w:w="60" w:type="dxa"/>
-              <w:bottom w:w="40" w:type="dxa"/>
-              <w:right w:w="60" w:type="dxa"/>
-            </w:tcMar>
-            <w:shd w:val="clear" w:color="auto" w:fill="2E86AB"/>
           </w:tcPr>
           <w:bookmarkStart w:id="78" w:name="fig-caudal-correlación"/>
           <w:p>
             <w:pPr>
               <w:pStyle w:val="Compact"/>
-              <w:spacing w:before="0" w:after="0"/>
               <w:jc w:val="center"/>
             </w:pPr>
             <w:r>
               <w:rPr>
-                <w:b/>
-                <w:color w:val="FFFFFF"/>
-                <w:sz w:val="20"/>
+                <w:color w:val="000000"/>
               </w:rPr>
               <w:drawing>
                 <wp:inline>
@@ -6552,7 +6380,6 @@
           </w:p>
           <w:p>
             <w:pPr>
-              <w:spacing w:before="0" w:after="0"/>
               <w:jc w:val="center"/>
             </w:pPr>
             <w:pPr>
@@ -6562,9 +6389,7 @@
             </w:pPr>
             <w:r>
               <w:rPr>
-                <w:b/>
-                <w:color w:val="FFFFFF"/>
-                <w:sz w:val="20"/>
+                <w:color w:val="000000"/>
               </w:rPr>
               <w:t xml:space="preserve">Figura 8: Correlación de Pearson entre anomalía de caudal IDEAM y NDVI z-score por estación hidrológica, naturaleza espectral y rezago 0–3 meses.</w:t>
             </w:r>
@@ -6790,14 +6615,14 @@
         <w:tblW w:type="pct" w:w="5000"/>
         <w:tblLook w:firstRow="0" w:lastRow="0" w:firstColumn="0" w:lastColumn="0" w:noHBand="0" w:noVBand="0" w:val="0000"/>
         <w:jc w:val="start"/>
-        <w:tblLayout w:type="autofit"/>
+        <w:tblLayout w:type="fixed"/>
         <w:tblBorders>
-          <w:top w:val="single" w:sz="4" w:color="BFBFBF"/>
-          <w:left w:val="single" w:sz="4" w:color="BFBFBF"/>
-          <w:bottom w:val="single" w:sz="4" w:color="BFBFBF"/>
-          <w:right w:val="single" w:sz="4" w:color="BFBFBF"/>
-          <w:insideH w:val="single" w:sz="4" w:color="BFBFBF"/>
-          <w:insideV w:val="single" w:sz="4" w:color="BFBFBF"/>
+          <w:top w:val="nil"/>
+          <w:left w:val="nil"/>
+          <w:bottom w:val="nil"/>
+          <w:right w:val="nil"/>
+          <w:insideH w:val="nil"/>
+          <w:insideV w:val="nil"/>
         </w:tblBorders>
       </w:tblPr>
       <w:tblGrid>
@@ -6806,38 +6631,22 @@
       <w:tr>
         <w:tc>
           <w:tcPr>
-            <w:tcMar>
-              <w:top w:w="40" w:type="dxa"/>
-              <w:left w:w="60" w:type="dxa"/>
-              <w:bottom w:w="40" w:type="dxa"/>
-              <w:right w:w="60" w:type="dxa"/>
-            </w:tcMar>
             <w:tcBorders>
-              <w:top w:val="single" w:sz="4" w:color="BFBFBF"/>
-              <w:left w:val="single" w:sz="4" w:color="BFBFBF"/>
-              <w:bottom w:val="single" w:sz="4" w:color="BFBFBF"/>
-              <w:right w:val="single" w:sz="4" w:color="BFBFBF"/>
+              <w:top w:val="nil"/>
+              <w:left w:val="nil"/>
+              <w:bottom w:val="nil"/>
+              <w:right w:val="nil"/>
             </w:tcBorders>
-            <w:tcMar>
-              <w:top w:w="40" w:type="dxa"/>
-              <w:left w:w="60" w:type="dxa"/>
-              <w:bottom w:w="40" w:type="dxa"/>
-              <w:right w:w="60" w:type="dxa"/>
-            </w:tcMar>
-            <w:shd w:val="clear" w:color="auto" w:fill="2E86AB"/>
           </w:tcPr>
           <w:bookmarkStart w:id="82" w:name="fig-chirps-series"/>
           <w:p>
             <w:pPr>
               <w:pStyle w:val="Compact"/>
-              <w:spacing w:before="0" w:after="0"/>
               <w:jc w:val="center"/>
             </w:pPr>
             <w:r>
               <w:rPr>
-                <w:b/>
-                <w:color w:val="FFFFFF"/>
-                <w:sz w:val="20"/>
+                <w:color w:val="000000"/>
               </w:rPr>
               <w:drawing>
                 <wp:inline>
@@ -6881,7 +6690,6 @@
           </w:p>
           <w:p>
             <w:pPr>
-              <w:spacing w:before="0" w:after="0"/>
               <w:jc w:val="center"/>
             </w:pPr>
             <w:pPr>
@@ -6891,17 +6699,13 @@
             </w:pPr>
             <w:r>
               <w:rPr>
-                <w:b/>
-                <w:color w:val="FFFFFF"/>
-                <w:sz w:val="20"/>
+                <w:color w:val="000000"/>
               </w:rPr>
               <w:t xml:space="preserve">Figura 9: Anomalías mensuales CHIRPS sobre las dos cuencas aportantes a la CGSM, 2013–2025. Los picos extremos</w:t>
             </w:r>
             <w:r>
               <w:rPr>
-                <w:b/>
-                <w:color w:val="FFFFFF"/>
-                <w:sz w:val="20"/>
+                <w:color w:val="000000"/>
               </w:rPr>
               <w:t xml:space="preserve"> </w:t>
             </w:r>
@@ -6927,25 +6731,19 @@
             </m:oMath>
             <w:r>
               <w:rPr>
-                <w:b/>
-                <w:color w:val="FFFFFF"/>
-                <w:sz w:val="20"/>
+                <w:color w:val="000000"/>
               </w:rPr>
               <w:t xml:space="preserve"> </w:t>
             </w:r>
             <w:r>
               <w:rPr>
-                <w:b/>
-                <w:color w:val="FFFFFF"/>
-                <w:sz w:val="20"/>
+                <w:color w:val="000000"/>
               </w:rPr>
               <w:t xml:space="preserve">se concentran en 2022, en línea con los caudales IDEAM (figura</w:t>
             </w:r>
             <w:r>
               <w:rPr>
-                <w:b/>
-                <w:color w:val="FFFFFF"/>
-                <w:sz w:val="20"/>
+                <w:color w:val="000000"/>
               </w:rPr>
               <w:t xml:space="preserve"> </w:t>
             </w:r>
@@ -6959,9 +6757,7 @@
             </w:hyperlink>
             <w:r>
               <w:rPr>
-                <w:b/>
-                <w:color w:val="FFFFFF"/>
-                <w:sz w:val="20"/>
+                <w:color w:val="000000"/>
               </w:rPr>
               <w:t xml:space="preserve">).</w:t>
             </w:r>
@@ -6986,14 +6782,14 @@
         <w:tblW w:type="pct" w:w="5000"/>
         <w:tblLook w:firstRow="0" w:lastRow="0" w:firstColumn="0" w:lastColumn="0" w:noHBand="0" w:noVBand="0" w:val="0000"/>
         <w:jc w:val="start"/>
-        <w:tblLayout w:type="autofit"/>
+        <w:tblLayout w:type="fixed"/>
         <w:tblBorders>
-          <w:top w:val="single" w:sz="4" w:color="BFBFBF"/>
-          <w:left w:val="single" w:sz="4" w:color="BFBFBF"/>
-          <w:bottom w:val="single" w:sz="4" w:color="BFBFBF"/>
-          <w:right w:val="single" w:sz="4" w:color="BFBFBF"/>
-          <w:insideH w:val="single" w:sz="4" w:color="BFBFBF"/>
-          <w:insideV w:val="single" w:sz="4" w:color="BFBFBF"/>
+          <w:top w:val="nil"/>
+          <w:left w:val="nil"/>
+          <w:bottom w:val="nil"/>
+          <w:right w:val="nil"/>
+          <w:insideH w:val="nil"/>
+          <w:insideV w:val="nil"/>
         </w:tblBorders>
       </w:tblPr>
       <w:tblGrid>
@@ -7002,38 +6798,22 @@
       <w:tr>
         <w:tc>
           <w:tcPr>
-            <w:tcMar>
-              <w:top w:w="40" w:type="dxa"/>
-              <w:left w:w="60" w:type="dxa"/>
-              <w:bottom w:w="40" w:type="dxa"/>
-              <w:right w:w="60" w:type="dxa"/>
-            </w:tcMar>
             <w:tcBorders>
-              <w:top w:val="single" w:sz="4" w:color="BFBFBF"/>
-              <w:left w:val="single" w:sz="4" w:color="BFBFBF"/>
-              <w:bottom w:val="single" w:sz="4" w:color="BFBFBF"/>
-              <w:right w:val="single" w:sz="4" w:color="BFBFBF"/>
+              <w:top w:val="nil"/>
+              <w:left w:val="nil"/>
+              <w:bottom w:val="nil"/>
+              <w:right w:val="nil"/>
             </w:tcBorders>
-            <w:tcMar>
-              <w:top w:w="40" w:type="dxa"/>
-              <w:left w:w="60" w:type="dxa"/>
-              <w:bottom w:w="40" w:type="dxa"/>
-              <w:right w:w="60" w:type="dxa"/>
-            </w:tcMar>
-            <w:shd w:val="clear" w:color="auto" w:fill="2E86AB"/>
           </w:tcPr>
           <w:bookmarkStart w:id="86" w:name="fig-chirps-correlación"/>
           <w:p>
             <w:pPr>
               <w:pStyle w:val="Compact"/>
-              <w:spacing w:before="0" w:after="0"/>
               <w:jc w:val="center"/>
             </w:pPr>
             <w:r>
               <w:rPr>
-                <w:b/>
-                <w:color w:val="FFFFFF"/>
-                <w:sz w:val="20"/>
+                <w:color w:val="000000"/>
               </w:rPr>
               <w:drawing>
                 <wp:inline>
@@ -7077,7 +6857,6 @@
           </w:p>
           <w:p>
             <w:pPr>
-              <w:spacing w:before="0" w:after="0"/>
               <w:jc w:val="center"/>
             </w:pPr>
             <w:pPr>
@@ -7087,17 +6866,13 @@
             </w:pPr>
             <w:r>
               <w:rPr>
-                <w:b/>
-                <w:color w:val="FFFFFF"/>
-                <w:sz w:val="20"/>
+                <w:color w:val="000000"/>
               </w:rPr>
               <w:t xml:space="preserve">Figura 10: Correlación de Pearson entre anomalía mensual CHIRPS y NDVI z-score por cuenca y naturaleza espectral. La convergencia con el caudal IDEAM (figura</w:t>
             </w:r>
             <w:r>
               <w:rPr>
-                <w:b/>
-                <w:color w:val="FFFFFF"/>
-                <w:sz w:val="20"/>
+                <w:color w:val="000000"/>
               </w:rPr>
               <w:t xml:space="preserve"> </w:t>
             </w:r>
@@ -7111,9 +6886,7 @@
             </w:hyperlink>
             <w:r>
               <w:rPr>
-                <w:b/>
-                <w:color w:val="FFFFFF"/>
-                <w:sz w:val="20"/>
+                <w:color w:val="000000"/>
               </w:rPr>
               <w:t xml:space="preserve">) ofrece doble validación.</w:t>
             </w:r>
@@ -8032,14 +7805,14 @@
         <w:tblW w:type="pct" w:w="5000"/>
         <w:tblLook w:firstRow="0" w:lastRow="0" w:firstColumn="0" w:lastColumn="0" w:noHBand="0" w:noVBand="0" w:val="0000"/>
         <w:jc w:val="start"/>
-        <w:tblLayout w:type="autofit"/>
+        <w:tblLayout w:type="fixed"/>
         <w:tblBorders>
-          <w:top w:val="single" w:sz="4" w:color="BFBFBF"/>
-          <w:left w:val="single" w:sz="4" w:color="BFBFBF"/>
-          <w:bottom w:val="single" w:sz="4" w:color="BFBFBF"/>
-          <w:right w:val="single" w:sz="4" w:color="BFBFBF"/>
-          <w:insideH w:val="single" w:sz="4" w:color="BFBFBF"/>
-          <w:insideV w:val="single" w:sz="4" w:color="BFBFBF"/>
+          <w:top w:val="nil"/>
+          <w:left w:val="nil"/>
+          <w:bottom w:val="nil"/>
+          <w:right w:val="nil"/>
+          <w:insideH w:val="nil"/>
+          <w:insideV w:val="nil"/>
         </w:tblBorders>
       </w:tblPr>
       <w:tblGrid>
@@ -8048,38 +7821,22 @@
       <w:tr>
         <w:tc>
           <w:tcPr>
-            <w:tcMar>
-              <w:top w:w="40" w:type="dxa"/>
-              <w:left w:w="60" w:type="dxa"/>
-              <w:bottom w:w="40" w:type="dxa"/>
-              <w:right w:w="60" w:type="dxa"/>
-            </w:tcMar>
             <w:tcBorders>
-              <w:top w:val="single" w:sz="4" w:color="BFBFBF"/>
-              <w:left w:val="single" w:sz="4" w:color="BFBFBF"/>
-              <w:bottom w:val="single" w:sz="4" w:color="BFBFBF"/>
-              <w:right w:val="single" w:sz="4" w:color="BFBFBF"/>
+              <w:top w:val="nil"/>
+              <w:left w:val="nil"/>
+              <w:bottom w:val="nil"/>
+              <w:right w:val="nil"/>
             </w:tcBorders>
-            <w:tcMar>
-              <w:top w:w="40" w:type="dxa"/>
-              <w:left w:w="60" w:type="dxa"/>
-              <w:bottom w:w="40" w:type="dxa"/>
-              <w:right w:w="60" w:type="dxa"/>
-            </w:tcMar>
-            <w:shd w:val="clear" w:color="auto" w:fill="2E86AB"/>
           </w:tcPr>
           <w:bookmarkStart w:id="91" w:name="fig-trilingual"/>
           <w:p>
             <w:pPr>
               <w:pStyle w:val="Compact"/>
-              <w:spacing w:before="0" w:after="0"/>
               <w:jc w:val="center"/>
             </w:pPr>
             <w:r>
               <w:rPr>
-                <w:b/>
-                <w:color w:val="FFFFFF"/>
-                <w:sz w:val="20"/>
+                <w:color w:val="000000"/>
               </w:rPr>
               <w:drawing>
                 <wp:inline>
@@ -8123,7 +7880,6 @@
           </w:p>
           <w:p>
             <w:pPr>
-              <w:spacing w:before="0" w:after="0"/>
               <w:jc w:val="center"/>
             </w:pPr>
             <w:pPr>
@@ -8133,9 +7889,7 @@
             </w:pPr>
             <w:r>
               <w:rPr>
-                <w:b/>
-                <w:color w:val="FFFFFF"/>
-                <w:sz w:val="20"/>
+                <w:color w:val="000000"/>
               </w:rPr>
               <w:t xml:space="preserve">Figura 11: Validación cruzada trilingüe Python + R + Julia sobre la correlación caudal-NDVI por rezago (0–3 meses, El Banco, estaciones de manglar). Las tres barras de cada rezago son visualmente idénticas; convergencia hasta el tercer decimal.</w:t>
             </w:r>
@@ -8231,12 +7985,6 @@
       <w:tr>
         <w:tc>
           <w:tcPr>
-            <w:tcMar>
-              <w:top w:w="40" w:type="dxa"/>
-              <w:left w:w="60" w:type="dxa"/>
-              <w:bottom w:w="40" w:type="dxa"/>
-              <w:right w:w="60" w:type="dxa"/>
-            </w:tcMar>
             <w:tcBorders>
               <w:top w:val="single" w:sz="4" w:color="BFBFBF"/>
               <w:left w:val="single" w:sz="4" w:color="BFBFBF"/>
@@ -8758,12 +8506,6 @@
       <w:tr>
         <w:tc>
           <w:tcPr>
-            <w:tcMar>
-              <w:top w:w="40" w:type="dxa"/>
-              <w:left w:w="60" w:type="dxa"/>
-              <w:bottom w:w="40" w:type="dxa"/>
-              <w:right w:w="60" w:type="dxa"/>
-            </w:tcMar>
             <w:tcBorders>
               <w:top w:val="single" w:sz="4" w:color="BFBFBF"/>
               <w:left w:val="single" w:sz="4" w:color="BFBFBF"/>
@@ -9594,12 +9336,6 @@
       <w:tr>
         <w:tc>
           <w:tcPr>
-            <w:tcMar>
-              <w:top w:w="40" w:type="dxa"/>
-              <w:left w:w="60" w:type="dxa"/>
-              <w:bottom w:w="40" w:type="dxa"/>
-              <w:right w:w="60" w:type="dxa"/>
-            </w:tcMar>
             <w:tcBorders>
               <w:top w:val="single" w:sz="4" w:color="BFBFBF"/>
               <w:left w:val="single" w:sz="4" w:color="BFBFBF"/>
@@ -10177,14 +9913,14 @@
         <w:tblW w:type="pct" w:w="5000"/>
         <w:tblLook w:firstRow="0" w:lastRow="0" w:firstColumn="0" w:lastColumn="0" w:noHBand="0" w:noVBand="0" w:val="0000"/>
         <w:jc w:val="start"/>
-        <w:tblLayout w:type="autofit"/>
+        <w:tblLayout w:type="fixed"/>
         <w:tblBorders>
-          <w:top w:val="single" w:sz="4" w:color="BFBFBF"/>
-          <w:left w:val="single" w:sz="4" w:color="BFBFBF"/>
-          <w:bottom w:val="single" w:sz="4" w:color="BFBFBF"/>
-          <w:right w:val="single" w:sz="4" w:color="BFBFBF"/>
-          <w:insideH w:val="single" w:sz="4" w:color="BFBFBF"/>
-          <w:insideV w:val="single" w:sz="4" w:color="BFBFBF"/>
+          <w:top w:val="nil"/>
+          <w:left w:val="nil"/>
+          <w:bottom w:val="nil"/>
+          <w:right w:val="nil"/>
+          <w:insideH w:val="nil"/>
+          <w:insideV w:val="nil"/>
         </w:tblBorders>
       </w:tblPr>
       <w:tblGrid>
@@ -10193,38 +9929,22 @@
       <w:tr>
         <w:tc>
           <w:tcPr>
-            <w:tcMar>
-              <w:top w:w="40" w:type="dxa"/>
-              <w:left w:w="60" w:type="dxa"/>
-              <w:bottom w:w="40" w:type="dxa"/>
-              <w:right w:w="60" w:type="dxa"/>
-            </w:tcMar>
             <w:tcBorders>
-              <w:top w:val="single" w:sz="4" w:color="BFBFBF"/>
-              <w:left w:val="single" w:sz="4" w:color="BFBFBF"/>
-              <w:bottom w:val="single" w:sz="4" w:color="BFBFBF"/>
-              <w:right w:val="single" w:sz="4" w:color="BFBFBF"/>
+              <w:top w:val="nil"/>
+              <w:left w:val="nil"/>
+              <w:bottom w:val="nil"/>
+              <w:right w:val="nil"/>
             </w:tcBorders>
-            <w:tcMar>
-              <w:top w:w="40" w:type="dxa"/>
-              <w:left w:w="60" w:type="dxa"/>
-              <w:bottom w:w="40" w:type="dxa"/>
-              <w:right w:w="60" w:type="dxa"/>
-            </w:tcMar>
-            <w:shd w:val="clear" w:color="auto" w:fill="2E86AB"/>
           </w:tcPr>
           <w:bookmarkStart w:id="102" w:name="fig-rf-importance"/>
           <w:p>
             <w:pPr>
               <w:pStyle w:val="Compact"/>
-              <w:spacing w:before="0" w:after="0"/>
               <w:jc w:val="center"/>
             </w:pPr>
             <w:r>
               <w:rPr>
-                <w:b/>
-                <w:color w:val="FFFFFF"/>
-                <w:sz w:val="20"/>
+                <w:color w:val="000000"/>
               </w:rPr>
               <w:drawing>
                 <wp:inline>
@@ -10268,7 +9988,6 @@
           </w:p>
           <w:p>
             <w:pPr>
-              <w:spacing w:before="0" w:after="0"/>
               <w:jc w:val="center"/>
             </w:pPr>
             <w:pPr>
@@ -10278,9 +9997,7 @@
             </w:pPr>
             <w:r>
               <w:rPr>
-                <w:b/>
-                <w:color w:val="FFFFFF"/>
-                <w:sz w:val="20"/>
+                <w:color w:val="000000"/>
               </w:rPr>
               <w:t xml:space="preserve">Figura 12: Importancia relativa de las quince variables predictoras del clasificador Random Forest, ordenadas por contribución al modelo (Gini importance). Las variables con mayor peso aportan la capacidad de discriminación entre manglar y no manglar dentro del AOI acotado.</w:t>
             </w:r>
@@ -10464,14 +10181,14 @@
         <w:tblW w:type="pct" w:w="5000"/>
         <w:tblLook w:firstRow="0" w:lastRow="0" w:firstColumn="0" w:lastColumn="0" w:noHBand="0" w:noVBand="0" w:val="0000"/>
         <w:jc w:val="start"/>
-        <w:tblLayout w:type="autofit"/>
+        <w:tblLayout w:type="fixed"/>
         <w:tblBorders>
-          <w:top w:val="single" w:sz="4" w:color="BFBFBF"/>
-          <w:left w:val="single" w:sz="4" w:color="BFBFBF"/>
-          <w:bottom w:val="single" w:sz="4" w:color="BFBFBF"/>
-          <w:right w:val="single" w:sz="4" w:color="BFBFBF"/>
-          <w:insideH w:val="single" w:sz="4" w:color="BFBFBF"/>
-          <w:insideV w:val="single" w:sz="4" w:color="BFBFBF"/>
+          <w:top w:val="nil"/>
+          <w:left w:val="nil"/>
+          <w:bottom w:val="nil"/>
+          <w:right w:val="nil"/>
+          <w:insideH w:val="nil"/>
+          <w:insideV w:val="nil"/>
         </w:tblBorders>
       </w:tblPr>
       <w:tblGrid>
@@ -10480,38 +10197,22 @@
       <w:tr>
         <w:tc>
           <w:tcPr>
-            <w:tcMar>
-              <w:top w:w="40" w:type="dxa"/>
-              <w:left w:w="60" w:type="dxa"/>
-              <w:bottom w:w="40" w:type="dxa"/>
-              <w:right w:w="60" w:type="dxa"/>
-            </w:tcMar>
             <w:tcBorders>
-              <w:top w:val="single" w:sz="4" w:color="BFBFBF"/>
-              <w:left w:val="single" w:sz="4" w:color="BFBFBF"/>
-              <w:bottom w:val="single" w:sz="4" w:color="BFBFBF"/>
-              <w:right w:val="single" w:sz="4" w:color="BFBFBF"/>
+              <w:top w:val="nil"/>
+              <w:left w:val="nil"/>
+              <w:bottom w:val="nil"/>
+              <w:right w:val="nil"/>
             </w:tcBorders>
-            <w:tcMar>
-              <w:top w:w="40" w:type="dxa"/>
-              <w:left w:w="60" w:type="dxa"/>
-              <w:bottom w:w="40" w:type="dxa"/>
-              <w:right w:w="60" w:type="dxa"/>
-            </w:tcMar>
-            <w:shd w:val="clear" w:color="auto" w:fill="2E86AB"/>
           </w:tcPr>
           <w:bookmarkStart w:id="107" w:name="fig-sar-serie"/>
           <w:p>
             <w:pPr>
               <w:pStyle w:val="Compact"/>
-              <w:spacing w:before="0" w:after="0"/>
               <w:jc w:val="center"/>
             </w:pPr>
             <w:r>
               <w:rPr>
-                <w:b/>
-                <w:color w:val="FFFFFF"/>
-                <w:sz w:val="20"/>
+                <w:color w:val="000000"/>
               </w:rPr>
               <w:drawing>
                 <wp:inline>
@@ -10555,7 +10256,6 @@
           </w:p>
           <w:p>
             <w:pPr>
-              <w:spacing w:before="0" w:after="0"/>
               <w:jc w:val="center"/>
             </w:pPr>
             <w:pPr>
@@ -10565,9 +10265,7 @@
             </w:pPr>
             <w:r>
               <w:rPr>
-                <w:b/>
-                <w:color w:val="FFFFFF"/>
-                <w:sz w:val="20"/>
+                <w:color w:val="000000"/>
               </w:rPr>
               <w:t xml:space="preserve">Figura 13: Serie temporal Sentinel-1 SAR-VH (mediana mensual, buffer 500 m) sobre cinco estaciones de muestreo del manglar de la CGSM entre 2018 y 2025. Los puntos están coloreados por su anomalía z-score (rojo = backscatter anómalamente alto; azul = backscatter anómalamente bajo, indicativo de inundación o suelo desnudo). La franja gris representa el rango ± 1 σ de cada estación.</w:t>
             </w:r>
@@ -11236,14 +10934,14 @@
         <w:tblW w:type="pct" w:w="5000"/>
         <w:tblLook w:firstRow="0" w:lastRow="0" w:firstColumn="0" w:lastColumn="0" w:noHBand="0" w:noVBand="0" w:val="0000"/>
         <w:jc w:val="start"/>
-        <w:tblLayout w:type="autofit"/>
+        <w:tblLayout w:type="fixed"/>
         <w:tblBorders>
-          <w:top w:val="single" w:sz="4" w:color="BFBFBF"/>
-          <w:left w:val="single" w:sz="4" w:color="BFBFBF"/>
-          <w:bottom w:val="single" w:sz="4" w:color="BFBFBF"/>
-          <w:right w:val="single" w:sz="4" w:color="BFBFBF"/>
-          <w:insideH w:val="single" w:sz="4" w:color="BFBFBF"/>
-          <w:insideV w:val="single" w:sz="4" w:color="BFBFBF"/>
+          <w:top w:val="nil"/>
+          <w:left w:val="nil"/>
+          <w:bottom w:val="nil"/>
+          <w:right w:val="nil"/>
+          <w:insideH w:val="nil"/>
+          <w:insideV w:val="nil"/>
         </w:tblBorders>
       </w:tblPr>
       <w:tblGrid>
@@ -11252,38 +10950,22 @@
       <w:tr>
         <w:tc>
           <w:tcPr>
-            <w:tcMar>
-              <w:top w:w="40" w:type="dxa"/>
-              <w:left w:w="60" w:type="dxa"/>
-              <w:bottom w:w="40" w:type="dxa"/>
-              <w:right w:w="60" w:type="dxa"/>
-            </w:tcMar>
             <w:tcBorders>
-              <w:top w:val="single" w:sz="4" w:color="BFBFBF"/>
-              <w:left w:val="single" w:sz="4" w:color="BFBFBF"/>
-              <w:bottom w:val="single" w:sz="4" w:color="BFBFBF"/>
-              <w:right w:val="single" w:sz="4" w:color="BFBFBF"/>
+              <w:top w:val="nil"/>
+              <w:left w:val="nil"/>
+              <w:bottom w:val="nil"/>
+              <w:right w:val="nil"/>
             </w:tcBorders>
-            <w:tcMar>
-              <w:top w:w="40" w:type="dxa"/>
-              <w:left w:w="60" w:type="dxa"/>
-              <w:bottom w:w="40" w:type="dxa"/>
-              <w:right w:w="60" w:type="dxa"/>
-            </w:tcMar>
-            <w:shd w:val="clear" w:color="auto" w:fill="2E86AB"/>
           </w:tcPr>
           <w:bookmarkStart w:id="112" w:name="fig-alertas"/>
           <w:p>
             <w:pPr>
               <w:pStyle w:val="Compact"/>
-              <w:spacing w:before="0" w:after="0"/>
               <w:jc w:val="center"/>
             </w:pPr>
             <w:r>
               <w:rPr>
-                <w:b/>
-                <w:color w:val="FFFFFF"/>
-                <w:sz w:val="20"/>
+                <w:color w:val="000000"/>
               </w:rPr>
               <w:drawing>
                 <wp:inline>
@@ -11327,7 +11009,6 @@
           </w:p>
           <w:p>
             <w:pPr>
-              <w:spacing w:before="0" w:after="0"/>
               <w:jc w:val="center"/>
             </w:pPr>
             <w:pPr>
@@ -11337,9 +11018,7 @@
             </w:pPr>
             <w:r>
               <w:rPr>
-                <w:b/>
-                <w:color w:val="FFFFFF"/>
-                <w:sz w:val="20"/>
+                <w:color w:val="000000"/>
               </w:rPr>
               <w:t xml:space="preserve">Figura 14: Mapa semáforo del estado actual del manglar de la CGSM por estación de monitoreo, generado por el módulo de alertas tempranas. El color del círculo indica el estado clasificado, verde estable, amarillo en alerta, rojo crítica, a partir de la severidad y persistencia de las anomalías NDVI z-score observadas en los últimos doce meses.</w:t>
             </w:r>
@@ -11679,12 +11358,6 @@
       <w:tr>
         <w:tc>
           <w:tcPr>
-            <w:tcMar>
-              <w:top w:w="40" w:type="dxa"/>
-              <w:left w:w="60" w:type="dxa"/>
-              <w:bottom w:w="40" w:type="dxa"/>
-              <w:right w:w="60" w:type="dxa"/>
-            </w:tcMar>
             <w:tcBorders>
               <w:top w:val="single" w:sz="4" w:color="BFBFBF"/>
               <w:left w:val="single" w:sz="4" w:color="BFBFBF"/>
@@ -14341,8 +14014,6 @@
           <w:right w:w="0" w:type="dxa"/>
         </w:tblCellMar>
         <w:tblInd w:w="164" w:type="dxa"/>
-        <w:tblW w:w="5000" w:type="pct"/>
-        <w:tblLayout w:type="autofit"/>
         <w:tblBorders>
           <w:top w:val="single" w:sz="4" w:color="BFBFBF"/>
           <w:left w:val="single" w:sz="4" w:color="BFBFBF"/>
@@ -14351,6 +14022,8 @@
           <w:insideH w:val="single" w:sz="4" w:color="BFBFBF"/>
           <w:insideV w:val="single" w:sz="4" w:color="BFBFBF"/>
         </w:tblBorders>
+        <w:tblW w:w="5000" w:type="pct"/>
+        <w:tblLayout w:type="autofit"/>
       </w:tblPr>
       <w:tr>
         <w:trPr>
@@ -14360,12 +14033,6 @@
           <w:tcPr>
             <w:tcMar>
               <w:left w:w="144" w:type="dxa"/>
-            </w:tcMar>
-            <w:tcMar>
-              <w:top w:w="40" w:type="dxa"/>
-              <w:left w:w="60" w:type="dxa"/>
-              <w:bottom w:w="40" w:type="dxa"/>
-              <w:right w:w="60" w:type="dxa"/>
             </w:tcMar>
             <w:tcBorders>
               <w:top w:val="single" w:sz="4" w:color="BFBFBF"/>

--- a/docs/informe_final.docx
+++ b/docs/informe_final.docx
@@ -572,104 +572,71 @@
         <w:t xml:space="preserve">5. Área de estudio</w:t>
       </w:r>
     </w:p>
-    <w:tbl>
-      <w:tblPr>
-        <w:tblW w:type="pct" w:w="5000"/>
-        <w:tblLook w:firstRow="0" w:lastRow="0" w:firstColumn="0" w:lastColumn="0" w:noHBand="0" w:noVBand="0" w:val="0000"/>
+    <w:p>
+      <w:pPr>
+        <w:pStyle w:val="Compact"/>
+        <w:jc w:val="center"/>
+      </w:pPr>
+      <w:r>
+        <w:rPr>
+          <w:color w:val="000000"/>
+        </w:rPr>
+        <w:drawing>
+          <wp:inline>
+            <wp:extent cx="3200400" cy="2337134"/>
+            <wp:effectExtent b="0" l="0" r="0" t="0"/>
+            <wp:docPr descr="" title="" id="28" name="Picture"/>
+            <a:graphic>
+              <a:graphicData uri="http://schemas.openxmlformats.org/drawingml/2006/picture">
+                <pic:pic>
+                  <pic:nvPicPr>
+                    <pic:cNvPr descr="../outputs/figures/mapa_area_estudio.png" id="29" name="Picture"/>
+                    <pic:cNvPicPr>
+                      <a:picLocks noChangeArrowheads="1" noChangeAspect="1"/>
+                    </pic:cNvPicPr>
+                  </pic:nvPicPr>
+                  <pic:blipFill>
+                    <a:blip r:embed="rId27"/>
+                    <a:stretch>
+                      <a:fillRect/>
+                    </a:stretch>
+                  </pic:blipFill>
+                  <pic:spPr bwMode="auto">
+                    <a:xfrm>
+                      <a:off x="0" y="0"/>
+                      <a:ext cx="3200400" cy="2337134"/>
+                    </a:xfrm>
+                    <a:prstGeom prst="rect">
+                      <a:avLst/>
+                    </a:prstGeom>
+                    <a:noFill/>
+                    <a:ln>
+                      <a:noFill/>
+                    </a:ln>
+                  </pic:spPr>
+                </pic:pic>
+              </a:graphicData>
+            </a:graphic>
+          </wp:inline>
+        </w:drawing>
+      </w:r>
+    </w:p>
+    <w:p>
+      <w:pPr>
+        <w:jc w:val="center"/>
+      </w:pPr>
+      <w:pPr>
         <w:jc w:val="start"/>
-        <w:tblLayout w:type="fixed"/>
-        <w:tblBorders>
-          <w:top w:val="nil"/>
-          <w:left w:val="nil"/>
-          <w:bottom w:val="nil"/>
-          <w:right w:val="nil"/>
-          <w:insideH w:val="nil"/>
-          <w:insideV w:val="nil"/>
-        </w:tblBorders>
-      </w:tblPr>
-      <w:tblGrid>
-        <w:gridCol w:w="7920"/>
-      </w:tblGrid>
-      <w:tr>
-        <w:tc>
-          <w:tcPr>
-            <w:tcBorders>
-              <w:top w:val="nil"/>
-              <w:left w:val="nil"/>
-              <w:bottom w:val="nil"/>
-              <w:right w:val="nil"/>
-            </w:tcBorders>
-          </w:tcPr>
-          <w:bookmarkStart w:id="30" w:name="fig-area-estudio"/>
-          <w:p>
-            <w:pPr>
-              <w:pStyle w:val="Compact"/>
-              <w:jc w:val="center"/>
-            </w:pPr>
-            <w:r>
-              <w:rPr>
-                <w:color w:val="000000"/>
-              </w:rPr>
-              <w:drawing>
-                <wp:inline>
-                  <wp:extent cx="3200400" cy="2337134"/>
-                  <wp:effectExtent b="0" l="0" r="0" t="0"/>
-                  <wp:docPr descr="" title="" id="28" name="Picture"/>
-                  <a:graphic>
-                    <a:graphicData uri="http://schemas.openxmlformats.org/drawingml/2006/picture">
-                      <pic:pic>
-                        <pic:nvPicPr>
-                          <pic:cNvPr descr="../outputs/figures/mapa_area_estudio.png" id="29" name="Picture"/>
-                          <pic:cNvPicPr>
-                            <a:picLocks noChangeArrowheads="1" noChangeAspect="1"/>
-                          </pic:cNvPicPr>
-                        </pic:nvPicPr>
-                        <pic:blipFill>
-                          <a:blip r:embed="rId27"/>
-                          <a:stretch>
-                            <a:fillRect/>
-                          </a:stretch>
-                        </pic:blipFill>
-                        <pic:spPr bwMode="auto">
-                          <a:xfrm>
-                            <a:off x="0" y="0"/>
-                            <a:ext cx="3200400" cy="2337134"/>
-                          </a:xfrm>
-                          <a:prstGeom prst="rect">
-                            <a:avLst/>
-                          </a:prstGeom>
-                          <a:noFill/>
-                          <a:ln>
-                            <a:noFill/>
-                          </a:ln>
-                        </pic:spPr>
-                      </pic:pic>
-                    </a:graphicData>
-                  </a:graphic>
-                </wp:inline>
-              </w:drawing>
-            </w:r>
-          </w:p>
-          <w:p>
-            <w:pPr>
-              <w:jc w:val="center"/>
-            </w:pPr>
-            <w:pPr>
-              <w:jc w:val="start"/>
-              <w:spacing w:before="200"/>
-              <w:pStyle w:val="ImageCaption"/>
-            </w:pPr>
-            <w:r>
-              <w:rPr>
-                <w:color w:val="000000"/>
-              </w:rPr>
-              <w:t xml:space="preserve">Figura 1: Localización del área de estudio. (a) Colombia con el Magdalena resaltado; (b) departamento del Magdalena con las ciudades de referencia y el AOI acotado en rojo; (c) composite Sentinel-2 RGB del periodo 2024-2025 sobre el AOI acotado (SFF CGSM + VPI, 835 km²), con las cinco estaciones INVEMAR-GBIF (triángulos rojos) y la cobertura de manglar segmentada por SamGeo (verde traslúcido).</w:t>
-            </w:r>
-          </w:p>
-          <w:bookmarkEnd w:id="30"/>
-        </w:tc>
-      </w:tr>
-    </w:tbl>
+        <w:spacing w:before="200"/>
+        <w:pStyle w:val="ImageCaption"/>
+      </w:pPr>
+      <w:r>
+        <w:rPr>
+          <w:color w:val="000000"/>
+        </w:rPr>
+        <w:t xml:space="preserve">Figura 1: Localización del área de estudio. (a) Colombia con el Magdalena resaltado; (b) departamento del Magdalena con las ciudades de referencia y el AOI acotado en rojo; (c) composite Sentinel-2 RGB del periodo 2024-2025 sobre el AOI acotado (SFF CGSM + VPI, 835 km²), con las cinco estaciones INVEMAR-GBIF (triángulos rojos) y la cobertura de manglar segmentada por SamGeo (verde traslúcido).</w:t>
+      </w:r>
+    </w:p>
     <w:p>
       <w:pPr>
         <w:pStyle w:val="BodyText"/>
@@ -809,6 +776,12 @@
       <w:tr>
         <w:tc>
           <w:tcPr>
+            <w:tcMar>
+              <w:top w:w="40" w:type="dxa"/>
+              <w:left w:w="60" w:type="dxa"/>
+              <w:bottom w:w="40" w:type="dxa"/>
+              <w:right w:w="60" w:type="dxa"/>
+            </w:tcMar>
             <w:tcBorders>
               <w:top w:val="single" w:sz="4" w:color="BFBFBF"/>
               <w:left w:val="single" w:sz="4" w:color="BFBFBF"/>
@@ -1646,6 +1619,12 @@
       <w:tr>
         <w:tc>
           <w:tcPr>
+            <w:tcMar>
+              <w:top w:w="40" w:type="dxa"/>
+              <w:left w:w="60" w:type="dxa"/>
+              <w:bottom w:w="40" w:type="dxa"/>
+              <w:right w:w="60" w:type="dxa"/>
+            </w:tcMar>
             <w:tcBorders>
               <w:top w:val="single" w:sz="4" w:color="BFBFBF"/>
               <w:left w:val="single" w:sz="4" w:color="BFBFBF"/>
@@ -2362,104 +2341,71 @@
         <w:t xml:space="preserve">sostiene cualitativamente lo que las métricas de fragmentación describen cuantitativamente. Las áreas en azul corresponden a píxeles que ganaron al menos 0,1 unidades NDVI entre ambos periodos, consistentes con la regeneración del manglar, mientras que las áreas en rojo, concentradas principalmente en el borde norte del Vía Parque y en sectores hipersalinos del Santuario, marcan reducciones que pueden asociarse tanto a estresores climáticos persistentes como a heterogeneidad fenológica del manglar entre ambas ventanas temporales.</w:t>
       </w:r>
     </w:p>
-    <w:tbl>
-      <w:tblPr>
-        <w:tblW w:type="pct" w:w="5000"/>
-        <w:tblLook w:firstRow="0" w:lastRow="0" w:firstColumn="0" w:lastColumn="0" w:noHBand="0" w:noVBand="0" w:val="0000"/>
+    <w:p>
+      <w:pPr>
+        <w:pStyle w:val="Compact"/>
+        <w:jc w:val="center"/>
+      </w:pPr>
+      <w:r>
+        <w:rPr>
+          <w:color w:val="000000"/>
+        </w:rPr>
+        <w:drawing>
+          <wp:inline>
+            <wp:extent cx="3200400" cy="2742460"/>
+            <wp:effectExtent b="0" l="0" r="0" t="0"/>
+            <wp:docPr descr="" title="" id="37" name="Picture"/>
+            <a:graphic>
+              <a:graphicData uri="http://schemas.openxmlformats.org/drawingml/2006/picture">
+                <pic:pic>
+                  <pic:nvPicPr>
+                    <pic:cNvPr descr="../outputs/figures/ndvi_cambio_cubo.png" id="38" name="Picture"/>
+                    <pic:cNvPicPr>
+                      <a:picLocks noChangeArrowheads="1" noChangeAspect="1"/>
+                    </pic:cNvPicPr>
+                  </pic:nvPicPr>
+                  <pic:blipFill>
+                    <a:blip r:embed="rId36"/>
+                    <a:stretch>
+                      <a:fillRect/>
+                    </a:stretch>
+                  </pic:blipFill>
+                  <pic:spPr bwMode="auto">
+                    <a:xfrm>
+                      <a:off x="0" y="0"/>
+                      <a:ext cx="3200400" cy="2742460"/>
+                    </a:xfrm>
+                    <a:prstGeom prst="rect">
+                      <a:avLst/>
+                    </a:prstGeom>
+                    <a:noFill/>
+                    <a:ln>
+                      <a:noFill/>
+                    </a:ln>
+                  </pic:spPr>
+                </pic:pic>
+              </a:graphicData>
+            </a:graphic>
+          </wp:inline>
+        </w:drawing>
+      </w:r>
+    </w:p>
+    <w:p>
+      <w:pPr>
+        <w:jc w:val="center"/>
+      </w:pPr>
+      <w:pPr>
         <w:jc w:val="start"/>
-        <w:tblLayout w:type="fixed"/>
-        <w:tblBorders>
-          <w:top w:val="nil"/>
-          <w:left w:val="nil"/>
-          <w:bottom w:val="nil"/>
-          <w:right w:val="nil"/>
-          <w:insideH w:val="nil"/>
-          <w:insideV w:val="nil"/>
-        </w:tblBorders>
-      </w:tblPr>
-      <w:tblGrid>
-        <w:gridCol w:w="7920"/>
-      </w:tblGrid>
-      <w:tr>
-        <w:tc>
-          <w:tcPr>
-            <w:tcBorders>
-              <w:top w:val="nil"/>
-              <w:left w:val="nil"/>
-              <w:bottom w:val="nil"/>
-              <w:right w:val="nil"/>
-            </w:tcBorders>
-          </w:tcPr>
-          <w:bookmarkStart w:id="39" w:name="fig-ndvi-cambio"/>
-          <w:p>
-            <w:pPr>
-              <w:pStyle w:val="Compact"/>
-              <w:jc w:val="center"/>
-            </w:pPr>
-            <w:r>
-              <w:rPr>
-                <w:color w:val="000000"/>
-              </w:rPr>
-              <w:drawing>
-                <wp:inline>
-                  <wp:extent cx="3200400" cy="2742460"/>
-                  <wp:effectExtent b="0" l="0" r="0" t="0"/>
-                  <wp:docPr descr="" title="" id="37" name="Picture"/>
-                  <a:graphic>
-                    <a:graphicData uri="http://schemas.openxmlformats.org/drawingml/2006/picture">
-                      <pic:pic>
-                        <pic:nvPicPr>
-                          <pic:cNvPr descr="../outputs/figures/ndvi_cambio_cubo.png" id="38" name="Picture"/>
-                          <pic:cNvPicPr>
-                            <a:picLocks noChangeArrowheads="1" noChangeAspect="1"/>
-                          </pic:cNvPicPr>
-                        </pic:nvPicPr>
-                        <pic:blipFill>
-                          <a:blip r:embed="rId36"/>
-                          <a:stretch>
-                            <a:fillRect/>
-                          </a:stretch>
-                        </pic:blipFill>
-                        <pic:spPr bwMode="auto">
-                          <a:xfrm>
-                            <a:off x="0" y="0"/>
-                            <a:ext cx="3200400" cy="2742460"/>
-                          </a:xfrm>
-                          <a:prstGeom prst="rect">
-                            <a:avLst/>
-                          </a:prstGeom>
-                          <a:noFill/>
-                          <a:ln>
-                            <a:noFill/>
-                          </a:ln>
-                        </pic:spPr>
-                      </pic:pic>
-                    </a:graphicData>
-                  </a:graphic>
-                </wp:inline>
-              </w:drawing>
-            </w:r>
-          </w:p>
-          <w:p>
-            <w:pPr>
-              <w:jc w:val="center"/>
-            </w:pPr>
-            <w:pPr>
-              <w:jc w:val="start"/>
-              <w:spacing w:before="200"/>
-              <w:pStyle w:val="ImageCaption"/>
-            </w:pPr>
-            <w:r>
-              <w:rPr>
-                <w:color w:val="000000"/>
-              </w:rPr>
-              <w:t xml:space="preserve">Figura 2: Cambio en la mediana de NDVI entre el estado actual (2024–2025) y el periodo de degradación (2020 H2) sobre el AOI acotado. Azul indica ganancia de vigor (regeneración); rojo indica pérdida. Coordenadas en metros (EPSG:9377, MAGNA-SIRGAS).</w:t>
-            </w:r>
-          </w:p>
-          <w:bookmarkEnd w:id="39"/>
-        </w:tc>
-      </w:tr>
-    </w:tbl>
+        <w:spacing w:before="200"/>
+        <w:pStyle w:val="ImageCaption"/>
+      </w:pPr>
+      <w:r>
+        <w:rPr>
+          <w:color w:val="000000"/>
+        </w:rPr>
+        <w:t xml:space="preserve">Figura 2: Cambio en la mediana de NDVI entre el estado actual (2024–2025) y el periodo de degradación (2020 H2) sobre el AOI acotado. Azul indica ganancia de vigor (regeneración); rojo indica pérdida. Coordenadas en metros (EPSG:9377, MAGNA-SIRGAS).</w:t>
+      </w:r>
+    </w:p>
     <w:bookmarkEnd w:id="40"/>
     <w:bookmarkStart w:id="41" w:name="X6331b8539a81b42d2133714563008e1ad45d786"/>
     <w:p>
@@ -2989,6 +2935,12 @@
       <w:tr>
         <w:tc>
           <w:tcPr>
+            <w:tcMar>
+              <w:top w:w="40" w:type="dxa"/>
+              <w:left w:w="60" w:type="dxa"/>
+              <w:bottom w:w="40" w:type="dxa"/>
+              <w:right w:w="60" w:type="dxa"/>
+            </w:tcMar>
             <w:tcBorders>
               <w:top w:val="single" w:sz="4" w:color="BFBFBF"/>
               <w:left w:val="single" w:sz="4" w:color="BFBFBF"/>
@@ -3247,148 +3199,115 @@
         <w:t xml:space="preserve">, confirma el patrón ya identificado en las estaciones individuales pues el NDVI mediaño del manglar oscila alrededor de 0,80 en condiciones normales, cae a valores cercaños a 0,60 entre el segundo semestre de 2019 y el primer semestre de 2020 ,coincidiendo con la sequía precursora y el inicio del episodio La Niña 2020–2021, y vuelve a estabilizarse en torno a 0,80 desde 2022 en adelante, de esta manera la serie temporal espacializada sostiene el mismo argumento que las series puntuales de las ocho estaciones pero sobre la totalidad de la cobertura de manglar del AOI acotado.</w:t>
       </w:r>
     </w:p>
-    <w:tbl>
-      <w:tblPr>
-        <w:tblW w:type="pct" w:w="5000"/>
-        <w:tblLook w:firstRow="0" w:lastRow="0" w:firstColumn="0" w:lastColumn="0" w:noHBand="0" w:noVBand="0" w:val="0000"/>
+    <w:p>
+      <w:pPr>
+        <w:pStyle w:val="Compact"/>
+        <w:jc w:val="center"/>
+      </w:pPr>
+      <w:r>
+        <w:rPr>
+          <w:color w:val="000000"/>
+        </w:rPr>
+        <w:drawing>
+          <wp:inline>
+            <wp:extent cx="3840480" cy="1545000"/>
+            <wp:effectExtent b="0" l="0" r="0" t="0"/>
+            <wp:docPr descr="" title="" id="51" name="Picture"/>
+            <a:graphic>
+              <a:graphicData uri="http://schemas.openxmlformats.org/drawingml/2006/picture">
+                <pic:pic>
+                  <pic:nvPicPr>
+                    <pic:cNvPr descr="../outputs/figures/ndvi_mediano_manglar_acotado.png" id="52" name="Picture"/>
+                    <pic:cNvPicPr>
+                      <a:picLocks noChangeArrowheads="1" noChangeAspect="1"/>
+                    </pic:cNvPicPr>
+                  </pic:nvPicPr>
+                  <pic:blipFill>
+                    <a:blip r:embed="rId50"/>
+                    <a:stretch>
+                      <a:fillRect/>
+                    </a:stretch>
+                  </pic:blipFill>
+                  <pic:spPr bwMode="auto">
+                    <a:xfrm>
+                      <a:off x="0" y="0"/>
+                      <a:ext cx="3840480" cy="1545000"/>
+                    </a:xfrm>
+                    <a:prstGeom prst="rect">
+                      <a:avLst/>
+                    </a:prstGeom>
+                    <a:noFill/>
+                    <a:ln>
+                      <a:noFill/>
+                    </a:ln>
+                  </pic:spPr>
+                </pic:pic>
+              </a:graphicData>
+            </a:graphic>
+          </wp:inline>
+        </w:drawing>
+      </w:r>
+    </w:p>
+    <w:p>
+      <w:pPr>
+        <w:jc w:val="center"/>
+      </w:pPr>
+      <w:pPr>
         <w:jc w:val="start"/>
-        <w:tblLayout w:type="fixed"/>
-        <w:tblBorders>
-          <w:top w:val="nil"/>
-          <w:left w:val="nil"/>
-          <w:bottom w:val="nil"/>
-          <w:right w:val="nil"/>
-          <w:insideH w:val="nil"/>
-          <w:insideV w:val="nil"/>
-        </w:tblBorders>
-      </w:tblPr>
-      <w:tblGrid>
-        <w:gridCol w:w="7920"/>
-      </w:tblGrid>
-      <w:tr>
-        <w:tc>
-          <w:tcPr>
-            <w:tcBorders>
-              <w:top w:val="nil"/>
-              <w:left w:val="nil"/>
-              <w:bottom w:val="nil"/>
-              <w:right w:val="nil"/>
-            </w:tcBorders>
-          </w:tcPr>
-          <w:bookmarkStart w:id="53" w:name="fig-ndvi-manglar"/>
-          <w:p>
-            <w:pPr>
-              <w:pStyle w:val="Compact"/>
-              <w:jc w:val="center"/>
-            </w:pPr>
-            <w:r>
-              <w:rPr>
-                <w:color w:val="000000"/>
-              </w:rPr>
-              <w:drawing>
-                <wp:inline>
-                  <wp:extent cx="3840480" cy="1545000"/>
-                  <wp:effectExtent b="0" l="0" r="0" t="0"/>
-                  <wp:docPr descr="" title="" id="51" name="Picture"/>
-                  <a:graphic>
-                    <a:graphicData uri="http://schemas.openxmlformats.org/drawingml/2006/picture">
-                      <pic:pic>
-                        <pic:nvPicPr>
-                          <pic:cNvPr descr="../outputs/figures/ndvi_mediano_manglar_acotado.png" id="52" name="Picture"/>
-                          <pic:cNvPicPr>
-                            <a:picLocks noChangeArrowheads="1" noChangeAspect="1"/>
-                          </pic:cNvPicPr>
-                        </pic:nvPicPr>
-                        <pic:blipFill>
-                          <a:blip r:embed="rId50"/>
-                          <a:stretch>
-                            <a:fillRect/>
-                          </a:stretch>
-                        </pic:blipFill>
-                        <pic:spPr bwMode="auto">
-                          <a:xfrm>
-                            <a:off x="0" y="0"/>
-                            <a:ext cx="3840480" cy="1545000"/>
-                          </a:xfrm>
-                          <a:prstGeom prst="rect">
-                            <a:avLst/>
-                          </a:prstGeom>
-                          <a:noFill/>
-                          <a:ln>
-                            <a:noFill/>
-                          </a:ln>
-                        </pic:spPr>
-                      </pic:pic>
-                    </a:graphicData>
-                  </a:graphic>
-                </wp:inline>
-              </w:drawing>
-            </w:r>
-          </w:p>
-          <w:p>
-            <w:pPr>
-              <w:jc w:val="center"/>
-            </w:pPr>
-            <w:pPr>
-              <w:jc w:val="start"/>
-              <w:spacing w:before="200"/>
-              <w:pStyle w:val="ImageCaption"/>
-            </w:pPr>
-            <w:r>
-              <w:rPr>
-                <w:color w:val="000000"/>
-              </w:rPr>
-              <w:t xml:space="preserve">Figura 4: Serie temporal del NDVI mediano del manglar sobre el AOI acotado (835 km²) entre 2018 y 2025, restringida a píxeles con</w:t>
-            </w:r>
-            <w:r>
-              <w:rPr>
-                <w:color w:val="000000"/>
-              </w:rPr>
-              <w:t xml:space="preserve"> </w:t>
-            </w:r>
-            <m:oMath>
-              <m:r>
-                <m:t>N</m:t>
-              </m:r>
-              <m:r>
-                <m:t>D</m:t>
-              </m:r>
-              <m:r>
-                <m:t>V</m:t>
-              </m:r>
-              <m:r>
-                <m:t>I</m:t>
-              </m:r>
-              <m:r>
-                <m:rPr>
-                  <m:sty m:val="p"/>
-                </m:rPr>
-                <m:t>&gt;</m:t>
-              </m:r>
-              <m:r>
-                <m:t>0</m:t>
-              </m:r>
-              <m:r>
-                <m:rPr>
-                  <m:sty m:val="p"/>
-                </m:rPr>
-                <m:t>,</m:t>
-              </m:r>
-              <m:r>
-                <m:t>4</m:t>
-              </m:r>
-            </m:oMath>
-            <w:r>
-              <w:rPr>
-                <w:color w:val="000000"/>
-              </w:rPr>
-              <w:t xml:space="preserve">. Las franjas sombreadas marcan los tres periodos de referencia; la caída 2019–2020 coincide con la sequía y La Niña.</w:t>
-            </w:r>
-          </w:p>
-          <w:bookmarkEnd w:id="53"/>
-        </w:tc>
-      </w:tr>
-    </w:tbl>
+        <w:spacing w:before="200"/>
+        <w:pStyle w:val="ImageCaption"/>
+      </w:pPr>
+      <w:r>
+        <w:rPr>
+          <w:color w:val="000000"/>
+        </w:rPr>
+        <w:t xml:space="preserve">Figura 4: Serie temporal del NDVI mediano del manglar sobre el AOI acotado (835 km²) entre 2018 y 2025, restringida a píxeles con</w:t>
+      </w:r>
+      <w:r>
+        <w:rPr>
+          <w:color w:val="000000"/>
+        </w:rPr>
+        <w:t xml:space="preserve"> </w:t>
+      </w:r>
+      <m:oMath>
+        <m:r>
+          <m:t>N</m:t>
+        </m:r>
+        <m:r>
+          <m:t>D</m:t>
+        </m:r>
+        <m:r>
+          <m:t>V</m:t>
+        </m:r>
+        <m:r>
+          <m:t>I</m:t>
+        </m:r>
+        <m:r>
+          <m:rPr>
+            <m:sty m:val="p"/>
+          </m:rPr>
+          <m:t>&gt;</m:t>
+        </m:r>
+        <m:r>
+          <m:t>0</m:t>
+        </m:r>
+        <m:r>
+          <m:rPr>
+            <m:sty m:val="p"/>
+          </m:rPr>
+          <m:t>,</m:t>
+        </m:r>
+        <m:r>
+          <m:t>4</m:t>
+        </m:r>
+      </m:oMath>
+      <w:r>
+        <w:rPr>
+          <w:color w:val="000000"/>
+        </w:rPr>
+        <w:t xml:space="preserve">. Las franjas sombreadas marcan los tres periodos de referencia; la caída 2019–2020 coincide con la sequía y La Niña.</w:t>
+      </w:r>
+    </w:p>
     <w:bookmarkEnd w:id="54"/>
     <w:bookmarkStart w:id="55" w:name="análisis-bfast-serie-combinada-20132025"/>
     <w:p>
@@ -3728,6 +3647,12 @@
       <w:tr>
         <w:tc>
           <w:tcPr>
+            <w:tcMar>
+              <w:top w:w="40" w:type="dxa"/>
+              <w:left w:w="60" w:type="dxa"/>
+              <w:bottom w:w="40" w:type="dxa"/>
+              <w:right w:w="60" w:type="dxa"/>
+            </w:tcMar>
             <w:tcBorders>
               <w:top w:val="single" w:sz="4" w:color="BFBFBF"/>
               <w:left w:val="single" w:sz="4" w:color="BFBFBF"/>
@@ -4313,6 +4238,12 @@
       <w:tr>
         <w:tc>
           <w:tcPr>
+            <w:tcMar>
+              <w:top w:w="40" w:type="dxa"/>
+              <w:left w:w="60" w:type="dxa"/>
+              <w:bottom w:w="40" w:type="dxa"/>
+              <w:right w:w="60" w:type="dxa"/>
+            </w:tcMar>
             <w:tcBorders>
               <w:top w:val="single" w:sz="4" w:color="BFBFBF"/>
               <w:left w:val="single" w:sz="4" w:color="BFBFBF"/>
@@ -5041,6 +4972,12 @@
       <w:tr>
         <w:tc>
           <w:tcPr>
+            <w:tcMar>
+              <w:top w:w="40" w:type="dxa"/>
+              <w:left w:w="60" w:type="dxa"/>
+              <w:bottom w:w="40" w:type="dxa"/>
+              <w:right w:w="60" w:type="dxa"/>
+            </w:tcMar>
             <w:tcBorders>
               <w:top w:val="single" w:sz="4" w:color="BFBFBF"/>
               <w:left w:val="single" w:sz="4" w:color="BFBFBF"/>
@@ -5806,104 +5743,71 @@
         <w:t xml:space="preserve">). Esta aparente contradicción no es inconsistencia metodológica sino evidencia del carácter no lineal de la respuesta: el ENSO global captura el estado de fondo que organiza el régimen hídrico regional, favorable al vigor inicial cuando la fase es positiva, mientras la precipitación local sobre el píxel del humedal captura la intensidad puntual del aporte, que en eventos de lluvia copiosa y prolongada induce hipoxia bajo dosel.</w:t>
       </w:r>
     </w:p>
-    <w:tbl>
-      <w:tblPr>
-        <w:tblW w:type="pct" w:w="5000"/>
-        <w:tblLook w:firstRow="0" w:lastRow="0" w:firstColumn="0" w:lastColumn="0" w:noHBand="0" w:noVBand="0" w:val="0000"/>
+    <w:p>
+      <w:pPr>
+        <w:pStyle w:val="Compact"/>
+        <w:jc w:val="center"/>
+      </w:pPr>
+      <w:r>
+        <w:rPr>
+          <w:color w:val="000000"/>
+        </w:rPr>
+        <w:drawing>
+          <wp:inline>
+            <wp:extent cx="4267200" cy="1752760"/>
+            <wp:effectExtent b="0" l="0" r="0" t="0"/>
+            <wp:docPr descr="" title="" id="64" name="Picture"/>
+            <a:graphic>
+              <a:graphicData uri="http://schemas.openxmlformats.org/drawingml/2006/picture">
+                <pic:pic>
+                  <pic:nvPicPr>
+                    <pic:cNvPr descr="../outputs/figures/enso_serie_2013_2025.png" id="65" name="Picture"/>
+                    <pic:cNvPicPr>
+                      <a:picLocks noChangeArrowheads="1" noChangeAspect="1"/>
+                    </pic:cNvPicPr>
+                  </pic:nvPicPr>
+                  <pic:blipFill>
+                    <a:blip r:embed="rId63"/>
+                    <a:stretch>
+                      <a:fillRect/>
+                    </a:stretch>
+                  </pic:blipFill>
+                  <pic:spPr bwMode="auto">
+                    <a:xfrm>
+                      <a:off x="0" y="0"/>
+                      <a:ext cx="4267200" cy="1752760"/>
+                    </a:xfrm>
+                    <a:prstGeom prst="rect">
+                      <a:avLst/>
+                    </a:prstGeom>
+                    <a:noFill/>
+                    <a:ln>
+                      <a:noFill/>
+                    </a:ln>
+                  </pic:spPr>
+                </pic:pic>
+              </a:graphicData>
+            </a:graphic>
+          </wp:inline>
+        </w:drawing>
+      </w:r>
+    </w:p>
+    <w:p>
+      <w:pPr>
+        <w:jc w:val="center"/>
+      </w:pPr>
+      <w:pPr>
         <w:jc w:val="start"/>
-        <w:tblLayout w:type="fixed"/>
-        <w:tblBorders>
-          <w:top w:val="nil"/>
-          <w:left w:val="nil"/>
-          <w:bottom w:val="nil"/>
-          <w:right w:val="nil"/>
-          <w:insideH w:val="nil"/>
-          <w:insideV w:val="nil"/>
-        </w:tblBorders>
-      </w:tblPr>
-      <w:tblGrid>
-        <w:gridCol w:w="7920"/>
-      </w:tblGrid>
-      <w:tr>
-        <w:tc>
-          <w:tcPr>
-            <w:tcBorders>
-              <w:top w:val="nil"/>
-              <w:left w:val="nil"/>
-              <w:bottom w:val="nil"/>
-              <w:right w:val="nil"/>
-            </w:tcBorders>
-          </w:tcPr>
-          <w:bookmarkStart w:id="66" w:name="fig-enso-serie"/>
-          <w:p>
-            <w:pPr>
-              <w:pStyle w:val="Compact"/>
-              <w:jc w:val="center"/>
-            </w:pPr>
-            <w:r>
-              <w:rPr>
-                <w:color w:val="000000"/>
-              </w:rPr>
-              <w:drawing>
-                <wp:inline>
-                  <wp:extent cx="4267200" cy="1752760"/>
-                  <wp:effectExtent b="0" l="0" r="0" t="0"/>
-                  <wp:docPr descr="" title="" id="64" name="Picture"/>
-                  <a:graphic>
-                    <a:graphicData uri="http://schemas.openxmlformats.org/drawingml/2006/picture">
-                      <pic:pic>
-                        <pic:nvPicPr>
-                          <pic:cNvPr descr="../outputs/figures/enso_serie_2013_2025.png" id="65" name="Picture"/>
-                          <pic:cNvPicPr>
-                            <a:picLocks noChangeArrowheads="1" noChangeAspect="1"/>
-                          </pic:cNvPicPr>
-                        </pic:nvPicPr>
-                        <pic:blipFill>
-                          <a:blip r:embed="rId63"/>
-                          <a:stretch>
-                            <a:fillRect/>
-                          </a:stretch>
-                        </pic:blipFill>
-                        <pic:spPr bwMode="auto">
-                          <a:xfrm>
-                            <a:off x="0" y="0"/>
-                            <a:ext cx="4267200" cy="1752760"/>
-                          </a:xfrm>
-                          <a:prstGeom prst="rect">
-                            <a:avLst/>
-                          </a:prstGeom>
-                          <a:noFill/>
-                          <a:ln>
-                            <a:noFill/>
-                          </a:ln>
-                        </pic:spPr>
-                      </pic:pic>
-                    </a:graphicData>
-                  </a:graphic>
-                </wp:inline>
-              </w:drawing>
-            </w:r>
-          </w:p>
-          <w:p>
-            <w:pPr>
-              <w:jc w:val="center"/>
-            </w:pPr>
-            <w:pPr>
-              <w:jc w:val="start"/>
-              <w:spacing w:before="200"/>
-              <w:pStyle w:val="ImageCaption"/>
-            </w:pPr>
-            <w:r>
-              <w:rPr>
-                <w:color w:val="000000"/>
-              </w:rPr>
-              <w:t xml:space="preserve">Figura 5: Índices ENSO mensuales (ONI y SOI, NOAA CPC) sobre el periodo 2013–2025. Las franjas sombreadas marcan El Niño 2015–2016 y La Niña 2020–2022.</w:t>
-            </w:r>
-          </w:p>
-          <w:bookmarkEnd w:id="66"/>
-        </w:tc>
-      </w:tr>
-    </w:tbl>
+        <w:spacing w:before="200"/>
+        <w:pStyle w:val="ImageCaption"/>
+      </w:pPr>
+      <w:r>
+        <w:rPr>
+          <w:color w:val="000000"/>
+        </w:rPr>
+        <w:t xml:space="preserve">Figura 5: Índices ENSO mensuales (ONI y SOI, NOAA CPC) sobre el periodo 2013–2025. Las franjas sombreadas marcan El Niño 2015–2016 y La Niña 2020–2022.</w:t>
+      </w:r>
+    </w:p>
     <w:p>
       <w:pPr>
         <w:pStyle w:val="BodyText"/>
@@ -5915,104 +5819,71 @@
         <w:t xml:space="preserve">El detalle por rezago y naturaleza espectral se reporta en el Anexo F.11 del documento complementario.</w:t>
       </w:r>
     </w:p>
-    <w:tbl>
-      <w:tblPr>
-        <w:tblW w:type="pct" w:w="5000"/>
-        <w:tblLook w:firstRow="0" w:lastRow="0" w:firstColumn="0" w:lastColumn="0" w:noHBand="0" w:noVBand="0" w:val="0000"/>
+    <w:p>
+      <w:pPr>
+        <w:pStyle w:val="Compact"/>
+        <w:jc w:val="center"/>
+      </w:pPr>
+      <w:r>
+        <w:rPr>
+          <w:color w:val="000000"/>
+        </w:rPr>
+        <w:drawing>
+          <wp:inline>
+            <wp:extent cx="4267200" cy="1664854"/>
+            <wp:effectExtent b="0" l="0" r="0" t="0"/>
+            <wp:docPr descr="" title="" id="68" name="Picture"/>
+            <a:graphic>
+              <a:graphicData uri="http://schemas.openxmlformats.org/drawingml/2006/picture">
+                <pic:pic>
+                  <pic:nvPicPr>
+                    <pic:cNvPr descr="../outputs/figures/enso_vs_ndvi_correlacion.png" id="69" name="Picture"/>
+                    <pic:cNvPicPr>
+                      <a:picLocks noChangeArrowheads="1" noChangeAspect="1"/>
+                    </pic:cNvPicPr>
+                  </pic:nvPicPr>
+                  <pic:blipFill>
+                    <a:blip r:embed="rId67"/>
+                    <a:stretch>
+                      <a:fillRect/>
+                    </a:stretch>
+                  </pic:blipFill>
+                  <pic:spPr bwMode="auto">
+                    <a:xfrm>
+                      <a:off x="0" y="0"/>
+                      <a:ext cx="4267200" cy="1664854"/>
+                    </a:xfrm>
+                    <a:prstGeom prst="rect">
+                      <a:avLst/>
+                    </a:prstGeom>
+                    <a:noFill/>
+                    <a:ln>
+                      <a:noFill/>
+                    </a:ln>
+                  </pic:spPr>
+                </pic:pic>
+              </a:graphicData>
+            </a:graphic>
+          </wp:inline>
+        </w:drawing>
+      </w:r>
+    </w:p>
+    <w:p>
+      <w:pPr>
+        <w:jc w:val="center"/>
+      </w:pPr>
+      <w:pPr>
         <w:jc w:val="start"/>
-        <w:tblLayout w:type="fixed"/>
-        <w:tblBorders>
-          <w:top w:val="nil"/>
-          <w:left w:val="nil"/>
-          <w:bottom w:val="nil"/>
-          <w:right w:val="nil"/>
-          <w:insideH w:val="nil"/>
-          <w:insideV w:val="nil"/>
-        </w:tblBorders>
-      </w:tblPr>
-      <w:tblGrid>
-        <w:gridCol w:w="7920"/>
-      </w:tblGrid>
-      <w:tr>
-        <w:tc>
-          <w:tcPr>
-            <w:tcBorders>
-              <w:top w:val="nil"/>
-              <w:left w:val="nil"/>
-              <w:bottom w:val="nil"/>
-              <w:right w:val="nil"/>
-            </w:tcBorders>
-          </w:tcPr>
-          <w:bookmarkStart w:id="70" w:name="fig-enso-correlación"/>
-          <w:p>
-            <w:pPr>
-              <w:pStyle w:val="Compact"/>
-              <w:jc w:val="center"/>
-            </w:pPr>
-            <w:r>
-              <w:rPr>
-                <w:color w:val="000000"/>
-              </w:rPr>
-              <w:drawing>
-                <wp:inline>
-                  <wp:extent cx="4267200" cy="1664854"/>
-                  <wp:effectExtent b="0" l="0" r="0" t="0"/>
-                  <wp:docPr descr="" title="" id="68" name="Picture"/>
-                  <a:graphic>
-                    <a:graphicData uri="http://schemas.openxmlformats.org/drawingml/2006/picture">
-                      <pic:pic>
-                        <pic:nvPicPr>
-                          <pic:cNvPr descr="../outputs/figures/enso_vs_ndvi_correlacion.png" id="69" name="Picture"/>
-                          <pic:cNvPicPr>
-                            <a:picLocks noChangeArrowheads="1" noChangeAspect="1"/>
-                          </pic:cNvPicPr>
-                        </pic:nvPicPr>
-                        <pic:blipFill>
-                          <a:blip r:embed="rId67"/>
-                          <a:stretch>
-                            <a:fillRect/>
-                          </a:stretch>
-                        </pic:blipFill>
-                        <pic:spPr bwMode="auto">
-                          <a:xfrm>
-                            <a:off x="0" y="0"/>
-                            <a:ext cx="4267200" cy="1664854"/>
-                          </a:xfrm>
-                          <a:prstGeom prst="rect">
-                            <a:avLst/>
-                          </a:prstGeom>
-                          <a:noFill/>
-                          <a:ln>
-                            <a:noFill/>
-                          </a:ln>
-                        </pic:spPr>
-                      </pic:pic>
-                    </a:graphicData>
-                  </a:graphic>
-                </wp:inline>
-              </w:drawing>
-            </w:r>
-          </w:p>
-          <w:p>
-            <w:pPr>
-              <w:jc w:val="center"/>
-            </w:pPr>
-            <w:pPr>
-              <w:jc w:val="start"/>
-              <w:spacing w:before="200"/>
-              <w:pStyle w:val="ImageCaption"/>
-            </w:pPr>
-            <w:r>
-              <w:rPr>
-                <w:color w:val="000000"/>
-              </w:rPr>
-              <w:t xml:space="preserve">Figura 6: Correlación entre índices ENSO globales (ONI rojo, SOI azul) y anomalías NDVI z-score, desagregada por naturaleza espectral, rezagos 0–3 meses.</w:t>
-            </w:r>
-          </w:p>
-          <w:bookmarkEnd w:id="70"/>
-        </w:tc>
-      </w:tr>
-    </w:tbl>
+        <w:spacing w:before="200"/>
+        <w:pStyle w:val="ImageCaption"/>
+      </w:pPr>
+      <w:r>
+        <w:rPr>
+          <w:color w:val="000000"/>
+        </w:rPr>
+        <w:t xml:space="preserve">Figura 6: Correlación entre índices ENSO globales (ONI rojo, SOI azul) y anomalías NDVI z-score, desagregada por naturaleza espectral, rezagos 0–3 meses.</w:t>
+      </w:r>
+    </w:p>
     <w:p>
       <w:pPr>
         <w:pStyle w:val="BodyText"/>
@@ -6165,130 +6036,97 @@
         <w:t xml:space="preserve">El detalle por estación, naturaleza espectral y rezago temporal se reporta en el Anexo F.12 del documento complementario.</w:t>
       </w:r>
     </w:p>
-    <w:tbl>
-      <w:tblPr>
-        <w:tblW w:type="pct" w:w="5000"/>
-        <w:tblLook w:firstRow="0" w:lastRow="0" w:firstColumn="0" w:lastColumn="0" w:noHBand="0" w:noVBand="0" w:val="0000"/>
+    <w:p>
+      <w:pPr>
+        <w:pStyle w:val="Compact"/>
+        <w:jc w:val="center"/>
+      </w:pPr>
+      <w:r>
+        <w:rPr>
+          <w:color w:val="000000"/>
+        </w:rPr>
+        <w:drawing>
+          <wp:inline>
+            <wp:extent cx="4267200" cy="2356143"/>
+            <wp:effectExtent b="0" l="0" r="0" t="0"/>
+            <wp:docPr descr="" title="" id="72" name="Picture"/>
+            <a:graphic>
+              <a:graphicData uri="http://schemas.openxmlformats.org/drawingml/2006/picture">
+                <pic:pic>
+                  <pic:nvPicPr>
+                    <pic:cNvPr descr="../outputs/figures/caudal_ideam_series_2013_2025.png" id="73" name="Picture"/>
+                    <pic:cNvPicPr>
+                      <a:picLocks noChangeArrowheads="1" noChangeAspect="1"/>
+                    </pic:cNvPicPr>
+                  </pic:nvPicPr>
+                  <pic:blipFill>
+                    <a:blip r:embed="rId71"/>
+                    <a:stretch>
+                      <a:fillRect/>
+                    </a:stretch>
+                  </pic:blipFill>
+                  <pic:spPr bwMode="auto">
+                    <a:xfrm>
+                      <a:off x="0" y="0"/>
+                      <a:ext cx="4267200" cy="2356143"/>
+                    </a:xfrm>
+                    <a:prstGeom prst="rect">
+                      <a:avLst/>
+                    </a:prstGeom>
+                    <a:noFill/>
+                    <a:ln>
+                      <a:noFill/>
+                    </a:ln>
+                  </pic:spPr>
+                </pic:pic>
+              </a:graphicData>
+            </a:graphic>
+          </wp:inline>
+        </w:drawing>
+      </w:r>
+    </w:p>
+    <w:p>
+      <w:pPr>
+        <w:jc w:val="center"/>
+      </w:pPr>
+      <w:pPr>
         <w:jc w:val="start"/>
-        <w:tblLayout w:type="fixed"/>
-        <w:tblBorders>
-          <w:top w:val="nil"/>
-          <w:left w:val="nil"/>
-          <w:bottom w:val="nil"/>
-          <w:right w:val="nil"/>
-          <w:insideH w:val="nil"/>
-          <w:insideV w:val="nil"/>
-        </w:tblBorders>
-      </w:tblPr>
-      <w:tblGrid>
-        <w:gridCol w:w="7920"/>
-      </w:tblGrid>
-      <w:tr>
-        <w:tc>
-          <w:tcPr>
-            <w:tcBorders>
-              <w:top w:val="nil"/>
-              <w:left w:val="nil"/>
-              <w:bottom w:val="nil"/>
-              <w:right w:val="nil"/>
-            </w:tcBorders>
-          </w:tcPr>
-          <w:bookmarkStart w:id="74" w:name="fig-caudal-series"/>
-          <w:p>
-            <w:pPr>
-              <w:pStyle w:val="Compact"/>
-              <w:jc w:val="center"/>
-            </w:pPr>
-            <w:r>
-              <w:rPr>
-                <w:color w:val="000000"/>
-              </w:rPr>
-              <w:drawing>
-                <wp:inline>
-                  <wp:extent cx="4267200" cy="2356143"/>
-                  <wp:effectExtent b="0" l="0" r="0" t="0"/>
-                  <wp:docPr descr="" title="" id="72" name="Picture"/>
-                  <a:graphic>
-                    <a:graphicData uri="http://schemas.openxmlformats.org/drawingml/2006/picture">
-                      <pic:pic>
-                        <pic:nvPicPr>
-                          <pic:cNvPr descr="../outputs/figures/caudal_ideam_series_2013_2025.png" id="73" name="Picture"/>
-                          <pic:cNvPicPr>
-                            <a:picLocks noChangeArrowheads="1" noChangeAspect="1"/>
-                          </pic:cNvPicPr>
-                        </pic:nvPicPr>
-                        <pic:blipFill>
-                          <a:blip r:embed="rId71"/>
-                          <a:stretch>
-                            <a:fillRect/>
-                          </a:stretch>
-                        </pic:blipFill>
-                        <pic:spPr bwMode="auto">
-                          <a:xfrm>
-                            <a:off x="0" y="0"/>
-                            <a:ext cx="4267200" cy="2356143"/>
-                          </a:xfrm>
-                          <a:prstGeom prst="rect">
-                            <a:avLst/>
-                          </a:prstGeom>
-                          <a:noFill/>
-                          <a:ln>
-                            <a:noFill/>
-                          </a:ln>
-                        </pic:spPr>
-                      </pic:pic>
-                    </a:graphicData>
-                  </a:graphic>
-                </wp:inline>
-              </w:drawing>
-            </w:r>
-          </w:p>
-          <w:p>
-            <w:pPr>
-              <w:jc w:val="center"/>
-            </w:pPr>
-            <w:pPr>
-              <w:jc w:val="start"/>
-              <w:spacing w:before="200"/>
-              <w:pStyle w:val="ImageCaption"/>
-            </w:pPr>
-            <w:r>
-              <w:rPr>
-                <w:color w:val="000000"/>
-              </w:rPr>
-              <w:t xml:space="preserve">Figura 7: Anomalía z-score del caudal mensual IDEAM para el río Magdalena en El Banco y el río Aracataca en Ganadería Caribe, 2013–2025. Los picos extremos (</w:t>
-            </w:r>
-            <m:oMath>
-              <m:r>
-                <m:t>z</m:t>
-              </m:r>
-              <m:r>
-                <m:rPr>
-                  <m:sty m:val="p"/>
-                </m:rPr>
-                <m:t>&gt;</m:t>
-              </m:r>
-              <m:r>
-                <m:rPr>
-                  <m:sty m:val="p"/>
-                </m:rPr>
-                <m:t>+</m:t>
-              </m:r>
-              <m:r>
-                <m:t>2</m:t>
-              </m:r>
-            </m:oMath>
-            <w:r>
-              <w:rPr>
-                <w:color w:val="000000"/>
-              </w:rPr>
-              <w:t xml:space="preserve">) ocurren en 2022, no en 2020.</w:t>
-            </w:r>
-          </w:p>
-          <w:bookmarkEnd w:id="74"/>
-        </w:tc>
-      </w:tr>
-    </w:tbl>
+        <w:spacing w:before="200"/>
+        <w:pStyle w:val="ImageCaption"/>
+      </w:pPr>
+      <w:r>
+        <w:rPr>
+          <w:color w:val="000000"/>
+        </w:rPr>
+        <w:t xml:space="preserve">Figura 7: Anomalía z-score del caudal mensual IDEAM para el río Magdalena en El Banco y el río Aracataca en Ganadería Caribe, 2013–2025. Los picos extremos (</w:t>
+      </w:r>
+      <m:oMath>
+        <m:r>
+          <m:t>z</m:t>
+        </m:r>
+        <m:r>
+          <m:rPr>
+            <m:sty m:val="p"/>
+          </m:rPr>
+          <m:t>&gt;</m:t>
+        </m:r>
+        <m:r>
+          <m:rPr>
+            <m:sty m:val="p"/>
+          </m:rPr>
+          <m:t>+</m:t>
+        </m:r>
+        <m:r>
+          <m:t>2</m:t>
+        </m:r>
+      </m:oMath>
+      <w:r>
+        <w:rPr>
+          <w:color w:val="000000"/>
+        </w:rPr>
+        <w:t xml:space="preserve">) ocurren en 2022, no en 2020.</w:t>
+      </w:r>
+    </w:p>
     <w:p>
       <w:pPr>
         <w:pStyle w:val="BodyText"/>
@@ -6300,104 +6138,71 @@
         <w:t xml:space="preserve"> </w:t>
       </w:r>
     </w:p>
-    <w:tbl>
-      <w:tblPr>
-        <w:tblW w:type="pct" w:w="5000"/>
-        <w:tblLook w:firstRow="0" w:lastRow="0" w:firstColumn="0" w:lastColumn="0" w:noHBand="0" w:noVBand="0" w:val="0000"/>
+    <w:p>
+      <w:pPr>
+        <w:pStyle w:val="Compact"/>
+        <w:jc w:val="center"/>
+      </w:pPr>
+      <w:r>
+        <w:rPr>
+          <w:color w:val="000000"/>
+        </w:rPr>
+        <w:drawing>
+          <wp:inline>
+            <wp:extent cx="4267200" cy="1706217"/>
+            <wp:effectExtent b="0" l="0" r="0" t="0"/>
+            <wp:docPr descr="" title="" id="76" name="Picture"/>
+            <a:graphic>
+              <a:graphicData uri="http://schemas.openxmlformats.org/drawingml/2006/picture">
+                <pic:pic>
+                  <pic:nvPicPr>
+                    <pic:cNvPr descr="../outputs/figures/caudal_vs_ndvi_correlacion.png" id="77" name="Picture"/>
+                    <pic:cNvPicPr>
+                      <a:picLocks noChangeArrowheads="1" noChangeAspect="1"/>
+                    </pic:cNvPicPr>
+                  </pic:nvPicPr>
+                  <pic:blipFill>
+                    <a:blip r:embed="rId75"/>
+                    <a:stretch>
+                      <a:fillRect/>
+                    </a:stretch>
+                  </pic:blipFill>
+                  <pic:spPr bwMode="auto">
+                    <a:xfrm>
+                      <a:off x="0" y="0"/>
+                      <a:ext cx="4267200" cy="1706217"/>
+                    </a:xfrm>
+                    <a:prstGeom prst="rect">
+                      <a:avLst/>
+                    </a:prstGeom>
+                    <a:noFill/>
+                    <a:ln>
+                      <a:noFill/>
+                    </a:ln>
+                  </pic:spPr>
+                </pic:pic>
+              </a:graphicData>
+            </a:graphic>
+          </wp:inline>
+        </w:drawing>
+      </w:r>
+    </w:p>
+    <w:p>
+      <w:pPr>
+        <w:jc w:val="center"/>
+      </w:pPr>
+      <w:pPr>
         <w:jc w:val="start"/>
-        <w:tblLayout w:type="fixed"/>
-        <w:tblBorders>
-          <w:top w:val="nil"/>
-          <w:left w:val="nil"/>
-          <w:bottom w:val="nil"/>
-          <w:right w:val="nil"/>
-          <w:insideH w:val="nil"/>
-          <w:insideV w:val="nil"/>
-        </w:tblBorders>
-      </w:tblPr>
-      <w:tblGrid>
-        <w:gridCol w:w="7920"/>
-      </w:tblGrid>
-      <w:tr>
-        <w:tc>
-          <w:tcPr>
-            <w:tcBorders>
-              <w:top w:val="nil"/>
-              <w:left w:val="nil"/>
-              <w:bottom w:val="nil"/>
-              <w:right w:val="nil"/>
-            </w:tcBorders>
-          </w:tcPr>
-          <w:bookmarkStart w:id="78" w:name="fig-caudal-correlación"/>
-          <w:p>
-            <w:pPr>
-              <w:pStyle w:val="Compact"/>
-              <w:jc w:val="center"/>
-            </w:pPr>
-            <w:r>
-              <w:rPr>
-                <w:color w:val="000000"/>
-              </w:rPr>
-              <w:drawing>
-                <wp:inline>
-                  <wp:extent cx="4267200" cy="1706217"/>
-                  <wp:effectExtent b="0" l="0" r="0" t="0"/>
-                  <wp:docPr descr="" title="" id="76" name="Picture"/>
-                  <a:graphic>
-                    <a:graphicData uri="http://schemas.openxmlformats.org/drawingml/2006/picture">
-                      <pic:pic>
-                        <pic:nvPicPr>
-                          <pic:cNvPr descr="../outputs/figures/caudal_vs_ndvi_correlacion.png" id="77" name="Picture"/>
-                          <pic:cNvPicPr>
-                            <a:picLocks noChangeArrowheads="1" noChangeAspect="1"/>
-                          </pic:cNvPicPr>
-                        </pic:nvPicPr>
-                        <pic:blipFill>
-                          <a:blip r:embed="rId75"/>
-                          <a:stretch>
-                            <a:fillRect/>
-                          </a:stretch>
-                        </pic:blipFill>
-                        <pic:spPr bwMode="auto">
-                          <a:xfrm>
-                            <a:off x="0" y="0"/>
-                            <a:ext cx="4267200" cy="1706217"/>
-                          </a:xfrm>
-                          <a:prstGeom prst="rect">
-                            <a:avLst/>
-                          </a:prstGeom>
-                          <a:noFill/>
-                          <a:ln>
-                            <a:noFill/>
-                          </a:ln>
-                        </pic:spPr>
-                      </pic:pic>
-                    </a:graphicData>
-                  </a:graphic>
-                </wp:inline>
-              </w:drawing>
-            </w:r>
-          </w:p>
-          <w:p>
-            <w:pPr>
-              <w:jc w:val="center"/>
-            </w:pPr>
-            <w:pPr>
-              <w:jc w:val="start"/>
-              <w:spacing w:before="200"/>
-              <w:pStyle w:val="ImageCaption"/>
-            </w:pPr>
-            <w:r>
-              <w:rPr>
-                <w:color w:val="000000"/>
-              </w:rPr>
-              <w:t xml:space="preserve">Figura 8: Correlación de Pearson entre anomalía de caudal IDEAM y NDVI z-score por estación hidrológica, naturaleza espectral y rezago 0–3 meses.</w:t>
-            </w:r>
-          </w:p>
-          <w:bookmarkEnd w:id="78"/>
-        </w:tc>
-      </w:tr>
-    </w:tbl>
+        <w:spacing w:before="200"/>
+        <w:pStyle w:val="ImageCaption"/>
+      </w:pPr>
+      <w:r>
+        <w:rPr>
+          <w:color w:val="000000"/>
+        </w:rPr>
+        <w:t xml:space="preserve">Figura 8: Correlación de Pearson entre anomalía de caudal IDEAM y NDVI z-score por estación hidrológica, naturaleza espectral y rezago 0–3 meses.</w:t>
+      </w:r>
+    </w:p>
     <w:p>
       <w:pPr>
         <w:pStyle w:val="BodyText"/>
@@ -6610,162 +6415,129 @@
         <w:t xml:space="preserve">El detalle por cuenca, naturaleza espectral y rezago temporal se reporta en el Anexo F.13 del documento complementario.</w:t>
       </w:r>
     </w:p>
-    <w:tbl>
-      <w:tblPr>
-        <w:tblW w:type="pct" w:w="5000"/>
-        <w:tblLook w:firstRow="0" w:lastRow="0" w:firstColumn="0" w:lastColumn="0" w:noHBand="0" w:noVBand="0" w:val="0000"/>
+    <w:p>
+      <w:pPr>
+        <w:pStyle w:val="Compact"/>
+        <w:jc w:val="center"/>
+      </w:pPr>
+      <w:r>
+        <w:rPr>
+          <w:color w:val="000000"/>
+        </w:rPr>
+        <w:drawing>
+          <wp:inline>
+            <wp:extent cx="4267200" cy="2553148"/>
+            <wp:effectExtent b="0" l="0" r="0" t="0"/>
+            <wp:docPr descr="" title="" id="80" name="Picture"/>
+            <a:graphic>
+              <a:graphicData uri="http://schemas.openxmlformats.org/drawingml/2006/picture">
+                <pic:pic>
+                  <pic:nvPicPr>
+                    <pic:cNvPr descr="../outputs/figures/chirps_serie_cuencas_2013_2025.png" id="81" name="Picture"/>
+                    <pic:cNvPicPr>
+                      <a:picLocks noChangeArrowheads="1" noChangeAspect="1"/>
+                    </pic:cNvPicPr>
+                  </pic:nvPicPr>
+                  <pic:blipFill>
+                    <a:blip r:embed="rId79"/>
+                    <a:stretch>
+                      <a:fillRect/>
+                    </a:stretch>
+                  </pic:blipFill>
+                  <pic:spPr bwMode="auto">
+                    <a:xfrm>
+                      <a:off x="0" y="0"/>
+                      <a:ext cx="4267200" cy="2553148"/>
+                    </a:xfrm>
+                    <a:prstGeom prst="rect">
+                      <a:avLst/>
+                    </a:prstGeom>
+                    <a:noFill/>
+                    <a:ln>
+                      <a:noFill/>
+                    </a:ln>
+                  </pic:spPr>
+                </pic:pic>
+              </a:graphicData>
+            </a:graphic>
+          </wp:inline>
+        </w:drawing>
+      </w:r>
+    </w:p>
+    <w:p>
+      <w:pPr>
+        <w:jc w:val="center"/>
+      </w:pPr>
+      <w:pPr>
         <w:jc w:val="start"/>
-        <w:tblLayout w:type="fixed"/>
-        <w:tblBorders>
-          <w:top w:val="nil"/>
-          <w:left w:val="nil"/>
-          <w:bottom w:val="nil"/>
-          <w:right w:val="nil"/>
-          <w:insideH w:val="nil"/>
-          <w:insideV w:val="nil"/>
-        </w:tblBorders>
-      </w:tblPr>
-      <w:tblGrid>
-        <w:gridCol w:w="7920"/>
-      </w:tblGrid>
-      <w:tr>
-        <w:tc>
-          <w:tcPr>
-            <w:tcBorders>
-              <w:top w:val="nil"/>
-              <w:left w:val="nil"/>
-              <w:bottom w:val="nil"/>
-              <w:right w:val="nil"/>
-            </w:tcBorders>
-          </w:tcPr>
-          <w:bookmarkStart w:id="82" w:name="fig-chirps-series"/>
-          <w:p>
-            <w:pPr>
-              <w:pStyle w:val="Compact"/>
-              <w:jc w:val="center"/>
-            </w:pPr>
-            <w:r>
-              <w:rPr>
-                <w:color w:val="000000"/>
-              </w:rPr>
-              <w:drawing>
-                <wp:inline>
-                  <wp:extent cx="4267200" cy="2553148"/>
-                  <wp:effectExtent b="0" l="0" r="0" t="0"/>
-                  <wp:docPr descr="" title="" id="80" name="Picture"/>
-                  <a:graphic>
-                    <a:graphicData uri="http://schemas.openxmlformats.org/drawingml/2006/picture">
-                      <pic:pic>
-                        <pic:nvPicPr>
-                          <pic:cNvPr descr="../outputs/figures/chirps_serie_cuencas_2013_2025.png" id="81" name="Picture"/>
-                          <pic:cNvPicPr>
-                            <a:picLocks noChangeArrowheads="1" noChangeAspect="1"/>
-                          </pic:cNvPicPr>
-                        </pic:nvPicPr>
-                        <pic:blipFill>
-                          <a:blip r:embed="rId79"/>
-                          <a:stretch>
-                            <a:fillRect/>
-                          </a:stretch>
-                        </pic:blipFill>
-                        <pic:spPr bwMode="auto">
-                          <a:xfrm>
-                            <a:off x="0" y="0"/>
-                            <a:ext cx="4267200" cy="2553148"/>
-                          </a:xfrm>
-                          <a:prstGeom prst="rect">
-                            <a:avLst/>
-                          </a:prstGeom>
-                          <a:noFill/>
-                          <a:ln>
-                            <a:noFill/>
-                          </a:ln>
-                        </pic:spPr>
-                      </pic:pic>
-                    </a:graphicData>
-                  </a:graphic>
-                </wp:inline>
-              </w:drawing>
-            </w:r>
-          </w:p>
-          <w:p>
-            <w:pPr>
-              <w:jc w:val="center"/>
-            </w:pPr>
-            <w:pPr>
-              <w:jc w:val="start"/>
-              <w:spacing w:before="200"/>
-              <w:pStyle w:val="ImageCaption"/>
-            </w:pPr>
-            <w:r>
-              <w:rPr>
-                <w:color w:val="000000"/>
-              </w:rPr>
-              <w:t xml:space="preserve">Figura 9: Anomalías mensuales CHIRPS sobre las dos cuencas aportantes a la CGSM, 2013–2025. Los picos extremos</w:t>
-            </w:r>
-            <w:r>
-              <w:rPr>
-                <w:color w:val="000000"/>
-              </w:rPr>
-              <w:t xml:space="preserve"> </w:t>
-            </w:r>
-            <m:oMath>
-              <m:r>
-                <m:t>z</m:t>
-              </m:r>
-              <m:r>
-                <m:rPr>
-                  <m:sty m:val="p"/>
-                </m:rPr>
-                <m:t>&gt;</m:t>
-              </m:r>
-              <m:r>
-                <m:rPr>
-                  <m:sty m:val="p"/>
-                </m:rPr>
-                <m:t>+</m:t>
-              </m:r>
-              <m:r>
-                <m:t>2</m:t>
-              </m:r>
-            </m:oMath>
-            <w:r>
-              <w:rPr>
-                <w:color w:val="000000"/>
-              </w:rPr>
-              <w:t xml:space="preserve"> </w:t>
-            </w:r>
-            <w:r>
-              <w:rPr>
-                <w:color w:val="000000"/>
-              </w:rPr>
-              <w:t xml:space="preserve">se concentran en 2022, en línea con los caudales IDEAM (figura</w:t>
-            </w:r>
-            <w:r>
-              <w:rPr>
-                <w:color w:val="000000"/>
-              </w:rPr>
-              <w:t xml:space="preserve"> </w:t>
-            </w:r>
-            <w:hyperlink w:anchor="fig-caudal-series">
-              <w:r>
-                <w:rPr>
-                  <w:rStyle w:val="Hyperlink"/>
-                </w:rPr>
-                <w:t xml:space="preserve">figura 7</w:t>
-              </w:r>
-            </w:hyperlink>
-            <w:r>
-              <w:rPr>
-                <w:color w:val="000000"/>
-              </w:rPr>
-              <w:t xml:space="preserve">).</w:t>
-            </w:r>
-          </w:p>
-          <w:bookmarkEnd w:id="82"/>
-        </w:tc>
-      </w:tr>
-    </w:tbl>
+        <w:spacing w:before="200"/>
+        <w:pStyle w:val="ImageCaption"/>
+      </w:pPr>
+      <w:r>
+        <w:rPr>
+          <w:color w:val="000000"/>
+        </w:rPr>
+        <w:t xml:space="preserve">Figura 9: Anomalías mensuales CHIRPS sobre las dos cuencas aportantes a la CGSM, 2013–2025. Los picos extremos</w:t>
+      </w:r>
+      <w:r>
+        <w:rPr>
+          <w:color w:val="000000"/>
+        </w:rPr>
+        <w:t xml:space="preserve"> </w:t>
+      </w:r>
+      <m:oMath>
+        <m:r>
+          <m:t>z</m:t>
+        </m:r>
+        <m:r>
+          <m:rPr>
+            <m:sty m:val="p"/>
+          </m:rPr>
+          <m:t>&gt;</m:t>
+        </m:r>
+        <m:r>
+          <m:rPr>
+            <m:sty m:val="p"/>
+          </m:rPr>
+          <m:t>+</m:t>
+        </m:r>
+        <m:r>
+          <m:t>2</m:t>
+        </m:r>
+      </m:oMath>
+      <w:r>
+        <w:rPr>
+          <w:color w:val="000000"/>
+        </w:rPr>
+        <w:t xml:space="preserve"> </w:t>
+      </w:r>
+      <w:r>
+        <w:rPr>
+          <w:color w:val="000000"/>
+        </w:rPr>
+        <w:t xml:space="preserve">se concentran en 2022, en línea con los caudales IDEAM (figura</w:t>
+      </w:r>
+      <w:r>
+        <w:rPr>
+          <w:color w:val="000000"/>
+        </w:rPr>
+        <w:t xml:space="preserve"> </w:t>
+      </w:r>
+      <w:hyperlink w:anchor="fig-caudal-series">
+        <w:r>
+          <w:rPr>
+            <w:rStyle w:val="Hyperlink"/>
+          </w:rPr>
+          <w:t xml:space="preserve">figura 7</w:t>
+        </w:r>
+      </w:hyperlink>
+      <w:r>
+        <w:rPr>
+          <w:color w:val="000000"/>
+        </w:rPr>
+        <w:t xml:space="preserve">).</w:t>
+      </w:r>
+    </w:p>
     <w:p>
       <w:pPr>
         <w:pStyle w:val="BodyText"/>
@@ -6777,124 +6549,91 @@
         <w:t xml:space="preserve"> </w:t>
       </w:r>
     </w:p>
-    <w:tbl>
-      <w:tblPr>
-        <w:tblW w:type="pct" w:w="5000"/>
-        <w:tblLook w:firstRow="0" w:lastRow="0" w:firstColumn="0" w:lastColumn="0" w:noHBand="0" w:noVBand="0" w:val="0000"/>
+    <w:p>
+      <w:pPr>
+        <w:pStyle w:val="Compact"/>
+        <w:jc w:val="center"/>
+      </w:pPr>
+      <w:r>
+        <w:rPr>
+          <w:color w:val="000000"/>
+        </w:rPr>
+        <w:drawing>
+          <wp:inline>
+            <wp:extent cx="4267200" cy="2919001"/>
+            <wp:effectExtent b="0" l="0" r="0" t="0"/>
+            <wp:docPr descr="" title="" id="84" name="Picture"/>
+            <a:graphic>
+              <a:graphicData uri="http://schemas.openxmlformats.org/drawingml/2006/picture">
+                <pic:pic>
+                  <pic:nvPicPr>
+                    <pic:cNvPr descr="../outputs/figures/chirps_vs_ndvi_correlacion.png" id="85" name="Picture"/>
+                    <pic:cNvPicPr>
+                      <a:picLocks noChangeArrowheads="1" noChangeAspect="1"/>
+                    </pic:cNvPicPr>
+                  </pic:nvPicPr>
+                  <pic:blipFill>
+                    <a:blip r:embed="rId83"/>
+                    <a:stretch>
+                      <a:fillRect/>
+                    </a:stretch>
+                  </pic:blipFill>
+                  <pic:spPr bwMode="auto">
+                    <a:xfrm>
+                      <a:off x="0" y="0"/>
+                      <a:ext cx="4267200" cy="2919001"/>
+                    </a:xfrm>
+                    <a:prstGeom prst="rect">
+                      <a:avLst/>
+                    </a:prstGeom>
+                    <a:noFill/>
+                    <a:ln>
+                      <a:noFill/>
+                    </a:ln>
+                  </pic:spPr>
+                </pic:pic>
+              </a:graphicData>
+            </a:graphic>
+          </wp:inline>
+        </w:drawing>
+      </w:r>
+    </w:p>
+    <w:p>
+      <w:pPr>
+        <w:jc w:val="center"/>
+      </w:pPr>
+      <w:pPr>
         <w:jc w:val="start"/>
-        <w:tblLayout w:type="fixed"/>
-        <w:tblBorders>
-          <w:top w:val="nil"/>
-          <w:left w:val="nil"/>
-          <w:bottom w:val="nil"/>
-          <w:right w:val="nil"/>
-          <w:insideH w:val="nil"/>
-          <w:insideV w:val="nil"/>
-        </w:tblBorders>
-      </w:tblPr>
-      <w:tblGrid>
-        <w:gridCol w:w="7920"/>
-      </w:tblGrid>
-      <w:tr>
-        <w:tc>
-          <w:tcPr>
-            <w:tcBorders>
-              <w:top w:val="nil"/>
-              <w:left w:val="nil"/>
-              <w:bottom w:val="nil"/>
-              <w:right w:val="nil"/>
-            </w:tcBorders>
-          </w:tcPr>
-          <w:bookmarkStart w:id="86" w:name="fig-chirps-correlación"/>
-          <w:p>
-            <w:pPr>
-              <w:pStyle w:val="Compact"/>
-              <w:jc w:val="center"/>
-            </w:pPr>
-            <w:r>
-              <w:rPr>
-                <w:color w:val="000000"/>
-              </w:rPr>
-              <w:drawing>
-                <wp:inline>
-                  <wp:extent cx="4267200" cy="2919001"/>
-                  <wp:effectExtent b="0" l="0" r="0" t="0"/>
-                  <wp:docPr descr="" title="" id="84" name="Picture"/>
-                  <a:graphic>
-                    <a:graphicData uri="http://schemas.openxmlformats.org/drawingml/2006/picture">
-                      <pic:pic>
-                        <pic:nvPicPr>
-                          <pic:cNvPr descr="../outputs/figures/chirps_vs_ndvi_correlacion.png" id="85" name="Picture"/>
-                          <pic:cNvPicPr>
-                            <a:picLocks noChangeArrowheads="1" noChangeAspect="1"/>
-                          </pic:cNvPicPr>
-                        </pic:nvPicPr>
-                        <pic:blipFill>
-                          <a:blip r:embed="rId83"/>
-                          <a:stretch>
-                            <a:fillRect/>
-                          </a:stretch>
-                        </pic:blipFill>
-                        <pic:spPr bwMode="auto">
-                          <a:xfrm>
-                            <a:off x="0" y="0"/>
-                            <a:ext cx="4267200" cy="2919001"/>
-                          </a:xfrm>
-                          <a:prstGeom prst="rect">
-                            <a:avLst/>
-                          </a:prstGeom>
-                          <a:noFill/>
-                          <a:ln>
-                            <a:noFill/>
-                          </a:ln>
-                        </pic:spPr>
-                      </pic:pic>
-                    </a:graphicData>
-                  </a:graphic>
-                </wp:inline>
-              </w:drawing>
-            </w:r>
-          </w:p>
-          <w:p>
-            <w:pPr>
-              <w:jc w:val="center"/>
-            </w:pPr>
-            <w:pPr>
-              <w:jc w:val="start"/>
-              <w:spacing w:before="200"/>
-              <w:pStyle w:val="ImageCaption"/>
-            </w:pPr>
-            <w:r>
-              <w:rPr>
-                <w:color w:val="000000"/>
-              </w:rPr>
-              <w:t xml:space="preserve">Figura 10: Correlación de Pearson entre anomalía mensual CHIRPS y NDVI z-score por cuenca y naturaleza espectral. La convergencia con el caudal IDEAM (figura</w:t>
-            </w:r>
-            <w:r>
-              <w:rPr>
-                <w:color w:val="000000"/>
-              </w:rPr>
-              <w:t xml:space="preserve"> </w:t>
-            </w:r>
-            <w:hyperlink w:anchor="fig-caudal-correlación">
-              <w:r>
-                <w:rPr>
-                  <w:rStyle w:val="Hyperlink"/>
-                </w:rPr>
-                <w:t xml:space="preserve">figura 8</w:t>
-              </w:r>
-            </w:hyperlink>
-            <w:r>
-              <w:rPr>
-                <w:color w:val="000000"/>
-              </w:rPr>
-              <w:t xml:space="preserve">) ofrece doble validación.</w:t>
-            </w:r>
-          </w:p>
-          <w:bookmarkEnd w:id="86"/>
-        </w:tc>
-      </w:tr>
-    </w:tbl>
+        <w:spacing w:before="200"/>
+        <w:pStyle w:val="ImageCaption"/>
+      </w:pPr>
+      <w:r>
+        <w:rPr>
+          <w:color w:val="000000"/>
+        </w:rPr>
+        <w:t xml:space="preserve">Figura 10: Correlación de Pearson entre anomalía mensual CHIRPS y NDVI z-score por cuenca y naturaleza espectral. La convergencia con el caudal IDEAM (figura</w:t>
+      </w:r>
+      <w:r>
+        <w:rPr>
+          <w:color w:val="000000"/>
+        </w:rPr>
+        <w:t xml:space="preserve"> </w:t>
+      </w:r>
+      <w:hyperlink w:anchor="fig-caudal-correlación">
+        <w:r>
+          <w:rPr>
+            <w:rStyle w:val="Hyperlink"/>
+          </w:rPr>
+          <w:t xml:space="preserve">figura 8</w:t>
+        </w:r>
+      </w:hyperlink>
+      <w:r>
+        <w:rPr>
+          <w:color w:val="000000"/>
+        </w:rPr>
+        <w:t xml:space="preserve">) ofrece doble validación.</w:t>
+      </w:r>
+    </w:p>
     <w:p>
       <w:pPr>
         <w:pStyle w:val="BodyText"/>
@@ -7800,104 +7539,71 @@
         <w:t xml:space="preserve">obedece a la conveniencia disciplinar de cada lenguaje y no a una restricción metodológica, así el pipeline constituye una arquitectura interoperable cuyas salidas son reproducibles e independientes del entorno.</w:t>
       </w:r>
     </w:p>
-    <w:tbl>
-      <w:tblPr>
-        <w:tblW w:type="pct" w:w="5000"/>
-        <w:tblLook w:firstRow="0" w:lastRow="0" w:firstColumn="0" w:lastColumn="0" w:noHBand="0" w:noVBand="0" w:val="0000"/>
+    <w:p>
+      <w:pPr>
+        <w:pStyle w:val="Compact"/>
+        <w:jc w:val="center"/>
+      </w:pPr>
+      <w:r>
+        <w:rPr>
+          <w:color w:val="000000"/>
+        </w:rPr>
+        <w:drawing>
+          <wp:inline>
+            <wp:extent cx="3627120" cy="1997366"/>
+            <wp:effectExtent b="0" l="0" r="0" t="0"/>
+            <wp:docPr descr="" title="" id="89" name="Picture"/>
+            <a:graphic>
+              <a:graphicData uri="http://schemas.openxmlformats.org/drawingml/2006/picture">
+                <pic:pic>
+                  <pic:nvPicPr>
+                    <pic:cNvPr descr="../outputs/figures/validacion_trilingual_correlacion.png" id="90" name="Picture"/>
+                    <pic:cNvPicPr>
+                      <a:picLocks noChangeArrowheads="1" noChangeAspect="1"/>
+                    </pic:cNvPicPr>
+                  </pic:nvPicPr>
+                  <pic:blipFill>
+                    <a:blip r:embed="rId88"/>
+                    <a:stretch>
+                      <a:fillRect/>
+                    </a:stretch>
+                  </pic:blipFill>
+                  <pic:spPr bwMode="auto">
+                    <a:xfrm>
+                      <a:off x="0" y="0"/>
+                      <a:ext cx="3627120" cy="1997366"/>
+                    </a:xfrm>
+                    <a:prstGeom prst="rect">
+                      <a:avLst/>
+                    </a:prstGeom>
+                    <a:noFill/>
+                    <a:ln>
+                      <a:noFill/>
+                    </a:ln>
+                  </pic:spPr>
+                </pic:pic>
+              </a:graphicData>
+            </a:graphic>
+          </wp:inline>
+        </w:drawing>
+      </w:r>
+    </w:p>
+    <w:p>
+      <w:pPr>
+        <w:jc w:val="center"/>
+      </w:pPr>
+      <w:pPr>
         <w:jc w:val="start"/>
-        <w:tblLayout w:type="fixed"/>
-        <w:tblBorders>
-          <w:top w:val="nil"/>
-          <w:left w:val="nil"/>
-          <w:bottom w:val="nil"/>
-          <w:right w:val="nil"/>
-          <w:insideH w:val="nil"/>
-          <w:insideV w:val="nil"/>
-        </w:tblBorders>
-      </w:tblPr>
-      <w:tblGrid>
-        <w:gridCol w:w="7920"/>
-      </w:tblGrid>
-      <w:tr>
-        <w:tc>
-          <w:tcPr>
-            <w:tcBorders>
-              <w:top w:val="nil"/>
-              <w:left w:val="nil"/>
-              <w:bottom w:val="nil"/>
-              <w:right w:val="nil"/>
-            </w:tcBorders>
-          </w:tcPr>
-          <w:bookmarkStart w:id="91" w:name="fig-trilingual"/>
-          <w:p>
-            <w:pPr>
-              <w:pStyle w:val="Compact"/>
-              <w:jc w:val="center"/>
-            </w:pPr>
-            <w:r>
-              <w:rPr>
-                <w:color w:val="000000"/>
-              </w:rPr>
-              <w:drawing>
-                <wp:inline>
-                  <wp:extent cx="3627120" cy="1997366"/>
-                  <wp:effectExtent b="0" l="0" r="0" t="0"/>
-                  <wp:docPr descr="" title="" id="89" name="Picture"/>
-                  <a:graphic>
-                    <a:graphicData uri="http://schemas.openxmlformats.org/drawingml/2006/picture">
-                      <pic:pic>
-                        <pic:nvPicPr>
-                          <pic:cNvPr descr="../outputs/figures/validacion_trilingual_correlacion.png" id="90" name="Picture"/>
-                          <pic:cNvPicPr>
-                            <a:picLocks noChangeArrowheads="1" noChangeAspect="1"/>
-                          </pic:cNvPicPr>
-                        </pic:nvPicPr>
-                        <pic:blipFill>
-                          <a:blip r:embed="rId88"/>
-                          <a:stretch>
-                            <a:fillRect/>
-                          </a:stretch>
-                        </pic:blipFill>
-                        <pic:spPr bwMode="auto">
-                          <a:xfrm>
-                            <a:off x="0" y="0"/>
-                            <a:ext cx="3627120" cy="1997366"/>
-                          </a:xfrm>
-                          <a:prstGeom prst="rect">
-                            <a:avLst/>
-                          </a:prstGeom>
-                          <a:noFill/>
-                          <a:ln>
-                            <a:noFill/>
-                          </a:ln>
-                        </pic:spPr>
-                      </pic:pic>
-                    </a:graphicData>
-                  </a:graphic>
-                </wp:inline>
-              </w:drawing>
-            </w:r>
-          </w:p>
-          <w:p>
-            <w:pPr>
-              <w:jc w:val="center"/>
-            </w:pPr>
-            <w:pPr>
-              <w:jc w:val="start"/>
-              <w:spacing w:before="200"/>
-              <w:pStyle w:val="ImageCaption"/>
-            </w:pPr>
-            <w:r>
-              <w:rPr>
-                <w:color w:val="000000"/>
-              </w:rPr>
-              <w:t xml:space="preserve">Figura 11: Validación cruzada trilingüe Python + R + Julia sobre la correlación caudal-NDVI por rezago (0–3 meses, El Banco, estaciones de manglar). Las tres barras de cada rezago son visualmente idénticas; convergencia hasta el tercer decimal.</w:t>
-            </w:r>
-          </w:p>
-          <w:bookmarkEnd w:id="91"/>
-        </w:tc>
-      </w:tr>
-    </w:tbl>
+        <w:spacing w:before="200"/>
+        <w:pStyle w:val="ImageCaption"/>
+      </w:pPr>
+      <w:r>
+        <w:rPr>
+          <w:color w:val="000000"/>
+        </w:rPr>
+        <w:t xml:space="preserve">Figura 11: Validación cruzada trilingüe Python + R + Julia sobre la correlación caudal-NDVI por rezago (0–3 meses, El Banco, estaciones de manglar). Las tres barras de cada rezago son visualmente idénticas; convergencia hasta el tercer decimal.</w:t>
+      </w:r>
+    </w:p>
     <w:bookmarkEnd w:id="92"/>
     <w:bookmarkStart w:id="94" w:name="X0f133920c064cd89c059848d638a86a907c1e3b"/>
     <w:p>
@@ -7985,6 +7691,12 @@
       <w:tr>
         <w:tc>
           <w:tcPr>
+            <w:tcMar>
+              <w:top w:w="40" w:type="dxa"/>
+              <w:left w:w="60" w:type="dxa"/>
+              <w:bottom w:w="40" w:type="dxa"/>
+              <w:right w:w="60" w:type="dxa"/>
+            </w:tcMar>
             <w:tcBorders>
               <w:top w:val="single" w:sz="4" w:color="BFBFBF"/>
               <w:left w:val="single" w:sz="4" w:color="BFBFBF"/>
@@ -8506,6 +8218,12 @@
       <w:tr>
         <w:tc>
           <w:tcPr>
+            <w:tcMar>
+              <w:top w:w="40" w:type="dxa"/>
+              <w:left w:w="60" w:type="dxa"/>
+              <w:bottom w:w="40" w:type="dxa"/>
+              <w:right w:w="60" w:type="dxa"/>
+            </w:tcMar>
             <w:tcBorders>
               <w:top w:val="single" w:sz="4" w:color="BFBFBF"/>
               <w:left w:val="single" w:sz="4" w:color="BFBFBF"/>
@@ -9336,6 +9054,12 @@
       <w:tr>
         <w:tc>
           <w:tcPr>
+            <w:tcMar>
+              <w:top w:w="40" w:type="dxa"/>
+              <w:left w:w="60" w:type="dxa"/>
+              <w:bottom w:w="40" w:type="dxa"/>
+              <w:right w:w="60" w:type="dxa"/>
+            </w:tcMar>
             <w:tcBorders>
               <w:top w:val="single" w:sz="4" w:color="BFBFBF"/>
               <w:left w:val="single" w:sz="4" w:color="BFBFBF"/>
@@ -9908,104 +9632,71 @@
         <w:t xml:space="preserve"> </w:t>
       </w:r>
     </w:p>
-    <w:tbl>
-      <w:tblPr>
-        <w:tblW w:type="pct" w:w="5000"/>
-        <w:tblLook w:firstRow="0" w:lastRow="0" w:firstColumn="0" w:lastColumn="0" w:noHBand="0" w:noVBand="0" w:val="0000"/>
+    <w:p>
+      <w:pPr>
+        <w:pStyle w:val="Compact"/>
+        <w:jc w:val="center"/>
+      </w:pPr>
+      <w:r>
+        <w:rPr>
+          <w:color w:val="000000"/>
+        </w:rPr>
+        <w:drawing>
+          <wp:inline>
+            <wp:extent cx="3627120" cy="2238553"/>
+            <wp:effectExtent b="0" l="0" r="0" t="0"/>
+            <wp:docPr descr="" title="" id="100" name="Picture"/>
+            <a:graphic>
+              <a:graphicData uri="http://schemas.openxmlformats.org/drawingml/2006/picture">
+                <pic:pic>
+                  <pic:nvPicPr>
+                    <pic:cNvPr descr="../outputs/figures/rf_feature_importance.png" id="101" name="Picture"/>
+                    <pic:cNvPicPr>
+                      <a:picLocks noChangeArrowheads="1" noChangeAspect="1"/>
+                    </pic:cNvPicPr>
+                  </pic:nvPicPr>
+                  <pic:blipFill>
+                    <a:blip r:embed="rId99"/>
+                    <a:stretch>
+                      <a:fillRect/>
+                    </a:stretch>
+                  </pic:blipFill>
+                  <pic:spPr bwMode="auto">
+                    <a:xfrm>
+                      <a:off x="0" y="0"/>
+                      <a:ext cx="3627120" cy="2238553"/>
+                    </a:xfrm>
+                    <a:prstGeom prst="rect">
+                      <a:avLst/>
+                    </a:prstGeom>
+                    <a:noFill/>
+                    <a:ln>
+                      <a:noFill/>
+                    </a:ln>
+                  </pic:spPr>
+                </pic:pic>
+              </a:graphicData>
+            </a:graphic>
+          </wp:inline>
+        </w:drawing>
+      </w:r>
+    </w:p>
+    <w:p>
+      <w:pPr>
+        <w:jc w:val="center"/>
+      </w:pPr>
+      <w:pPr>
         <w:jc w:val="start"/>
-        <w:tblLayout w:type="fixed"/>
-        <w:tblBorders>
-          <w:top w:val="nil"/>
-          <w:left w:val="nil"/>
-          <w:bottom w:val="nil"/>
-          <w:right w:val="nil"/>
-          <w:insideH w:val="nil"/>
-          <w:insideV w:val="nil"/>
-        </w:tblBorders>
-      </w:tblPr>
-      <w:tblGrid>
-        <w:gridCol w:w="7920"/>
-      </w:tblGrid>
-      <w:tr>
-        <w:tc>
-          <w:tcPr>
-            <w:tcBorders>
-              <w:top w:val="nil"/>
-              <w:left w:val="nil"/>
-              <w:bottom w:val="nil"/>
-              <w:right w:val="nil"/>
-            </w:tcBorders>
-          </w:tcPr>
-          <w:bookmarkStart w:id="102" w:name="fig-rf-importance"/>
-          <w:p>
-            <w:pPr>
-              <w:pStyle w:val="Compact"/>
-              <w:jc w:val="center"/>
-            </w:pPr>
-            <w:r>
-              <w:rPr>
-                <w:color w:val="000000"/>
-              </w:rPr>
-              <w:drawing>
-                <wp:inline>
-                  <wp:extent cx="3627120" cy="2238553"/>
-                  <wp:effectExtent b="0" l="0" r="0" t="0"/>
-                  <wp:docPr descr="" title="" id="100" name="Picture"/>
-                  <a:graphic>
-                    <a:graphicData uri="http://schemas.openxmlformats.org/drawingml/2006/picture">
-                      <pic:pic>
-                        <pic:nvPicPr>
-                          <pic:cNvPr descr="../outputs/figures/rf_feature_importance.png" id="101" name="Picture"/>
-                          <pic:cNvPicPr>
-                            <a:picLocks noChangeArrowheads="1" noChangeAspect="1"/>
-                          </pic:cNvPicPr>
-                        </pic:nvPicPr>
-                        <pic:blipFill>
-                          <a:blip r:embed="rId99"/>
-                          <a:stretch>
-                            <a:fillRect/>
-                          </a:stretch>
-                        </pic:blipFill>
-                        <pic:spPr bwMode="auto">
-                          <a:xfrm>
-                            <a:off x="0" y="0"/>
-                            <a:ext cx="3627120" cy="2238553"/>
-                          </a:xfrm>
-                          <a:prstGeom prst="rect">
-                            <a:avLst/>
-                          </a:prstGeom>
-                          <a:noFill/>
-                          <a:ln>
-                            <a:noFill/>
-                          </a:ln>
-                        </pic:spPr>
-                      </pic:pic>
-                    </a:graphicData>
-                  </a:graphic>
-                </wp:inline>
-              </w:drawing>
-            </w:r>
-          </w:p>
-          <w:p>
-            <w:pPr>
-              <w:jc w:val="center"/>
-            </w:pPr>
-            <w:pPr>
-              <w:jc w:val="start"/>
-              <w:spacing w:before="200"/>
-              <w:pStyle w:val="ImageCaption"/>
-            </w:pPr>
-            <w:r>
-              <w:rPr>
-                <w:color w:val="000000"/>
-              </w:rPr>
-              <w:t xml:space="preserve">Figura 12: Importancia relativa de las quince variables predictoras del clasificador Random Forest, ordenadas por contribución al modelo (Gini importance). Las variables con mayor peso aportan la capacidad de discriminación entre manglar y no manglar dentro del AOI acotado.</w:t>
-            </w:r>
-          </w:p>
-          <w:bookmarkEnd w:id="102"/>
-        </w:tc>
-      </w:tr>
-    </w:tbl>
+        <w:spacing w:before="200"/>
+        <w:pStyle w:val="ImageCaption"/>
+      </w:pPr>
+      <w:r>
+        <w:rPr>
+          <w:color w:val="000000"/>
+        </w:rPr>
+        <w:t xml:space="preserve">Figura 12: Importancia relativa de las quince variables predictoras del clasificador Random Forest, ordenadas por contribución al modelo (Gini importance). Las variables con mayor peso aportan la capacidad de discriminación entre manglar y no manglar dentro del AOI acotado.</w:t>
+      </w:r>
+    </w:p>
     <w:p>
       <w:pPr>
         <w:pStyle w:val="BodyText"/>
@@ -10176,104 +9867,71 @@
         <w:t xml:space="preserve">muestra la serie completa sobre cinco estaciones representativas con las anomalías codificadas por color, de manera que la integración del SAR como serie continua complementa el monitoreo óptico y aporta sensibilidad ante perturbaciones bajo dosel que el NDVI por sí solo no detecta.</w:t>
       </w:r>
     </w:p>
-    <w:tbl>
-      <w:tblPr>
-        <w:tblW w:type="pct" w:w="5000"/>
-        <w:tblLook w:firstRow="0" w:lastRow="0" w:firstColumn="0" w:lastColumn="0" w:noHBand="0" w:noVBand="0" w:val="0000"/>
+    <w:p>
+      <w:pPr>
+        <w:pStyle w:val="Compact"/>
+        <w:jc w:val="center"/>
+      </w:pPr>
+      <w:r>
+        <w:rPr>
+          <w:color w:val="000000"/>
+        </w:rPr>
+        <w:drawing>
+          <wp:inline>
+            <wp:extent cx="3200400" cy="2660771"/>
+            <wp:effectExtent b="0" l="0" r="0" t="0"/>
+            <wp:docPr descr="" title="" id="105" name="Picture"/>
+            <a:graphic>
+              <a:graphicData uri="http://schemas.openxmlformats.org/drawingml/2006/picture">
+                <pic:pic>
+                  <pic:nvPicPr>
+                    <pic:cNvPr descr="../outputs/figures/sar_vh_serie_temporal.png" id="106" name="Picture"/>
+                    <pic:cNvPicPr>
+                      <a:picLocks noChangeArrowheads="1" noChangeAspect="1"/>
+                    </pic:cNvPicPr>
+                  </pic:nvPicPr>
+                  <pic:blipFill>
+                    <a:blip r:embed="rId104"/>
+                    <a:stretch>
+                      <a:fillRect/>
+                    </a:stretch>
+                  </pic:blipFill>
+                  <pic:spPr bwMode="auto">
+                    <a:xfrm>
+                      <a:off x="0" y="0"/>
+                      <a:ext cx="3200400" cy="2660771"/>
+                    </a:xfrm>
+                    <a:prstGeom prst="rect">
+                      <a:avLst/>
+                    </a:prstGeom>
+                    <a:noFill/>
+                    <a:ln>
+                      <a:noFill/>
+                    </a:ln>
+                  </pic:spPr>
+                </pic:pic>
+              </a:graphicData>
+            </a:graphic>
+          </wp:inline>
+        </w:drawing>
+      </w:r>
+    </w:p>
+    <w:p>
+      <w:pPr>
+        <w:jc w:val="center"/>
+      </w:pPr>
+      <w:pPr>
         <w:jc w:val="start"/>
-        <w:tblLayout w:type="fixed"/>
-        <w:tblBorders>
-          <w:top w:val="nil"/>
-          <w:left w:val="nil"/>
-          <w:bottom w:val="nil"/>
-          <w:right w:val="nil"/>
-          <w:insideH w:val="nil"/>
-          <w:insideV w:val="nil"/>
-        </w:tblBorders>
-      </w:tblPr>
-      <w:tblGrid>
-        <w:gridCol w:w="7920"/>
-      </w:tblGrid>
-      <w:tr>
-        <w:tc>
-          <w:tcPr>
-            <w:tcBorders>
-              <w:top w:val="nil"/>
-              <w:left w:val="nil"/>
-              <w:bottom w:val="nil"/>
-              <w:right w:val="nil"/>
-            </w:tcBorders>
-          </w:tcPr>
-          <w:bookmarkStart w:id="107" w:name="fig-sar-serie"/>
-          <w:p>
-            <w:pPr>
-              <w:pStyle w:val="Compact"/>
-              <w:jc w:val="center"/>
-            </w:pPr>
-            <w:r>
-              <w:rPr>
-                <w:color w:val="000000"/>
-              </w:rPr>
-              <w:drawing>
-                <wp:inline>
-                  <wp:extent cx="3200400" cy="2660771"/>
-                  <wp:effectExtent b="0" l="0" r="0" t="0"/>
-                  <wp:docPr descr="" title="" id="105" name="Picture"/>
-                  <a:graphic>
-                    <a:graphicData uri="http://schemas.openxmlformats.org/drawingml/2006/picture">
-                      <pic:pic>
-                        <pic:nvPicPr>
-                          <pic:cNvPr descr="../outputs/figures/sar_vh_serie_temporal.png" id="106" name="Picture"/>
-                          <pic:cNvPicPr>
-                            <a:picLocks noChangeArrowheads="1" noChangeAspect="1"/>
-                          </pic:cNvPicPr>
-                        </pic:nvPicPr>
-                        <pic:blipFill>
-                          <a:blip r:embed="rId104"/>
-                          <a:stretch>
-                            <a:fillRect/>
-                          </a:stretch>
-                        </pic:blipFill>
-                        <pic:spPr bwMode="auto">
-                          <a:xfrm>
-                            <a:off x="0" y="0"/>
-                            <a:ext cx="3200400" cy="2660771"/>
-                          </a:xfrm>
-                          <a:prstGeom prst="rect">
-                            <a:avLst/>
-                          </a:prstGeom>
-                          <a:noFill/>
-                          <a:ln>
-                            <a:noFill/>
-                          </a:ln>
-                        </pic:spPr>
-                      </pic:pic>
-                    </a:graphicData>
-                  </a:graphic>
-                </wp:inline>
-              </w:drawing>
-            </w:r>
-          </w:p>
-          <w:p>
-            <w:pPr>
-              <w:jc w:val="center"/>
-            </w:pPr>
-            <w:pPr>
-              <w:jc w:val="start"/>
-              <w:spacing w:before="200"/>
-              <w:pStyle w:val="ImageCaption"/>
-            </w:pPr>
-            <w:r>
-              <w:rPr>
-                <w:color w:val="000000"/>
-              </w:rPr>
-              <w:t xml:space="preserve">Figura 13: Serie temporal Sentinel-1 SAR-VH (mediana mensual, buffer 500 m) sobre cinco estaciones del manglar de la CGSM, 2018–2025. Puntos coloreados por anomalía z-score (rojo = backscatter alto; azul = bajo, indicativo de inundación o suelo desnudo); franja gris = rango ± 1 σ.</w:t>
-            </w:r>
-          </w:p>
-          <w:bookmarkEnd w:id="107"/>
-        </w:tc>
-      </w:tr>
-    </w:tbl>
+        <w:spacing w:before="200"/>
+        <w:pStyle w:val="ImageCaption"/>
+      </w:pPr>
+      <w:r>
+        <w:rPr>
+          <w:color w:val="000000"/>
+        </w:rPr>
+        <w:t xml:space="preserve">Figura 13: Serie temporal Sentinel-1 SAR-VH (mediana mensual, buffer 500 m) sobre cinco estaciones del manglar de la CGSM, 2018–2025. Puntos coloreados por anomalía z-score (rojo = backscatter alto; azul = bajo, indicativo de inundación o suelo desnudo); franja gris = rango ± 1 σ.</w:t>
+      </w:r>
+    </w:p>
     <w:p>
       <w:pPr>
         <w:pStyle w:val="BodyText"/>
@@ -10929,104 +10587,71 @@
         <w:t xml:space="preserve">, ejecutable mensualmente al ingreso de nuevos composites Sentinel-2 o Sentinel-1, y constituye el prototipo funcional sobre el cual la tesis de Maestría desarrollará la transición al Nivel 3 con modelos predictivos de tendencia y simulación de escenarios climáticos.</w:t>
       </w:r>
     </w:p>
-    <w:tbl>
-      <w:tblPr>
-        <w:tblW w:type="pct" w:w="5000"/>
-        <w:tblLook w:firstRow="0" w:lastRow="0" w:firstColumn="0" w:lastColumn="0" w:noHBand="0" w:noVBand="0" w:val="0000"/>
+    <w:p>
+      <w:pPr>
+        <w:pStyle w:val="Compact"/>
+        <w:jc w:val="center"/>
+      </w:pPr>
+      <w:r>
+        <w:rPr>
+          <w:color w:val="000000"/>
+        </w:rPr>
+        <w:drawing>
+          <wp:inline>
+            <wp:extent cx="3200400" cy="2275200"/>
+            <wp:effectExtent b="0" l="0" r="0" t="0"/>
+            <wp:docPr descr="" title="" id="110" name="Picture"/>
+            <a:graphic>
+              <a:graphicData uri="http://schemas.openxmlformats.org/drawingml/2006/picture">
+                <pic:pic>
+                  <pic:nvPicPr>
+                    <pic:cNvPr descr="../outputs/figures/alertas_semaforo.png" id="111" name="Picture"/>
+                    <pic:cNvPicPr>
+                      <a:picLocks noChangeArrowheads="1" noChangeAspect="1"/>
+                    </pic:cNvPicPr>
+                  </pic:nvPicPr>
+                  <pic:blipFill>
+                    <a:blip r:embed="rId109"/>
+                    <a:stretch>
+                      <a:fillRect/>
+                    </a:stretch>
+                  </pic:blipFill>
+                  <pic:spPr bwMode="auto">
+                    <a:xfrm>
+                      <a:off x="0" y="0"/>
+                      <a:ext cx="3200400" cy="2275200"/>
+                    </a:xfrm>
+                    <a:prstGeom prst="rect">
+                      <a:avLst/>
+                    </a:prstGeom>
+                    <a:noFill/>
+                    <a:ln>
+                      <a:noFill/>
+                    </a:ln>
+                  </pic:spPr>
+                </pic:pic>
+              </a:graphicData>
+            </a:graphic>
+          </wp:inline>
+        </w:drawing>
+      </w:r>
+    </w:p>
+    <w:p>
+      <w:pPr>
+        <w:jc w:val="center"/>
+      </w:pPr>
+      <w:pPr>
         <w:jc w:val="start"/>
-        <w:tblLayout w:type="fixed"/>
-        <w:tblBorders>
-          <w:top w:val="nil"/>
-          <w:left w:val="nil"/>
-          <w:bottom w:val="nil"/>
-          <w:right w:val="nil"/>
-          <w:insideH w:val="nil"/>
-          <w:insideV w:val="nil"/>
-        </w:tblBorders>
-      </w:tblPr>
-      <w:tblGrid>
-        <w:gridCol w:w="7920"/>
-      </w:tblGrid>
-      <w:tr>
-        <w:tc>
-          <w:tcPr>
-            <w:tcBorders>
-              <w:top w:val="nil"/>
-              <w:left w:val="nil"/>
-              <w:bottom w:val="nil"/>
-              <w:right w:val="nil"/>
-            </w:tcBorders>
-          </w:tcPr>
-          <w:bookmarkStart w:id="112" w:name="fig-alertas"/>
-          <w:p>
-            <w:pPr>
-              <w:pStyle w:val="Compact"/>
-              <w:jc w:val="center"/>
-            </w:pPr>
-            <w:r>
-              <w:rPr>
-                <w:color w:val="000000"/>
-              </w:rPr>
-              <w:drawing>
-                <wp:inline>
-                  <wp:extent cx="3200400" cy="2275200"/>
-                  <wp:effectExtent b="0" l="0" r="0" t="0"/>
-                  <wp:docPr descr="" title="" id="110" name="Picture"/>
-                  <a:graphic>
-                    <a:graphicData uri="http://schemas.openxmlformats.org/drawingml/2006/picture">
-                      <pic:pic>
-                        <pic:nvPicPr>
-                          <pic:cNvPr descr="../outputs/figures/alertas_semaforo.png" id="111" name="Picture"/>
-                          <pic:cNvPicPr>
-                            <a:picLocks noChangeArrowheads="1" noChangeAspect="1"/>
-                          </pic:cNvPicPr>
-                        </pic:nvPicPr>
-                        <pic:blipFill>
-                          <a:blip r:embed="rId109"/>
-                          <a:stretch>
-                            <a:fillRect/>
-                          </a:stretch>
-                        </pic:blipFill>
-                        <pic:spPr bwMode="auto">
-                          <a:xfrm>
-                            <a:off x="0" y="0"/>
-                            <a:ext cx="3200400" cy="2275200"/>
-                          </a:xfrm>
-                          <a:prstGeom prst="rect">
-                            <a:avLst/>
-                          </a:prstGeom>
-                          <a:noFill/>
-                          <a:ln>
-                            <a:noFill/>
-                          </a:ln>
-                        </pic:spPr>
-                      </pic:pic>
-                    </a:graphicData>
-                  </a:graphic>
-                </wp:inline>
-              </w:drawing>
-            </w:r>
-          </w:p>
-          <w:p>
-            <w:pPr>
-              <w:jc w:val="center"/>
-            </w:pPr>
-            <w:pPr>
-              <w:jc w:val="start"/>
-              <w:spacing w:before="200"/>
-              <w:pStyle w:val="ImageCaption"/>
-            </w:pPr>
-            <w:r>
-              <w:rPr>
-                <w:color w:val="000000"/>
-              </w:rPr>
-              <w:t xml:space="preserve">Figura 14: Mapa semáforo del estado del manglar de la CGSM por estación, según el módulo de alertas tempranas. Verde = estable, amarillo = alerta, rojo = crítica, según la severidad y persistencia de anomalías NDVI z-score en los últimos doce meses.</w:t>
-            </w:r>
-          </w:p>
-          <w:bookmarkEnd w:id="112"/>
-        </w:tc>
-      </w:tr>
-    </w:tbl>
+        <w:spacing w:before="200"/>
+        <w:pStyle w:val="ImageCaption"/>
+      </w:pPr>
+      <w:r>
+        <w:rPr>
+          <w:color w:val="000000"/>
+        </w:rPr>
+        <w:t xml:space="preserve">Figura 14: Mapa semáforo del estado del manglar de la CGSM por estación, según el módulo de alertas tempranas. Verde = estable, amarillo = alerta, rojo = crítica, según la severidad y persistencia de anomalías NDVI z-score en los últimos doce meses.</w:t>
+      </w:r>
+    </w:p>
     <w:p>
       <w:pPr>
         <w:pStyle w:val="BodyText"/>
@@ -11358,6 +10983,12 @@
       <w:tr>
         <w:tc>
           <w:tcPr>
+            <w:tcMar>
+              <w:top w:w="40" w:type="dxa"/>
+              <w:left w:w="60" w:type="dxa"/>
+              <w:bottom w:w="40" w:type="dxa"/>
+              <w:right w:w="60" w:type="dxa"/>
+            </w:tcMar>
             <w:tcBorders>
               <w:top w:val="single" w:sz="4" w:color="BFBFBF"/>
               <w:left w:val="single" w:sz="4" w:color="BFBFBF"/>
@@ -14014,6 +13645,8 @@
           <w:right w:w="0" w:type="dxa"/>
         </w:tblCellMar>
         <w:tblInd w:w="164" w:type="dxa"/>
+        <w:tblW w:w="5000" w:type="pct"/>
+        <w:tblLayout w:type="autofit"/>
         <w:tblBorders>
           <w:top w:val="single" w:sz="4" w:color="BFBFBF"/>
           <w:left w:val="single" w:sz="4" w:color="BFBFBF"/>
@@ -14022,8 +13655,6 @@
           <w:insideH w:val="single" w:sz="4" w:color="BFBFBF"/>
           <w:insideV w:val="single" w:sz="4" w:color="BFBFBF"/>
         </w:tblBorders>
-        <w:tblW w:w="5000" w:type="pct"/>
-        <w:tblLayout w:type="autofit"/>
       </w:tblPr>
       <w:tr>
         <w:trPr>
@@ -14033,6 +13664,12 @@
           <w:tcPr>
             <w:tcMar>
               <w:left w:w="144" w:type="dxa"/>
+            </w:tcMar>
+            <w:tcMar>
+              <w:top w:w="40" w:type="dxa"/>
+              <w:left w:w="60" w:type="dxa"/>
+              <w:bottom w:w="40" w:type="dxa"/>
+              <w:right w:w="60" w:type="dxa"/>
             </w:tcMar>
             <w:tcBorders>
               <w:top w:val="single" w:sz="4" w:color="BFBFBF"/>

--- a/docs/informe_final.docx
+++ b/docs/informe_final.docx
@@ -782,6 +782,12 @@
               <w:bottom w:w="40" w:type="dxa"/>
               <w:right w:w="60" w:type="dxa"/>
             </w:tcMar>
+            <w:tcMar>
+              <w:top w:w="40" w:type="dxa"/>
+              <w:left w:w="60" w:type="dxa"/>
+              <w:bottom w:w="40" w:type="dxa"/>
+              <w:right w:w="60" w:type="dxa"/>
+            </w:tcMar>
             <w:tcBorders>
               <w:top w:val="single" w:sz="4" w:color="BFBFBF"/>
               <w:left w:val="single" w:sz="4" w:color="BFBFBF"/>
@@ -794,7 +800,6 @@
               <w:bottom w:w="40" w:type="dxa"/>
               <w:right w:w="60" w:type="dxa"/>
             </w:tcMar>
-            <w:shd w:val="clear" w:color="auto" w:fill="2E86AB"/>
           </w:tcPr>
           <w:bookmarkStart w:id="32" w:name="tbl-fuentes"/>
           <w:p>
@@ -810,7 +815,7 @@
             <w:r>
               <w:rPr>
                 <w:b/>
-                <w:color w:val="FFFFFF"/>
+                <w:color w:val="000000"/>
                 <w:sz w:val="20"/>
               </w:rPr>
               <w:t xml:space="preserve">Tabla 1: Fuentes de datos utilizadas en el pipeline para el monitoreo de manglar.</w:t>
@@ -1625,6 +1630,12 @@
               <w:bottom w:w="40" w:type="dxa"/>
               <w:right w:w="60" w:type="dxa"/>
             </w:tcMar>
+            <w:tcMar>
+              <w:top w:w="40" w:type="dxa"/>
+              <w:left w:w="60" w:type="dxa"/>
+              <w:bottom w:w="40" w:type="dxa"/>
+              <w:right w:w="60" w:type="dxa"/>
+            </w:tcMar>
             <w:tcBorders>
               <w:top w:val="single" w:sz="4" w:color="BFBFBF"/>
               <w:left w:val="single" w:sz="4" w:color="BFBFBF"/>
@@ -1637,7 +1648,6 @@
               <w:bottom w:w="40" w:type="dxa"/>
               <w:right w:w="60" w:type="dxa"/>
             </w:tcMar>
-            <w:shd w:val="clear" w:color="auto" w:fill="2E86AB"/>
           </w:tcPr>
           <w:bookmarkStart w:id="34" w:name="tbl-lenguajes"/>
           <w:p>
@@ -1653,7 +1663,7 @@
             <w:r>
               <w:rPr>
                 <w:b/>
-                <w:color w:val="FFFFFF"/>
+                <w:color w:val="000000"/>
                 <w:sz w:val="20"/>
               </w:rPr>
               <w:t xml:space="preserve">Tabla 2: Distribución de responsabilidades técnicas entre los tres lenguajes del proyecto, con las librerías centrales y los notebooks que materializan cada función. La elección obedece a las fortalezas disciplinares de cada ecosistema y se valida cruzadamente en la sección de Validación cruzada multilingüe.</w:t>
@@ -2941,6 +2951,12 @@
               <w:bottom w:w="40" w:type="dxa"/>
               <w:right w:w="60" w:type="dxa"/>
             </w:tcMar>
+            <w:tcMar>
+              <w:top w:w="40" w:type="dxa"/>
+              <w:left w:w="60" w:type="dxa"/>
+              <w:bottom w:w="40" w:type="dxa"/>
+              <w:right w:w="60" w:type="dxa"/>
+            </w:tcMar>
             <w:tcBorders>
               <w:top w:val="single" w:sz="4" w:color="BFBFBF"/>
               <w:left w:val="single" w:sz="4" w:color="BFBFBF"/>
@@ -2953,7 +2969,6 @@
               <w:bottom w:w="40" w:type="dxa"/>
               <w:right w:w="60" w:type="dxa"/>
             </w:tcMar>
-            <w:shd w:val="clear" w:color="auto" w:fill="2E86AB"/>
           </w:tcPr>
           <w:bookmarkStart w:id="46" w:name="fig-flujo"/>
           <w:p>
@@ -2976,7 +2991,7 @@
             <w:r>
               <w:rPr>
                 <w:b/>
-                <w:color w:val="FFFFFF"/>
+                <w:color w:val="000000"/>
                 <w:sz w:val="20"/>
               </w:rPr>
               <w:t xml:space="preserve">Figura 3: Flujo metodológico del proyecto: seis fases secuenciales con validación cruzada entre Python, R y Julia, todas ejecutadas dentro de un contenedor Docker que garantiza la reproducibilidad bit a bit de cada análisis.</w:t>
@@ -3653,6 +3668,12 @@
               <w:bottom w:w="40" w:type="dxa"/>
               <w:right w:w="60" w:type="dxa"/>
             </w:tcMar>
+            <w:tcMar>
+              <w:top w:w="40" w:type="dxa"/>
+              <w:left w:w="60" w:type="dxa"/>
+              <w:bottom w:w="40" w:type="dxa"/>
+              <w:right w:w="60" w:type="dxa"/>
+            </w:tcMar>
             <w:tcBorders>
               <w:top w:val="single" w:sz="4" w:color="BFBFBF"/>
               <w:left w:val="single" w:sz="4" w:color="BFBFBF"/>
@@ -3665,7 +3686,6 @@
               <w:bottom w:w="40" w:type="dxa"/>
               <w:right w:w="60" w:type="dxa"/>
             </w:tcMar>
-            <w:shd w:val="clear" w:color="auto" w:fill="2E86AB"/>
           </w:tcPr>
           <w:bookmarkStart w:id="56" w:name="tbl-bfast-unificado"/>
           <w:p>
@@ -3681,7 +3701,7 @@
             <w:r>
               <w:rPr>
                 <w:b/>
-                <w:color w:val="FFFFFF"/>
+                <w:color w:val="000000"/>
                 <w:sz w:val="20"/>
               </w:rPr>
               <w:t xml:space="preserve">Tabla 3: Quiebres estructurales detectados por bfast sobre las cuatro estaciones de manglar real, periodo 2018–2025 (Sentinel-2 únicamente). Los quiebres se agrupan en tres bloques temporales coincidentes con eventos ENSO documentados en la sección de forzamiento climático.</w:t>
@@ -4244,6 +4264,12 @@
               <w:bottom w:w="40" w:type="dxa"/>
               <w:right w:w="60" w:type="dxa"/>
             </w:tcMar>
+            <w:tcMar>
+              <w:top w:w="40" w:type="dxa"/>
+              <w:left w:w="60" w:type="dxa"/>
+              <w:bottom w:w="40" w:type="dxa"/>
+              <w:right w:w="60" w:type="dxa"/>
+            </w:tcMar>
             <w:tcBorders>
               <w:top w:val="single" w:sz="4" w:color="BFBFBF"/>
               <w:left w:val="single" w:sz="4" w:color="BFBFBF"/>
@@ -4256,7 +4282,6 @@
               <w:bottom w:w="40" w:type="dxa"/>
               <w:right w:w="60" w:type="dxa"/>
             </w:tcMar>
-            <w:shd w:val="clear" w:color="auto" w:fill="2E86AB"/>
           </w:tcPr>
           <w:bookmarkStart w:id="59" w:name="tbl-fragmentacion-acotado"/>
           <w:p>
@@ -4272,7 +4297,7 @@
             <w:r>
               <w:rPr>
                 <w:b/>
-                <w:color w:val="FFFFFF"/>
+                <w:color w:val="000000"/>
                 <w:sz w:val="20"/>
               </w:rPr>
               <w:t xml:space="preserve">Tabla 4: Métricas de fragmentación sobre AOI acotado (SFF CGSM + VPI Salamanca, 835 km2), calculadas en EPSG:9377. Los parches están filtrados al rango 1–5.000 ha y procesados en Julia descomponiendo MultiPolygons.</w:t>
@@ -4978,6 +5003,12 @@
               <w:bottom w:w="40" w:type="dxa"/>
               <w:right w:w="60" w:type="dxa"/>
             </w:tcMar>
+            <w:tcMar>
+              <w:top w:w="40" w:type="dxa"/>
+              <w:left w:w="60" w:type="dxa"/>
+              <w:bottom w:w="40" w:type="dxa"/>
+              <w:right w:w="60" w:type="dxa"/>
+            </w:tcMar>
             <w:tcBorders>
               <w:top w:val="single" w:sz="4" w:color="BFBFBF"/>
               <w:left w:val="single" w:sz="4" w:color="BFBFBF"/>
@@ -4990,7 +5021,6 @@
               <w:bottom w:w="40" w:type="dxa"/>
               <w:right w:w="60" w:type="dxa"/>
             </w:tcMar>
-            <w:shd w:val="clear" w:color="auto" w:fill="2E86AB"/>
           </w:tcPr>
           <w:bookmarkStart w:id="61" w:name="tbl-clasif-estaciones"/>
           <w:p>
@@ -5006,7 +5036,7 @@
             <w:r>
               <w:rPr>
                 <w:b/>
-                <w:color w:val="FFFFFF"/>
+                <w:color w:val="000000"/>
                 <w:sz w:val="20"/>
               </w:rPr>
               <w:t xml:space="preserve">Tabla 5: Clasificación de las ocho estaciones de muestreo por naturaleza espectral y distancia al AOI.</w:t>
@@ -7697,6 +7727,12 @@
               <w:bottom w:w="40" w:type="dxa"/>
               <w:right w:w="60" w:type="dxa"/>
             </w:tcMar>
+            <w:tcMar>
+              <w:top w:w="40" w:type="dxa"/>
+              <w:left w:w="60" w:type="dxa"/>
+              <w:bottom w:w="40" w:type="dxa"/>
+              <w:right w:w="60" w:type="dxa"/>
+            </w:tcMar>
             <w:tcBorders>
               <w:top w:val="single" w:sz="4" w:color="BFBFBF"/>
               <w:left w:val="single" w:sz="4" w:color="BFBFBF"/>
@@ -7709,7 +7745,6 @@
               <w:bottom w:w="40" w:type="dxa"/>
               <w:right w:w="60" w:type="dxa"/>
             </w:tcMar>
-            <w:shd w:val="clear" w:color="auto" w:fill="2E86AB"/>
           </w:tcPr>
           <w:bookmarkStart w:id="93" w:name="tbl-sar"/>
           <w:p>
@@ -7725,7 +7760,7 @@
             <w:r>
               <w:rPr>
                 <w:b/>
-                <w:color w:val="FFFFFF"/>
+                <w:color w:val="000000"/>
                 <w:sz w:val="20"/>
               </w:rPr>
               <w:t xml:space="preserve">Tabla 6: Extensión de la inundación detectada con Sentinel-1 SAR (septiembre–octubre 2020) sobre el AOI acotado SFF + VPI Salamanca.</w:t>
@@ -8224,6 +8259,12 @@
               <w:bottom w:w="40" w:type="dxa"/>
               <w:right w:w="60" w:type="dxa"/>
             </w:tcMar>
+            <w:tcMar>
+              <w:top w:w="40" w:type="dxa"/>
+              <w:left w:w="60" w:type="dxa"/>
+              <w:bottom w:w="40" w:type="dxa"/>
+              <w:right w:w="60" w:type="dxa"/>
+            </w:tcMar>
             <w:tcBorders>
               <w:top w:val="single" w:sz="4" w:color="BFBFBF"/>
               <w:left w:val="single" w:sz="4" w:color="BFBFBF"/>
@@ -8236,7 +8277,6 @@
               <w:bottom w:w="40" w:type="dxa"/>
               <w:right w:w="60" w:type="dxa"/>
             </w:tcMar>
-            <w:shd w:val="clear" w:color="auto" w:fill="2E86AB"/>
           </w:tcPr>
           <w:bookmarkStart w:id="96" w:name="tbl-validación"/>
           <w:p>
@@ -8252,7 +8292,7 @@
             <w:r>
               <w:rPr>
                 <w:b/>
-                <w:color w:val="FFFFFF"/>
+                <w:color w:val="000000"/>
                 <w:sz w:val="20"/>
               </w:rPr>
               <w:t xml:space="preserve">Tabla 7: Métricas de validación de la clasificación de manglar contra dos cartografías de referencia ,INVEMAR 1:25.000 (Instituto de Investigaciones Marinas y Costeras, 2020) como referencia nacional oficial y ESA WorldCover v200 (Zanaga et al., 2022) como referencia global a 10 m. La columna de línea base envolvente corresponde a la iteración preliminar sobre 5.073 km²; las dos columnas vigentes corresponden al AOI acotado SFF + VPI (835 km²) y constituyen la validación doble del informe v6. TP, FP, FN y TN denotan verdaderos positivos, falsos positivos, falsos negativos y verdaderos negativos a nivel de píxel.</w:t>
@@ -9060,6 +9100,12 @@
               <w:bottom w:w="40" w:type="dxa"/>
               <w:right w:w="60" w:type="dxa"/>
             </w:tcMar>
+            <w:tcMar>
+              <w:top w:w="40" w:type="dxa"/>
+              <w:left w:w="60" w:type="dxa"/>
+              <w:bottom w:w="40" w:type="dxa"/>
+              <w:right w:w="60" w:type="dxa"/>
+            </w:tcMar>
             <w:tcBorders>
               <w:top w:val="single" w:sz="4" w:color="BFBFBF"/>
               <w:left w:val="single" w:sz="4" w:color="BFBFBF"/>
@@ -9072,7 +9118,6 @@
               <w:bottom w:w="40" w:type="dxa"/>
               <w:right w:w="60" w:type="dxa"/>
             </w:tcMar>
-            <w:shd w:val="clear" w:color="auto" w:fill="2E86AB"/>
           </w:tcPr>
           <w:bookmarkStart w:id="98" w:name="tbl-benchmark-rf"/>
           <w:p>
@@ -9088,7 +9133,7 @@
             <w:r>
               <w:rPr>
                 <w:b/>
-                <w:color w:val="FFFFFF"/>
+                <w:color w:val="000000"/>
                 <w:sz w:val="20"/>
               </w:rPr>
               <w:t xml:space="preserve">Tabla 8: Benchmark del clasificador supervisado Random Forest frente al determinístico por umbrales espectrales, sobre el AOI acotado y la mediana Sentinel-2 del periodo actual. El RF se entrena con 1.000 puntos estratificados con validación cruzada K-fold = 5 (F1 medio = 0,931 ± 0,017) y se evalúa pixel-a-pixel sobre n = 10.000 puntos aleatorios dentro del AOI.</w:t>
@@ -10989,6 +11034,12 @@
               <w:bottom w:w="40" w:type="dxa"/>
               <w:right w:w="60" w:type="dxa"/>
             </w:tcMar>
+            <w:tcMar>
+              <w:top w:w="40" w:type="dxa"/>
+              <w:left w:w="60" w:type="dxa"/>
+              <w:bottom w:w="40" w:type="dxa"/>
+              <w:right w:w="60" w:type="dxa"/>
+            </w:tcMar>
             <w:tcBorders>
               <w:top w:val="single" w:sz="4" w:color="BFBFBF"/>
               <w:left w:val="single" w:sz="4" w:color="BFBFBF"/>
@@ -11001,7 +11052,6 @@
               <w:bottom w:w="40" w:type="dxa"/>
               <w:right w:w="60" w:type="dxa"/>
             </w:tcMar>
-            <w:shd w:val="clear" w:color="auto" w:fill="2E86AB"/>
           </w:tcPr>
           <w:bookmarkStart w:id="113" w:name="tbl-alertas"/>
           <w:p>
@@ -11017,7 +11067,7 @@
             <w:r>
               <w:rPr>
                 <w:b/>
-                <w:color w:val="FFFFFF"/>
+                <w:color w:val="000000"/>
                 <w:sz w:val="20"/>
               </w:rPr>
               <w:t xml:space="preserve">Tabla 9: Estado actual del manglar de la CGSM por estación según el módulo de alertas tempranas (corte 2024-12 a 2025-12). El campo</w:t>
@@ -11025,7 +11075,7 @@
             <w:r>
               <w:rPr>
                 <w:b/>
-                <w:color w:val="FFFFFF"/>
+                <w:color w:val="000000"/>
                 <w:sz w:val="20"/>
               </w:rPr>
               <w:t xml:space="preserve"> </w:t>
@@ -11035,7 +11085,7 @@
                 <w:iCs/>
                 <w:b/>
                 <w:i/>
-                <w:color w:val="FFFFFF"/>
+                <w:color w:val="000000"/>
                 <w:sz w:val="20"/>
               </w:rPr>
               <w:t xml:space="preserve">z</w:t>
@@ -11043,7 +11093,7 @@
             <w:r>
               <w:rPr>
                 <w:b/>
-                <w:color w:val="FFFFFF"/>
+                <w:color w:val="000000"/>
                 <w:sz w:val="20"/>
               </w:rPr>
               <w:t xml:space="preserve"> </w:t>
@@ -11051,7 +11101,7 @@
             <w:r>
               <w:rPr>
                 <w:b/>
-                <w:color w:val="FFFFFF"/>
+                <w:color w:val="000000"/>
                 <w:sz w:val="20"/>
               </w:rPr>
               <w:t xml:space="preserve">actual corresponde al z-score NDVI del último mes disponible.</w:t>
@@ -13671,6 +13721,12 @@
               <w:bottom w:w="40" w:type="dxa"/>
               <w:right w:w="60" w:type="dxa"/>
             </w:tcMar>
+            <w:tcMar>
+              <w:top w:w="40" w:type="dxa"/>
+              <w:left w:w="60" w:type="dxa"/>
+              <w:bottom w:w="40" w:type="dxa"/>
+              <w:right w:w="60" w:type="dxa"/>
+            </w:tcMar>
             <w:tcBorders>
               <w:top w:val="single" w:sz="4" w:color="BFBFBF"/>
               <w:left w:val="single" w:sz="4" w:color="BFBFBF"/>
@@ -13683,7 +13739,6 @@
               <w:bottom w:w="40" w:type="dxa"/>
               <w:right w:w="60" w:type="dxa"/>
             </w:tcMar>
-            <w:shd w:val="clear" w:color="auto" w:fill="2E86AB"/>
           </w:tcPr>
           <w:p>
             <w:pPr>
@@ -13697,7 +13752,7 @@
               <w:rPr>
                 <w:bCs/>
                 <w:b/>
-                <w:color w:val="FFFFFF"/>
+                <w:color w:val="000000"/>
                 <w:sz w:val="20"/>
               </w:rPr>
               <w:t xml:space="preserve">Material complementario</w:t>
@@ -13714,7 +13769,7 @@
             <w:r>
               <w:rPr>
                 <w:b/>
-                <w:color w:val="FFFFFF"/>
+                <w:color w:val="000000"/>
                 <w:sz w:val="20"/>
               </w:rPr>
               <w:t xml:space="preserve">Los anexos técnicos del proyecto ,configuración del entorno Docker (Anexo A), estructura del repositorio GitHub (Anexo B), nota metodológica sobre el conteo de parches Julia vs Python (Anexo C), análisis de sensibilidad del acoplamiento caudal-NDVI con caudal máximo (Anexo D), fragmentos de código complementarios (Anexo E) y tablas detalladas movidas desde el cuerpo (Anexo F), se reportan en el documento complementario</w:t>
@@ -13722,7 +13777,7 @@
             <w:r>
               <w:rPr>
                 <w:b/>
-                <w:color w:val="FFFFFF"/>
+                <w:color w:val="000000"/>
                 <w:sz w:val="20"/>
               </w:rPr>
               <w:t xml:space="preserve"> </w:t>
@@ -13732,7 +13787,7 @@
                 <w:rStyle w:val="VerbatimChar"/>
                 <w:bCs/>
                 <w:b/>
-                <w:color w:val="FFFFFF"/>
+                <w:color w:val="000000"/>
                 <w:sz w:val="20"/>
               </w:rPr>
               <w:t xml:space="preserve">informe_anexos.pdf</w:t>
@@ -13740,7 +13795,7 @@
             <w:r>
               <w:rPr>
                 <w:b/>
-                <w:color w:val="FFFFFF"/>
+                <w:color w:val="000000"/>
                 <w:sz w:val="20"/>
               </w:rPr>
               <w:t xml:space="preserve">, disponible en el repositorio del proyecto en</w:t>
@@ -13748,7 +13803,7 @@
             <w:r>
               <w:rPr>
                 <w:b/>
-                <w:color w:val="FFFFFF"/>
+                <w:color w:val="000000"/>
                 <w:sz w:val="20"/>
               </w:rPr>
               <w:t xml:space="preserve"> </w:t>
@@ -13764,7 +13819,7 @@
             <w:r>
               <w:rPr>
                 <w:b/>
-                <w:color w:val="FFFFFF"/>
+                <w:color w:val="000000"/>
                 <w:sz w:val="20"/>
               </w:rPr>
               <w:t xml:space="preserve">.</w:t>

--- a/docs/informe_final.docx
+++ b/docs/informe_final.docx
@@ -34,31 +34,7 @@
         <w:rPr>
           <w:color w:val="000000"/>
         </w:rPr>
-        <w:t xml:space="preserve">(Python,</w:t>
-      </w:r>
-      <w:r>
-        <w:rPr>
-          <w:color w:val="000000"/>
-        </w:rPr>
-        <w:t xml:space="preserve"> </w:t>
-      </w:r>
-      <w:r>
-        <w:rPr>
-          <w:color w:val="000000"/>
-        </w:rPr>
-        <w:t xml:space="preserve">R,</w:t>
-      </w:r>
-      <w:r>
-        <w:rPr>
-          <w:color w:val="000000"/>
-        </w:rPr>
-        <w:t xml:space="preserve"> </w:t>
-      </w:r>
-      <w:r>
-        <w:rPr>
-          <w:color w:val="000000"/>
-        </w:rPr>
-        <w:t xml:space="preserve">Julia)</w:t>
+        <w:t xml:space="preserve">GeoAI</w:t>
       </w:r>
       <w:r>
         <w:rPr>
@@ -106,6 +82,78 @@
         <w:rPr>
           <w:color w:val="000000"/>
         </w:rPr>
+        <w:t xml:space="preserve">del</w:t>
+      </w:r>
+      <w:r>
+        <w:rPr>
+          <w:color w:val="000000"/>
+        </w:rPr>
+        <w:t xml:space="preserve"> </w:t>
+      </w:r>
+      <w:r>
+        <w:rPr>
+          <w:color w:val="000000"/>
+        </w:rPr>
+        <w:t xml:space="preserve">manglar</w:t>
+      </w:r>
+      <w:r>
+        <w:rPr>
+          <w:color w:val="000000"/>
+        </w:rPr>
+        <w:t xml:space="preserve"> </w:t>
+      </w:r>
+      <w:r>
+        <w:rPr>
+          <w:color w:val="000000"/>
+        </w:rPr>
+        <w:t xml:space="preserve">en</w:t>
+      </w:r>
+      <w:r>
+        <w:rPr>
+          <w:color w:val="000000"/>
+        </w:rPr>
+        <w:t xml:space="preserve"> </w:t>
+      </w:r>
+      <w:r>
+        <w:rPr>
+          <w:color w:val="000000"/>
+        </w:rPr>
+        <w:t xml:space="preserve">la</w:t>
+      </w:r>
+      <w:r>
+        <w:rPr>
+          <w:color w:val="000000"/>
+        </w:rPr>
+        <w:t xml:space="preserve"> </w:t>
+      </w:r>
+      <w:r>
+        <w:rPr>
+          <w:color w:val="000000"/>
+        </w:rPr>
+        <w:t xml:space="preserve">Ciénaga</w:t>
+      </w:r>
+      <w:r>
+        <w:rPr>
+          <w:color w:val="000000"/>
+        </w:rPr>
+        <w:t xml:space="preserve"> </w:t>
+      </w:r>
+      <w:r>
+        <w:rPr>
+          <w:color w:val="000000"/>
+        </w:rPr>
+        <w:t xml:space="preserve">Grande</w:t>
+      </w:r>
+      <w:r>
+        <w:rPr>
+          <w:color w:val="000000"/>
+        </w:rPr>
+        <w:t xml:space="preserve"> </w:t>
+      </w:r>
+      <w:r>
+        <w:rPr>
+          <w:color w:val="000000"/>
+        </w:rPr>
         <w:t xml:space="preserve">de</w:t>
       </w:r>
       <w:r>
@@ -118,43 +166,19 @@
         <w:rPr>
           <w:color w:val="000000"/>
         </w:rPr>
-        <w:t xml:space="preserve">manglar</w:t>
-      </w:r>
-      <w:r>
-        <w:rPr>
-          <w:color w:val="000000"/>
-        </w:rPr>
-        <w:t xml:space="preserve"> </w:t>
-      </w:r>
-      <w:r>
-        <w:rPr>
-          <w:color w:val="000000"/>
-        </w:rPr>
-        <w:t xml:space="preserve">en</w:t>
-      </w:r>
-      <w:r>
-        <w:rPr>
-          <w:color w:val="000000"/>
-        </w:rPr>
-        <w:t xml:space="preserve"> </w:t>
-      </w:r>
-      <w:r>
-        <w:rPr>
-          <w:color w:val="000000"/>
-        </w:rPr>
-        <w:t xml:space="preserve">la</w:t>
-      </w:r>
-      <w:r>
-        <w:rPr>
-          <w:color w:val="000000"/>
-        </w:rPr>
-        <w:t xml:space="preserve"> </w:t>
-      </w:r>
-      <w:r>
-        <w:rPr>
-          <w:color w:val="000000"/>
-        </w:rPr>
-        <w:t xml:space="preserve">CGSM</w:t>
+        <w:t xml:space="preserve">Santa</w:t>
+      </w:r>
+      <w:r>
+        <w:rPr>
+          <w:color w:val="000000"/>
+        </w:rPr>
+        <w:t xml:space="preserve"> </w:t>
+      </w:r>
+      <w:r>
+        <w:rPr>
+          <w:color w:val="000000"/>
+        </w:rPr>
+        <w:t xml:space="preserve">Marta</w:t>
       </w:r>
       <w:r>
         <w:rPr>
@@ -760,7 +784,7 @@
         <w:tblW w:type="pct" w:w="5000"/>
         <w:tblLook w:firstRow="0" w:lastRow="0" w:firstColumn="0" w:lastColumn="0" w:noHBand="0" w:noVBand="0" w:val="0000"/>
         <w:jc w:val="start"/>
-        <w:tblLayout w:type="autofit"/>
+        <w:tblLayout w:type="fixed"/>
         <w:tblBorders>
           <w:top w:val="nil"/>
           <w:left w:val="nil"/>
@@ -776,24 +800,6 @@
       <w:tr>
         <w:tc>
           <w:tcPr>
-            <w:tcMar>
-              <w:top w:w="40" w:type="dxa"/>
-              <w:left w:w="60" w:type="dxa"/>
-              <w:bottom w:w="40" w:type="dxa"/>
-              <w:right w:w="60" w:type="dxa"/>
-            </w:tcMar>
-            <w:tcMar>
-              <w:top w:w="40" w:type="dxa"/>
-              <w:left w:w="60" w:type="dxa"/>
-              <w:bottom w:w="40" w:type="dxa"/>
-              <w:right w:w="60" w:type="dxa"/>
-            </w:tcMar>
-            <w:tcMar>
-              <w:top w:w="40" w:type="dxa"/>
-              <w:left w:w="60" w:type="dxa"/>
-              <w:bottom w:w="40" w:type="dxa"/>
-              <w:right w:w="60" w:type="dxa"/>
-            </w:tcMar>
             <w:tcBorders>
               <w:top w:val="nil"/>
               <w:left w:val="nil"/>
@@ -804,7 +810,6 @@
           <w:bookmarkStart w:id="32" w:name="tbl-fuentes"/>
           <w:p>
             <w:pPr>
-              <w:spacing w:before="0" w:after="0"/>
               <w:jc w:val="center"/>
             </w:pPr>
             <w:pPr>
@@ -814,9 +819,7 @@
             </w:pPr>
             <w:r>
               <w:rPr>
-                <w:b/>
                 <w:color w:val="000000"/>
-                <w:sz w:val="20"/>
               </w:rPr>
               <w:t xml:space="preserve">Tabla 1: Fuentes de datos utilizadas en el pipeline para el monitoreo de manglar.</w:t>
             </w:r>
@@ -1953,11 +1956,7 @@
             </w:tr>
           </w:tbl>
           <w:bookmarkEnd w:id="32"/>
-          <w:p>
-            <w:pPr>
-              <w:spacing w:before="0" w:after="0"/>
-            </w:pPr>
-          </w:p>
+          <w:p/>
         </w:tc>
       </w:tr>
     </w:tbl>
@@ -2235,7 +2234,7 @@
         <w:tblW w:type="pct" w:w="5000"/>
         <w:tblLook w:firstRow="0" w:lastRow="0" w:firstColumn="0" w:lastColumn="0" w:noHBand="0" w:noVBand="0" w:val="0000"/>
         <w:jc w:val="start"/>
-        <w:tblLayout w:type="autofit"/>
+        <w:tblLayout w:type="fixed"/>
         <w:tblBorders>
           <w:top w:val="nil"/>
           <w:left w:val="nil"/>
@@ -2251,24 +2250,6 @@
       <w:tr>
         <w:tc>
           <w:tcPr>
-            <w:tcMar>
-              <w:top w:w="40" w:type="dxa"/>
-              <w:left w:w="60" w:type="dxa"/>
-              <w:bottom w:w="40" w:type="dxa"/>
-              <w:right w:w="60" w:type="dxa"/>
-            </w:tcMar>
-            <w:tcMar>
-              <w:top w:w="40" w:type="dxa"/>
-              <w:left w:w="60" w:type="dxa"/>
-              <w:bottom w:w="40" w:type="dxa"/>
-              <w:right w:w="60" w:type="dxa"/>
-            </w:tcMar>
-            <w:tcMar>
-              <w:top w:w="40" w:type="dxa"/>
-              <w:left w:w="60" w:type="dxa"/>
-              <w:bottom w:w="40" w:type="dxa"/>
-              <w:right w:w="60" w:type="dxa"/>
-            </w:tcMar>
             <w:tcBorders>
               <w:top w:val="nil"/>
               <w:left w:val="nil"/>
@@ -2279,7 +2260,6 @@
           <w:bookmarkStart w:id="34" w:name="tbl-lenguajes"/>
           <w:p>
             <w:pPr>
-              <w:spacing w:before="0" w:after="0"/>
               <w:jc w:val="center"/>
             </w:pPr>
             <w:pPr>
@@ -2289,9 +2269,7 @@
             </w:pPr>
             <w:r>
               <w:rPr>
-                <w:b/>
                 <w:color w:val="000000"/>
-                <w:sz w:val="20"/>
               </w:rPr>
               <w:t xml:space="preserve">Tabla 2: Distribución de responsabilidades técnicas entre los tres lenguajes del proyecto, con las librerías centrales y los notebooks que materializan cada función. La elección obedece a las fortalezas disciplinares de cada ecosistema y se valida cruzadamente en la sección de Validación cruzada multilingüe.</w:t>
             </w:r>
@@ -3324,11 +3302,7 @@
             </w:tr>
           </w:tbl>
           <w:bookmarkEnd w:id="34"/>
-          <w:p>
-            <w:pPr>
-              <w:spacing w:before="0" w:after="0"/>
-            </w:pPr>
-          </w:p>
+          <w:p/>
         </w:tc>
       </w:tr>
     </w:tbl>
@@ -4007,7 +3981,7 @@
         <w:tblW w:type="pct" w:w="5000"/>
         <w:tblLook w:firstRow="0" w:lastRow="0" w:firstColumn="0" w:lastColumn="0" w:noHBand="0" w:noVBand="0" w:val="0000"/>
         <w:jc w:val="start"/>
-        <w:tblLayout w:type="autofit"/>
+        <w:tblLayout w:type="fixed"/>
         <w:tblBorders>
           <w:top w:val="nil"/>
           <w:left w:val="nil"/>
@@ -4023,24 +3997,6 @@
       <w:tr>
         <w:tc>
           <w:tcPr>
-            <w:tcMar>
-              <w:top w:w="40" w:type="dxa"/>
-              <w:left w:w="60" w:type="dxa"/>
-              <w:bottom w:w="40" w:type="dxa"/>
-              <w:right w:w="60" w:type="dxa"/>
-            </w:tcMar>
-            <w:tcMar>
-              <w:top w:w="40" w:type="dxa"/>
-              <w:left w:w="60" w:type="dxa"/>
-              <w:bottom w:w="40" w:type="dxa"/>
-              <w:right w:w="60" w:type="dxa"/>
-            </w:tcMar>
-            <w:tcMar>
-              <w:top w:w="40" w:type="dxa"/>
-              <w:left w:w="60" w:type="dxa"/>
-              <w:bottom w:w="40" w:type="dxa"/>
-              <w:right w:w="60" w:type="dxa"/>
-            </w:tcMar>
             <w:tcBorders>
               <w:top w:val="nil"/>
               <w:left w:val="nil"/>
@@ -4052,13 +4008,11 @@
           <w:p>
             <w:pPr>
               <w:pStyle w:val="Compact"/>
-              <w:spacing w:before="0" w:after="0"/>
               <w:jc w:val="center"/>
             </w:pPr>
           </w:p>
           <w:p>
             <w:pPr>
-              <w:spacing w:before="0" w:after="0"/>
               <w:jc w:val="center"/>
             </w:pPr>
             <w:pPr>
@@ -4068,9 +4022,7 @@
             </w:pPr>
             <w:r>
               <w:rPr>
-                <w:b/>
                 <w:color w:val="000000"/>
-                <w:sz w:val="20"/>
               </w:rPr>
               <w:t xml:space="preserve">Figura 3: Flujo metodológico del proyecto: seis fases secuenciales con validación cruzada entre Python, R y Julia, todas ejecutadas dentro de un contenedor Docker que garantiza la reproducibilidad bit a bit de cada análisis.</w:t>
             </w:r>
@@ -4724,7 +4676,7 @@
         <w:tblW w:type="pct" w:w="5000"/>
         <w:tblLook w:firstRow="0" w:lastRow="0" w:firstColumn="0" w:lastColumn="0" w:noHBand="0" w:noVBand="0" w:val="0000"/>
         <w:jc w:val="start"/>
-        <w:tblLayout w:type="autofit"/>
+        <w:tblLayout w:type="fixed"/>
         <w:tblBorders>
           <w:top w:val="nil"/>
           <w:left w:val="nil"/>
@@ -4740,24 +4692,6 @@
       <w:tr>
         <w:tc>
           <w:tcPr>
-            <w:tcMar>
-              <w:top w:w="40" w:type="dxa"/>
-              <w:left w:w="60" w:type="dxa"/>
-              <w:bottom w:w="40" w:type="dxa"/>
-              <w:right w:w="60" w:type="dxa"/>
-            </w:tcMar>
-            <w:tcMar>
-              <w:top w:w="40" w:type="dxa"/>
-              <w:left w:w="60" w:type="dxa"/>
-              <w:bottom w:w="40" w:type="dxa"/>
-              <w:right w:w="60" w:type="dxa"/>
-            </w:tcMar>
-            <w:tcMar>
-              <w:top w:w="40" w:type="dxa"/>
-              <w:left w:w="60" w:type="dxa"/>
-              <w:bottom w:w="40" w:type="dxa"/>
-              <w:right w:w="60" w:type="dxa"/>
-            </w:tcMar>
             <w:tcBorders>
               <w:top w:val="nil"/>
               <w:left w:val="nil"/>
@@ -4768,7 +4702,6 @@
           <w:bookmarkStart w:id="56" w:name="tbl-bfast-unificado"/>
           <w:p>
             <w:pPr>
-              <w:spacing w:before="0" w:after="0"/>
               <w:jc w:val="center"/>
             </w:pPr>
             <w:pPr>
@@ -4778,9 +4711,7 @@
             </w:pPr>
             <w:r>
               <w:rPr>
-                <w:b/>
                 <w:color w:val="000000"/>
-                <w:sz w:val="20"/>
               </w:rPr>
               <w:t xml:space="preserve">Tabla 3: Quiebres estructurales detectados por bfast sobre las cuatro estaciones de manglar real, periodo 2018–2025 (Sentinel-2 únicamente). Los quiebres se agrupan en tres bloques temporales coincidentes con eventos ENSO documentados en la sección de forzamiento climático.</w:t>
             </w:r>
@@ -5590,11 +5521,7 @@
             </w:tr>
           </w:tbl>
           <w:bookmarkEnd w:id="56"/>
-          <w:p>
-            <w:pPr>
-              <w:spacing w:before="0" w:after="0"/>
-            </w:pPr>
-          </w:p>
+          <w:p/>
         </w:tc>
       </w:tr>
     </w:tbl>
@@ -5754,7 +5681,7 @@
         <w:tblW w:type="pct" w:w="5000"/>
         <w:tblLook w:firstRow="0" w:lastRow="0" w:firstColumn="0" w:lastColumn="0" w:noHBand="0" w:noVBand="0" w:val="0000"/>
         <w:jc w:val="start"/>
-        <w:tblLayout w:type="autofit"/>
+        <w:tblLayout w:type="fixed"/>
         <w:tblBorders>
           <w:top w:val="nil"/>
           <w:left w:val="nil"/>
@@ -5770,24 +5697,6 @@
       <w:tr>
         <w:tc>
           <w:tcPr>
-            <w:tcMar>
-              <w:top w:w="40" w:type="dxa"/>
-              <w:left w:w="60" w:type="dxa"/>
-              <w:bottom w:w="40" w:type="dxa"/>
-              <w:right w:w="60" w:type="dxa"/>
-            </w:tcMar>
-            <w:tcMar>
-              <w:top w:w="40" w:type="dxa"/>
-              <w:left w:w="60" w:type="dxa"/>
-              <w:bottom w:w="40" w:type="dxa"/>
-              <w:right w:w="60" w:type="dxa"/>
-            </w:tcMar>
-            <w:tcMar>
-              <w:top w:w="40" w:type="dxa"/>
-              <w:left w:w="60" w:type="dxa"/>
-              <w:bottom w:w="40" w:type="dxa"/>
-              <w:right w:w="60" w:type="dxa"/>
-            </w:tcMar>
             <w:tcBorders>
               <w:top w:val="nil"/>
               <w:left w:val="nil"/>
@@ -5798,7 +5707,6 @@
           <w:bookmarkStart w:id="59" w:name="tbl-fragmentacion-acotado"/>
           <w:p>
             <w:pPr>
-              <w:spacing w:before="0" w:after="0"/>
               <w:jc w:val="center"/>
             </w:pPr>
             <w:pPr>
@@ -5808,9 +5716,7 @@
             </w:pPr>
             <w:r>
               <w:rPr>
-                <w:b/>
                 <w:color w:val="000000"/>
-                <w:sz w:val="20"/>
               </w:rPr>
               <w:t xml:space="preserve">Tabla 4: Métricas de fragmentación sobre AOI acotado (SFF CGSM + VPI Salamanca, 835 km2), calculadas en EPSG:9377. Los parches están filtrados al rango 1–5.000 ha y procesados en Julia descomponiendo MultiPolygons.</w:t>
             </w:r>
@@ -6583,11 +6489,7 @@
             </w:tr>
           </w:tbl>
           <w:bookmarkEnd w:id="59"/>
-          <w:p>
-            <w:pPr>
-              <w:spacing w:before="0" w:after="0"/>
-            </w:pPr>
-          </w:p>
+          <w:p/>
         </w:tc>
       </w:tr>
     </w:tbl>
@@ -6920,7 +6822,7 @@
         <w:tblW w:type="pct" w:w="5000"/>
         <w:tblLook w:firstRow="0" w:lastRow="0" w:firstColumn="0" w:lastColumn="0" w:noHBand="0" w:noVBand="0" w:val="0000"/>
         <w:jc w:val="start"/>
-        <w:tblLayout w:type="autofit"/>
+        <w:tblLayout w:type="fixed"/>
         <w:tblBorders>
           <w:top w:val="nil"/>
           <w:left w:val="nil"/>
@@ -6936,24 +6838,6 @@
       <w:tr>
         <w:tc>
           <w:tcPr>
-            <w:tcMar>
-              <w:top w:w="40" w:type="dxa"/>
-              <w:left w:w="60" w:type="dxa"/>
-              <w:bottom w:w="40" w:type="dxa"/>
-              <w:right w:w="60" w:type="dxa"/>
-            </w:tcMar>
-            <w:tcMar>
-              <w:top w:w="40" w:type="dxa"/>
-              <w:left w:w="60" w:type="dxa"/>
-              <w:bottom w:w="40" w:type="dxa"/>
-              <w:right w:w="60" w:type="dxa"/>
-            </w:tcMar>
-            <w:tcMar>
-              <w:top w:w="40" w:type="dxa"/>
-              <w:left w:w="60" w:type="dxa"/>
-              <w:bottom w:w="40" w:type="dxa"/>
-              <w:right w:w="60" w:type="dxa"/>
-            </w:tcMar>
             <w:tcBorders>
               <w:top w:val="nil"/>
               <w:left w:val="nil"/>
@@ -6964,7 +6848,6 @@
           <w:bookmarkStart w:id="61" w:name="tbl-clasif-estaciones"/>
           <w:p>
             <w:pPr>
-              <w:spacing w:before="0" w:after="0"/>
               <w:jc w:val="center"/>
             </w:pPr>
             <w:pPr>
@@ -6974,9 +6857,7 @@
             </w:pPr>
             <w:r>
               <w:rPr>
-                <w:b/>
                 <w:color w:val="000000"/>
-                <w:sz w:val="20"/>
               </w:rPr>
               <w:t xml:space="preserve">Tabla 5: Clasificación de las ocho estaciones de muestreo por naturaleza espectral y distancia al AOI.</w:t>
             </w:r>
@@ -7381,11 +7262,7 @@
             </w:tr>
           </w:tbl>
           <w:bookmarkEnd w:id="61"/>
-          <w:p>
-            <w:pPr>
-              <w:spacing w:before="0" w:after="0"/>
-            </w:pPr>
-          </w:p>
+          <w:p/>
         </w:tc>
       </w:tr>
     </w:tbl>
@@ -9863,7 +9740,7 @@
         <w:tblW w:type="pct" w:w="5000"/>
         <w:tblLook w:firstRow="0" w:lastRow="0" w:firstColumn="0" w:lastColumn="0" w:noHBand="0" w:noVBand="0" w:val="0000"/>
         <w:jc w:val="start"/>
-        <w:tblLayout w:type="autofit"/>
+        <w:tblLayout w:type="fixed"/>
         <w:tblBorders>
           <w:top w:val="nil"/>
           <w:left w:val="nil"/>
@@ -9879,24 +9756,6 @@
       <w:tr>
         <w:tc>
           <w:tcPr>
-            <w:tcMar>
-              <w:top w:w="40" w:type="dxa"/>
-              <w:left w:w="60" w:type="dxa"/>
-              <w:bottom w:w="40" w:type="dxa"/>
-              <w:right w:w="60" w:type="dxa"/>
-            </w:tcMar>
-            <w:tcMar>
-              <w:top w:w="40" w:type="dxa"/>
-              <w:left w:w="60" w:type="dxa"/>
-              <w:bottom w:w="40" w:type="dxa"/>
-              <w:right w:w="60" w:type="dxa"/>
-            </w:tcMar>
-            <w:tcMar>
-              <w:top w:w="40" w:type="dxa"/>
-              <w:left w:w="60" w:type="dxa"/>
-              <w:bottom w:w="40" w:type="dxa"/>
-              <w:right w:w="60" w:type="dxa"/>
-            </w:tcMar>
             <w:tcBorders>
               <w:top w:val="nil"/>
               <w:left w:val="nil"/>
@@ -9907,7 +9766,6 @@
           <w:bookmarkStart w:id="93" w:name="tbl-sar"/>
           <w:p>
             <w:pPr>
-              <w:spacing w:before="0" w:after="0"/>
               <w:jc w:val="center"/>
             </w:pPr>
             <w:pPr>
@@ -9917,9 +9775,7 @@
             </w:pPr>
             <w:r>
               <w:rPr>
-                <w:b/>
                 <w:color w:val="000000"/>
-                <w:sz w:val="20"/>
               </w:rPr>
               <w:t xml:space="preserve">Tabla 6: Extensión de la inundación detectada con Sentinel-1 SAR (septiembre–octubre 2020) sobre el AOI acotado SFF + VPI Salamanca.</w:t>
             </w:r>
@@ -10323,11 +10179,7 @@
             </w:tr>
           </w:tbl>
           <w:bookmarkEnd w:id="93"/>
-          <w:p>
-            <w:pPr>
-              <w:spacing w:before="0" w:after="0"/>
-            </w:pPr>
-          </w:p>
+          <w:p/>
         </w:tc>
       </w:tr>
     </w:tbl>
@@ -10613,7 +10465,7 @@
         <w:tblW w:type="pct" w:w="5000"/>
         <w:tblLook w:firstRow="0" w:lastRow="0" w:firstColumn="0" w:lastColumn="0" w:noHBand="0" w:noVBand="0" w:val="0000"/>
         <w:jc w:val="start"/>
-        <w:tblLayout w:type="autofit"/>
+        <w:tblLayout w:type="fixed"/>
         <w:tblBorders>
           <w:top w:val="nil"/>
           <w:left w:val="nil"/>
@@ -10629,24 +10481,6 @@
       <w:tr>
         <w:tc>
           <w:tcPr>
-            <w:tcMar>
-              <w:top w:w="40" w:type="dxa"/>
-              <w:left w:w="60" w:type="dxa"/>
-              <w:bottom w:w="40" w:type="dxa"/>
-              <w:right w:w="60" w:type="dxa"/>
-            </w:tcMar>
-            <w:tcMar>
-              <w:top w:w="40" w:type="dxa"/>
-              <w:left w:w="60" w:type="dxa"/>
-              <w:bottom w:w="40" w:type="dxa"/>
-              <w:right w:w="60" w:type="dxa"/>
-            </w:tcMar>
-            <w:tcMar>
-              <w:top w:w="40" w:type="dxa"/>
-              <w:left w:w="60" w:type="dxa"/>
-              <w:bottom w:w="40" w:type="dxa"/>
-              <w:right w:w="60" w:type="dxa"/>
-            </w:tcMar>
             <w:tcBorders>
               <w:top w:val="nil"/>
               <w:left w:val="nil"/>
@@ -10657,7 +10491,6 @@
           <w:bookmarkStart w:id="96" w:name="tbl-validación"/>
           <w:p>
             <w:pPr>
-              <w:spacing w:before="0" w:after="0"/>
               <w:jc w:val="center"/>
             </w:pPr>
             <w:pPr>
@@ -10667,9 +10500,7 @@
             </w:pPr>
             <w:r>
               <w:rPr>
-                <w:b/>
                 <w:color w:val="000000"/>
-                <w:sz w:val="20"/>
               </w:rPr>
               <w:t xml:space="preserve">Tabla 7: Métricas de validación de la clasificación de manglar contra dos cartografías de referencia ,INVEMAR 1:25.000 (Instituto de Investigaciones Marinas y Costeras, 2020) como referencia nacional oficial y ESA WorldCover v200 (Zanaga et al., 2022) como referencia global a 10 m. La columna de línea base envolvente corresponde a la iteración preliminar sobre 5.073 km²; las dos columnas vigentes corresponden al AOI acotado SFF + VPI (835 km²) y constituyen la validación doble del informe v6. TP, FP, FN y TN denotan verdaderos positivos, falsos positivos, falsos negativos y verdaderos negativos a nivel de píxel.</w:t>
             </w:r>
@@ -12054,11 +11885,7 @@
             </w:tr>
           </w:tbl>
           <w:bookmarkEnd w:id="96"/>
-          <w:p>
-            <w:pPr>
-              <w:spacing w:before="0" w:after="0"/>
-            </w:pPr>
-          </w:p>
+          <w:p/>
         </w:tc>
       </w:tr>
     </w:tbl>
@@ -12213,7 +12040,7 @@
         <w:tblW w:type="pct" w:w="5000"/>
         <w:tblLook w:firstRow="0" w:lastRow="0" w:firstColumn="0" w:lastColumn="0" w:noHBand="0" w:noVBand="0" w:val="0000"/>
         <w:jc w:val="start"/>
-        <w:tblLayout w:type="autofit"/>
+        <w:tblLayout w:type="fixed"/>
         <w:tblBorders>
           <w:top w:val="nil"/>
           <w:left w:val="nil"/>
@@ -12229,24 +12056,6 @@
       <w:tr>
         <w:tc>
           <w:tcPr>
-            <w:tcMar>
-              <w:top w:w="40" w:type="dxa"/>
-              <w:left w:w="60" w:type="dxa"/>
-              <w:bottom w:w="40" w:type="dxa"/>
-              <w:right w:w="60" w:type="dxa"/>
-            </w:tcMar>
-            <w:tcMar>
-              <w:top w:w="40" w:type="dxa"/>
-              <w:left w:w="60" w:type="dxa"/>
-              <w:bottom w:w="40" w:type="dxa"/>
-              <w:right w:w="60" w:type="dxa"/>
-            </w:tcMar>
-            <w:tcMar>
-              <w:top w:w="40" w:type="dxa"/>
-              <w:left w:w="60" w:type="dxa"/>
-              <w:bottom w:w="40" w:type="dxa"/>
-              <w:right w:w="60" w:type="dxa"/>
-            </w:tcMar>
             <w:tcBorders>
               <w:top w:val="nil"/>
               <w:left w:val="nil"/>
@@ -12257,7 +12066,6 @@
           <w:bookmarkStart w:id="98" w:name="tbl-benchmark-rf"/>
           <w:p>
             <w:pPr>
-              <w:spacing w:before="0" w:after="0"/>
               <w:jc w:val="center"/>
             </w:pPr>
             <w:pPr>
@@ -12267,9 +12075,7 @@
             </w:pPr>
             <w:r>
               <w:rPr>
-                <w:b/>
                 <w:color w:val="000000"/>
-                <w:sz w:val="20"/>
               </w:rPr>
               <w:t xml:space="preserve">Tabla 8: Benchmark del clasificador supervisado Random Forest frente al determinístico por umbrales espectrales, sobre el AOI acotado y la mediana Sentinel-2 del periodo actual. El RF se entrena con 1.000 puntos estratificados con validación cruzada K-fold = 5 (F1 medio = 0,931 ± 0,017) y se evalúa pixel-a-pixel sobre n = 10.000 puntos aleatorios dentro del AOI.</w:t>
             </w:r>
@@ -13393,11 +13199,7 @@
             </w:tr>
           </w:tbl>
           <w:bookmarkEnd w:id="98"/>
-          <w:p>
-            <w:pPr>
-              <w:spacing w:before="0" w:after="0"/>
-            </w:pPr>
-          </w:p>
+          <w:p/>
         </w:tc>
       </w:tr>
     </w:tbl>
@@ -14747,7 +14549,7 @@
         <w:tblW w:type="pct" w:w="5000"/>
         <w:tblLook w:firstRow="0" w:lastRow="0" w:firstColumn="0" w:lastColumn="0" w:noHBand="0" w:noVBand="0" w:val="0000"/>
         <w:jc w:val="start"/>
-        <w:tblLayout w:type="autofit"/>
+        <w:tblLayout w:type="fixed"/>
         <w:tblBorders>
           <w:top w:val="nil"/>
           <w:left w:val="nil"/>
@@ -14763,24 +14565,6 @@
       <w:tr>
         <w:tc>
           <w:tcPr>
-            <w:tcMar>
-              <w:top w:w="40" w:type="dxa"/>
-              <w:left w:w="60" w:type="dxa"/>
-              <w:bottom w:w="40" w:type="dxa"/>
-              <w:right w:w="60" w:type="dxa"/>
-            </w:tcMar>
-            <w:tcMar>
-              <w:top w:w="40" w:type="dxa"/>
-              <w:left w:w="60" w:type="dxa"/>
-              <w:bottom w:w="40" w:type="dxa"/>
-              <w:right w:w="60" w:type="dxa"/>
-            </w:tcMar>
-            <w:tcMar>
-              <w:top w:w="40" w:type="dxa"/>
-              <w:left w:w="60" w:type="dxa"/>
-              <w:bottom w:w="40" w:type="dxa"/>
-              <w:right w:w="60" w:type="dxa"/>
-            </w:tcMar>
             <w:tcBorders>
               <w:top w:val="nil"/>
               <w:left w:val="nil"/>
@@ -14791,7 +14575,6 @@
           <w:bookmarkStart w:id="113" w:name="tbl-alertas"/>
           <w:p>
             <w:pPr>
-              <w:spacing w:before="0" w:after="0"/>
               <w:jc w:val="center"/>
             </w:pPr>
             <w:pPr>
@@ -14801,43 +14584,33 @@
             </w:pPr>
             <w:r>
               <w:rPr>
-                <w:b/>
                 <w:color w:val="000000"/>
-                <w:sz w:val="20"/>
               </w:rPr>
               <w:t xml:space="preserve">Tabla 9: Estado actual del manglar de la CGSM por estación según el módulo de alertas tempranas (corte 2024-12 a 2025-12). El campo</w:t>
             </w:r>
             <w:r>
               <w:rPr>
-                <w:b/>
                 <w:color w:val="000000"/>
-                <w:sz w:val="20"/>
               </w:rPr>
               <w:t xml:space="preserve"> </w:t>
             </w:r>
             <w:r>
               <w:rPr>
                 <w:iCs/>
-                <w:b/>
                 <w:i/>
                 <w:color w:val="000000"/>
-                <w:sz w:val="20"/>
               </w:rPr>
               <w:t xml:space="preserve">z</w:t>
             </w:r>
             <w:r>
               <w:rPr>
-                <w:b/>
                 <w:color w:val="000000"/>
-                <w:sz w:val="20"/>
               </w:rPr>
               <w:t xml:space="preserve"> </w:t>
             </w:r>
             <w:r>
               <w:rPr>
-                <w:b/>
                 <w:color w:val="000000"/>
-                <w:sz w:val="20"/>
               </w:rPr>
               <w:t xml:space="preserve">actual corresponde al z-score NDVI del último mes disponible.</w:t>
             </w:r>
@@ -16260,11 +16033,7 @@
             </w:tr>
           </w:tbl>
           <w:bookmarkEnd w:id="113"/>
-          <w:p>
-            <w:pPr>
-              <w:spacing w:before="0" w:after="0"/>
-            </w:pPr>
-          </w:p>
+          <w:p/>
         </w:tc>
       </w:tr>
     </w:tbl>
@@ -18217,8 +17986,6 @@
           <w:right w:w="0" w:type="dxa"/>
         </w:tblCellMar>
         <w:tblInd w:w="164" w:type="dxa"/>
-        <w:tblW w:w="5000" w:type="pct"/>
-        <w:tblLayout w:type="autofit"/>
         <w:tblBorders>
           <w:top w:val="nil"/>
           <w:left w:val="nil"/>
@@ -18237,24 +18004,6 @@
             <w:tcMar>
               <w:left w:w="144" w:type="dxa"/>
             </w:tcMar>
-            <w:tcMar>
-              <w:top w:w="40" w:type="dxa"/>
-              <w:left w:w="60" w:type="dxa"/>
-              <w:bottom w:w="40" w:type="dxa"/>
-              <w:right w:w="60" w:type="dxa"/>
-            </w:tcMar>
-            <w:tcMar>
-              <w:top w:w="40" w:type="dxa"/>
-              <w:left w:w="60" w:type="dxa"/>
-              <w:bottom w:w="40" w:type="dxa"/>
-              <w:right w:w="60" w:type="dxa"/>
-            </w:tcMar>
-            <w:tcMar>
-              <w:top w:w="40" w:type="dxa"/>
-              <w:left w:w="60" w:type="dxa"/>
-              <w:bottom w:w="40" w:type="dxa"/>
-              <w:right w:w="60" w:type="dxa"/>
-            </w:tcMar>
             <w:tcBorders>
               <w:top w:val="nil"/>
               <w:left w:val="nil"/>
@@ -18265,7 +18014,6 @@
           <w:p>
             <w:pPr>
               <w:pStyle w:val="BodyText"/>
-              <w:spacing w:before="0" w:after="0"/>
             </w:pPr>
             <w:pPr>
               <w:spacing w:before="16" w:after="64"/>
@@ -18275,7 +18023,6 @@
                 <w:bCs/>
                 <w:b/>
                 <w:color w:val="000000"/>
-                <w:sz w:val="20"/>
               </w:rPr>
               <w:t xml:space="preserve">Material complementario</w:t>
             </w:r>
@@ -18283,24 +18030,19 @@
           <w:p>
             <w:pPr>
               <w:pStyle w:val="BodyText"/>
-              <w:spacing w:before="0" w:after="0"/>
             </w:pPr>
             <w:pPr>
               <w:spacing w:before="16" w:after="16"/>
             </w:pPr>
             <w:r>
               <w:rPr>
-                <w:b/>
                 <w:color w:val="000000"/>
-                <w:sz w:val="20"/>
               </w:rPr>
               <w:t xml:space="preserve">Los anexos técnicos del proyecto ,configuración del entorno Docker (Anexo A), estructura del repositorio GitHub (Anexo B), nota metodológica sobre el conteo de parches Julia vs Python (Anexo C), análisis de sensibilidad del acoplamiento caudal-NDVI con caudal máximo (Anexo D), fragmentos de código complementarios (Anexo E) y tablas detalladas movidas desde el cuerpo (Anexo F), se reportan en el documento complementario</w:t>
             </w:r>
             <w:r>
               <w:rPr>
-                <w:b/>
                 <w:color w:val="000000"/>
-                <w:sz w:val="20"/>
               </w:rPr>
               <w:t xml:space="preserve"> </w:t>
             </w:r>
@@ -18310,23 +18052,18 @@
                 <w:bCs/>
                 <w:b/>
                 <w:color w:val="000000"/>
-                <w:sz w:val="20"/>
               </w:rPr>
               <w:t xml:space="preserve">informe_anexos.pdf</w:t>
             </w:r>
             <w:r>
               <w:rPr>
-                <w:b/>
                 <w:color w:val="000000"/>
-                <w:sz w:val="20"/>
               </w:rPr>
               <w:t xml:space="preserve">, disponible en el repositorio del proyecto en</w:t>
             </w:r>
             <w:r>
               <w:rPr>
-                <w:b/>
                 <w:color w:val="000000"/>
-                <w:sz w:val="20"/>
               </w:rPr>
               <w:t xml:space="preserve"> </w:t>
             </w:r>
@@ -18340,9 +18077,7 @@
             </w:hyperlink>
             <w:r>
               <w:rPr>
-                <w:b/>
                 <w:color w:val="000000"/>
-                <w:sz w:val="20"/>
               </w:rPr>
               <w:t xml:space="preserve">.</w:t>
             </w:r>

--- a/docs/informe_final.docx
+++ b/docs/informe_final.docx
@@ -4991,7 +4991,7 @@
                 <w:sz w:val="18"/>
                 <w:szCs w:val="18"/>
               </w:rPr>
-              <w:t>src/R/03_bfast_ndvi.R, src/R/05_stars_cubo.R, notebooks/02b_bfast_ndvi_R.ipynb, 11b_indices_enso_noaa_R, 12c_caudal_ideam_R</w:t>
+              <w:t>src/R/03_bfast_ndvi.R, src/R/05_stars_cubo.R, notebooks/02b_bfast_ndvi_R.ipynb, 06b_bfast_monitor_R.ipynb, 11b_indices_enso_noaa_R, 12c_caudal_ideam_R</w:t>
             </w:r>
           </w:p>
         </w:tc>
@@ -14630,20 +14630,34 @@
     <w:p>
       <w:pPr>
         <w:pStyle w:val="23"/>
-        <w:rPr>
-          <w:rFonts w:hint="default" w:ascii="Times New Roman" w:hAnsi="Times New Roman" w:cs="Times New Roman"/>
-          <w:sz w:val="20"/>
-          <w:szCs w:val="20"/>
-        </w:rPr>
-      </w:pPr>
-      <w:r>
-        <w:rPr>
-          <w:rFonts w:hint="default" w:ascii="Times New Roman" w:hAnsi="Times New Roman" w:cs="Times New Roman"/>
-          <w:color w:val="000000"/>
-          <w:sz w:val="20"/>
-          <w:szCs w:val="20"/>
-        </w:rPr>
-        <w:t>El script src/python/alertas_manglar.py clasifica cada estación en tres categorías: estable, alerta o crítica, de acuerdo con la severidad y recurrencia de las anomalías registradas en los últimos doce meses. El estado crítico se activa cuando la estación presenta z &lt; −2 en el último mes o dos anomalías acumuladas de esa magnitud durante el periodo evaluado. El estado de alerta corresponde a anomalías moderadas, definidas como −2 ≤ z &lt; −1, presentes en los últimos tres meses o repetidas al menos dos veces en el año. Finalmente, el estado estable se asigna a series sin desviaciones significativas recientes.</w:t>
+        <w:jc w:val="left"/>
+        <w:rPr>
+          <w:rFonts w:hint="default" w:ascii="Times New Roman" w:hAnsi="Times New Roman" w:cs="Times New Roman"/>
+          <w:sz w:val="20"/>
+          <w:szCs w:val="20"/>
+        </w:rPr>
+      </w:pPr>
+      <w:r>
+        <w:t xml:space="preserve">La detección formal de cambios sobre las series NDVI mensuales se realizó con la función bfastmonitor() del paquete R bfast (Verbesselt et al. 2012). El método define una ventana histórica estable, ajusta sobre ella un modelo armónico-estacional que representa el comportamiento esperado de la serie y compara las observaciones del periodo de monitoreo contra esa línea base; cuando la desviación supera el umbral estadístico al nivel de significancia p &lt; 0,05, se reporta un breakpoint con fecha y magnitud. Para esta aplicación, la ventana histórica se fijó en 2013–2019 —periodo posterior a la rehabilitación hidráulica del sistema, considerado de relativa estabilidad estructural— y el periodo de monitoreo abarcó 2020–2025. A diferencia del BFAST clásico, que requiere la serie completa para identificar quiebres retrospectivos, bfastmonitor opera de forma incremental, lo que permite recalcular el estado de cada estación cada vez que ingresa una nueva composición mensual al pipeline.</w:t>
+      </w:r>
+    </w:p>
+    <w:p>
+      <w:pPr>
+        <w:pStyle w:val="23"/>
+        <w:rPr>
+          <w:rFonts w:hint="default" w:ascii="Times New Roman" w:hAnsi="Times New Roman" w:cs="Times New Roman"/>
+          <w:sz w:val="20"/>
+          <w:szCs w:val="20"/>
+        </w:rPr>
+      </w:pPr>
+      <w:r>
+        <w:rPr>
+          <w:rFonts w:hint="default" w:ascii="Times New Roman" w:hAnsi="Times New Roman" w:cs="Times New Roman"/>
+          <w:color w:val="000000"/>
+          <w:sz w:val="20"/>
+          <w:szCs w:val="20"/>
+        </w:rPr>
+        <w:t xml:space="preserve">El script src/python/alertas_manglar.py integra el resultado de bfastmonitor con el z-score NDVI mensual para clasificar cada estación en tres categorías: estable, alerta o crítica. El estado crítico se activa cuando bfastmonitor reporta un breakpoint vigente en el periodo de monitoreo o cuando la estación presenta z &lt; −2 en el último mes; el estado de alerta corresponde a dos o más anomalías persistentes en los últimos cuatro meses sin breakpoint formal; el estado estable agrupa estaciones sin breakpoint detectado y con z-score dentro de banda durante los doce meses previos.</w:t>
       </w:r>
     </w:p>
     <w:p>
@@ -17487,7 +17501,7 @@
                 <w:sz w:val="18"/>
                 <w:szCs w:val="18"/>
               </w:rPr>
-              <w:t>02_time_series.ipynb, 02b_bfast_ndvi_R.ipynb, 02c_bfast_manglar_unificado.ipynb</w:t>
+              <w:t>02_time_series.ipynb, 02b_bfast_ndvi_R.ipynb, 02c_bfast_manglar_unificado.ipynb, 06b_bfast_monitor_R.ipynb</w:t>
             </w:r>
           </w:p>
         </w:tc>
@@ -19200,6 +19214,32 @@
           <w:szCs w:val="20"/>
         </w:rPr>
         <w:t>, 100938. https://doi.org/10.1016/j.rsase.2023.100938</w:t>
+      </w:r>
+    </w:p>
+    <w:p>
+      <w:pPr>
+        <w:pStyle w:val="3"/>
+        <w:rPr>
+          <w:rFonts w:hint="default" w:ascii="Times New Roman" w:hAnsi="Times New Roman" w:cs="Times New Roman"/>
+          <w:sz w:val="20"/>
+          <w:szCs w:val="20"/>
+        </w:rPr>
+      </w:pPr>
+      <w:r>
+        <w:t xml:space="preserve">Verbesselt, J., Hyndman, R., Newnham, G., y Culvenor, D. (2010). Detecting trend and seasonal changes in satellite image time series. Remote Sensing of Environment, 114(1), 106–115. https://doi.org/10.1016/j.rse.2009.08.014</w:t>
+      </w:r>
+    </w:p>
+    <w:p>
+      <w:pPr>
+        <w:pStyle w:val="3"/>
+        <w:rPr>
+          <w:rFonts w:hint="default" w:ascii="Times New Roman" w:hAnsi="Times New Roman" w:cs="Times New Roman"/>
+          <w:sz w:val="20"/>
+          <w:szCs w:val="20"/>
+        </w:rPr>
+      </w:pPr>
+      <w:r>
+        <w:t xml:space="preserve">Verbesselt, J., Zeileis, A., y Herold, M. (2012). Near real-time disturbance detection using satellite image time series. Remote Sensing of Environment, 123, 98–108. https://doi.org/10.1016/j.rse.2012.02.022</w:t>
       </w:r>
     </w:p>
     <w:p>

--- a/docs/informe_final.docx
+++ b/docs/informe_final.docx
@@ -326,7 +326,7 @@
           <w:sz w:val="20"/>
           <w:szCs w:val="20"/>
         </w:rPr>
-        <w:t>La Ciénaga Grande de Santa Marta (CGSM), sitio Ramsar y Reserva de Biosfera UNESCO, constituye el complejo lagunar costero más extenso de Colombia y ha experimentado ciclos recurrentes de degradación y recuperación del manglar asociados con la hipersalinización crónica y la variabilidad climática del ciclo El Niño-Oscilación del Sur (ENSO). Este estudio caracterizó la dinámica espaciotemporal del manglar entre 2013 y 2025 sobre los 835,3 km² del área protegida oficial, conformada por el Santuario de Fauna y Flora CGSM y el Vía Parque Isla de Salamanca, mediante un pipeline multilenguaje desarrollado en Python, R y Julia. El flujo integró una serie mensual de 929 observaciones de NDVI derivadas de Landsat 8 y Sentinel-2, segmentación guiada por prompts con SamGeo, métricas de fragmentación del paisaje, detección de inundación con Sentinel-1 SAR y análisis de cuatro forzamientos climático-hidrológicos: ERA5-Land, índices ENSO de NOAA, caudal IDEAM y precipitación CHIRPS. Los resultados identificaron quiebres estructurales mediante BFAST en 2016 y un evento puntual de mortandad del manglar en septiembre de 2020, asociado con 43,08 km² de inundación bajo dosel. Entre el periodo de degradación y el estado actual, la cobertura clasificada como manglar se redujo de 12.426 ha a 4.037 ha, mientras que la estructura del paisaje mostró consolidación, con aumento del área media de parche de 157 ha a 269 ha y recuperación del NDVI mediano del dosel de 0,60 a 0,80 desde 2022. La validación doble del clasificador por umbrales obtuvo F1-scores de 0,583 frente a la cartografía oficial INVEMAR 1:25.000 y de 0,548 frente a ESA WorldCover v200, mientras que el clasificador Random Forest elevó estos valores a 0,826 y 0,889, respectivamente. Finalmente, el pipeline incorporó un módulo operativo de alertas tempranas como base para un futuro Gemelo Digital de la CGSM, clasificando las ocho estaciones de monitoreo en cinco estables, tres en alerta y ninguna en estado crítico al cierre del periodo evaluado.</w:t>
+        <w:t>La Ciénaga Grande de Santa Marta (CGSM), sitio Ramsar y Reserva de Biosfera UNESCO, constituye el complejo lagunar costero más extenso de Colombia y ha experimentado ciclos recurrentes de degradación y recuperación del manglar asociados con la hipersalinización crónica y la variabilidad climática del ciclo El Niño-Oscilación del Sur (ENSO). Este estudio caracterizó la dinámica espaciotemporal del manglar entre 2013 y 2025 sobre los 835,3 km² del área protegida oficial, conformada por el Santuario de Fauna y Flora CGSM y el Vía Parque Isla de Salamanca, mediante un pipeline multilenguaje desarrollado en Python, R y Julia. El flujo integró una serie mensual de 929 observaciones de NDVI derivadas de Landsat 8 y Sentinel-2, segmentación guiada por prompts con SamGeo, métricas de fragmentación del paisaje, detección de inundación con Sentinel-1 SAR y análisis de cuatro forzamientos climático-hidrológicos: ERA5-Land, índices ENSO de NOAA, caudal IDEAM y precipitación CHIRPS. Los resultados identificaron quiebres estructurales mediante BFAST en 2016 y un evento puntual de mortandad del manglar en septiembre de 2020, asociado con 43,08 km² de inundación bajo dosel. Entre el periodo de degradación y el estado actual, la cobertura clasificada como manglar se redujo de 12.426 ha a 4.037 ha, mientras que la estructura del paisaje mostró consolidación, con aumento del área media de parche de 157 ha a 269 ha y recuperación del NDVI mediano del dosel de 0,60 a 0,80 desde 2022. La validación doble del clasificador por umbrales obtuvo F1-scores de 0,583 frente a la cartografía oficial INVEMAR 1:25.000 y de 0,548 frente a ESA WorldCover v200, mientras que el clasificador Random Forest elevó estos valores a 0,826 y 0,889, respectivamente. Finalmente, el pipeline incorporó un módulo de alertas tempranas como base para un futuro Gemelo Digital de la CGSM, clasificando las ocho estaciones de monitoreo en cinco estables, tres en alerta y ninguna en estado crítico al cierre del periodo evaluado.</w:t>
       </w:r>
     </w:p>
     <w:p>
@@ -675,7 +675,7 @@
           <w:sz w:val="20"/>
           <w:szCs w:val="20"/>
         </w:rPr>
-        <w:t>En consecuencia, el vacío metodológico que aborda este trabajo no radica en la ausencia de información sobre manglares en la CGSM, sino en la falta de un flujo reproducible que articule, en una misma arquitectura, observación óptica, radar, segmentación automática, métricas de fragmentación, análisis de quiebres temporales y forzamientos climático-hidrológicos. La aparición de modelos fundacionales como Segment Anything Model, SAM, y su adaptación geoespacial mediante SamGeo, abre una oportunidad para complementar las clasificaciones convencionales con segmentación guiada por prompts. En paralelo, el concepto de Gemelo Digital aplicado a humedales ofrece un marco para integrar observación de la Tierra, modelos físicos, aprendizaje automático y alertas tempranas en la gestión adaptativa de ecosistemas. Bajo este enfoque, el presente proyecto se plantea como un componente operativo inicial para el seguimiento reproducible del manglar de la CGSM, conectando series satelitales, segmentación espacial, fragmentación del paisaje y forzamientos hidroclimáticos.</w:t>
+        <w:t>En consecuencia, el vacío metodológico que aborda este trabajo no radica en la ausencia de información sobre manglares en la CGSM, sino en la falta de un flujo reproducible que articule, en una misma arquitectura, observación óptica, radar, segmentación automática, métricas de fragmentación, análisis de quiebres temporales y forzamientos climático-hidrológicos. La aparición de modelos fundacionales como Segment Anything Model, SAM, y su adaptación geoespacial mediante SamGeo, abre una oportunidad para complementar las clasificaciones convencionales con segmentación guiada por prompts. En paralelo, el concepto de Gemelo Digital aplicado a humedales ofrece un marco para integrar observación de la Tierra, modelos físicos, aprendizaje automático y alertas tempranas en la gestión adaptativa de ecosistemas. Bajo este enfoque, el presente proyecto se plantea como un componente inicial para el seguimiento reproducible del manglar de la CGSM, conectando series satelitales, segmentación espacial, fragmentación del paisaje y forzamientos hidroclimáticos.</w:t>
       </w:r>
     </w:p>
     <w:bookmarkEnd w:id="2"/>
@@ -5671,7 +5671,7 @@
           <w:sz w:val="20"/>
           <w:szCs w:val="20"/>
         </w:rPr>
-        <w:t>El flujo metodológico completo se resume en la Figura 3, que integra las cinco fases técnicas y el módulo transversal de forzamiento climático. El detalle operativo de entradas, herramientas, lenguajes y salidas se presenta en el Anexo F.7.</w:t>
+        <w:t>El flujo metodológico completo se resume en la Figura 3, que integra las cinco fases técnicas y el módulo transversal de forzamiento climático. El detalle de implementación de entradas, herramientas, lenguajes y salidas se presenta en el Anexo F.7.</w:t>
       </w:r>
     </w:p>
     <w:p>
@@ -14604,7 +14604,7 @@
           <w:sz w:val="20"/>
           <w:szCs w:val="20"/>
         </w:rPr>
-        <w:t>8.8 Módulo operativo de alertas tempranas</w:t>
+        <w:t>8.8 Módulo de alertas tempranas</w:t>
       </w:r>
     </w:p>
     <w:p>
@@ -17063,7 +17063,7 @@
           <w:sz w:val="20"/>
           <w:szCs w:val="20"/>
         </w:rPr>
-        <w:t>En este contexto, el módulo de alertas tempranas desarrollado en este trabajo se plantea como un componente operativo inicial para apoyar la vigilancia de perturbaciones hidroclimáticas en humedales costeros tropicales. La articulación entre BFAST, la Global Flood Database, los forzamientos asociados a ENSO y la vigilancia mensual de NDVI y SAR-VH permite transformar datos satelitales en indicadores útiles para la gestión adaptativa, la priorización de zonas de monitoreo y la respuesta ante crisis ambientales.</w:t>
+        <w:t>En este contexto, el módulo de alertas tempranas desarrollado en este trabajo se plantea como un componente inicial para apoyar la vigilancia de perturbaciones hidroclimáticas en humedales costeros tropicales. La articulación entre BFAST, la Global Flood Database, los forzamientos asociados a ENSO y la vigilancia mensual de NDVI y SAR-VH permite transformar datos satelitales en indicadores útiles para la gestión adaptativa, la priorización de zonas de monitoreo y la respuesta ante crisis ambientales.</w:t>
       </w:r>
     </w:p>
     <w:bookmarkEnd w:id="27"/>
